--- a/docs/downloads/منوعات/تم/doc_0722.docx
+++ b/docs/downloads/منوعات/تم/doc_0722.docx
@@ -1,119 +1,74 @@
 
 <file path=word/document.xml><?xml version="1.0" encoding="utf-8"?>
-<w:document xmlns:wpc="http://schemas.microsoft.com/office/word/2010/wordprocessingCanvas" xmlns:cx="http://schemas.microsoft.com/office/drawing/2014/chartex" xmlns:cx1="http://schemas.microsoft.com/office/drawing/2015/9/8/chartex" xmlns:cx2="http://schemas.microsoft.com/office/drawing/2015/10/21/chartex" xmlns:cx3="http://schemas.microsoft.com/office/drawing/2016/5/9/chartex" xmlns:cx4="http://schemas.microsoft.com/office/drawing/2016/5/10/chartex" xmlns:cx5="http://schemas.microsoft.com/office/drawing/2016/5/11/chartex" xmlns:cx6="http://schemas.microsoft.com/office/drawing/2016/5/12/chartex" xmlns:cx7="http://schemas.microsoft.com/office/drawing/2016/5/13/chartex" xmlns:cx8="http://schemas.microsoft.com/office/drawing/2016/5/14/chartex" xmlns:mc="http://schemas.openxmlformats.org/markup-compatibility/2006" xmlns:aink="http://schemas.microsoft.com/office/drawing/2016/ink" xmlns:am3d="http://schemas.microsoft.com/office/drawing/2017/model3d" xmlns:o="urn:schemas-microsoft-com:office:office" xmlns:r="http://schemas.openxmlformats.org/officeDocument/2006/relationships" xmlns:m="http://schemas.openxmlformats.org/officeDocument/2006/math" xmlns:v="urn:schemas-microsoft-com:vml" xmlns:wp14="http://schemas.microsoft.com/office/word/2010/wordprocessingDrawing" xmlns:wp="http://schemas.openxmlformats.org/drawingml/2006/wordprocessingDrawing" xmlns:w10="urn:schemas-microsoft-com:office:word" xmlns:w="http://schemas.openxmlformats.org/wordprocessingml/2006/main" xmlns:w14="http://schemas.microsoft.com/office/word/2010/wordml" xmlns:w15="http://schemas.microsoft.com/office/word/2012/wordml" xmlns:w16cid="http://schemas.microsoft.com/office/word/2016/wordml/cid" xmlns:w16se="http://schemas.microsoft.com/office/word/2015/wordml/symex" xmlns:wpg="http://schemas.microsoft.com/office/word/2010/wordprocessingGroup" xmlns:wpi="http://schemas.microsoft.com/office/word/2010/wordprocessingInk" xmlns:wne="http://schemas.microsoft.com/office/word/2006/wordml" xmlns:wps="http://schemas.microsoft.com/office/word/2010/wordprocessingShape" mc:Ignorable="w14 w15 w16se w16cid wp14">
+<w:document xmlns:wpc="http://schemas.microsoft.com/office/word/2010/wordprocessingCanvas" xmlns:cx="http://schemas.microsoft.com/office/drawing/2014/chartex" xmlns:cx1="http://schemas.microsoft.com/office/drawing/2015/9/8/chartex" xmlns:cx2="http://schemas.microsoft.com/office/drawing/2015/10/21/chartex" xmlns:cx3="http://schemas.microsoft.com/office/drawing/2016/5/9/chartex" xmlns:cx4="http://schemas.microsoft.com/office/drawing/2016/5/10/chartex" xmlns:cx5="http://schemas.microsoft.com/office/drawing/2016/5/11/chartex" xmlns:cx6="http://schemas.microsoft.com/office/drawing/2016/5/12/chartex" xmlns:cx7="http://schemas.microsoft.com/office/drawing/2016/5/13/chartex" xmlns:cx8="http://schemas.microsoft.com/office/drawing/2016/5/14/chartex" xmlns:mc="http://schemas.openxmlformats.org/markup-compatibility/2006" xmlns:aink="http://schemas.microsoft.com/office/drawing/2016/ink" xmlns:am3d="http://schemas.microsoft.com/office/drawing/2017/model3d" xmlns:o="urn:schemas-microsoft-com:office:office" xmlns:oel="http://schemas.microsoft.com/office/2019/extlst" xmlns:r="http://schemas.openxmlformats.org/officeDocument/2006/relationships" xmlns:m="http://schemas.openxmlformats.org/officeDocument/2006/math" xmlns:v="urn:schemas-microsoft-com:vml" xmlns:wp14="http://schemas.microsoft.com/office/word/2010/wordprocessingDrawing" xmlns:wp="http://schemas.openxmlformats.org/drawingml/2006/wordprocessingDrawing" xmlns:w10="urn:schemas-microsoft-com:office:word" xmlns:w="http://schemas.openxmlformats.org/wordprocessingml/2006/main" xmlns:w14="http://schemas.microsoft.com/office/word/2010/wordml" xmlns:w15="http://schemas.microsoft.com/office/word/2012/wordml" xmlns:w16cex="http://schemas.microsoft.com/office/word/2018/wordml/cex" xmlns:w16cid="http://schemas.microsoft.com/office/word/2016/wordml/cid" xmlns:w16="http://schemas.microsoft.com/office/word/2018/wordml" xmlns:w16sdtdh="http://schemas.microsoft.com/office/word/2020/wordml/sdtdatahash" xmlns:w16se="http://schemas.microsoft.com/office/word/2015/wordml/symex" xmlns:wpg="http://schemas.microsoft.com/office/word/2010/wordprocessingGroup" xmlns:wpi="http://schemas.microsoft.com/office/word/2010/wordprocessingInk" xmlns:wne="http://schemas.microsoft.com/office/word/2006/wordml" xmlns:wps="http://schemas.microsoft.com/office/word/2010/wordprocessingShape" mc:Ignorable="w14 w15 w16se w16cid w16 w16cex w16sdtdh wp14">
   <w:body>
     <w:p>
       <w:pPr>
         <w:bidi/>
         <w:jc w:val="both"/>
         <w:rPr>
-          <w:rStyle w:val="Hyperlink"/>
-          <w:rFonts w:ascii="Sakkal Majalla" w:hAnsi="Sakkal Majalla" w:cs="Sakkal Majalla"/>
-          <w:sz w:val="28"/>
-          <w:szCs w:val="28"/>
-          <w:rtl/>
+          <w:rtl/>
+          <w:lang w:bidi="ar-SA"/>
         </w:rPr>
       </w:pPr>
-      <w:r>
-        <w:rPr>
-          <w:rFonts w:ascii="Sakkal Majalla" w:hAnsi="Sakkal Majalla" w:cs="Sakkal Majalla"/>
-          <w:sz w:val="28"/>
-          <w:szCs w:val="28"/>
-          <w:rtl/>
-        </w:rPr>
-        <w:fldChar w:fldCharType="begin"/>
-      </w:r>
-      <w:r>
-        <w:rPr>
-          <w:rFonts w:ascii="Sakkal Majalla" w:hAnsi="Sakkal Majalla" w:cs="Sakkal Majalla"/>
-          <w:sz w:val="28"/>
-          <w:szCs w:val="28"/>
-          <w:rtl/>
-        </w:rPr>
-        <w:instrText xml:space="preserve"> </w:instrText>
-      </w:r>
-      <w:r>
-        <w:rPr>
-          <w:rFonts w:ascii="Sakkal Majalla" w:hAnsi="Sakkal Majalla" w:cs="Sakkal Majalla"/>
-          <w:sz w:val="28"/>
-          <w:szCs w:val="28"/>
-        </w:rPr>
-        <w:instrText>HYPERLINK</w:instrText>
-      </w:r>
-      <w:r>
-        <w:rPr>
-          <w:rFonts w:ascii="Sakkal Majalla" w:hAnsi="Sakkal Majalla" w:cs="Sakkal Majalla"/>
-          <w:sz w:val="28"/>
-          <w:szCs w:val="28"/>
-          <w:rtl/>
-        </w:rPr>
-        <w:instrText xml:space="preserve"> "</w:instrText>
-      </w:r>
-      <w:r>
-        <w:rPr>
-          <w:rFonts w:ascii="Sakkal Majalla" w:hAnsi="Sakkal Majalla" w:cs="Sakkal Majalla"/>
-          <w:sz w:val="28"/>
-          <w:szCs w:val="28"/>
-        </w:rPr>
-        <w:instrText>https://www.soundwords.de/was-bedeutet-gemeinschaft-mit-dem-vater-a782.html?search_q=vater&amp;search_NaviResultNo=4&amp;search_NaviArticleId=782</w:instrText>
-      </w:r>
-      <w:r>
-        <w:rPr>
-          <w:rFonts w:ascii="Sakkal Majalla" w:hAnsi="Sakkal Majalla" w:cs="Sakkal Majalla"/>
-          <w:sz w:val="28"/>
-          <w:szCs w:val="28"/>
-          <w:rtl/>
-        </w:rPr>
-        <w:instrText xml:space="preserve">" </w:instrText>
-      </w:r>
-      <w:r>
-        <w:rPr>
-          <w:rFonts w:ascii="Sakkal Majalla" w:hAnsi="Sakkal Majalla" w:cs="Sakkal Majalla"/>
-          <w:sz w:val="28"/>
-          <w:szCs w:val="28"/>
-          <w:rtl/>
-        </w:rPr>
-        <w:fldChar w:fldCharType="separate"/>
-      </w:r>
-      <w:r>
-        <w:rPr>
-          <w:rStyle w:val="Hyperlink"/>
-          <w:rFonts w:ascii="Sakkal Majalla" w:hAnsi="Sakkal Majalla" w:cs="Sakkal Majalla" w:hint="cs"/>
-          <w:sz w:val="28"/>
-          <w:szCs w:val="28"/>
-          <w:rtl/>
-        </w:rPr>
-        <w:t>ماذا تعني الشركة مع الآب؟</w:t>
-      </w:r>
+      <w:hyperlink r:id="rId4" w:history="1">
+        <w:r>
+          <w:rPr>
+            <w:rStyle w:val="Hyperlink"/>
+            <w:rFonts w:hint="cs"/>
+            <w:rtl/>
+            <w:lang w:bidi="ar-SA"/>
+          </w:rPr>
+          <w:t>الخلوة</w:t>
+        </w:r>
+        <w:r>
+          <w:rPr>
+            <w:rStyle w:val="Hyperlink"/>
+            <w:rFonts w:hint="cs"/>
+            <w:rtl/>
+            <w:lang w:bidi="ar-SA"/>
+          </w:rPr>
+          <w:t xml:space="preserve"> مع الله</w:t>
+        </w:r>
+      </w:hyperlink>
     </w:p>
     <w:p>
       <w:pPr>
         <w:bidi/>
         <w:jc w:val="both"/>
         <w:rPr>
-          <w:rFonts w:ascii="Sakkal Majalla" w:hAnsi="Sakkal Majalla" w:cs="Sakkal Majalla"/>
-          <w:sz w:val="28"/>
-          <w:szCs w:val="28"/>
-          <w:rtl/>
+          <w:rtl/>
+          <w:lang w:bidi="ar-SA"/>
         </w:rPr>
       </w:pPr>
       <w:r>
         <w:rPr>
-          <w:rFonts w:ascii="Sakkal Majalla" w:hAnsi="Sakkal Majalla" w:cs="Sakkal Majalla"/>
-          <w:sz w:val="28"/>
-          <w:szCs w:val="28"/>
-          <w:rtl/>
-        </w:rPr>
-        <w:fldChar w:fldCharType="end"/>
-      </w:r>
-      <w:r>
-        <w:rPr>
-          <w:rFonts w:ascii="Sakkal Majalla" w:hAnsi="Sakkal Majalla" w:cs="Sakkal Majalla" w:hint="cs"/>
-          <w:sz w:val="28"/>
-          <w:szCs w:val="28"/>
-          <w:rtl/>
-        </w:rPr>
-        <w:t>أعداد تمهيدية: 1. يوحنا 1: 3؛ يوحنا 8: 29</w:t>
+          <w:rFonts w:hint="cs"/>
+          <w:rtl/>
+          <w:lang w:bidi="ar-SA"/>
+        </w:rPr>
+        <w:t>يوحنا 20: 26</w:t>
+      </w:r>
+    </w:p>
+    <w:p>
+      <w:pPr>
+        <w:jc w:val="both"/>
+        <w:rPr>
+          <w:lang w:bidi="ar-SA"/>
+        </w:rPr>
+      </w:pPr>
+      <w:r>
+        <w:rPr>
+          <w:lang w:bidi="ar-SA"/>
+        </w:rPr>
+        <w:t>G. H. K</w:t>
+      </w:r>
+      <w:r>
+        <w:rPr>
+          <w:rtl/>
+          <w:lang w:bidi="ar-SA"/>
+        </w:rPr>
+        <w:t>.</w:t>
       </w:r>
     </w:p>
     <w:p>
@@ -121,23 +76,75 @@
         <w:bidi/>
         <w:jc w:val="both"/>
         <w:rPr>
-          <w:rFonts w:ascii="Sakkal Majalla" w:hAnsi="Sakkal Majalla" w:cs="Sakkal Majalla"/>
-          <w:b/>
-          <w:bCs/>
-          <w:sz w:val="28"/>
-          <w:szCs w:val="28"/>
-          <w:rtl/>
+          <w:rtl/>
+          <w:lang w:bidi="ar-SA"/>
         </w:rPr>
       </w:pPr>
       <w:r>
         <w:rPr>
-          <w:rFonts w:ascii="Sakkal Majalla" w:hAnsi="Sakkal Majalla" w:cs="Sakkal Majalla"/>
-          <w:b/>
-          <w:bCs/>
-          <w:sz w:val="28"/>
-          <w:szCs w:val="28"/>
-        </w:rPr>
-        <w:t>John Thomas Mawson</w:t>
+          <w:rFonts w:hint="cs"/>
+          <w:rtl/>
+          <w:lang w:bidi="ar-SA"/>
+        </w:rPr>
+        <w:t>"</w:t>
+      </w:r>
+      <w:r>
+        <w:rPr>
+          <w:rtl/>
+        </w:rPr>
+        <w:t xml:space="preserve"> </w:t>
+      </w:r>
+      <w:r>
+        <w:rPr>
+          <w:rtl/>
+          <w:lang w:bidi="ar-SA"/>
+        </w:rPr>
+        <w:t>وَالأَبْوَابُ مُغَلَّقَةٌ</w:t>
+      </w:r>
+      <w:r>
+        <w:rPr>
+          <w:rFonts w:hint="cs"/>
+          <w:rtl/>
+          <w:lang w:bidi="ar-SA"/>
+        </w:rPr>
+        <w:t>" (يوحنا 20: 26). في هذه الجملة البسيطة يوجد أكثر مما يلاحظه المرء لأول وهلة. هي تكلمنا كيف مَن قام في يوم القيامة وقف فجأة في عليّة مغلّقة بإحكام وسط التلاميذ. إلى هنا الخبر</w:t>
+      </w:r>
+      <w:r>
+        <w:rPr>
+          <w:rFonts w:hint="cs"/>
+          <w:rtl/>
+          <w:lang w:bidi="ar-SA"/>
+        </w:rPr>
+        <w:t xml:space="preserve"> عن أمر عجيب. لكن هذه الجملة هي أيضًا إشارة إلى حق روحي عظيم. بقية الأنجيليين يخبرون فقط بأن التلاميذ كانوا مجتمعين في العليّة، أما يوحنا فيُضيف الملاحظة الملفتة للنظر بأن "</w:t>
+      </w:r>
+      <w:r>
+        <w:rPr>
+          <w:rtl/>
+        </w:rPr>
+        <w:t xml:space="preserve"> </w:t>
+      </w:r>
+      <w:r>
+        <w:rPr>
+          <w:rtl/>
+          <w:lang w:bidi="ar-SA"/>
+        </w:rPr>
+        <w:t>وَكَانَتِ الأَبْوَابُ مُغَلَّقَةً حَيْثُ كَانَ التَّلاَمِيذُ مُجْتَمِعِينَ لِسَبَبِ الْخَوْفِ مِنَ الْيَهُودِ،</w:t>
+      </w:r>
+      <w:r>
+        <w:rPr>
+          <w:rFonts w:hint="cs"/>
+          <w:rtl/>
+          <w:lang w:bidi="ar-SA"/>
+        </w:rPr>
+        <w:t xml:space="preserve">" والرب الإلهي بذاته مَن خرج من القبر بالرغم من </w:t>
+      </w:r>
+      <w:r>
+        <w:rPr>
+          <w:rFonts w:hint="cs"/>
+          <w:rtl/>
+          <w:lang w:bidi="ar-SA"/>
+        </w:rPr>
+        <w:t>فوّهته المختومة بالحجر، دخل بالرغم من الأبواب المغلّقة إلى داخل العليّة، لأنه لم يكن بمقدور أي عائق مادي أرضي أن يعيق كامل حرية حياة قيامته المجيدة؛ وتحيته بالسلام جعلتهم يفرحون فرحًا لم يكن يعرفونه من قبل.</w:t>
       </w:r>
     </w:p>
     <w:p>
@@ -145,92 +152,100 @@
         <w:bidi/>
         <w:jc w:val="both"/>
         <w:rPr>
-          <w:rFonts w:ascii="Sakkal Majalla" w:hAnsi="Sakkal Majalla" w:cs="Sakkal Majalla"/>
-          <w:sz w:val="28"/>
-          <w:szCs w:val="28"/>
-          <w:rtl/>
+          <w:rtl/>
+          <w:lang w:bidi="ar-SA"/>
         </w:rPr>
       </w:pPr>
       <w:r>
         <w:rPr>
-          <w:rFonts w:ascii="Sakkal Majalla" w:hAnsi="Sakkal Majalla" w:cs="Sakkal Majalla" w:hint="cs"/>
-          <w:sz w:val="28"/>
-          <w:szCs w:val="28"/>
-          <w:rtl/>
-        </w:rPr>
-        <w:t>ربما نحن نمجّد اسم الله، لأنه أعلن لنا عن قيمة ابنه الحبيب؛ لأنه منذ أن كان الابن الحبيب بيننا أصبحت حقيقة نعيشها. يا لفرحة الآب به حينما قضى حياته هنا على الأرض! نحن فرحين ونفرح، بأنه هكذا حدث، بأن الآب وجد في العالم</w:t>
-      </w:r>
-      <w:r>
-        <w:rPr>
-          <w:rFonts w:ascii="Sakkal Majalla" w:hAnsi="Sakkal Majalla" w:cs="Sakkal Majalla" w:hint="cs"/>
-          <w:sz w:val="28"/>
-          <w:szCs w:val="28"/>
+          <w:rFonts w:hint="cs"/>
+          <w:rtl/>
+          <w:lang w:bidi="ar-SA"/>
+        </w:rPr>
+        <w:t xml:space="preserve">ولكن ألا تلقى جميع زياراته المباركة مفهومًا حقيقيًا وعميقًا لدى النفوس عندما تكون الأبواب مغلّقة؟ نحن نحتاج بأن نُغلق الأبواب من أجل أقدس عِشرة معه. هو يحتاج أبوابًا مغلّقة لبشراه المعزية التي يريد أن يشاركنا بها. إن "نبرة </w:t>
+      </w:r>
+      <w:r>
+        <w:rPr>
+          <w:rFonts w:hint="cs"/>
+          <w:rtl/>
+          <w:lang w:bidi="ar-SA"/>
+        </w:rPr>
+        <w:t xml:space="preserve">صوته الخفيف الرقيق" سنسمعها بوضوح إن كان صوت العالم الصاخب مغلّقًا ونحن موجودين في مكان مجده المُخفى (1. ملوك 19: 9 </w:t>
+      </w:r>
+      <w:r>
+        <w:rPr>
+          <w:rtl/>
+          <w:lang w:bidi="ar-SA"/>
+        </w:rPr>
+        <w:t>–</w:t>
+      </w:r>
+      <w:r>
+        <w:rPr>
+          <w:rFonts w:hint="cs"/>
+          <w:rtl/>
+          <w:lang w:bidi="ar-SA"/>
+        </w:rPr>
+        <w:t xml:space="preserve"> 18). أفلا يشدد الرب بالذات في هذا الخبر الذي به يضع قاعدة للعِشرة معه، على الغلق والاختلاء؟ "</w:t>
+      </w:r>
+      <w:r>
+        <w:rPr>
           <w:rtl/>
         </w:rPr>
         <w:t xml:space="preserve"> </w:t>
       </w:r>
       <w:r>
         <w:rPr>
-          <w:rFonts w:ascii="Sakkal Majalla" w:hAnsi="Sakkal Majalla" w:cs="Sakkal Majalla" w:hint="cs"/>
-          <w:sz w:val="28"/>
-          <w:szCs w:val="28"/>
-          <w:rtl/>
-        </w:rPr>
-        <w:t xml:space="preserve">المرؤوس من إبليس، شخصًا في يسوع اتفق </w:t>
-      </w:r>
-      <w:r>
-        <w:rPr>
-          <w:rFonts w:ascii="Sakkal Majalla" w:hAnsi="Sakkal Majalla" w:cs="Sakkal Majalla" w:hint="cs"/>
-          <w:sz w:val="28"/>
-          <w:szCs w:val="28"/>
-          <w:rtl/>
-        </w:rPr>
-        <w:t>ب</w:t>
-      </w:r>
-      <w:r>
-        <w:rPr>
-          <w:rFonts w:ascii="Sakkal Majalla" w:hAnsi="Sakkal Majalla" w:cs="Sakkal Majalla" w:hint="cs"/>
-          <w:sz w:val="28"/>
-          <w:szCs w:val="28"/>
-          <w:rtl/>
-        </w:rPr>
-        <w:t>كل فكر، كل كلمة وكل فعل تمامًا مع فكره. إننا ليس لنا فرح أعظم من أن نتتبع خطواته بأفكارنا عبر العالم، إذ دائمًا كان يتكلم بكلمات الآب وأعمال الآب. لم يحدث أبدًا أنه أرضى نفسه، على الرغم من أنه في الواقع هو وحده مَن كان له من بين جميع الناس الحق بأن يفعل ذلك. ولو فعل هذا، فإنه كان سيفعل كل شيء في الطريقة الصحيحة. لكنه كان مُرضيًا للآب. "</w:t>
-      </w:r>
-      <w:r>
-        <w:rPr>
-          <w:rFonts w:ascii="Sakkal Majalla" w:hAnsi="Sakkal Majalla" w:cs="Sakkal Majalla"/>
-          <w:sz w:val="28"/>
-          <w:szCs w:val="28"/>
-          <w:rtl/>
-        </w:rPr>
-        <w:t>فِي كُلِّ حِينٍ أَفْعَلُ مَا يُرْضِيهِ».</w:t>
-      </w:r>
-      <w:r>
-        <w:rPr>
-          <w:rFonts w:ascii="Sakkal Majalla" w:hAnsi="Sakkal Majalla" w:cs="Sakkal Majalla" w:hint="cs"/>
-          <w:sz w:val="28"/>
-          <w:szCs w:val="28"/>
-          <w:rtl/>
-        </w:rPr>
-        <w:t xml:space="preserve">" أبوه كان الغرض الوحيد في حياته. هو لم يكن لديه أي دافع آخر غير </w:t>
-      </w:r>
-      <w:r>
-        <w:rPr>
-          <w:rFonts w:ascii="Sakkal Majalla" w:hAnsi="Sakkal Majalla" w:cs="Sakkal Majalla" w:hint="cs"/>
-          <w:sz w:val="28"/>
-          <w:szCs w:val="28"/>
-          <w:rtl/>
-        </w:rPr>
-        <w:t>م</w:t>
-      </w:r>
-      <w:r>
-        <w:rPr>
-          <w:rFonts w:ascii="Sakkal Majalla" w:hAnsi="Sakkal Majalla" w:cs="Sakkal Majalla" w:hint="cs"/>
-          <w:sz w:val="28"/>
-          <w:szCs w:val="28"/>
-          <w:rtl/>
-        </w:rPr>
-        <w:t>جد الآب.</w:t>
+          <w:rtl/>
+          <w:lang w:bidi="ar-SA"/>
+        </w:rPr>
+        <w:t xml:space="preserve">فَادْخُلْ إِلَى مِخْدَعِكَ وَأَغْلِقْ بَابَكَ، وَصَلِّ إِلَى أَبِيكَ </w:t>
+      </w:r>
+      <w:r>
+        <w:rPr>
+          <w:rFonts w:hint="cs"/>
+          <w:rtl/>
+          <w:lang w:bidi="ar-SA"/>
+        </w:rPr>
+        <w:t>...</w:t>
+      </w:r>
+      <w:r>
+        <w:rPr>
+          <w:rtl/>
+          <w:lang w:bidi="ar-SA"/>
+        </w:rPr>
+        <w:t xml:space="preserve">الَّذِي يَرَى فِي الْخَفَاءِ </w:t>
+      </w:r>
+      <w:r>
+        <w:rPr>
+          <w:rFonts w:hint="cs"/>
+          <w:rtl/>
+          <w:lang w:bidi="ar-SA"/>
+        </w:rPr>
+        <w:t xml:space="preserve">" (متى 6: 6). هنا الرب لا يقول فقط، بأن ليس على المرء أن يصلّي لتنظره الناس، وإنما أيضًا بأنه لا يجب في الصلاة أن يكون في النفس </w:t>
+      </w:r>
+      <w:r>
+        <w:rPr>
+          <w:rFonts w:hint="cs"/>
+          <w:rtl/>
+          <w:lang w:bidi="ar-SA"/>
+        </w:rPr>
+        <w:t xml:space="preserve">أي حثّ، </w:t>
+      </w:r>
+      <w:r>
+        <w:rPr>
+          <w:rFonts w:hint="cs"/>
+          <w:rtl/>
+          <w:lang w:bidi="ar-SA"/>
+        </w:rPr>
+        <w:t xml:space="preserve">أو </w:t>
+      </w:r>
+      <w:r>
+        <w:rPr>
+          <w:rFonts w:hint="cs"/>
+          <w:rtl/>
+          <w:lang w:bidi="ar-SA"/>
+        </w:rPr>
+        <w:t>أي تشتت. فالصلاة بحاجة لمكان هادئ ولوقت هادئ وقبل أي شيء قلبًا هادئًا.</w:t>
       </w:r>
     </w:p>
     <w:p>
@@ -238,20 +253,64 @@
         <w:bidi/>
         <w:jc w:val="both"/>
         <w:rPr>
-          <w:rFonts w:ascii="Sakkal Majalla" w:hAnsi="Sakkal Majalla" w:cs="Sakkal Majalla"/>
-          <w:sz w:val="28"/>
-          <w:szCs w:val="28"/>
-          <w:rtl/>
+          <w:rtl/>
+          <w:lang w:bidi="ar-SA"/>
         </w:rPr>
       </w:pPr>
       <w:r>
         <w:rPr>
-          <w:rFonts w:ascii="Sakkal Majalla" w:hAnsi="Sakkal Majalla" w:cs="Sakkal Majalla" w:hint="cs"/>
-          <w:sz w:val="28"/>
-          <w:szCs w:val="28"/>
-          <w:rtl/>
-        </w:rPr>
-        <w:t>هو كان هنا لكي ينجز شؤون أبيه، وقد تعجّب ولا بد أنه سبب لنفسه القدوسة والرقيقة ألمًا، بأن أمه ويوسف لم يفهما الأمر، حينما وجداه في سنه الاثني عشر في الهيكل. إننا نفهم هذا اليوم بالنعمة ونعترف بأنه كان كذلك.</w:t>
+          <w:rFonts w:hint="cs"/>
+          <w:rtl/>
+          <w:lang w:bidi="ar-SA"/>
+        </w:rPr>
+        <w:t xml:space="preserve">من دون شك من الممكن أيضًا أن تكون هنالك لحظات طيبة للصلاة في حجرة غير مخفية بأبواب مغلّقة كما وأيضًا من دون توفّر هدوء في الخارج. فنحميا مثلاً رفع قلبه في الصلاة إلى الله واستُجيب في الحال حينما كان واقفًا كساقي للملك وكان عليه أن يتحدث معه. إن أمهر الناس وسط عمله الذي يستهلكه كليًا </w:t>
+      </w:r>
+      <w:r>
+        <w:rPr>
+          <w:rtl/>
+          <w:lang w:bidi="ar-SA"/>
+        </w:rPr>
+        <w:t>–</w:t>
+      </w:r>
+      <w:r>
+        <w:rPr>
+          <w:rFonts w:hint="cs"/>
+          <w:rtl/>
+          <w:lang w:bidi="ar-SA"/>
+        </w:rPr>
+        <w:t xml:space="preserve"> الأم التي تعمل بجد وسط </w:t>
+      </w:r>
+      <w:r>
+        <w:rPr>
+          <w:rFonts w:hint="cs"/>
+          <w:rtl/>
+          <w:lang w:bidi="ar-SA"/>
+        </w:rPr>
+        <w:t xml:space="preserve">أولادها بأصواتهم المرتفعة -، المسافر في قعقعة سكة الحديد -، جميعهم يمكنهم أن يرفعوا أنظارهم وطلباتهم وإرسالها عاليًا إلى عرش النعمة ويُستجاب لهم باستجابة معزية تجعلهم أهدأ، أكثر حكمة وأكثر شجاعة مما كانوا عليه قبلاً. </w:t>
+      </w:r>
+      <w:r>
+        <w:rPr>
+          <w:rFonts w:hint="cs"/>
+          <w:rtl/>
+          <w:lang w:bidi="ar-SA"/>
+        </w:rPr>
+        <w:t>كم هذه</w:t>
+      </w:r>
+      <w:r>
+        <w:rPr>
+          <w:rFonts w:hint="cs"/>
+          <w:rtl/>
+          <w:lang w:bidi="ar-SA"/>
+        </w:rPr>
+        <w:t xml:space="preserve"> الصلوات مقوية التي تُقام </w:t>
+      </w:r>
+      <w:r>
+        <w:rPr>
+          <w:rFonts w:hint="cs"/>
+          <w:rtl/>
+          <w:lang w:bidi="ar-SA"/>
+        </w:rPr>
+        <w:t>عبر الطريق يعلم بها من اختبروها.</w:t>
       </w:r>
     </w:p>
     <w:p>
@@ -259,92 +318,57 @@
         <w:bidi/>
         <w:jc w:val="both"/>
         <w:rPr>
-          <w:rFonts w:ascii="Sakkal Majalla" w:hAnsi="Sakkal Majalla" w:cs="Sakkal Majalla"/>
-          <w:sz w:val="28"/>
-          <w:szCs w:val="28"/>
-          <w:rtl/>
+          <w:rtl/>
+          <w:lang w:bidi="ar-SA"/>
         </w:rPr>
       </w:pPr>
       <w:r>
         <w:rPr>
-          <w:rFonts w:ascii="Sakkal Majalla" w:hAnsi="Sakkal Majalla" w:cs="Sakkal Majalla" w:hint="cs"/>
-          <w:sz w:val="28"/>
-          <w:szCs w:val="28"/>
-          <w:rtl/>
-        </w:rPr>
-        <w:t>نحن نقرأ عن الشهادة عن مسرة الآب به مُعبّر عنها في الكلمات التي لا تُنتسى: "</w:t>
-      </w:r>
-      <w:r>
-        <w:rPr>
-          <w:rFonts w:ascii="Sakkal Majalla" w:hAnsi="Sakkal Majalla" w:cs="Sakkal Majalla"/>
-          <w:sz w:val="28"/>
-          <w:szCs w:val="28"/>
-          <w:rtl/>
-        </w:rPr>
-        <w:t>هذَا هُوَ ابْني الْحَبِيبُ الَّذِي بِهِ سُرِرْتُ</w:t>
-      </w:r>
-      <w:r>
-        <w:rPr>
-          <w:rFonts w:ascii="Sakkal Majalla" w:hAnsi="Sakkal Majalla" w:cs="Sakkal Majalla" w:hint="cs"/>
-          <w:sz w:val="28"/>
-          <w:szCs w:val="28"/>
-          <w:rtl/>
-        </w:rPr>
-        <w:t xml:space="preserve">"، وقلوبنا قد تحركت في التسبيح ولا يمكننا أن نكف عن القول: هو مستحق. </w:t>
-      </w:r>
-      <w:r>
-        <w:rPr>
-          <w:rFonts w:ascii="Sakkal Majalla" w:hAnsi="Sakkal Majalla" w:cs="Sakkal Majalla"/>
-          <w:sz w:val="28"/>
-          <w:szCs w:val="28"/>
-          <w:rtl/>
-        </w:rPr>
-        <w:t>–</w:t>
-      </w:r>
-      <w:r>
-        <w:rPr>
-          <w:rFonts w:ascii="Sakkal Majalla" w:hAnsi="Sakkal Majalla" w:cs="Sakkal Majalla" w:hint="cs"/>
-          <w:sz w:val="28"/>
-          <w:szCs w:val="28"/>
-          <w:rtl/>
-        </w:rPr>
-        <w:t xml:space="preserve"> الكمال الغير متناهي يستحق الترحيب الإلهي. السموات لم تستطع الصمت، فالمجد الفائق كان لا بد أن يتكلم، الآب بذاته كان لا بد له أن يُبدي رضاه برجل الأوجاع المتواضع، ونحن نرد صدى فرح السماء به. كلمات الآب هذه التي دخلت أعماق قلوب التلاميذ، تستثير في قلوبنا </w:t>
-      </w:r>
-      <w:r>
-        <w:rPr>
-          <w:rFonts w:ascii="Sakkal Majalla" w:hAnsi="Sakkal Majalla" w:cs="Sakkal Majalla" w:hint="cs"/>
-          <w:sz w:val="28"/>
-          <w:szCs w:val="28"/>
-          <w:rtl/>
-        </w:rPr>
-        <w:t>لحنًا، وفرحنا</w:t>
-      </w:r>
-      <w:r>
-        <w:rPr>
-          <w:rFonts w:ascii="Sakkal Majalla" w:hAnsi="Sakkal Majalla" w:cs="Sakkal Majalla" w:hint="cs"/>
-          <w:sz w:val="28"/>
-          <w:szCs w:val="28"/>
-          <w:rtl/>
-        </w:rPr>
-        <w:t xml:space="preserve"> وإنشادنا الذي نعلّيه هو شركتنا مع الآب </w:t>
-      </w:r>
-      <w:r>
-        <w:rPr>
-          <w:rFonts w:ascii="Sakkal Majalla" w:hAnsi="Sakkal Majalla" w:cs="Sakkal Majalla"/>
-          <w:sz w:val="28"/>
-          <w:szCs w:val="28"/>
-          <w:rtl/>
-        </w:rPr>
-        <w:t>–</w:t>
-      </w:r>
-      <w:r>
-        <w:rPr>
-          <w:rFonts w:ascii="Sakkal Majalla" w:hAnsi="Sakkal Majalla" w:cs="Sakkal Majalla" w:hint="cs"/>
-          <w:sz w:val="28"/>
-          <w:szCs w:val="28"/>
-          <w:rtl/>
-        </w:rPr>
-        <w:t xml:space="preserve"> اتحاد أفكارنا معه، باستنارة وقوة الروح القدس.</w:t>
+          <w:rFonts w:hint="cs"/>
+          <w:rtl/>
+          <w:lang w:bidi="ar-SA"/>
+        </w:rPr>
+        <w:t xml:space="preserve">لكن إن أردنا أن نختبر ملء الفرح في العِشرة مع الله، فلا بد وأن نُفسح له مكانًا خاصًا بعيدًا عن الضجيج اليومي، ونحجز له وقتًا هادئًا، حتى وإن </w:t>
+      </w:r>
+      <w:r>
+        <w:rPr>
+          <w:rFonts w:hint="cs"/>
+          <w:rtl/>
+          <w:lang w:bidi="ar-SA"/>
+        </w:rPr>
+        <w:t xml:space="preserve">اضطررنا الاختصار من </w:t>
+      </w:r>
+      <w:r>
+        <w:rPr>
+          <w:rFonts w:hint="cs"/>
+          <w:rtl/>
+          <w:lang w:bidi="ar-SA"/>
+        </w:rPr>
+        <w:t>قيلولة</w:t>
+      </w:r>
+      <w:r>
+        <w:rPr>
+          <w:rFonts w:hint="cs"/>
+          <w:rtl/>
+          <w:lang w:bidi="ar-SA"/>
+        </w:rPr>
+        <w:t xml:space="preserve"> الصباح ومن راحتنا المسائية أو من الفترة التي نستخدمها في أمور غير </w:t>
+      </w:r>
+      <w:r>
+        <w:rPr>
+          <w:rFonts w:hint="cs"/>
+          <w:rtl/>
+          <w:lang w:bidi="ar-SA"/>
+        </w:rPr>
+        <w:t>ضرورية</w:t>
+      </w:r>
+      <w:r>
+        <w:rPr>
+          <w:rFonts w:hint="cs"/>
+          <w:rtl/>
+          <w:lang w:bidi="ar-SA"/>
+        </w:rPr>
+        <w:t>.</w:t>
       </w:r>
     </w:p>
     <w:p>
@@ -352,85 +376,79 @@
         <w:bidi/>
         <w:jc w:val="both"/>
         <w:rPr>
-          <w:rFonts w:ascii="Sakkal Majalla" w:hAnsi="Sakkal Majalla" w:cs="Sakkal Majalla"/>
-          <w:sz w:val="28"/>
-          <w:szCs w:val="28"/>
-          <w:rtl/>
+          <w:rtl/>
+          <w:lang w:bidi="ar-SA"/>
         </w:rPr>
       </w:pPr>
       <w:r>
         <w:rPr>
-          <w:rFonts w:ascii="Sakkal Majalla" w:hAnsi="Sakkal Majalla" w:cs="Sakkal Majalla" w:hint="cs"/>
-          <w:sz w:val="28"/>
-          <w:szCs w:val="28"/>
-          <w:rtl/>
-        </w:rPr>
-        <w:t>هل سيكون من الصحيح بأن نقول أن مسرة الآب به ازدادت في كل يوم عاشه على الأرض؟ بالنسبة لنا يبدو الأمر أنه كذلك؛ لأن أعماق تسليم نفسه العظيمة لمشيئة الآب استُعلنت بتزايد، حينما ازدادت مقاومة الخطاة وكراهية الإنسان له وحينما لاح الصليب أمام مرأى عينيه. لا بد أن يكون القلب قاسيًا بلا مبالاته في مروره من أمام هذا القول، كالذي خرج من فم يسوع في يوحنا 10: 17، حينما لم يكن الصليب بعيدًا: "</w:t>
-      </w:r>
-      <w:r>
-        <w:rPr>
-          <w:rFonts w:ascii="Sakkal Majalla" w:hAnsi="Sakkal Majalla" w:cs="Sakkal Majalla"/>
-          <w:sz w:val="28"/>
-          <w:szCs w:val="28"/>
-          <w:rtl/>
-        </w:rPr>
-        <w:t>لِهذَا يُحِبُّنِي الآبُ، لأَنِّي أَضَعُ نَفْسِي لآخُذَهَا أَيْضًا.</w:t>
-      </w:r>
-      <w:r>
-        <w:rPr>
-          <w:rFonts w:ascii="Sakkal Majalla" w:hAnsi="Sakkal Majalla" w:cs="Sakkal Majalla" w:hint="cs"/>
-          <w:sz w:val="28"/>
-          <w:szCs w:val="28"/>
-          <w:rtl/>
-        </w:rPr>
-        <w:t xml:space="preserve">"، وإن قرأنا إلى جانب هذا القول ذلك القول: "... </w:t>
-      </w:r>
-      <w:r>
-        <w:rPr>
-          <w:rFonts w:ascii="Sakkal Majalla" w:hAnsi="Sakkal Majalla" w:cs="Sakkal Majalla"/>
-          <w:sz w:val="28"/>
-          <w:szCs w:val="28"/>
-          <w:rtl/>
-        </w:rPr>
-        <w:t>لِيَفْهَمَ الْعَالَمُ أَنِّي أُحِبُّ الآبَ، وَكَمَا أَوْصَانِي الآبُ هكَذَا أَفْعَلُ. قُومُوا نَنْطَلِقْ مِنْ ههُنَا.</w:t>
-      </w:r>
-      <w:r>
-        <w:rPr>
-          <w:rFonts w:ascii="Sakkal Majalla" w:hAnsi="Sakkal Majalla" w:cs="Sakkal Majalla" w:hint="cs"/>
-          <w:sz w:val="28"/>
-          <w:szCs w:val="28"/>
-          <w:rtl/>
-        </w:rPr>
-        <w:t>" (يوحنا 14: 31)، فنرى أمامنا مل</w:t>
-      </w:r>
-      <w:r>
-        <w:rPr>
-          <w:rFonts w:ascii="Sakkal Majalla" w:hAnsi="Sakkal Majalla" w:cs="Sakkal Majalla" w:hint="cs"/>
-          <w:sz w:val="28"/>
-          <w:szCs w:val="28"/>
-          <w:rtl/>
-        </w:rPr>
-        <w:t>ء</w:t>
-      </w:r>
-      <w:bookmarkStart w:id="0" w:name="_GoBack"/>
-      <w:bookmarkEnd w:id="0"/>
-      <w:r>
-        <w:rPr>
-          <w:rFonts w:ascii="Sakkal Majalla" w:hAnsi="Sakkal Majalla" w:cs="Sakkal Majalla" w:hint="cs"/>
-          <w:sz w:val="28"/>
-          <w:szCs w:val="28"/>
-          <w:rtl/>
-        </w:rPr>
-        <w:t xml:space="preserve"> المحبة والتي لا تنقطع، التي كانت تنبض بين الآب والابن، ونحن نقف أمامها ونهلل بفرح غامر عميق بأنه أُعلنت هذه السعادة لنا وبأن لنا حق المشاركة فيها. لأنه إن أحبه الآب، </w:t>
-      </w:r>
-      <w:r>
-        <w:rPr>
-          <w:rFonts w:ascii="Sakkal Majalla" w:hAnsi="Sakkal Majalla" w:cs="Sakkal Majalla" w:hint="cs"/>
-          <w:sz w:val="28"/>
-          <w:szCs w:val="28"/>
-          <w:rtl/>
-        </w:rPr>
-        <w:t>لأنه وضع نفسه، فإننا عندها نعلم بأنه وضعها من أجلنا نحن ولذا نحن نحبه. محبته للآب ومحبته لنا ملتهبة في شعلة كبيرة لا تستطيع أن تُطفئها مياه كثيرة، ونحن نحبه، الذي أحبه الآب، وهذا هو أساس ومصدر شركتنا مع الآب.</w:t>
+          <w:rFonts w:hint="cs"/>
+          <w:rtl/>
+          <w:lang w:bidi="ar-SA"/>
+        </w:rPr>
+        <w:t xml:space="preserve">أغلق عليك باب مخدعك، قال الرب يسوع حينما حكم على تفاخر الفريسيين وقت صلاتهم. غير أن أمر الرب هذا </w:t>
+      </w:r>
+      <w:r>
+        <w:rPr>
+          <w:rFonts w:hint="cs"/>
+          <w:rtl/>
+          <w:lang w:bidi="ar-SA"/>
+        </w:rPr>
+        <w:t xml:space="preserve">يريد أن يخبرنا </w:t>
+      </w:r>
+      <w:r>
+        <w:rPr>
+          <w:rFonts w:hint="cs"/>
+          <w:rtl/>
+          <w:lang w:bidi="ar-SA"/>
+        </w:rPr>
+        <w:t xml:space="preserve">بما هو </w:t>
+      </w:r>
+      <w:r>
+        <w:rPr>
+          <w:rFonts w:hint="cs"/>
+          <w:rtl/>
+          <w:lang w:bidi="ar-SA"/>
+        </w:rPr>
+        <w:t xml:space="preserve">أكثر من هذا. فمعناه بدرجة أولى: أغلق باب قلبك، لأنه من الممكن أن يكون معرّضًا لجميع </w:t>
+      </w:r>
+      <w:r>
+        <w:rPr>
+          <w:rFonts w:hint="cs"/>
+          <w:rtl/>
+          <w:lang w:bidi="ar-SA"/>
+        </w:rPr>
+        <w:lastRenderedPageBreak/>
+        <w:t xml:space="preserve">ملاهي الأرض واضطراباتها، بالأخص عندما تكون أبواب الغرفة مغلّقة. بعض المسيحيين يعرفون من اختبار أسيف لهم، بأنه هكذا هو الأمر. إنه لا يشعر بضغط هموم العالم والأفكار التي لا قيمة لها إلا عندما يحني ركبتيه في صلاة بالخفاء. </w:t>
+      </w:r>
+      <w:r>
+        <w:rPr>
+          <w:rFonts w:hint="cs"/>
+          <w:rtl/>
+          <w:lang w:bidi="ar-SA"/>
+        </w:rPr>
+        <w:t>ليست الهموم فقط، وإنما أيضًا عدد لا حصر له من أمور الحياة الفانية تجتمع معًا ولذا إن كنا نريد بأن نكون لوحدنا مع الله فاغلق باب قلبك واترك العالم خارجه. البحر الذي تحركه الريح لا يمكنه أن يعكس صورة السماء. إننا بحاجة بأن نصد كل الأمور العالمية عنّا، التي تريد أن تسيطر على النفس، كما قال إبراهيم مرة لعبديه عند سفح جبل المريا: "</w:t>
+      </w:r>
+      <w:r>
+        <w:rPr>
+          <w:rtl/>
+        </w:rPr>
+        <w:t xml:space="preserve"> </w:t>
+      </w:r>
+      <w:r>
+        <w:rPr>
+          <w:rtl/>
+          <w:lang w:bidi="ar-SA"/>
+        </w:rPr>
+        <w:t>اجْلِسَا أَنْتُمَا ههُنَا مَعَ الْحِمَارِ، وَأَمَّا أَنَا وَالْغُلاَمُ فَنَذْهَبُ إِلَى هُنَاكَ وَنَسْجُدُ، ثُمَّ نَرْجعُ إِلَيْكُمَا</w:t>
+      </w:r>
+      <w:r>
+        <w:rPr>
+          <w:rFonts w:hint="cs"/>
+          <w:rtl/>
+          <w:lang w:bidi="ar-SA"/>
+        </w:rPr>
+        <w:t>" (تكوين 22: 5).</w:t>
       </w:r>
     </w:p>
     <w:p>
@@ -438,111 +456,17 @@
         <w:bidi/>
         <w:jc w:val="both"/>
         <w:rPr>
-          <w:rFonts w:ascii="Sakkal Majalla" w:hAnsi="Sakkal Majalla" w:cs="Sakkal Majalla"/>
-          <w:sz w:val="28"/>
-          <w:szCs w:val="28"/>
-          <w:rtl/>
+          <w:rtl/>
+          <w:lang w:bidi="ar-SA"/>
         </w:rPr>
       </w:pPr>
       <w:r>
         <w:rPr>
-          <w:rFonts w:ascii="Sakkal Majalla" w:hAnsi="Sakkal Majalla" w:cs="Sakkal Majalla" w:hint="cs"/>
-          <w:sz w:val="28"/>
-          <w:szCs w:val="28"/>
-          <w:rtl/>
-        </w:rPr>
-        <w:t>لننتبه لكلمات الرب: "</w:t>
-      </w:r>
-      <w:r>
-        <w:rPr>
-          <w:rFonts w:ascii="Sakkal Majalla" w:hAnsi="Sakkal Majalla" w:cs="Sakkal Majalla"/>
-          <w:sz w:val="28"/>
-          <w:szCs w:val="28"/>
-          <w:rtl/>
-        </w:rPr>
-        <w:t xml:space="preserve"> </w:t>
-      </w:r>
-      <w:r>
-        <w:rPr>
-          <w:rFonts w:ascii="Sakkal Majalla" w:hAnsi="Sakkal Majalla" w:cs="Sakkal Majalla"/>
-          <w:sz w:val="28"/>
-          <w:szCs w:val="28"/>
-          <w:rtl/>
-        </w:rPr>
-        <w:t>قُومُوا نَنْطَلِقْ مِنْ ههُنَا</w:t>
-      </w:r>
-      <w:r>
-        <w:rPr>
-          <w:rFonts w:ascii="Sakkal Majalla" w:hAnsi="Sakkal Majalla" w:cs="Sakkal Majalla" w:hint="cs"/>
-          <w:sz w:val="28"/>
-          <w:szCs w:val="28"/>
-          <w:rtl/>
-        </w:rPr>
-        <w:t xml:space="preserve">." إن كلمة "ههنا" تعني بالنسبة له جثسيماني، جباثا والجلجثة، جهاد وصراع، هجومات قوة الظلمة، العار والإهانة، مظالم الناس وتلك الأعماق والآلام الغامضة تحت دينونة الله القدوسة والعادلة. إننا أبدًا لن يمكننا أن نعي ملء معنى هذه الصرخة: "إلهي، إلهي لِمَ تركتني؟" لا بد وأن دائمًا تتوارى خلفها قدرة استيعاب الطبيعة؛ لكننا نعلم، ويمكننا أن نفهم متعلمين من الله الكلمات: "... </w:t>
-      </w:r>
-      <w:r>
-        <w:rPr>
-          <w:rFonts w:ascii="Sakkal Majalla" w:hAnsi="Sakkal Majalla" w:cs="Sakkal Majalla"/>
-          <w:sz w:val="28"/>
-          <w:szCs w:val="28"/>
-          <w:rtl/>
-        </w:rPr>
-        <w:t xml:space="preserve">كَمَا أَحَبَّنَا الْمَسِيحُ أَيْضًا وَأَسْلَمَ </w:t>
-      </w:r>
-      <w:r>
-        <w:rPr>
-          <w:rFonts w:ascii="Sakkal Majalla" w:hAnsi="Sakkal Majalla" w:cs="Sakkal Majalla"/>
-          <w:sz w:val="28"/>
-          <w:szCs w:val="28"/>
-          <w:rtl/>
-        </w:rPr>
-        <w:lastRenderedPageBreak/>
-        <w:t>نَفْسَهُ لأَجْلِنَا، قُرْبَانًا وَذَبِيحَةً للهِ رَائِحَةً طَيِّبَةً.</w:t>
-      </w:r>
-      <w:r>
-        <w:rPr>
-          <w:rFonts w:ascii="Sakkal Majalla" w:hAnsi="Sakkal Majalla" w:cs="Sakkal Majalla" w:hint="cs"/>
-          <w:sz w:val="28"/>
-          <w:szCs w:val="28"/>
-          <w:rtl/>
-        </w:rPr>
-        <w:t>" (أفسس 5: 2). نحن على يقين</w:t>
-      </w:r>
-      <w:r>
-        <w:rPr>
-          <w:rFonts w:ascii="Sakkal Majalla" w:hAnsi="Sakkal Majalla" w:cs="Sakkal Majalla" w:hint="cs"/>
-          <w:sz w:val="28"/>
-          <w:szCs w:val="28"/>
-          <w:rtl/>
-        </w:rPr>
-        <w:t>، بأنه، في ساعات الظلمة تلك حينما تكبد الآلام، التي جعلها خطية لأجلنا، والتي جعلته غالي القيمة والغلاوة على نفوسنا إلى الأبد، لا بد أنه كان غاليًا بما لا يُعبّر عنه على الآب، "</w:t>
-      </w:r>
-      <w:r>
-        <w:rPr>
-          <w:rFonts w:ascii="Sakkal Majalla" w:hAnsi="Sakkal Majalla" w:cs="Sakkal Majalla"/>
-          <w:sz w:val="28"/>
-          <w:szCs w:val="28"/>
-          <w:rtl/>
-        </w:rPr>
-        <w:t xml:space="preserve"> </w:t>
-      </w:r>
-      <w:r>
-        <w:rPr>
-          <w:rFonts w:ascii="Sakkal Majalla" w:hAnsi="Sakkal Majalla" w:cs="Sakkal Majalla"/>
-          <w:sz w:val="28"/>
-          <w:szCs w:val="28"/>
-          <w:rtl/>
-        </w:rPr>
-        <w:t>قُرْبَانًا وَذَبِيحَةً للهِ رَائِحَةً طَيِّبَةً.</w:t>
-      </w:r>
-      <w:r>
-        <w:rPr>
-          <w:rFonts w:ascii="Sakkal Majalla" w:hAnsi="Sakkal Majalla" w:cs="Sakkal Majalla" w:hint="cs"/>
-          <w:sz w:val="28"/>
-          <w:szCs w:val="28"/>
-          <w:rtl/>
-        </w:rPr>
-        <w:t>". إن كانت الذبيحة من أجل الله، فقد كانت لنا أيضًا، وإن كانت غالية على الله، فهي كذلك علينا نحن أيضًا وقد أوتي بنا بحق في اتحاد مع أفكار الآب عنه.</w:t>
+          <w:rFonts w:hint="cs"/>
+          <w:rtl/>
+          <w:lang w:bidi="ar-SA"/>
+        </w:rPr>
+        <w:t>أغلق باب قلبك واترك عدم الإيمان خارجه. لا تسمح بدخول الشك الخفي لئلا تُعاق صلواتك. الله يستجيب فقط للثقة الكاملة.</w:t>
       </w:r>
     </w:p>
     <w:p>
@@ -550,317 +474,180 @@
         <w:bidi/>
         <w:jc w:val="both"/>
         <w:rPr>
-          <w:rFonts w:ascii="Sakkal Majalla" w:hAnsi="Sakkal Majalla" w:cs="Sakkal Majalla"/>
-          <w:sz w:val="28"/>
-          <w:szCs w:val="28"/>
-          <w:rtl/>
+          <w:rtl/>
+          <w:lang w:bidi="ar-SA"/>
         </w:rPr>
       </w:pPr>
       <w:r>
         <w:rPr>
-          <w:rFonts w:ascii="Sakkal Majalla" w:hAnsi="Sakkal Majalla" w:cs="Sakkal Majalla" w:hint="cs"/>
-          <w:sz w:val="28"/>
-          <w:szCs w:val="28"/>
-          <w:rtl/>
-        </w:rPr>
-        <w:t xml:space="preserve">مجد الآب زار البستان، قبل أن تصله مريم المجدلية وقبل أن يخبر القبر الفارغ الذي اختلست النظر فيه دامعة، بالحقيقة أن الله أقامه من بين الأموات. الآن نحن نعلم بأنه جالس عن يمين الآب في السماء مكللاً بالأمجاد هناك تفوق كل </w:t>
-      </w:r>
-      <w:r>
-        <w:rPr>
-          <w:rFonts w:ascii="Sakkal Majalla" w:hAnsi="Sakkal Majalla" w:cs="Sakkal Majalla" w:hint="cs"/>
-          <w:sz w:val="28"/>
-          <w:szCs w:val="28"/>
-          <w:rtl/>
-        </w:rPr>
-        <w:t>ال</w:t>
-      </w:r>
-      <w:r>
-        <w:rPr>
-          <w:rFonts w:ascii="Sakkal Majalla" w:hAnsi="Sakkal Majalla" w:cs="Sakkal Majalla" w:hint="cs"/>
-          <w:sz w:val="28"/>
-          <w:szCs w:val="28"/>
-          <w:rtl/>
-        </w:rPr>
-        <w:t xml:space="preserve">أمجاد </w:t>
-      </w:r>
-      <w:r>
-        <w:rPr>
-          <w:rFonts w:ascii="Sakkal Majalla" w:hAnsi="Sakkal Majalla" w:cs="Sakkal Majalla" w:hint="cs"/>
-          <w:sz w:val="28"/>
-          <w:szCs w:val="28"/>
-          <w:rtl/>
-        </w:rPr>
-        <w:t>ال</w:t>
-      </w:r>
-      <w:r>
-        <w:rPr>
-          <w:rFonts w:ascii="Sakkal Majalla" w:hAnsi="Sakkal Majalla" w:cs="Sakkal Majalla" w:hint="cs"/>
-          <w:sz w:val="28"/>
-          <w:szCs w:val="28"/>
-          <w:rtl/>
-        </w:rPr>
-        <w:t>أخرى. وقد أُعطي اسمًا فوق كل اسم، وكل خليقة لا بد لها أن تحني ركبت</w:t>
-      </w:r>
-      <w:r>
-        <w:rPr>
-          <w:rFonts w:ascii="Sakkal Majalla" w:hAnsi="Sakkal Majalla" w:cs="Sakkal Majalla" w:hint="cs"/>
-          <w:sz w:val="28"/>
-          <w:szCs w:val="28"/>
-          <w:rtl/>
-        </w:rPr>
-        <w:t>ي</w:t>
-      </w:r>
-      <w:r>
-        <w:rPr>
-          <w:rFonts w:ascii="Sakkal Majalla" w:hAnsi="Sakkal Majalla" w:cs="Sakkal Majalla" w:hint="cs"/>
-          <w:sz w:val="28"/>
-          <w:szCs w:val="28"/>
-          <w:rtl/>
-        </w:rPr>
-        <w:t xml:space="preserve">ها في اسمه. إننا نحيي ارتفاعه إلى أسمى مكان في السماء، </w:t>
-      </w:r>
-      <w:r>
-        <w:rPr>
-          <w:rFonts w:ascii="Sakkal Majalla" w:hAnsi="Sakkal Majalla" w:cs="Sakkal Majalla" w:hint="cs"/>
-          <w:sz w:val="28"/>
-          <w:szCs w:val="28"/>
-          <w:rtl/>
-        </w:rPr>
-        <w:t>إذ حيينا اتضاعه باندهاش. إن أوائل الناس وأكثرهم استعدادًا بأن يعترفوا باستحقاقه، بكل يقين هم القديسون المفديين، الذين يشكلون كنيسته</w:t>
-      </w:r>
-      <w:r>
-        <w:rPr>
-          <w:rFonts w:ascii="Sakkal Majalla" w:hAnsi="Sakkal Majalla" w:cs="Sakkal Majalla" w:hint="cs"/>
-          <w:sz w:val="28"/>
-          <w:szCs w:val="28"/>
-          <w:rtl/>
-        </w:rPr>
-        <w:t xml:space="preserve"> ويمثلونها</w:t>
-      </w:r>
-      <w:r>
-        <w:rPr>
-          <w:rFonts w:ascii="Sakkal Majalla" w:hAnsi="Sakkal Majalla" w:cs="Sakkal Majalla" w:hint="cs"/>
-          <w:sz w:val="28"/>
-          <w:szCs w:val="28"/>
-          <w:rtl/>
-        </w:rPr>
-        <w:t xml:space="preserve">. </w:t>
-      </w:r>
-      <w:r>
-        <w:rPr>
-          <w:rFonts w:ascii="Sakkal Majalla" w:hAnsi="Sakkal Majalla" w:cs="Sakkal Majalla" w:hint="cs"/>
-          <w:sz w:val="28"/>
-          <w:szCs w:val="28"/>
-          <w:rtl/>
-        </w:rPr>
-        <w:t xml:space="preserve">إننا ننتمي لتلك الشركة المرغوبة ونمجّد اسم الآب، الذي رفعَ مَن قد صار غاليًا علينا. نحن ننتظر مجيئه؛ إذ لأن الأكاليل والممالك له </w:t>
-      </w:r>
-      <w:r>
-        <w:rPr>
-          <w:rFonts w:ascii="Sakkal Majalla" w:hAnsi="Sakkal Majalla" w:cs="Sakkal Majalla" w:hint="cs"/>
-          <w:sz w:val="28"/>
-          <w:szCs w:val="28"/>
-          <w:rtl/>
-        </w:rPr>
-        <w:t>وكنيسته ستشاركه مجده. لأنه هكذا عقد الله الأمر. لكن إن انتهى لمعان وأفراح نصرة ملكه وقد توقف الزمن عن أن يكون ذلك، عندها سيبقى بيت الآب ونحن سنكون هناك، "مشابهين صورة ابنه ليكون هو بكرًا بين إخوة كثيرين" (رومية 8: 29). إنه سيكون المتقدم كل الأبد، موضوع محبة أبيه الأبدية ومحبة جميع قديسيه، ولذا ستكون لنا أفكارًا مشتركة إلى الأبد مع الآب عنه. سنتشارك بالمحبة التي استكانت عليه؛ لأنه هو الذي أخبرنا باسم الآب لكي تكون المحبة التي أحبه الآب بها فينا؛ ليس علينا</w:t>
-      </w:r>
-      <w:r>
-        <w:rPr>
-          <w:rFonts w:ascii="Sakkal Majalla" w:hAnsi="Sakkal Majalla" w:cs="Sakkal Majalla" w:hint="cs"/>
-          <w:sz w:val="28"/>
-          <w:szCs w:val="28"/>
-          <w:rtl/>
-        </w:rPr>
-        <w:t xml:space="preserve"> </w:t>
-      </w:r>
-      <w:r>
-        <w:rPr>
-          <w:rFonts w:ascii="Sakkal Majalla" w:hAnsi="Sakkal Majalla" w:cs="Sakkal Majalla" w:hint="cs"/>
-          <w:sz w:val="28"/>
-          <w:szCs w:val="28"/>
-          <w:rtl/>
-        </w:rPr>
-        <w:t>فقط، وإنما فينا، النصيب الذي تفرح به قلوبنا المُسلَّمة له بالكامل. لذا سيكون فرحنا الأبدي هو الشركة مع الآب ومع ابنه يسوع المسيح.</w:t>
+          <w:rFonts w:hint="cs"/>
+          <w:rtl/>
+          <w:lang w:bidi="ar-SA"/>
+        </w:rPr>
+        <w:t xml:space="preserve">اغلق باب قلبك عن الشكليات. التعبّد الشكلي من دون مشاركة القلب فيه، لا يفيد أحد بشيء. فقط بأن تصلي لكي تُرضي ضميرك، أو لأن الوقت المعدّ للصلاة قد حضر ولا بد من أن ننجز هذا الواجب، ليس هو فقط </w:t>
+      </w:r>
+      <w:r>
+        <w:rPr>
+          <w:rFonts w:hint="cs"/>
+          <w:rtl/>
+          <w:lang w:bidi="ar-SA"/>
+        </w:rPr>
+        <w:t>محاولة في خداع الله، وإنما أيضًا خداع كبير للنفس.</w:t>
       </w:r>
     </w:p>
     <w:p>
       <w:pPr>
         <w:bidi/>
-        <w:jc w:val="center"/>
-        <w:rPr>
-          <w:rFonts w:ascii="Sakkal Majalla" w:hAnsi="Sakkal Majalla" w:cs="Sakkal Majalla"/>
-          <w:sz w:val="28"/>
-          <w:szCs w:val="28"/>
-          <w:rtl/>
+        <w:jc w:val="both"/>
+        <w:rPr>
+          <w:rtl/>
+          <w:lang w:bidi="ar-SA"/>
         </w:rPr>
       </w:pPr>
       <w:r>
         <w:rPr>
-          <w:rFonts w:ascii="Sakkal Majalla" w:hAnsi="Sakkal Majalla" w:cs="Sakkal Majalla" w:hint="cs"/>
-          <w:sz w:val="28"/>
-          <w:szCs w:val="28"/>
-          <w:rtl/>
-        </w:rPr>
-        <w:t>-</w:t>
-      </w:r>
-      <w:r>
-        <w:rPr>
-          <w:rFonts w:ascii="Sakkal Majalla" w:hAnsi="Sakkal Majalla" w:cs="Sakkal Majalla" w:hint="cs"/>
-          <w:sz w:val="28"/>
-          <w:szCs w:val="28"/>
+          <w:rFonts w:hint="cs"/>
+          <w:rtl/>
+          <w:lang w:bidi="ar-SA"/>
+        </w:rPr>
+        <w:t xml:space="preserve">أغلق باب قلبك عن اللامبالاة، لأن القلب من الممكن بأن يريد التمسك بالخطية بالذات التي تصلي الشفاه ضدها. فقط الصلاة المطمئنة والمستقيمة هي المعتبرة عند الله. " </w:t>
+      </w:r>
+      <w:r>
+        <w:rPr>
+          <w:rtl/>
+          <w:lang w:bidi="ar-SA"/>
+        </w:rPr>
+        <w:t>إِنْ رَاعَيْتُ إِثْمًا فِي قَلْبِي</w:t>
+      </w:r>
+      <w:r>
+        <w:rPr>
+          <w:rFonts w:hint="cs"/>
+          <w:rtl/>
+          <w:lang w:bidi="ar-SA"/>
+        </w:rPr>
+        <w:t xml:space="preserve"> (إن تغاضيت عن جُرم في قلبي)</w:t>
+      </w:r>
+      <w:r>
+        <w:rPr>
+          <w:rtl/>
+          <w:lang w:bidi="ar-SA"/>
+        </w:rPr>
+        <w:t xml:space="preserve"> لاَ يَسْتَمِعُ لِيَ الرَّبُّ.</w:t>
+      </w:r>
+      <w:r>
+        <w:rPr>
+          <w:rFonts w:hint="cs"/>
+          <w:rtl/>
+          <w:lang w:bidi="ar-SA"/>
+        </w:rPr>
+        <w:t>" (مزمور 66: 18).</w:t>
+      </w:r>
+    </w:p>
+    <w:p>
+      <w:pPr>
+        <w:bidi/>
+        <w:jc w:val="both"/>
+        <w:rPr>
+          <w:rtl/>
+          <w:lang w:bidi="ar-SA"/>
+        </w:rPr>
+      </w:pPr>
+      <w:r>
+        <w:rPr>
+          <w:rFonts w:hint="cs"/>
+          <w:rtl/>
+          <w:lang w:bidi="ar-SA"/>
+        </w:rPr>
+        <w:t>أغلق باب قلبك عن أنانيتك. بأن نطلب من الله بأن يستحسن قراراتنا أو رغباتنا التي كنا قد اتخذناها مسبقًا، ليست هي صلاة إلى الله، وإنما إملاء. الصوت الخفيض في كل صلاة لا بد وأن يكون: "</w:t>
+      </w:r>
+      <w:r>
+        <w:rPr>
           <w:rtl/>
         </w:rPr>
         <w:t xml:space="preserve"> </w:t>
       </w:r>
       <w:r>
         <w:rPr>
-          <w:rFonts w:ascii="Sakkal Majalla" w:hAnsi="Sakkal Majalla" w:cs="Sakkal Majalla" w:hint="cs"/>
-          <w:sz w:val="28"/>
-          <w:szCs w:val="28"/>
-          <w:rtl/>
-        </w:rPr>
-        <w:t>تم -</w:t>
+          <w:rtl/>
+          <w:lang w:bidi="ar-SA"/>
+        </w:rPr>
+        <w:t>لِتَكُنْ لاَ إِرَادَتِي بَلْ إِرَادَتُكَ».</w:t>
+      </w:r>
+      <w:r>
+        <w:rPr>
+          <w:rFonts w:hint="cs"/>
+          <w:rtl/>
+          <w:lang w:bidi="ar-SA"/>
+        </w:rPr>
+        <w:t>" (لوقا 22: 42). وقد يبدو بأن هذا ضعّف من أساس الصلاة وسيأخذ منها حلاوة المعونة العملية في الحياة. لكن هل نحن نعاني من أذية فعلاً إن أعطانا الله فقط ما يتفق مع محبته وحكمته؟ هل من الممكن أن نتمنى أو نحصل على بركة أعظم من هذه؟</w:t>
+      </w:r>
+    </w:p>
+    <w:p>
+      <w:pPr>
+        <w:bidi/>
+        <w:jc w:val="both"/>
+        <w:rPr>
+          <w:rtl/>
+          <w:lang w:bidi="ar-SA"/>
+        </w:rPr>
+      </w:pPr>
+      <w:r>
+        <w:rPr>
+          <w:rFonts w:hint="cs"/>
+          <w:rtl/>
+          <w:lang w:bidi="ar-SA"/>
+        </w:rPr>
+        <w:t xml:space="preserve">عندما يكون باب القلب </w:t>
+      </w:r>
+      <w:r>
+        <w:rPr>
+          <w:rFonts w:hint="cs"/>
+          <w:rtl/>
+          <w:lang w:bidi="ar-SA"/>
+        </w:rPr>
+        <w:t>مغلقًا بإحكام أمام كل هذه الملاهي والإزعاجات، فستتحول شركة الصلاة مع الرب إلى إحدى أفراحنا الأكثر حميمة لنا. عندها سنختبر في كل مرة من جديد اختبار يوم القيامة: "</w:t>
+      </w:r>
+      <w:r>
+        <w:rPr>
+          <w:rtl/>
+        </w:rPr>
+        <w:t xml:space="preserve"> </w:t>
+      </w:r>
+      <w:r>
+        <w:rPr>
+          <w:rtl/>
+          <w:lang w:bidi="ar-SA"/>
+        </w:rPr>
+        <w:t>فَجَاءَ يَسُوعُ وَالأَبْوَابُ مُغَلَّقَةٌ، وَوَقَفَ فِي الْوَسْطِ وَقَالَ:«سَلاَمٌ لَكُمْ!».</w:t>
+      </w:r>
+      <w:r>
+        <w:rPr>
+          <w:rFonts w:hint="cs"/>
+          <w:rtl/>
+          <w:lang w:bidi="ar-SA"/>
+        </w:rPr>
+        <w:t>" (يوحنا 20: 26).</w:t>
       </w:r>
     </w:p>
     <w:sectPr>
-      <w:pgSz w:w="11906" w:h="16838"/>
-      <w:pgMar w:top="1440" w:right="1440" w:bottom="1440" w:left="1440" w:header="708" w:footer="708" w:gutter="0"/>
-      <w:cols w:space="708"/>
+      <w:pgSz w:w="12240" w:h="15840"/>
+      <w:pgMar w:top="1440" w:right="1800" w:bottom="1440" w:left="1800" w:header="720" w:footer="720" w:gutter="0"/>
+      <w:cols w:space="720"/>
       <w:docGrid w:linePitch="360"/>
     </w:sectPr>
   </w:body>
 </w:document>
 </file>
 
-<file path=word/numbering.xml><?xml version="1.0" encoding="utf-8"?>
-<w:numbering xmlns:wpc="http://schemas.microsoft.com/office/word/2010/wordprocessingCanvas" xmlns:cx="http://schemas.microsoft.com/office/drawing/2014/chartex" xmlns:cx1="http://schemas.microsoft.com/office/drawing/2015/9/8/chartex" xmlns:cx2="http://schemas.microsoft.com/office/drawing/2015/10/21/chartex" xmlns:cx3="http://schemas.microsoft.com/office/drawing/2016/5/9/chartex" xmlns:cx4="http://schemas.microsoft.com/office/drawing/2016/5/10/chartex" xmlns:cx5="http://schemas.microsoft.com/office/drawing/2016/5/11/chartex" xmlns:cx6="http://schemas.microsoft.com/office/drawing/2016/5/12/chartex" xmlns:cx7="http://schemas.microsoft.com/office/drawing/2016/5/13/chartex" xmlns:cx8="http://schemas.microsoft.com/office/drawing/2016/5/14/chartex" xmlns:mc="http://schemas.openxmlformats.org/markup-compatibility/2006" xmlns:aink="http://schemas.microsoft.com/office/drawing/2016/ink" xmlns:am3d="http://schemas.microsoft.com/office/drawing/2017/model3d" xmlns:o="urn:schemas-microsoft-com:office:office" xmlns:r="http://schemas.openxmlformats.org/officeDocument/2006/relationships" xmlns:m="http://schemas.openxmlformats.org/officeDocument/2006/math" xmlns:v="urn:schemas-microsoft-com:vml" xmlns:wp14="http://schemas.microsoft.com/office/word/2010/wordprocessingDrawing" xmlns:wp="http://schemas.openxmlformats.org/drawingml/2006/wordprocessingDrawing" xmlns:w10="urn:schemas-microsoft-com:office:word" xmlns:w="http://schemas.openxmlformats.org/wordprocessingml/2006/main" xmlns:w14="http://schemas.microsoft.com/office/word/2010/wordml" xmlns:w15="http://schemas.microsoft.com/office/word/2012/wordml" xmlns:w16cid="http://schemas.microsoft.com/office/word/2016/wordml/cid" xmlns:w16se="http://schemas.microsoft.com/office/word/2015/wordml/symex" xmlns:wpg="http://schemas.microsoft.com/office/word/2010/wordprocessingGroup" xmlns:wpi="http://schemas.microsoft.com/office/word/2010/wordprocessingInk" xmlns:wne="http://schemas.microsoft.com/office/word/2006/wordml" xmlns:wps="http://schemas.microsoft.com/office/word/2010/wordprocessingShape" mc:Ignorable="w14 w15 w16se w16cid wp14">
-  <w:abstractNum w:abstractNumId="0" w15:restartNumberingAfterBreak="0">
-    <w:nsid w:val="46741D0E"/>
-    <w:multiLevelType w:val="hybridMultilevel"/>
-    <w:tmpl w:val="02362A3A"/>
-    <w:lvl w:ilvl="0" w:tplc="148CB700">
-      <w:numFmt w:val="bullet"/>
-      <w:lvlText w:val="-"/>
-      <w:lvlJc w:val="left"/>
-      <w:pPr>
-        <w:ind w:left="720" w:hanging="360"/>
-      </w:pPr>
-      <w:rPr>
-        <w:rFonts w:ascii="Sakkal Majalla" w:eastAsiaTheme="minorHAnsi" w:hAnsi="Sakkal Majalla" w:cs="Sakkal Majalla" w:hint="default"/>
-      </w:rPr>
-    </w:lvl>
-    <w:lvl w:ilvl="1" w:tplc="20000003" w:tentative="1">
-      <w:start w:val="1"/>
-      <w:numFmt w:val="bullet"/>
-      <w:lvlText w:val="o"/>
-      <w:lvlJc w:val="left"/>
-      <w:pPr>
-        <w:ind w:left="1440" w:hanging="360"/>
-      </w:pPr>
-      <w:rPr>
-        <w:rFonts w:ascii="Courier New" w:hAnsi="Courier New" w:cs="Courier New" w:hint="default"/>
-      </w:rPr>
-    </w:lvl>
-    <w:lvl w:ilvl="2" w:tplc="20000005" w:tentative="1">
-      <w:start w:val="1"/>
-      <w:numFmt w:val="bullet"/>
-      <w:lvlText w:val=""/>
-      <w:lvlJc w:val="left"/>
-      <w:pPr>
-        <w:ind w:left="2160" w:hanging="360"/>
-      </w:pPr>
-      <w:rPr>
-        <w:rFonts w:ascii="Wingdings" w:hAnsi="Wingdings" w:hint="default"/>
-      </w:rPr>
-    </w:lvl>
-    <w:lvl w:ilvl="3" w:tplc="20000001" w:tentative="1">
-      <w:start w:val="1"/>
-      <w:numFmt w:val="bullet"/>
-      <w:lvlText w:val=""/>
-      <w:lvlJc w:val="left"/>
-      <w:pPr>
-        <w:ind w:left="2880" w:hanging="360"/>
-      </w:pPr>
-      <w:rPr>
-        <w:rFonts w:ascii="Symbol" w:hAnsi="Symbol" w:hint="default"/>
-      </w:rPr>
-    </w:lvl>
-    <w:lvl w:ilvl="4" w:tplc="20000003" w:tentative="1">
-      <w:start w:val="1"/>
-      <w:numFmt w:val="bullet"/>
-      <w:lvlText w:val="o"/>
-      <w:lvlJc w:val="left"/>
-      <w:pPr>
-        <w:ind w:left="3600" w:hanging="360"/>
-      </w:pPr>
-      <w:rPr>
-        <w:rFonts w:ascii="Courier New" w:hAnsi="Courier New" w:cs="Courier New" w:hint="default"/>
-      </w:rPr>
-    </w:lvl>
-    <w:lvl w:ilvl="5" w:tplc="20000005" w:tentative="1">
-      <w:start w:val="1"/>
-      <w:numFmt w:val="bullet"/>
-      <w:lvlText w:val=""/>
-      <w:lvlJc w:val="left"/>
-      <w:pPr>
-        <w:ind w:left="4320" w:hanging="360"/>
-      </w:pPr>
-      <w:rPr>
-        <w:rFonts w:ascii="Wingdings" w:hAnsi="Wingdings" w:hint="default"/>
-      </w:rPr>
-    </w:lvl>
-    <w:lvl w:ilvl="6" w:tplc="20000001" w:tentative="1">
-      <w:start w:val="1"/>
-      <w:numFmt w:val="bullet"/>
-      <w:lvlText w:val=""/>
-      <w:lvlJc w:val="left"/>
-      <w:pPr>
-        <w:ind w:left="5040" w:hanging="360"/>
-      </w:pPr>
-      <w:rPr>
-        <w:rFonts w:ascii="Symbol" w:hAnsi="Symbol" w:hint="default"/>
-      </w:rPr>
-    </w:lvl>
-    <w:lvl w:ilvl="7" w:tplc="20000003" w:tentative="1">
-      <w:start w:val="1"/>
-      <w:numFmt w:val="bullet"/>
-      <w:lvlText w:val="o"/>
-      <w:lvlJc w:val="left"/>
-      <w:pPr>
-        <w:ind w:left="5760" w:hanging="360"/>
-      </w:pPr>
-      <w:rPr>
-        <w:rFonts w:ascii="Courier New" w:hAnsi="Courier New" w:cs="Courier New" w:hint="default"/>
-      </w:rPr>
-    </w:lvl>
-    <w:lvl w:ilvl="8" w:tplc="20000005" w:tentative="1">
-      <w:start w:val="1"/>
-      <w:numFmt w:val="bullet"/>
-      <w:lvlText w:val=""/>
-      <w:lvlJc w:val="left"/>
-      <w:pPr>
-        <w:ind w:left="6480" w:hanging="360"/>
-      </w:pPr>
-      <w:rPr>
-        <w:rFonts w:ascii="Wingdings" w:hAnsi="Wingdings" w:hint="default"/>
-      </w:rPr>
-    </w:lvl>
-  </w:abstractNum>
-  <w:num w:numId="1">
-    <w:abstractNumId w:val="0"/>
-  </w:num>
-</w:numbering>
-</file>
-
 <file path=word/styles.xml><?xml version="1.0" encoding="utf-8"?>
-<w:styles xmlns:mc="http://schemas.openxmlformats.org/markup-compatibility/2006" xmlns:r="http://schemas.openxmlformats.org/officeDocument/2006/relationships" xmlns:w="http://schemas.openxmlformats.org/wordprocessingml/2006/main" xmlns:w14="http://schemas.microsoft.com/office/word/2010/wordml" xmlns:w15="http://schemas.microsoft.com/office/word/2012/wordml" xmlns:w16cid="http://schemas.microsoft.com/office/word/2016/wordml/cid" xmlns:w16se="http://schemas.microsoft.com/office/word/2015/wordml/symex" mc:Ignorable="w14 w15 w16se w16cid">
+<w:styles xmlns:mc="http://schemas.openxmlformats.org/markup-compatibility/2006" xmlns:r="http://schemas.openxmlformats.org/officeDocument/2006/relationships" xmlns:w="http://schemas.openxmlformats.org/wordprocessingml/2006/main" xmlns:w14="http://schemas.microsoft.com/office/word/2010/wordml" xmlns:w15="http://schemas.microsoft.com/office/word/2012/wordml" xmlns:w16cex="http://schemas.microsoft.com/office/word/2018/wordml/cex" xmlns:w16cid="http://schemas.microsoft.com/office/word/2016/wordml/cid" xmlns:w16="http://schemas.microsoft.com/office/word/2018/wordml" xmlns:w16sdtdh="http://schemas.microsoft.com/office/word/2020/wordml/sdtdatahash" xmlns:w16se="http://schemas.microsoft.com/office/word/2015/wordml/symex" mc:Ignorable="w14 w15 w16se w16cid w16 w16cex w16sdtdh">
   <w:docDefaults>
     <w:rPrDefault>
       <w:rPr>
-        <w:rFonts w:asciiTheme="minorHAnsi" w:eastAsiaTheme="minorHAnsi" w:hAnsiTheme="minorHAnsi" w:cstheme="minorBidi"/>
-        <w:sz w:val="22"/>
-        <w:szCs w:val="22"/>
-        <w:lang w:eastAsia="en-US" w:bidi="ar-SA"/>
+        <w:rFonts w:ascii="Sakkal Majalla" w:eastAsiaTheme="minorHAnsi" w:hAnsi="Sakkal Majalla" w:cs="Sakkal Majalla"/>
+        <w:sz w:val="28"/>
+        <w:szCs w:val="28"/>
+        <w:lang w:val="en-US" w:eastAsia="en-US" w:bidi="he-IL"/>
       </w:rPr>
     </w:rPrDefault>
     <w:pPrDefault>
@@ -1286,7 +1073,7 @@
     <w:basedOn w:val="DefaultParagraphFont"/>
     <w:uiPriority w:val="99"/>
     <w:unhideWhenUsed/>
-    <w:rsid w:val="00BF6AF9"/>
+    <w:rsid w:val="007546B7"/>
     <w:rPr>
       <w:color w:val="0563C1" w:themeColor="hyperlink"/>
       <w:u w:val="single"/>
@@ -1298,40 +1085,17 @@
     <w:uiPriority w:val="99"/>
     <w:semiHidden/>
     <w:unhideWhenUsed/>
-    <w:rsid w:val="00BF6AF9"/>
+    <w:rsid w:val="007546B7"/>
     <w:rPr>
       <w:color w:val="605E5C"/>
       <w:shd w:val="clear" w:color="auto" w:fill="E1DFDD"/>
     </w:rPr>
   </w:style>
-  <w:style w:type="character" w:styleId="FollowedHyperlink">
-    <w:name w:val="FollowedHyperlink"/>
-    <w:basedOn w:val="DefaultParagraphFont"/>
-    <w:uiPriority w:val="99"/>
-    <w:semiHidden/>
-    <w:unhideWhenUsed/>
-    <w:rsid w:val="002D1FA8"/>
-    <w:rPr>
-      <w:color w:val="954F72" w:themeColor="followedHyperlink"/>
-      <w:u w:val="single"/>
-    </w:rPr>
-  </w:style>
-  <w:style w:type="paragraph" w:styleId="ListParagraph">
-    <w:name w:val="List Paragraph"/>
-    <w:basedOn w:val="Normal"/>
-    <w:uiPriority w:val="34"/>
-    <w:qFormat/>
-    <w:rsid w:val="00FE22A6"/>
-    <w:pPr>
-      <w:ind w:left="720"/>
-      <w:contextualSpacing/>
-    </w:pPr>
-  </w:style>
 </w:styles>
 </file>
 
 <file path=word/theme/theme1.xml><?xml version="1.0" encoding="utf-8"?>
-<a:theme xmlns:a="http://schemas.openxmlformats.org/drawingml/2006/main" name="ערכת נושא Office">
+<a:theme xmlns:a="http://schemas.openxmlformats.org/drawingml/2006/main" name="Office Theme">
   <a:themeElements>
     <a:clrScheme name="Office">
       <a:dk1>

--- a/docs/downloads/منوعات/تم/doc_0722.docx
+++ b/docs/downloads/منوعات/تم/doc_0722.docx
@@ -1,74 +1,143 @@
 
 <file path=word/document.xml><?xml version="1.0" encoding="utf-8"?>
-<w:document xmlns:wpc="http://schemas.microsoft.com/office/word/2010/wordprocessingCanvas" xmlns:cx="http://schemas.microsoft.com/office/drawing/2014/chartex" xmlns:cx1="http://schemas.microsoft.com/office/drawing/2015/9/8/chartex" xmlns:cx2="http://schemas.microsoft.com/office/drawing/2015/10/21/chartex" xmlns:cx3="http://schemas.microsoft.com/office/drawing/2016/5/9/chartex" xmlns:cx4="http://schemas.microsoft.com/office/drawing/2016/5/10/chartex" xmlns:cx5="http://schemas.microsoft.com/office/drawing/2016/5/11/chartex" xmlns:cx6="http://schemas.microsoft.com/office/drawing/2016/5/12/chartex" xmlns:cx7="http://schemas.microsoft.com/office/drawing/2016/5/13/chartex" xmlns:cx8="http://schemas.microsoft.com/office/drawing/2016/5/14/chartex" xmlns:mc="http://schemas.openxmlformats.org/markup-compatibility/2006" xmlns:aink="http://schemas.microsoft.com/office/drawing/2016/ink" xmlns:am3d="http://schemas.microsoft.com/office/drawing/2017/model3d" xmlns:o="urn:schemas-microsoft-com:office:office" xmlns:oel="http://schemas.microsoft.com/office/2019/extlst" xmlns:r="http://schemas.openxmlformats.org/officeDocument/2006/relationships" xmlns:m="http://schemas.openxmlformats.org/officeDocument/2006/math" xmlns:v="urn:schemas-microsoft-com:vml" xmlns:wp14="http://schemas.microsoft.com/office/word/2010/wordprocessingDrawing" xmlns:wp="http://schemas.openxmlformats.org/drawingml/2006/wordprocessingDrawing" xmlns:w10="urn:schemas-microsoft-com:office:word" xmlns:w="http://schemas.openxmlformats.org/wordprocessingml/2006/main" xmlns:w14="http://schemas.microsoft.com/office/word/2010/wordml" xmlns:w15="http://schemas.microsoft.com/office/word/2012/wordml" xmlns:w16cex="http://schemas.microsoft.com/office/word/2018/wordml/cex" xmlns:w16cid="http://schemas.microsoft.com/office/word/2016/wordml/cid" xmlns:w16="http://schemas.microsoft.com/office/word/2018/wordml" xmlns:w16sdtdh="http://schemas.microsoft.com/office/word/2020/wordml/sdtdatahash" xmlns:w16se="http://schemas.microsoft.com/office/word/2015/wordml/symex" xmlns:wpg="http://schemas.microsoft.com/office/word/2010/wordprocessingGroup" xmlns:wpi="http://schemas.microsoft.com/office/word/2010/wordprocessingInk" xmlns:wne="http://schemas.microsoft.com/office/word/2006/wordml" xmlns:wps="http://schemas.microsoft.com/office/word/2010/wordprocessingShape" mc:Ignorable="w14 w15 w16se w16cid w16 w16cex w16sdtdh wp14">
+<w:document xmlns:wpc="http://schemas.microsoft.com/office/word/2010/wordprocessingCanvas" xmlns:cx="http://schemas.microsoft.com/office/drawing/2014/chartex" xmlns:cx1="http://schemas.microsoft.com/office/drawing/2015/9/8/chartex" xmlns:cx2="http://schemas.microsoft.com/office/drawing/2015/10/21/chartex" xmlns:cx3="http://schemas.microsoft.com/office/drawing/2016/5/9/chartex" xmlns:cx4="http://schemas.microsoft.com/office/drawing/2016/5/10/chartex" xmlns:cx5="http://schemas.microsoft.com/office/drawing/2016/5/11/chartex" xmlns:cx6="http://schemas.microsoft.com/office/drawing/2016/5/12/chartex" xmlns:cx7="http://schemas.microsoft.com/office/drawing/2016/5/13/chartex" xmlns:cx8="http://schemas.microsoft.com/office/drawing/2016/5/14/chartex" xmlns:mc="http://schemas.openxmlformats.org/markup-compatibility/2006" xmlns:aink="http://schemas.microsoft.com/office/drawing/2016/ink" xmlns:am3d="http://schemas.microsoft.com/office/drawing/2017/model3d" xmlns:o="urn:schemas-microsoft-com:office:office" xmlns:r="http://schemas.openxmlformats.org/officeDocument/2006/relationships" xmlns:m="http://schemas.openxmlformats.org/officeDocument/2006/math" xmlns:v="urn:schemas-microsoft-com:vml" xmlns:wp14="http://schemas.microsoft.com/office/word/2010/wordprocessingDrawing" xmlns:wp="http://schemas.openxmlformats.org/drawingml/2006/wordprocessingDrawing" xmlns:w10="urn:schemas-microsoft-com:office:word" xmlns:w="http://schemas.openxmlformats.org/wordprocessingml/2006/main" xmlns:w14="http://schemas.microsoft.com/office/word/2010/wordml" xmlns:w15="http://schemas.microsoft.com/office/word/2012/wordml" xmlns:w16cid="http://schemas.microsoft.com/office/word/2016/wordml/cid" xmlns:w16se="http://schemas.microsoft.com/office/word/2015/wordml/symex" xmlns:wpg="http://schemas.microsoft.com/office/word/2010/wordprocessingGroup" xmlns:wpi="http://schemas.microsoft.com/office/word/2010/wordprocessingInk" xmlns:wne="http://schemas.microsoft.com/office/word/2006/wordml" xmlns:wps="http://schemas.microsoft.com/office/word/2010/wordprocessingShape" mc:Ignorable="w14 w15 w16se w16cid wp14">
   <w:body>
     <w:p>
       <w:pPr>
         <w:bidi/>
         <w:jc w:val="both"/>
         <w:rPr>
-          <w:rtl/>
-          <w:lang w:bidi="ar-SA"/>
-        </w:rPr>
-      </w:pPr>
-      <w:hyperlink r:id="rId4" w:history="1">
-        <w:r>
-          <w:rPr>
-            <w:rStyle w:val="Hyperlink"/>
-            <w:rFonts w:hint="cs"/>
-            <w:rtl/>
-            <w:lang w:bidi="ar-SA"/>
-          </w:rPr>
-          <w:t>الخلوة</w:t>
-        </w:r>
-        <w:r>
-          <w:rPr>
-            <w:rStyle w:val="Hyperlink"/>
-            <w:rFonts w:hint="cs"/>
-            <w:rtl/>
-            <w:lang w:bidi="ar-SA"/>
-          </w:rPr>
-          <w:t xml:space="preserve"> مع الله</w:t>
-        </w:r>
-      </w:hyperlink>
+          <w:rStyle w:val="Hyperlink"/>
+          <w:rFonts w:ascii="Sakkal Majalla" w:hAnsi="Sakkal Majalla" w:cs="Sakkal Majalla"/>
+          <w:sz w:val="28"/>
+          <w:szCs w:val="28"/>
+          <w:rtl/>
+        </w:rPr>
+      </w:pPr>
+      <w:r>
+        <w:rPr>
+          <w:rFonts w:ascii="Sakkal Majalla" w:hAnsi="Sakkal Majalla" w:cs="Sakkal Majalla"/>
+          <w:sz w:val="28"/>
+          <w:szCs w:val="28"/>
+          <w:rtl/>
+        </w:rPr>
+        <w:fldChar w:fldCharType="begin"/>
+      </w:r>
+      <w:r>
+        <w:rPr>
+          <w:rFonts w:ascii="Sakkal Majalla" w:hAnsi="Sakkal Majalla" w:cs="Sakkal Majalla"/>
+          <w:sz w:val="28"/>
+          <w:szCs w:val="28"/>
+          <w:rtl/>
+        </w:rPr>
+        <w:instrText xml:space="preserve"> </w:instrText>
+      </w:r>
+      <w:r>
+        <w:rPr>
+          <w:rFonts w:ascii="Sakkal Majalla" w:hAnsi="Sakkal Majalla" w:cs="Sakkal Majalla"/>
+          <w:sz w:val="28"/>
+          <w:szCs w:val="28"/>
+        </w:rPr>
+        <w:instrText>HYPERLINK</w:instrText>
+      </w:r>
+      <w:r>
+        <w:rPr>
+          <w:rFonts w:ascii="Sakkal Majalla" w:hAnsi="Sakkal Majalla" w:cs="Sakkal Majalla"/>
+          <w:sz w:val="28"/>
+          <w:szCs w:val="28"/>
+          <w:rtl/>
+        </w:rPr>
+        <w:instrText xml:space="preserve"> "</w:instrText>
+      </w:r>
+      <w:r>
+        <w:rPr>
+          <w:rFonts w:ascii="Sakkal Majalla" w:hAnsi="Sakkal Majalla" w:cs="Sakkal Majalla"/>
+          <w:sz w:val="28"/>
+          <w:szCs w:val="28"/>
+        </w:rPr>
+        <w:instrText>https://www.soundwords.de/was-bedeutet-gemeinschaft-mit-dem-vater-a782.html?search_q=vater&amp;search_NaviResultNo=4&amp;search_NaviArticleId=782</w:instrText>
+      </w:r>
+      <w:r>
+        <w:rPr>
+          <w:rFonts w:ascii="Sakkal Majalla" w:hAnsi="Sakkal Majalla" w:cs="Sakkal Majalla"/>
+          <w:sz w:val="28"/>
+          <w:szCs w:val="28"/>
+          <w:rtl/>
+        </w:rPr>
+        <w:instrText xml:space="preserve">" </w:instrText>
+      </w:r>
+      <w:r>
+        <w:rPr>
+          <w:rFonts w:ascii="Sakkal Majalla" w:hAnsi="Sakkal Majalla" w:cs="Sakkal Majalla"/>
+          <w:sz w:val="28"/>
+          <w:szCs w:val="28"/>
+          <w:rtl/>
+        </w:rPr>
+        <w:fldChar w:fldCharType="separate"/>
+      </w:r>
+      <w:r>
+        <w:rPr>
+          <w:rStyle w:val="Hyperlink"/>
+          <w:rFonts w:ascii="Sakkal Majalla" w:hAnsi="Sakkal Majalla" w:cs="Sakkal Majalla" w:hint="cs"/>
+          <w:sz w:val="28"/>
+          <w:szCs w:val="28"/>
+          <w:rtl/>
+        </w:rPr>
+        <w:t>ماذا تعني الشركة مع الآب؟</w:t>
+      </w:r>
     </w:p>
     <w:p>
       <w:pPr>
         <w:bidi/>
         <w:jc w:val="both"/>
         <w:rPr>
-          <w:rtl/>
-          <w:lang w:bidi="ar-SA"/>
-        </w:rPr>
-      </w:pPr>
-      <w:r>
-        <w:rPr>
-          <w:rFonts w:hint="cs"/>
-          <w:rtl/>
-          <w:lang w:bidi="ar-SA"/>
-        </w:rPr>
-        <w:t>يوحنا 20: 26</w:t>
+          <w:rFonts w:ascii="Sakkal Majalla" w:hAnsi="Sakkal Majalla" w:cs="Sakkal Majalla"/>
+          <w:sz w:val="28"/>
+          <w:szCs w:val="28"/>
+          <w:rtl/>
+        </w:rPr>
+      </w:pPr>
+      <w:r>
+        <w:rPr>
+          <w:rFonts w:ascii="Sakkal Majalla" w:hAnsi="Sakkal Majalla" w:cs="Sakkal Majalla"/>
+          <w:sz w:val="28"/>
+          <w:szCs w:val="28"/>
+          <w:rtl/>
+        </w:rPr>
+        <w:fldChar w:fldCharType="end"/>
+      </w:r>
+      <w:r>
+        <w:rPr>
+          <w:rFonts w:ascii="Sakkal Majalla" w:hAnsi="Sakkal Majalla" w:cs="Sakkal Majalla" w:hint="cs"/>
+          <w:sz w:val="28"/>
+          <w:szCs w:val="28"/>
+          <w:rtl/>
+        </w:rPr>
+        <w:t>أعداد تمهيدية: 1. يوحنا 1: 3؛ يوحنا 8: 29</w:t>
       </w:r>
     </w:p>
     <w:p>
       <w:pPr>
+        <w:bidi/>
         <w:jc w:val="both"/>
         <w:rPr>
-          <w:lang w:bidi="ar-SA"/>
-        </w:rPr>
-      </w:pPr>
-      <w:r>
-        <w:rPr>
-          <w:lang w:bidi="ar-SA"/>
-        </w:rPr>
-        <w:t>G. H. K</w:t>
-      </w:r>
-      <w:r>
-        <w:rPr>
-          <w:rtl/>
-          <w:lang w:bidi="ar-SA"/>
-        </w:rPr>
-        <w:t>.</w:t>
+          <w:rFonts w:ascii="Sakkal Majalla" w:hAnsi="Sakkal Majalla" w:cs="Sakkal Majalla"/>
+          <w:b/>
+          <w:bCs/>
+          <w:sz w:val="28"/>
+          <w:szCs w:val="28"/>
+          <w:rtl/>
+        </w:rPr>
+      </w:pPr>
+      <w:r>
+        <w:rPr>
+          <w:rFonts w:ascii="Sakkal Majalla" w:hAnsi="Sakkal Majalla" w:cs="Sakkal Majalla"/>
+          <w:b/>
+          <w:bCs/>
+          <w:sz w:val="28"/>
+          <w:szCs w:val="28"/>
+        </w:rPr>
+        <w:t>John Thomas Mawson</w:t>
       </w:r>
     </w:p>
     <w:p>
@@ -76,75 +145,92 @@
         <w:bidi/>
         <w:jc w:val="both"/>
         <w:rPr>
-          <w:rtl/>
-          <w:lang w:bidi="ar-SA"/>
-        </w:rPr>
-      </w:pPr>
-      <w:r>
-        <w:rPr>
-          <w:rFonts w:hint="cs"/>
-          <w:rtl/>
-          <w:lang w:bidi="ar-SA"/>
-        </w:rPr>
-        <w:t>"</w:t>
-      </w:r>
-      <w:r>
-        <w:rPr>
+          <w:rFonts w:ascii="Sakkal Majalla" w:hAnsi="Sakkal Majalla" w:cs="Sakkal Majalla"/>
+          <w:sz w:val="28"/>
+          <w:szCs w:val="28"/>
+          <w:rtl/>
+        </w:rPr>
+      </w:pPr>
+      <w:r>
+        <w:rPr>
+          <w:rFonts w:ascii="Sakkal Majalla" w:hAnsi="Sakkal Majalla" w:cs="Sakkal Majalla" w:hint="cs"/>
+          <w:sz w:val="28"/>
+          <w:szCs w:val="28"/>
+          <w:rtl/>
+        </w:rPr>
+        <w:t>ربما نحن نمجّد اسم الله، لأنه أعلن لنا عن قيمة ابنه الحبيب؛ لأنه منذ أن كان الابن الحبيب بيننا أصبحت حقيقة نعيشها. يا لفرحة الآب به حينما قضى حياته هنا على الأرض! نحن فرحين ونفرح، بأنه هكذا حدث، بأن الآب وجد في العالم</w:t>
+      </w:r>
+      <w:r>
+        <w:rPr>
+          <w:rFonts w:ascii="Sakkal Majalla" w:hAnsi="Sakkal Majalla" w:cs="Sakkal Majalla" w:hint="cs"/>
+          <w:sz w:val="28"/>
+          <w:szCs w:val="28"/>
           <w:rtl/>
         </w:rPr>
         <w:t xml:space="preserve"> </w:t>
       </w:r>
       <w:r>
         <w:rPr>
-          <w:rtl/>
-          <w:lang w:bidi="ar-SA"/>
-        </w:rPr>
-        <w:t>وَالأَبْوَابُ مُغَلَّقَةٌ</w:t>
-      </w:r>
-      <w:r>
-        <w:rPr>
-          <w:rFonts w:hint="cs"/>
-          <w:rtl/>
-          <w:lang w:bidi="ar-SA"/>
-        </w:rPr>
-        <w:t>" (يوحنا 20: 26). في هذه الجملة البسيطة يوجد أكثر مما يلاحظه المرء لأول وهلة. هي تكلمنا كيف مَن قام في يوم القيامة وقف فجأة في عليّة مغلّقة بإحكام وسط التلاميذ. إلى هنا الخبر</w:t>
-      </w:r>
-      <w:r>
-        <w:rPr>
-          <w:rFonts w:hint="cs"/>
-          <w:rtl/>
-          <w:lang w:bidi="ar-SA"/>
-        </w:rPr>
-        <w:t xml:space="preserve"> عن أمر عجيب. لكن هذه الجملة هي أيضًا إشارة إلى حق روحي عظيم. بقية الأنجيليين يخبرون فقط بأن التلاميذ كانوا مجتمعين في العليّة، أما يوحنا فيُضيف الملاحظة الملفتة للنظر بأن "</w:t>
-      </w:r>
-      <w:r>
-        <w:rPr>
-          <w:rtl/>
-        </w:rPr>
-        <w:t xml:space="preserve"> </w:t>
-      </w:r>
-      <w:r>
-        <w:rPr>
-          <w:rtl/>
-          <w:lang w:bidi="ar-SA"/>
-        </w:rPr>
-        <w:t>وَكَانَتِ الأَبْوَابُ مُغَلَّقَةً حَيْثُ كَانَ التَّلاَمِيذُ مُجْتَمِعِينَ لِسَبَبِ الْخَوْفِ مِنَ الْيَهُودِ،</w:t>
-      </w:r>
-      <w:r>
-        <w:rPr>
-          <w:rFonts w:hint="cs"/>
-          <w:rtl/>
-          <w:lang w:bidi="ar-SA"/>
-        </w:rPr>
-        <w:t xml:space="preserve">" والرب الإلهي بذاته مَن خرج من القبر بالرغم من </w:t>
-      </w:r>
-      <w:r>
-        <w:rPr>
-          <w:rFonts w:hint="cs"/>
-          <w:rtl/>
-          <w:lang w:bidi="ar-SA"/>
-        </w:rPr>
-        <w:t>فوّهته المختومة بالحجر، دخل بالرغم من الأبواب المغلّقة إلى داخل العليّة، لأنه لم يكن بمقدور أي عائق مادي أرضي أن يعيق كامل حرية حياة قيامته المجيدة؛ وتحيته بالسلام جعلتهم يفرحون فرحًا لم يكن يعرفونه من قبل.</w:t>
+          <w:rFonts w:ascii="Sakkal Majalla" w:hAnsi="Sakkal Majalla" w:cs="Sakkal Majalla" w:hint="cs"/>
+          <w:sz w:val="28"/>
+          <w:szCs w:val="28"/>
+          <w:rtl/>
+        </w:rPr>
+        <w:t xml:space="preserve">المرؤوس من إبليس، شخصًا في يسوع اتفق </w:t>
+      </w:r>
+      <w:r>
+        <w:rPr>
+          <w:rFonts w:ascii="Sakkal Majalla" w:hAnsi="Sakkal Majalla" w:cs="Sakkal Majalla" w:hint="cs"/>
+          <w:sz w:val="28"/>
+          <w:szCs w:val="28"/>
+          <w:rtl/>
+        </w:rPr>
+        <w:t>ب</w:t>
+      </w:r>
+      <w:r>
+        <w:rPr>
+          <w:rFonts w:ascii="Sakkal Majalla" w:hAnsi="Sakkal Majalla" w:cs="Sakkal Majalla" w:hint="cs"/>
+          <w:sz w:val="28"/>
+          <w:szCs w:val="28"/>
+          <w:rtl/>
+        </w:rPr>
+        <w:t>كل فكر، كل كلمة وكل فعل تمامًا مع فكره. إننا ليس لنا فرح أعظم من أن نتتبع خطواته بأفكارنا عبر العالم، إذ دائمًا كان يتكلم بكلمات الآب وأعمال الآب. لم يحدث أبدًا أنه أرضى نفسه، على الرغم من أنه في الواقع هو وحده مَن كان له من بين جميع الناس الحق بأن يفعل ذلك. ولو فعل هذا، فإنه كان سيفعل كل شيء في الطريقة الصحيحة. لكنه كان مُرضيًا للآب. "</w:t>
+      </w:r>
+      <w:r>
+        <w:rPr>
+          <w:rFonts w:ascii="Sakkal Majalla" w:hAnsi="Sakkal Majalla" w:cs="Sakkal Majalla"/>
+          <w:sz w:val="28"/>
+          <w:szCs w:val="28"/>
+          <w:rtl/>
+        </w:rPr>
+        <w:t>فِي كُلِّ حِينٍ أَفْعَلُ مَا يُرْضِيهِ».</w:t>
+      </w:r>
+      <w:r>
+        <w:rPr>
+          <w:rFonts w:ascii="Sakkal Majalla" w:hAnsi="Sakkal Majalla" w:cs="Sakkal Majalla" w:hint="cs"/>
+          <w:sz w:val="28"/>
+          <w:szCs w:val="28"/>
+          <w:rtl/>
+        </w:rPr>
+        <w:t xml:space="preserve">" أبوه كان الغرض الوحيد في حياته. هو لم يكن لديه أي دافع آخر غير </w:t>
+      </w:r>
+      <w:r>
+        <w:rPr>
+          <w:rFonts w:ascii="Sakkal Majalla" w:hAnsi="Sakkal Majalla" w:cs="Sakkal Majalla" w:hint="cs"/>
+          <w:sz w:val="28"/>
+          <w:szCs w:val="28"/>
+          <w:rtl/>
+        </w:rPr>
+        <w:t>م</w:t>
+      </w:r>
+      <w:r>
+        <w:rPr>
+          <w:rFonts w:ascii="Sakkal Majalla" w:hAnsi="Sakkal Majalla" w:cs="Sakkal Majalla" w:hint="cs"/>
+          <w:sz w:val="28"/>
+          <w:szCs w:val="28"/>
+          <w:rtl/>
+        </w:rPr>
+        <w:t>جد الآب.</w:t>
       </w:r>
     </w:p>
     <w:p>
@@ -152,100 +238,20 @@
         <w:bidi/>
         <w:jc w:val="both"/>
         <w:rPr>
-          <w:rtl/>
-          <w:lang w:bidi="ar-SA"/>
-        </w:rPr>
-      </w:pPr>
-      <w:r>
-        <w:rPr>
-          <w:rFonts w:hint="cs"/>
-          <w:rtl/>
-          <w:lang w:bidi="ar-SA"/>
-        </w:rPr>
-        <w:t xml:space="preserve">ولكن ألا تلقى جميع زياراته المباركة مفهومًا حقيقيًا وعميقًا لدى النفوس عندما تكون الأبواب مغلّقة؟ نحن نحتاج بأن نُغلق الأبواب من أجل أقدس عِشرة معه. هو يحتاج أبوابًا مغلّقة لبشراه المعزية التي يريد أن يشاركنا بها. إن "نبرة </w:t>
-      </w:r>
-      <w:r>
-        <w:rPr>
-          <w:rFonts w:hint="cs"/>
-          <w:rtl/>
-          <w:lang w:bidi="ar-SA"/>
-        </w:rPr>
-        <w:t xml:space="preserve">صوته الخفيف الرقيق" سنسمعها بوضوح إن كان صوت العالم الصاخب مغلّقًا ونحن موجودين في مكان مجده المُخفى (1. ملوك 19: 9 </w:t>
-      </w:r>
-      <w:r>
-        <w:rPr>
-          <w:rtl/>
-          <w:lang w:bidi="ar-SA"/>
-        </w:rPr>
-        <w:t>–</w:t>
-      </w:r>
-      <w:r>
-        <w:rPr>
-          <w:rFonts w:hint="cs"/>
-          <w:rtl/>
-          <w:lang w:bidi="ar-SA"/>
-        </w:rPr>
-        <w:t xml:space="preserve"> 18). أفلا يشدد الرب بالذات في هذا الخبر الذي به يضع قاعدة للعِشرة معه، على الغلق والاختلاء؟ "</w:t>
-      </w:r>
-      <w:r>
-        <w:rPr>
-          <w:rtl/>
-        </w:rPr>
-        <w:t xml:space="preserve"> </w:t>
-      </w:r>
-      <w:r>
-        <w:rPr>
-          <w:rtl/>
-          <w:lang w:bidi="ar-SA"/>
-        </w:rPr>
-        <w:t xml:space="preserve">فَادْخُلْ إِلَى مِخْدَعِكَ وَأَغْلِقْ بَابَكَ، وَصَلِّ إِلَى أَبِيكَ </w:t>
-      </w:r>
-      <w:r>
-        <w:rPr>
-          <w:rFonts w:hint="cs"/>
-          <w:rtl/>
-          <w:lang w:bidi="ar-SA"/>
-        </w:rPr>
-        <w:t>...</w:t>
-      </w:r>
-      <w:r>
-        <w:rPr>
-          <w:rtl/>
-          <w:lang w:bidi="ar-SA"/>
-        </w:rPr>
-        <w:t xml:space="preserve">الَّذِي يَرَى فِي الْخَفَاءِ </w:t>
-      </w:r>
-      <w:r>
-        <w:rPr>
-          <w:rFonts w:hint="cs"/>
-          <w:rtl/>
-          <w:lang w:bidi="ar-SA"/>
-        </w:rPr>
-        <w:t xml:space="preserve">" (متى 6: 6). هنا الرب لا يقول فقط، بأن ليس على المرء أن يصلّي لتنظره الناس، وإنما أيضًا بأنه لا يجب في الصلاة أن يكون في النفس </w:t>
-      </w:r>
-      <w:r>
-        <w:rPr>
-          <w:rFonts w:hint="cs"/>
-          <w:rtl/>
-          <w:lang w:bidi="ar-SA"/>
-        </w:rPr>
-        <w:t xml:space="preserve">أي حثّ، </w:t>
-      </w:r>
-      <w:r>
-        <w:rPr>
-          <w:rFonts w:hint="cs"/>
-          <w:rtl/>
-          <w:lang w:bidi="ar-SA"/>
-        </w:rPr>
-        <w:t xml:space="preserve">أو </w:t>
-      </w:r>
-      <w:r>
-        <w:rPr>
-          <w:rFonts w:hint="cs"/>
-          <w:rtl/>
-          <w:lang w:bidi="ar-SA"/>
-        </w:rPr>
-        <w:t>أي تشتت. فالصلاة بحاجة لمكان هادئ ولوقت هادئ وقبل أي شيء قلبًا هادئًا.</w:t>
+          <w:rFonts w:ascii="Sakkal Majalla" w:hAnsi="Sakkal Majalla" w:cs="Sakkal Majalla"/>
+          <w:sz w:val="28"/>
+          <w:szCs w:val="28"/>
+          <w:rtl/>
+        </w:rPr>
+      </w:pPr>
+      <w:r>
+        <w:rPr>
+          <w:rFonts w:ascii="Sakkal Majalla" w:hAnsi="Sakkal Majalla" w:cs="Sakkal Majalla" w:hint="cs"/>
+          <w:sz w:val="28"/>
+          <w:szCs w:val="28"/>
+          <w:rtl/>
+        </w:rPr>
+        <w:t>هو كان هنا لكي ينجز شؤون أبيه، وقد تعجّب ولا بد أنه سبب لنفسه القدوسة والرقيقة ألمًا، بأن أمه ويوسف لم يفهما الأمر، حينما وجداه في سنه الاثني عشر في الهيكل. إننا نفهم هذا اليوم بالنعمة ونعترف بأنه كان كذلك.</w:t>
       </w:r>
     </w:p>
     <w:p>
@@ -253,64 +259,92 @@
         <w:bidi/>
         <w:jc w:val="both"/>
         <w:rPr>
-          <w:rtl/>
-          <w:lang w:bidi="ar-SA"/>
-        </w:rPr>
-      </w:pPr>
-      <w:r>
-        <w:rPr>
-          <w:rFonts w:hint="cs"/>
-          <w:rtl/>
-          <w:lang w:bidi="ar-SA"/>
-        </w:rPr>
-        <w:t xml:space="preserve">من دون شك من الممكن أيضًا أن تكون هنالك لحظات طيبة للصلاة في حجرة غير مخفية بأبواب مغلّقة كما وأيضًا من دون توفّر هدوء في الخارج. فنحميا مثلاً رفع قلبه في الصلاة إلى الله واستُجيب في الحال حينما كان واقفًا كساقي للملك وكان عليه أن يتحدث معه. إن أمهر الناس وسط عمله الذي يستهلكه كليًا </w:t>
-      </w:r>
-      <w:r>
-        <w:rPr>
-          <w:rtl/>
-          <w:lang w:bidi="ar-SA"/>
+          <w:rFonts w:ascii="Sakkal Majalla" w:hAnsi="Sakkal Majalla" w:cs="Sakkal Majalla"/>
+          <w:sz w:val="28"/>
+          <w:szCs w:val="28"/>
+          <w:rtl/>
+        </w:rPr>
+      </w:pPr>
+      <w:r>
+        <w:rPr>
+          <w:rFonts w:ascii="Sakkal Majalla" w:hAnsi="Sakkal Majalla" w:cs="Sakkal Majalla" w:hint="cs"/>
+          <w:sz w:val="28"/>
+          <w:szCs w:val="28"/>
+          <w:rtl/>
+        </w:rPr>
+        <w:t>نحن نقرأ عن الشهادة عن مسرة الآب به مُعبّر عنها في الكلمات التي لا تُنتسى: "</w:t>
+      </w:r>
+      <w:r>
+        <w:rPr>
+          <w:rFonts w:ascii="Sakkal Majalla" w:hAnsi="Sakkal Majalla" w:cs="Sakkal Majalla"/>
+          <w:sz w:val="28"/>
+          <w:szCs w:val="28"/>
+          <w:rtl/>
+        </w:rPr>
+        <w:t>هذَا هُوَ ابْني الْحَبِيبُ الَّذِي بِهِ سُرِرْتُ</w:t>
+      </w:r>
+      <w:r>
+        <w:rPr>
+          <w:rFonts w:ascii="Sakkal Majalla" w:hAnsi="Sakkal Majalla" w:cs="Sakkal Majalla" w:hint="cs"/>
+          <w:sz w:val="28"/>
+          <w:szCs w:val="28"/>
+          <w:rtl/>
+        </w:rPr>
+        <w:t xml:space="preserve">"، وقلوبنا قد تحركت في التسبيح ولا يمكننا أن نكف عن القول: هو مستحق. </w:t>
+      </w:r>
+      <w:r>
+        <w:rPr>
+          <w:rFonts w:ascii="Sakkal Majalla" w:hAnsi="Sakkal Majalla" w:cs="Sakkal Majalla"/>
+          <w:sz w:val="28"/>
+          <w:szCs w:val="28"/>
+          <w:rtl/>
         </w:rPr>
         <w:t>–</w:t>
       </w:r>
       <w:r>
         <w:rPr>
-          <w:rFonts w:hint="cs"/>
-          <w:rtl/>
-          <w:lang w:bidi="ar-SA"/>
-        </w:rPr>
-        <w:t xml:space="preserve"> الأم التي تعمل بجد وسط </w:t>
-      </w:r>
-      <w:r>
-        <w:rPr>
-          <w:rFonts w:hint="cs"/>
-          <w:rtl/>
-          <w:lang w:bidi="ar-SA"/>
-        </w:rPr>
-        <w:t xml:space="preserve">أولادها بأصواتهم المرتفعة -، المسافر في قعقعة سكة الحديد -، جميعهم يمكنهم أن يرفعوا أنظارهم وطلباتهم وإرسالها عاليًا إلى عرش النعمة ويُستجاب لهم باستجابة معزية تجعلهم أهدأ، أكثر حكمة وأكثر شجاعة مما كانوا عليه قبلاً. </w:t>
-      </w:r>
-      <w:r>
-        <w:rPr>
-          <w:rFonts w:hint="cs"/>
-          <w:rtl/>
-          <w:lang w:bidi="ar-SA"/>
-        </w:rPr>
-        <w:t>كم هذه</w:t>
-      </w:r>
-      <w:r>
-        <w:rPr>
-          <w:rFonts w:hint="cs"/>
-          <w:rtl/>
-          <w:lang w:bidi="ar-SA"/>
-        </w:rPr>
-        <w:t xml:space="preserve"> الصلوات مقوية التي تُقام </w:t>
-      </w:r>
-      <w:r>
-        <w:rPr>
-          <w:rFonts w:hint="cs"/>
-          <w:rtl/>
-          <w:lang w:bidi="ar-SA"/>
-        </w:rPr>
-        <w:t>عبر الطريق يعلم بها من اختبروها.</w:t>
+          <w:rFonts w:ascii="Sakkal Majalla" w:hAnsi="Sakkal Majalla" w:cs="Sakkal Majalla" w:hint="cs"/>
+          <w:sz w:val="28"/>
+          <w:szCs w:val="28"/>
+          <w:rtl/>
+        </w:rPr>
+        <w:t xml:space="preserve"> الكمال الغير متناهي يستحق الترحيب الإلهي. السموات لم تستطع الصمت، فالمجد الفائق كان لا بد أن يتكلم، الآب بذاته كان لا بد له أن يُبدي رضاه برجل الأوجاع المتواضع، ونحن نرد صدى فرح السماء به. كلمات الآب هذه التي دخلت أعماق قلوب التلاميذ، تستثير في قلوبنا </w:t>
+      </w:r>
+      <w:r>
+        <w:rPr>
+          <w:rFonts w:ascii="Sakkal Majalla" w:hAnsi="Sakkal Majalla" w:cs="Sakkal Majalla" w:hint="cs"/>
+          <w:sz w:val="28"/>
+          <w:szCs w:val="28"/>
+          <w:rtl/>
+        </w:rPr>
+        <w:t>لحنًا، وفرحنا</w:t>
+      </w:r>
+      <w:r>
+        <w:rPr>
+          <w:rFonts w:ascii="Sakkal Majalla" w:hAnsi="Sakkal Majalla" w:cs="Sakkal Majalla" w:hint="cs"/>
+          <w:sz w:val="28"/>
+          <w:szCs w:val="28"/>
+          <w:rtl/>
+        </w:rPr>
+        <w:t xml:space="preserve"> وإنشادنا الذي نعلّيه هو شركتنا مع الآب </w:t>
+      </w:r>
+      <w:r>
+        <w:rPr>
+          <w:rFonts w:ascii="Sakkal Majalla" w:hAnsi="Sakkal Majalla" w:cs="Sakkal Majalla"/>
+          <w:sz w:val="28"/>
+          <w:szCs w:val="28"/>
+          <w:rtl/>
+        </w:rPr>
+        <w:t>–</w:t>
+      </w:r>
+      <w:r>
+        <w:rPr>
+          <w:rFonts w:ascii="Sakkal Majalla" w:hAnsi="Sakkal Majalla" w:cs="Sakkal Majalla" w:hint="cs"/>
+          <w:sz w:val="28"/>
+          <w:szCs w:val="28"/>
+          <w:rtl/>
+        </w:rPr>
+        <w:t xml:space="preserve"> اتحاد أفكارنا معه، باستنارة وقوة الروح القدس.</w:t>
       </w:r>
     </w:p>
     <w:p>
@@ -318,57 +352,85 @@
         <w:bidi/>
         <w:jc w:val="both"/>
         <w:rPr>
-          <w:rtl/>
-          <w:lang w:bidi="ar-SA"/>
-        </w:rPr>
-      </w:pPr>
-      <w:r>
-        <w:rPr>
-          <w:rFonts w:hint="cs"/>
-          <w:rtl/>
-          <w:lang w:bidi="ar-SA"/>
-        </w:rPr>
-        <w:t xml:space="preserve">لكن إن أردنا أن نختبر ملء الفرح في العِشرة مع الله، فلا بد وأن نُفسح له مكانًا خاصًا بعيدًا عن الضجيج اليومي، ونحجز له وقتًا هادئًا، حتى وإن </w:t>
-      </w:r>
-      <w:r>
-        <w:rPr>
-          <w:rFonts w:hint="cs"/>
-          <w:rtl/>
-          <w:lang w:bidi="ar-SA"/>
-        </w:rPr>
-        <w:t xml:space="preserve">اضطررنا الاختصار من </w:t>
-      </w:r>
-      <w:r>
-        <w:rPr>
-          <w:rFonts w:hint="cs"/>
-          <w:rtl/>
-          <w:lang w:bidi="ar-SA"/>
-        </w:rPr>
-        <w:t>قيلولة</w:t>
-      </w:r>
-      <w:r>
-        <w:rPr>
-          <w:rFonts w:hint="cs"/>
-          <w:rtl/>
-          <w:lang w:bidi="ar-SA"/>
-        </w:rPr>
-        <w:t xml:space="preserve"> الصباح ومن راحتنا المسائية أو من الفترة التي نستخدمها في أمور غير </w:t>
-      </w:r>
-      <w:r>
-        <w:rPr>
-          <w:rFonts w:hint="cs"/>
-          <w:rtl/>
-          <w:lang w:bidi="ar-SA"/>
-        </w:rPr>
-        <w:t>ضرورية</w:t>
-      </w:r>
-      <w:r>
-        <w:rPr>
-          <w:rFonts w:hint="cs"/>
-          <w:rtl/>
-          <w:lang w:bidi="ar-SA"/>
-        </w:rPr>
-        <w:t>.</w:t>
+          <w:rFonts w:ascii="Sakkal Majalla" w:hAnsi="Sakkal Majalla" w:cs="Sakkal Majalla"/>
+          <w:sz w:val="28"/>
+          <w:szCs w:val="28"/>
+          <w:rtl/>
+        </w:rPr>
+      </w:pPr>
+      <w:r>
+        <w:rPr>
+          <w:rFonts w:ascii="Sakkal Majalla" w:hAnsi="Sakkal Majalla" w:cs="Sakkal Majalla" w:hint="cs"/>
+          <w:sz w:val="28"/>
+          <w:szCs w:val="28"/>
+          <w:rtl/>
+        </w:rPr>
+        <w:t>هل سيكون من الصحيح بأن نقول أن مسرة الآب به ازدادت في كل يوم عاشه على الأرض؟ بالنسبة لنا يبدو الأمر أنه كذلك؛ لأن أعماق تسليم نفسه العظيمة لمشيئة الآب استُعلنت بتزايد، حينما ازدادت مقاومة الخطاة وكراهية الإنسان له وحينما لاح الصليب أمام مرأى عينيه. لا بد أن يكون القلب قاسيًا بلا مبالاته في مروره من أمام هذا القول، كالذي خرج من فم يسوع في يوحنا 10: 17، حينما لم يكن الصليب بعيدًا: "</w:t>
+      </w:r>
+      <w:r>
+        <w:rPr>
+          <w:rFonts w:ascii="Sakkal Majalla" w:hAnsi="Sakkal Majalla" w:cs="Sakkal Majalla"/>
+          <w:sz w:val="28"/>
+          <w:szCs w:val="28"/>
+          <w:rtl/>
+        </w:rPr>
+        <w:t>لِهذَا يُحِبُّنِي الآبُ، لأَنِّي أَضَعُ نَفْسِي لآخُذَهَا أَيْضًا.</w:t>
+      </w:r>
+      <w:r>
+        <w:rPr>
+          <w:rFonts w:ascii="Sakkal Majalla" w:hAnsi="Sakkal Majalla" w:cs="Sakkal Majalla" w:hint="cs"/>
+          <w:sz w:val="28"/>
+          <w:szCs w:val="28"/>
+          <w:rtl/>
+        </w:rPr>
+        <w:t xml:space="preserve">"، وإن قرأنا إلى جانب هذا القول ذلك القول: "... </w:t>
+      </w:r>
+      <w:r>
+        <w:rPr>
+          <w:rFonts w:ascii="Sakkal Majalla" w:hAnsi="Sakkal Majalla" w:cs="Sakkal Majalla"/>
+          <w:sz w:val="28"/>
+          <w:szCs w:val="28"/>
+          <w:rtl/>
+        </w:rPr>
+        <w:t>لِيَفْهَمَ الْعَالَمُ أَنِّي أُحِبُّ الآبَ، وَكَمَا أَوْصَانِي الآبُ هكَذَا أَفْعَلُ. قُومُوا نَنْطَلِقْ مِنْ ههُنَا.</w:t>
+      </w:r>
+      <w:r>
+        <w:rPr>
+          <w:rFonts w:ascii="Sakkal Majalla" w:hAnsi="Sakkal Majalla" w:cs="Sakkal Majalla" w:hint="cs"/>
+          <w:sz w:val="28"/>
+          <w:szCs w:val="28"/>
+          <w:rtl/>
+        </w:rPr>
+        <w:t>" (يوحنا 14: 31)، فنرى أمامنا مل</w:t>
+      </w:r>
+      <w:r>
+        <w:rPr>
+          <w:rFonts w:ascii="Sakkal Majalla" w:hAnsi="Sakkal Majalla" w:cs="Sakkal Majalla" w:hint="cs"/>
+          <w:sz w:val="28"/>
+          <w:szCs w:val="28"/>
+          <w:rtl/>
+        </w:rPr>
+        <w:t>ء</w:t>
+      </w:r>
+      <w:bookmarkStart w:id="0" w:name="_GoBack"/>
+      <w:bookmarkEnd w:id="0"/>
+      <w:r>
+        <w:rPr>
+          <w:rFonts w:ascii="Sakkal Majalla" w:hAnsi="Sakkal Majalla" w:cs="Sakkal Majalla" w:hint="cs"/>
+          <w:sz w:val="28"/>
+          <w:szCs w:val="28"/>
+          <w:rtl/>
+        </w:rPr>
+        <w:t xml:space="preserve"> المحبة والتي لا تنقطع، التي كانت تنبض بين الآب والابن، ونحن نقف أمامها ونهلل بفرح غامر عميق بأنه أُعلنت هذه السعادة لنا وبأن لنا حق المشاركة فيها. لأنه إن أحبه الآب، </w:t>
+      </w:r>
+      <w:r>
+        <w:rPr>
+          <w:rFonts w:ascii="Sakkal Majalla" w:hAnsi="Sakkal Majalla" w:cs="Sakkal Majalla" w:hint="cs"/>
+          <w:sz w:val="28"/>
+          <w:szCs w:val="28"/>
+          <w:rtl/>
+        </w:rPr>
+        <w:t>لأنه وضع نفسه، فإننا عندها نعلم بأنه وضعها من أجلنا نحن ولذا نحن نحبه. محبته للآب ومحبته لنا ملتهبة في شعلة كبيرة لا تستطيع أن تُطفئها مياه كثيرة، ونحن نحبه، الذي أحبه الآب، وهذا هو أساس ومصدر شركتنا مع الآب.</w:t>
       </w:r>
     </w:p>
     <w:p>
@@ -376,79 +438,111 @@
         <w:bidi/>
         <w:jc w:val="both"/>
         <w:rPr>
-          <w:rtl/>
-          <w:lang w:bidi="ar-SA"/>
-        </w:rPr>
-      </w:pPr>
-      <w:r>
-        <w:rPr>
-          <w:rFonts w:hint="cs"/>
-          <w:rtl/>
-          <w:lang w:bidi="ar-SA"/>
-        </w:rPr>
-        <w:t xml:space="preserve">أغلق عليك باب مخدعك، قال الرب يسوع حينما حكم على تفاخر الفريسيين وقت صلاتهم. غير أن أمر الرب هذا </w:t>
-      </w:r>
-      <w:r>
-        <w:rPr>
-          <w:rFonts w:hint="cs"/>
-          <w:rtl/>
-          <w:lang w:bidi="ar-SA"/>
-        </w:rPr>
-        <w:t xml:space="preserve">يريد أن يخبرنا </w:t>
-      </w:r>
-      <w:r>
-        <w:rPr>
-          <w:rFonts w:hint="cs"/>
-          <w:rtl/>
-          <w:lang w:bidi="ar-SA"/>
-        </w:rPr>
-        <w:t xml:space="preserve">بما هو </w:t>
-      </w:r>
-      <w:r>
-        <w:rPr>
-          <w:rFonts w:hint="cs"/>
-          <w:rtl/>
-          <w:lang w:bidi="ar-SA"/>
-        </w:rPr>
-        <w:t xml:space="preserve">أكثر من هذا. فمعناه بدرجة أولى: أغلق باب قلبك، لأنه من الممكن أن يكون معرّضًا لجميع </w:t>
-      </w:r>
-      <w:r>
-        <w:rPr>
-          <w:rFonts w:hint="cs"/>
-          <w:rtl/>
-          <w:lang w:bidi="ar-SA"/>
+          <w:rFonts w:ascii="Sakkal Majalla" w:hAnsi="Sakkal Majalla" w:cs="Sakkal Majalla"/>
+          <w:sz w:val="28"/>
+          <w:szCs w:val="28"/>
+          <w:rtl/>
+        </w:rPr>
+      </w:pPr>
+      <w:r>
+        <w:rPr>
+          <w:rFonts w:ascii="Sakkal Majalla" w:hAnsi="Sakkal Majalla" w:cs="Sakkal Majalla" w:hint="cs"/>
+          <w:sz w:val="28"/>
+          <w:szCs w:val="28"/>
+          <w:rtl/>
+        </w:rPr>
+        <w:t>لننتبه لكلمات الرب: "</w:t>
+      </w:r>
+      <w:r>
+        <w:rPr>
+          <w:rFonts w:ascii="Sakkal Majalla" w:hAnsi="Sakkal Majalla" w:cs="Sakkal Majalla"/>
+          <w:sz w:val="28"/>
+          <w:szCs w:val="28"/>
+          <w:rtl/>
+        </w:rPr>
+        <w:t xml:space="preserve"> </w:t>
+      </w:r>
+      <w:r>
+        <w:rPr>
+          <w:rFonts w:ascii="Sakkal Majalla" w:hAnsi="Sakkal Majalla" w:cs="Sakkal Majalla"/>
+          <w:sz w:val="28"/>
+          <w:szCs w:val="28"/>
+          <w:rtl/>
+        </w:rPr>
+        <w:t>قُومُوا نَنْطَلِقْ مِنْ ههُنَا</w:t>
+      </w:r>
+      <w:r>
+        <w:rPr>
+          <w:rFonts w:ascii="Sakkal Majalla" w:hAnsi="Sakkal Majalla" w:cs="Sakkal Majalla" w:hint="cs"/>
+          <w:sz w:val="28"/>
+          <w:szCs w:val="28"/>
+          <w:rtl/>
+        </w:rPr>
+        <w:t xml:space="preserve">." إن كلمة "ههنا" تعني بالنسبة له جثسيماني، جباثا والجلجثة، جهاد وصراع، هجومات قوة الظلمة، العار والإهانة، مظالم الناس وتلك الأعماق والآلام الغامضة تحت دينونة الله القدوسة والعادلة. إننا أبدًا لن يمكننا أن نعي ملء معنى هذه الصرخة: "إلهي، إلهي لِمَ تركتني؟" لا بد وأن دائمًا تتوارى خلفها قدرة استيعاب الطبيعة؛ لكننا نعلم، ويمكننا أن نفهم متعلمين من الله الكلمات: "... </w:t>
+      </w:r>
+      <w:r>
+        <w:rPr>
+          <w:rFonts w:ascii="Sakkal Majalla" w:hAnsi="Sakkal Majalla" w:cs="Sakkal Majalla"/>
+          <w:sz w:val="28"/>
+          <w:szCs w:val="28"/>
+          <w:rtl/>
+        </w:rPr>
+        <w:t xml:space="preserve">كَمَا أَحَبَّنَا الْمَسِيحُ أَيْضًا وَأَسْلَمَ </w:t>
+      </w:r>
+      <w:r>
+        <w:rPr>
+          <w:rFonts w:ascii="Sakkal Majalla" w:hAnsi="Sakkal Majalla" w:cs="Sakkal Majalla"/>
+          <w:sz w:val="28"/>
+          <w:szCs w:val="28"/>
+          <w:rtl/>
         </w:rPr>
         <w:lastRenderedPageBreak/>
-        <w:t xml:space="preserve">ملاهي الأرض واضطراباتها، بالأخص عندما تكون أبواب الغرفة مغلّقة. بعض المسيحيين يعرفون من اختبار أسيف لهم، بأنه هكذا هو الأمر. إنه لا يشعر بضغط هموم العالم والأفكار التي لا قيمة لها إلا عندما يحني ركبتيه في صلاة بالخفاء. </w:t>
-      </w:r>
-      <w:r>
-        <w:rPr>
-          <w:rFonts w:hint="cs"/>
-          <w:rtl/>
-          <w:lang w:bidi="ar-SA"/>
-        </w:rPr>
-        <w:t>ليست الهموم فقط، وإنما أيضًا عدد لا حصر له من أمور الحياة الفانية تجتمع معًا ولذا إن كنا نريد بأن نكون لوحدنا مع الله فاغلق باب قلبك واترك العالم خارجه. البحر الذي تحركه الريح لا يمكنه أن يعكس صورة السماء. إننا بحاجة بأن نصد كل الأمور العالمية عنّا، التي تريد أن تسيطر على النفس، كما قال إبراهيم مرة لعبديه عند سفح جبل المريا: "</w:t>
-      </w:r>
-      <w:r>
-        <w:rPr>
+        <w:t>نَفْسَهُ لأَجْلِنَا، قُرْبَانًا وَذَبِيحَةً للهِ رَائِحَةً طَيِّبَةً.</w:t>
+      </w:r>
+      <w:r>
+        <w:rPr>
+          <w:rFonts w:ascii="Sakkal Majalla" w:hAnsi="Sakkal Majalla" w:cs="Sakkal Majalla" w:hint="cs"/>
+          <w:sz w:val="28"/>
+          <w:szCs w:val="28"/>
+          <w:rtl/>
+        </w:rPr>
+        <w:t>" (أفسس 5: 2). نحن على يقين</w:t>
+      </w:r>
+      <w:r>
+        <w:rPr>
+          <w:rFonts w:ascii="Sakkal Majalla" w:hAnsi="Sakkal Majalla" w:cs="Sakkal Majalla" w:hint="cs"/>
+          <w:sz w:val="28"/>
+          <w:szCs w:val="28"/>
+          <w:rtl/>
+        </w:rPr>
+        <w:t>، بأنه، في ساعات الظلمة تلك حينما تكبد الآلام، التي جعلها خطية لأجلنا، والتي جعلته غالي القيمة والغلاوة على نفوسنا إلى الأبد، لا بد أنه كان غاليًا بما لا يُعبّر عنه على الآب، "</w:t>
+      </w:r>
+      <w:r>
+        <w:rPr>
+          <w:rFonts w:ascii="Sakkal Majalla" w:hAnsi="Sakkal Majalla" w:cs="Sakkal Majalla"/>
+          <w:sz w:val="28"/>
+          <w:szCs w:val="28"/>
           <w:rtl/>
         </w:rPr>
         <w:t xml:space="preserve"> </w:t>
       </w:r>
       <w:r>
         <w:rPr>
-          <w:rtl/>
-          <w:lang w:bidi="ar-SA"/>
-        </w:rPr>
-        <w:t>اجْلِسَا أَنْتُمَا ههُنَا مَعَ الْحِمَارِ، وَأَمَّا أَنَا وَالْغُلاَمُ فَنَذْهَبُ إِلَى هُنَاكَ وَنَسْجُدُ، ثُمَّ نَرْجعُ إِلَيْكُمَا</w:t>
-      </w:r>
-      <w:r>
-        <w:rPr>
-          <w:rFonts w:hint="cs"/>
-          <w:rtl/>
-          <w:lang w:bidi="ar-SA"/>
-        </w:rPr>
-        <w:t>" (تكوين 22: 5).</w:t>
+          <w:rFonts w:ascii="Sakkal Majalla" w:hAnsi="Sakkal Majalla" w:cs="Sakkal Majalla"/>
+          <w:sz w:val="28"/>
+          <w:szCs w:val="28"/>
+          <w:rtl/>
+        </w:rPr>
+        <w:t>قُرْبَانًا وَذَبِيحَةً للهِ رَائِحَةً طَيِّبَةً.</w:t>
+      </w:r>
+      <w:r>
+        <w:rPr>
+          <w:rFonts w:ascii="Sakkal Majalla" w:hAnsi="Sakkal Majalla" w:cs="Sakkal Majalla" w:hint="cs"/>
+          <w:sz w:val="28"/>
+          <w:szCs w:val="28"/>
+          <w:rtl/>
+        </w:rPr>
+        <w:t>". إن كانت الذبيحة من أجل الله، فقد كانت لنا أيضًا، وإن كانت غالية على الله، فهي كذلك علينا نحن أيضًا وقد أوتي بنا بحق في اتحاد مع أفكار الآب عنه.</w:t>
       </w:r>
     </w:p>
     <w:p>
@@ -456,198 +550,317 @@
         <w:bidi/>
         <w:jc w:val="both"/>
         <w:rPr>
-          <w:rtl/>
-          <w:lang w:bidi="ar-SA"/>
-        </w:rPr>
-      </w:pPr>
-      <w:r>
-        <w:rPr>
-          <w:rFonts w:hint="cs"/>
-          <w:rtl/>
-          <w:lang w:bidi="ar-SA"/>
-        </w:rPr>
-        <w:t>أغلق باب قلبك واترك عدم الإيمان خارجه. لا تسمح بدخول الشك الخفي لئلا تُعاق صلواتك. الله يستجيب فقط للثقة الكاملة.</w:t>
+          <w:rFonts w:ascii="Sakkal Majalla" w:hAnsi="Sakkal Majalla" w:cs="Sakkal Majalla"/>
+          <w:sz w:val="28"/>
+          <w:szCs w:val="28"/>
+          <w:rtl/>
+        </w:rPr>
+      </w:pPr>
+      <w:r>
+        <w:rPr>
+          <w:rFonts w:ascii="Sakkal Majalla" w:hAnsi="Sakkal Majalla" w:cs="Sakkal Majalla" w:hint="cs"/>
+          <w:sz w:val="28"/>
+          <w:szCs w:val="28"/>
+          <w:rtl/>
+        </w:rPr>
+        <w:t xml:space="preserve">مجد الآب زار البستان، قبل أن تصله مريم المجدلية وقبل أن يخبر القبر الفارغ الذي اختلست النظر فيه دامعة، بالحقيقة أن الله أقامه من بين الأموات. الآن نحن نعلم بأنه جالس عن يمين الآب في السماء مكللاً بالأمجاد هناك تفوق كل </w:t>
+      </w:r>
+      <w:r>
+        <w:rPr>
+          <w:rFonts w:ascii="Sakkal Majalla" w:hAnsi="Sakkal Majalla" w:cs="Sakkal Majalla" w:hint="cs"/>
+          <w:sz w:val="28"/>
+          <w:szCs w:val="28"/>
+          <w:rtl/>
+        </w:rPr>
+        <w:t>ال</w:t>
+      </w:r>
+      <w:r>
+        <w:rPr>
+          <w:rFonts w:ascii="Sakkal Majalla" w:hAnsi="Sakkal Majalla" w:cs="Sakkal Majalla" w:hint="cs"/>
+          <w:sz w:val="28"/>
+          <w:szCs w:val="28"/>
+          <w:rtl/>
+        </w:rPr>
+        <w:t xml:space="preserve">أمجاد </w:t>
+      </w:r>
+      <w:r>
+        <w:rPr>
+          <w:rFonts w:ascii="Sakkal Majalla" w:hAnsi="Sakkal Majalla" w:cs="Sakkal Majalla" w:hint="cs"/>
+          <w:sz w:val="28"/>
+          <w:szCs w:val="28"/>
+          <w:rtl/>
+        </w:rPr>
+        <w:t>ال</w:t>
+      </w:r>
+      <w:r>
+        <w:rPr>
+          <w:rFonts w:ascii="Sakkal Majalla" w:hAnsi="Sakkal Majalla" w:cs="Sakkal Majalla" w:hint="cs"/>
+          <w:sz w:val="28"/>
+          <w:szCs w:val="28"/>
+          <w:rtl/>
+        </w:rPr>
+        <w:t>أخرى. وقد أُعطي اسمًا فوق كل اسم، وكل خليقة لا بد لها أن تحني ركبت</w:t>
+      </w:r>
+      <w:r>
+        <w:rPr>
+          <w:rFonts w:ascii="Sakkal Majalla" w:hAnsi="Sakkal Majalla" w:cs="Sakkal Majalla" w:hint="cs"/>
+          <w:sz w:val="28"/>
+          <w:szCs w:val="28"/>
+          <w:rtl/>
+        </w:rPr>
+        <w:t>ي</w:t>
+      </w:r>
+      <w:r>
+        <w:rPr>
+          <w:rFonts w:ascii="Sakkal Majalla" w:hAnsi="Sakkal Majalla" w:cs="Sakkal Majalla" w:hint="cs"/>
+          <w:sz w:val="28"/>
+          <w:szCs w:val="28"/>
+          <w:rtl/>
+        </w:rPr>
+        <w:t xml:space="preserve">ها في اسمه. إننا نحيي ارتفاعه إلى أسمى مكان في السماء، </w:t>
+      </w:r>
+      <w:r>
+        <w:rPr>
+          <w:rFonts w:ascii="Sakkal Majalla" w:hAnsi="Sakkal Majalla" w:cs="Sakkal Majalla" w:hint="cs"/>
+          <w:sz w:val="28"/>
+          <w:szCs w:val="28"/>
+          <w:rtl/>
+        </w:rPr>
+        <w:t>إذ حيينا اتضاعه باندهاش. إن أوائل الناس وأكثرهم استعدادًا بأن يعترفوا باستحقاقه، بكل يقين هم القديسون المفديين، الذين يشكلون كنيسته</w:t>
+      </w:r>
+      <w:r>
+        <w:rPr>
+          <w:rFonts w:ascii="Sakkal Majalla" w:hAnsi="Sakkal Majalla" w:cs="Sakkal Majalla" w:hint="cs"/>
+          <w:sz w:val="28"/>
+          <w:szCs w:val="28"/>
+          <w:rtl/>
+        </w:rPr>
+        <w:t xml:space="preserve"> ويمثلونها</w:t>
+      </w:r>
+      <w:r>
+        <w:rPr>
+          <w:rFonts w:ascii="Sakkal Majalla" w:hAnsi="Sakkal Majalla" w:cs="Sakkal Majalla" w:hint="cs"/>
+          <w:sz w:val="28"/>
+          <w:szCs w:val="28"/>
+          <w:rtl/>
+        </w:rPr>
+        <w:t xml:space="preserve">. </w:t>
+      </w:r>
+      <w:r>
+        <w:rPr>
+          <w:rFonts w:ascii="Sakkal Majalla" w:hAnsi="Sakkal Majalla" w:cs="Sakkal Majalla" w:hint="cs"/>
+          <w:sz w:val="28"/>
+          <w:szCs w:val="28"/>
+          <w:rtl/>
+        </w:rPr>
+        <w:t xml:space="preserve">إننا ننتمي لتلك الشركة المرغوبة ونمجّد اسم الآب، الذي رفعَ مَن قد صار غاليًا علينا. نحن ننتظر مجيئه؛ إذ لأن الأكاليل والممالك له </w:t>
+      </w:r>
+      <w:r>
+        <w:rPr>
+          <w:rFonts w:ascii="Sakkal Majalla" w:hAnsi="Sakkal Majalla" w:cs="Sakkal Majalla" w:hint="cs"/>
+          <w:sz w:val="28"/>
+          <w:szCs w:val="28"/>
+          <w:rtl/>
+        </w:rPr>
+        <w:t>وكنيسته ستشاركه مجده. لأنه هكذا عقد الله الأمر. لكن إن انتهى لمعان وأفراح نصرة ملكه وقد توقف الزمن عن أن يكون ذلك، عندها سيبقى بيت الآب ونحن سنكون هناك، "مشابهين صورة ابنه ليكون هو بكرًا بين إخوة كثيرين" (رومية 8: 29). إنه سيكون المتقدم كل الأبد، موضوع محبة أبيه الأبدية ومحبة جميع قديسيه، ولذا ستكون لنا أفكارًا مشتركة إلى الأبد مع الآب عنه. سنتشارك بالمحبة التي استكانت عليه؛ لأنه هو الذي أخبرنا باسم الآب لكي تكون المحبة التي أحبه الآب بها فينا؛ ليس علينا</w:t>
+      </w:r>
+      <w:r>
+        <w:rPr>
+          <w:rFonts w:ascii="Sakkal Majalla" w:hAnsi="Sakkal Majalla" w:cs="Sakkal Majalla" w:hint="cs"/>
+          <w:sz w:val="28"/>
+          <w:szCs w:val="28"/>
+          <w:rtl/>
+        </w:rPr>
+        <w:t xml:space="preserve"> </w:t>
+      </w:r>
+      <w:r>
+        <w:rPr>
+          <w:rFonts w:ascii="Sakkal Majalla" w:hAnsi="Sakkal Majalla" w:cs="Sakkal Majalla" w:hint="cs"/>
+          <w:sz w:val="28"/>
+          <w:szCs w:val="28"/>
+          <w:rtl/>
+        </w:rPr>
+        <w:t>فقط، وإنما فينا، النصيب الذي تفرح به قلوبنا المُسلَّمة له بالكامل. لذا سيكون فرحنا الأبدي هو الشركة مع الآب ومع ابنه يسوع المسيح.</w:t>
       </w:r>
     </w:p>
     <w:p>
       <w:pPr>
         <w:bidi/>
-        <w:jc w:val="both"/>
-        <w:rPr>
-          <w:rtl/>
-          <w:lang w:bidi="ar-SA"/>
-        </w:rPr>
-      </w:pPr>
-      <w:r>
-        <w:rPr>
-          <w:rFonts w:hint="cs"/>
-          <w:rtl/>
-          <w:lang w:bidi="ar-SA"/>
-        </w:rPr>
-        <w:t xml:space="preserve">اغلق باب قلبك عن الشكليات. التعبّد الشكلي من دون مشاركة القلب فيه، لا يفيد أحد بشيء. فقط بأن تصلي لكي تُرضي ضميرك، أو لأن الوقت المعدّ للصلاة قد حضر ولا بد من أن ننجز هذا الواجب، ليس هو فقط </w:t>
-      </w:r>
-      <w:r>
-        <w:rPr>
-          <w:rFonts w:hint="cs"/>
-          <w:rtl/>
-          <w:lang w:bidi="ar-SA"/>
-        </w:rPr>
-        <w:t>محاولة في خداع الله، وإنما أيضًا خداع كبير للنفس.</w:t>
-      </w:r>
-    </w:p>
-    <w:p>
-      <w:pPr>
-        <w:bidi/>
-        <w:jc w:val="both"/>
-        <w:rPr>
-          <w:rtl/>
-          <w:lang w:bidi="ar-SA"/>
-        </w:rPr>
-      </w:pPr>
-      <w:r>
-        <w:rPr>
-          <w:rFonts w:hint="cs"/>
-          <w:rtl/>
-          <w:lang w:bidi="ar-SA"/>
-        </w:rPr>
-        <w:t xml:space="preserve">أغلق باب قلبك عن اللامبالاة، لأن القلب من الممكن بأن يريد التمسك بالخطية بالذات التي تصلي الشفاه ضدها. فقط الصلاة المطمئنة والمستقيمة هي المعتبرة عند الله. " </w:t>
-      </w:r>
-      <w:r>
-        <w:rPr>
-          <w:rtl/>
-          <w:lang w:bidi="ar-SA"/>
-        </w:rPr>
-        <w:t>إِنْ رَاعَيْتُ إِثْمًا فِي قَلْبِي</w:t>
-      </w:r>
-      <w:r>
-        <w:rPr>
-          <w:rFonts w:hint="cs"/>
-          <w:rtl/>
-          <w:lang w:bidi="ar-SA"/>
-        </w:rPr>
-        <w:t xml:space="preserve"> (إن تغاضيت عن جُرم في قلبي)</w:t>
-      </w:r>
-      <w:r>
-        <w:rPr>
-          <w:rtl/>
-          <w:lang w:bidi="ar-SA"/>
-        </w:rPr>
-        <w:t xml:space="preserve"> لاَ يَسْتَمِعُ لِيَ الرَّبُّ.</w:t>
-      </w:r>
-      <w:r>
-        <w:rPr>
-          <w:rFonts w:hint="cs"/>
-          <w:rtl/>
-          <w:lang w:bidi="ar-SA"/>
-        </w:rPr>
-        <w:t>" (مزمور 66: 18).</w:t>
-      </w:r>
-    </w:p>
-    <w:p>
-      <w:pPr>
-        <w:bidi/>
-        <w:jc w:val="both"/>
-        <w:rPr>
-          <w:rtl/>
-          <w:lang w:bidi="ar-SA"/>
-        </w:rPr>
-      </w:pPr>
-      <w:r>
-        <w:rPr>
-          <w:rFonts w:hint="cs"/>
-          <w:rtl/>
-          <w:lang w:bidi="ar-SA"/>
-        </w:rPr>
-        <w:t>أغلق باب قلبك عن أنانيتك. بأن نطلب من الله بأن يستحسن قراراتنا أو رغباتنا التي كنا قد اتخذناها مسبقًا، ليست هي صلاة إلى الله، وإنما إملاء. الصوت الخفيض في كل صلاة لا بد وأن يكون: "</w:t>
-      </w:r>
-      <w:r>
-        <w:rPr>
+        <w:jc w:val="center"/>
+        <w:rPr>
+          <w:rFonts w:ascii="Sakkal Majalla" w:hAnsi="Sakkal Majalla" w:cs="Sakkal Majalla"/>
+          <w:sz w:val="28"/>
+          <w:szCs w:val="28"/>
+          <w:rtl/>
+        </w:rPr>
+      </w:pPr>
+      <w:r>
+        <w:rPr>
+          <w:rFonts w:ascii="Sakkal Majalla" w:hAnsi="Sakkal Majalla" w:cs="Sakkal Majalla" w:hint="cs"/>
+          <w:sz w:val="28"/>
+          <w:szCs w:val="28"/>
+          <w:rtl/>
+        </w:rPr>
+        <w:t>-</w:t>
+      </w:r>
+      <w:r>
+        <w:rPr>
+          <w:rFonts w:ascii="Sakkal Majalla" w:hAnsi="Sakkal Majalla" w:cs="Sakkal Majalla" w:hint="cs"/>
+          <w:sz w:val="28"/>
+          <w:szCs w:val="28"/>
           <w:rtl/>
         </w:rPr>
         <w:t xml:space="preserve"> </w:t>
       </w:r>
       <w:r>
         <w:rPr>
-          <w:rtl/>
-          <w:lang w:bidi="ar-SA"/>
-        </w:rPr>
-        <w:t>لِتَكُنْ لاَ إِرَادَتِي بَلْ إِرَادَتُكَ».</w:t>
-      </w:r>
-      <w:r>
-        <w:rPr>
-          <w:rFonts w:hint="cs"/>
-          <w:rtl/>
-          <w:lang w:bidi="ar-SA"/>
-        </w:rPr>
-        <w:t>" (لوقا 22: 42). وقد يبدو بأن هذا ضعّف من أساس الصلاة وسيأخذ منها حلاوة المعونة العملية في الحياة. لكن هل نحن نعاني من أذية فعلاً إن أعطانا الله فقط ما يتفق مع محبته وحكمته؟ هل من الممكن أن نتمنى أو نحصل على بركة أعظم من هذه؟</w:t>
-      </w:r>
-    </w:p>
-    <w:p>
-      <w:pPr>
-        <w:bidi/>
-        <w:jc w:val="both"/>
-        <w:rPr>
-          <w:rtl/>
-          <w:lang w:bidi="ar-SA"/>
-        </w:rPr>
-      </w:pPr>
-      <w:r>
-        <w:rPr>
-          <w:rFonts w:hint="cs"/>
-          <w:rtl/>
-          <w:lang w:bidi="ar-SA"/>
-        </w:rPr>
-        <w:t xml:space="preserve">عندما يكون باب القلب </w:t>
-      </w:r>
-      <w:r>
-        <w:rPr>
-          <w:rFonts w:hint="cs"/>
-          <w:rtl/>
-          <w:lang w:bidi="ar-SA"/>
-        </w:rPr>
-        <w:t>مغلقًا بإحكام أمام كل هذه الملاهي والإزعاجات، فستتحول شركة الصلاة مع الرب إلى إحدى أفراحنا الأكثر حميمة لنا. عندها سنختبر في كل مرة من جديد اختبار يوم القيامة: "</w:t>
-      </w:r>
-      <w:r>
-        <w:rPr>
-          <w:rtl/>
-        </w:rPr>
-        <w:t xml:space="preserve"> </w:t>
-      </w:r>
-      <w:r>
-        <w:rPr>
-          <w:rtl/>
-          <w:lang w:bidi="ar-SA"/>
-        </w:rPr>
-        <w:t>فَجَاءَ يَسُوعُ وَالأَبْوَابُ مُغَلَّقَةٌ، وَوَقَفَ فِي الْوَسْطِ وَقَالَ:«سَلاَمٌ لَكُمْ!».</w:t>
-      </w:r>
-      <w:r>
-        <w:rPr>
-          <w:rFonts w:hint="cs"/>
-          <w:rtl/>
-          <w:lang w:bidi="ar-SA"/>
-        </w:rPr>
-        <w:t>" (يوحنا 20: 26).</w:t>
+          <w:rFonts w:ascii="Sakkal Majalla" w:hAnsi="Sakkal Majalla" w:cs="Sakkal Majalla" w:hint="cs"/>
+          <w:sz w:val="28"/>
+          <w:szCs w:val="28"/>
+          <w:rtl/>
+        </w:rPr>
+        <w:t>تم -</w:t>
       </w:r>
     </w:p>
     <w:sectPr>
-      <w:pgSz w:w="12240" w:h="15840"/>
-      <w:pgMar w:top="1440" w:right="1800" w:bottom="1440" w:left="1800" w:header="720" w:footer="720" w:gutter="0"/>
-      <w:cols w:space="720"/>
+      <w:pgSz w:w="11906" w:h="16838"/>
+      <w:pgMar w:top="1440" w:right="1440" w:bottom="1440" w:left="1440" w:header="708" w:footer="708" w:gutter="0"/>
+      <w:cols w:space="708"/>
       <w:docGrid w:linePitch="360"/>
     </w:sectPr>
   </w:body>
 </w:document>
 </file>
 
+<file path=word/numbering.xml><?xml version="1.0" encoding="utf-8"?>
+<w:numbering xmlns:wpc="http://schemas.microsoft.com/office/word/2010/wordprocessingCanvas" xmlns:cx="http://schemas.microsoft.com/office/drawing/2014/chartex" xmlns:cx1="http://schemas.microsoft.com/office/drawing/2015/9/8/chartex" xmlns:cx2="http://schemas.microsoft.com/office/drawing/2015/10/21/chartex" xmlns:cx3="http://schemas.microsoft.com/office/drawing/2016/5/9/chartex" xmlns:cx4="http://schemas.microsoft.com/office/drawing/2016/5/10/chartex" xmlns:cx5="http://schemas.microsoft.com/office/drawing/2016/5/11/chartex" xmlns:cx6="http://schemas.microsoft.com/office/drawing/2016/5/12/chartex" xmlns:cx7="http://schemas.microsoft.com/office/drawing/2016/5/13/chartex" xmlns:cx8="http://schemas.microsoft.com/office/drawing/2016/5/14/chartex" xmlns:mc="http://schemas.openxmlformats.org/markup-compatibility/2006" xmlns:aink="http://schemas.microsoft.com/office/drawing/2016/ink" xmlns:am3d="http://schemas.microsoft.com/office/drawing/2017/model3d" xmlns:o="urn:schemas-microsoft-com:office:office" xmlns:r="http://schemas.openxmlformats.org/officeDocument/2006/relationships" xmlns:m="http://schemas.openxmlformats.org/officeDocument/2006/math" xmlns:v="urn:schemas-microsoft-com:vml" xmlns:wp14="http://schemas.microsoft.com/office/word/2010/wordprocessingDrawing" xmlns:wp="http://schemas.openxmlformats.org/drawingml/2006/wordprocessingDrawing" xmlns:w10="urn:schemas-microsoft-com:office:word" xmlns:w="http://schemas.openxmlformats.org/wordprocessingml/2006/main" xmlns:w14="http://schemas.microsoft.com/office/word/2010/wordml" xmlns:w15="http://schemas.microsoft.com/office/word/2012/wordml" xmlns:w16cid="http://schemas.microsoft.com/office/word/2016/wordml/cid" xmlns:w16se="http://schemas.microsoft.com/office/word/2015/wordml/symex" xmlns:wpg="http://schemas.microsoft.com/office/word/2010/wordprocessingGroup" xmlns:wpi="http://schemas.microsoft.com/office/word/2010/wordprocessingInk" xmlns:wne="http://schemas.microsoft.com/office/word/2006/wordml" xmlns:wps="http://schemas.microsoft.com/office/word/2010/wordprocessingShape" mc:Ignorable="w14 w15 w16se w16cid wp14">
+  <w:abstractNum w:abstractNumId="0" w15:restartNumberingAfterBreak="0">
+    <w:nsid w:val="46741D0E"/>
+    <w:multiLevelType w:val="hybridMultilevel"/>
+    <w:tmpl w:val="02362A3A"/>
+    <w:lvl w:ilvl="0" w:tplc="148CB700">
+      <w:numFmt w:val="bullet"/>
+      <w:lvlText w:val="-"/>
+      <w:lvlJc w:val="left"/>
+      <w:pPr>
+        <w:ind w:left="720" w:hanging="360"/>
+      </w:pPr>
+      <w:rPr>
+        <w:rFonts w:ascii="Sakkal Majalla" w:eastAsiaTheme="minorHAnsi" w:hAnsi="Sakkal Majalla" w:cs="Sakkal Majalla" w:hint="default"/>
+      </w:rPr>
+    </w:lvl>
+    <w:lvl w:ilvl="1" w:tplc="20000003" w:tentative="1">
+      <w:start w:val="1"/>
+      <w:numFmt w:val="bullet"/>
+      <w:lvlText w:val="o"/>
+      <w:lvlJc w:val="left"/>
+      <w:pPr>
+        <w:ind w:left="1440" w:hanging="360"/>
+      </w:pPr>
+      <w:rPr>
+        <w:rFonts w:ascii="Courier New" w:hAnsi="Courier New" w:cs="Courier New" w:hint="default"/>
+      </w:rPr>
+    </w:lvl>
+    <w:lvl w:ilvl="2" w:tplc="20000005" w:tentative="1">
+      <w:start w:val="1"/>
+      <w:numFmt w:val="bullet"/>
+      <w:lvlText w:val=""/>
+      <w:lvlJc w:val="left"/>
+      <w:pPr>
+        <w:ind w:left="2160" w:hanging="360"/>
+      </w:pPr>
+      <w:rPr>
+        <w:rFonts w:ascii="Wingdings" w:hAnsi="Wingdings" w:hint="default"/>
+      </w:rPr>
+    </w:lvl>
+    <w:lvl w:ilvl="3" w:tplc="20000001" w:tentative="1">
+      <w:start w:val="1"/>
+      <w:numFmt w:val="bullet"/>
+      <w:lvlText w:val=""/>
+      <w:lvlJc w:val="left"/>
+      <w:pPr>
+        <w:ind w:left="2880" w:hanging="360"/>
+      </w:pPr>
+      <w:rPr>
+        <w:rFonts w:ascii="Symbol" w:hAnsi="Symbol" w:hint="default"/>
+      </w:rPr>
+    </w:lvl>
+    <w:lvl w:ilvl="4" w:tplc="20000003" w:tentative="1">
+      <w:start w:val="1"/>
+      <w:numFmt w:val="bullet"/>
+      <w:lvlText w:val="o"/>
+      <w:lvlJc w:val="left"/>
+      <w:pPr>
+        <w:ind w:left="3600" w:hanging="360"/>
+      </w:pPr>
+      <w:rPr>
+        <w:rFonts w:ascii="Courier New" w:hAnsi="Courier New" w:cs="Courier New" w:hint="default"/>
+      </w:rPr>
+    </w:lvl>
+    <w:lvl w:ilvl="5" w:tplc="20000005" w:tentative="1">
+      <w:start w:val="1"/>
+      <w:numFmt w:val="bullet"/>
+      <w:lvlText w:val=""/>
+      <w:lvlJc w:val="left"/>
+      <w:pPr>
+        <w:ind w:left="4320" w:hanging="360"/>
+      </w:pPr>
+      <w:rPr>
+        <w:rFonts w:ascii="Wingdings" w:hAnsi="Wingdings" w:hint="default"/>
+      </w:rPr>
+    </w:lvl>
+    <w:lvl w:ilvl="6" w:tplc="20000001" w:tentative="1">
+      <w:start w:val="1"/>
+      <w:numFmt w:val="bullet"/>
+      <w:lvlText w:val=""/>
+      <w:lvlJc w:val="left"/>
+      <w:pPr>
+        <w:ind w:left="5040" w:hanging="360"/>
+      </w:pPr>
+      <w:rPr>
+        <w:rFonts w:ascii="Symbol" w:hAnsi="Symbol" w:hint="default"/>
+      </w:rPr>
+    </w:lvl>
+    <w:lvl w:ilvl="7" w:tplc="20000003" w:tentative="1">
+      <w:start w:val="1"/>
+      <w:numFmt w:val="bullet"/>
+      <w:lvlText w:val="o"/>
+      <w:lvlJc w:val="left"/>
+      <w:pPr>
+        <w:ind w:left="5760" w:hanging="360"/>
+      </w:pPr>
+      <w:rPr>
+        <w:rFonts w:ascii="Courier New" w:hAnsi="Courier New" w:cs="Courier New" w:hint="default"/>
+      </w:rPr>
+    </w:lvl>
+    <w:lvl w:ilvl="8" w:tplc="20000005" w:tentative="1">
+      <w:start w:val="1"/>
+      <w:numFmt w:val="bullet"/>
+      <w:lvlText w:val=""/>
+      <w:lvlJc w:val="left"/>
+      <w:pPr>
+        <w:ind w:left="6480" w:hanging="360"/>
+      </w:pPr>
+      <w:rPr>
+        <w:rFonts w:ascii="Wingdings" w:hAnsi="Wingdings" w:hint="default"/>
+      </w:rPr>
+    </w:lvl>
+  </w:abstractNum>
+  <w:num w:numId="1">
+    <w:abstractNumId w:val="0"/>
+  </w:num>
+</w:numbering>
+</file>
+
 <file path=word/styles.xml><?xml version="1.0" encoding="utf-8"?>
-<w:styles xmlns:mc="http://schemas.openxmlformats.org/markup-compatibility/2006" xmlns:r="http://schemas.openxmlformats.org/officeDocument/2006/relationships" xmlns:w="http://schemas.openxmlformats.org/wordprocessingml/2006/main" xmlns:w14="http://schemas.microsoft.com/office/word/2010/wordml" xmlns:w15="http://schemas.microsoft.com/office/word/2012/wordml" xmlns:w16cex="http://schemas.microsoft.com/office/word/2018/wordml/cex" xmlns:w16cid="http://schemas.microsoft.com/office/word/2016/wordml/cid" xmlns:w16="http://schemas.microsoft.com/office/word/2018/wordml" xmlns:w16sdtdh="http://schemas.microsoft.com/office/word/2020/wordml/sdtdatahash" xmlns:w16se="http://schemas.microsoft.com/office/word/2015/wordml/symex" mc:Ignorable="w14 w15 w16se w16cid w16 w16cex w16sdtdh">
+<w:styles xmlns:mc="http://schemas.openxmlformats.org/markup-compatibility/2006" xmlns:r="http://schemas.openxmlformats.org/officeDocument/2006/relationships" xmlns:w="http://schemas.openxmlformats.org/wordprocessingml/2006/main" xmlns:w14="http://schemas.microsoft.com/office/word/2010/wordml" xmlns:w15="http://schemas.microsoft.com/office/word/2012/wordml" xmlns:w16cid="http://schemas.microsoft.com/office/word/2016/wordml/cid" xmlns:w16se="http://schemas.microsoft.com/office/word/2015/wordml/symex" mc:Ignorable="w14 w15 w16se w16cid">
   <w:docDefaults>
     <w:rPrDefault>
       <w:rPr>
-        <w:rFonts w:ascii="Sakkal Majalla" w:eastAsiaTheme="minorHAnsi" w:hAnsi="Sakkal Majalla" w:cs="Sakkal Majalla"/>
-        <w:sz w:val="28"/>
-        <w:szCs w:val="28"/>
-        <w:lang w:val="en-US" w:eastAsia="en-US" w:bidi="he-IL"/>
+        <w:rFonts w:asciiTheme="minorHAnsi" w:eastAsiaTheme="minorHAnsi" w:hAnsiTheme="minorHAnsi" w:cstheme="minorBidi"/>
+        <w:sz w:val="22"/>
+        <w:szCs w:val="22"/>
+        <w:lang w:eastAsia="en-US" w:bidi="ar-SA"/>
       </w:rPr>
     </w:rPrDefault>
     <w:pPrDefault>
@@ -1073,7 +1286,7 @@
     <w:basedOn w:val="DefaultParagraphFont"/>
     <w:uiPriority w:val="99"/>
     <w:unhideWhenUsed/>
-    <w:rsid w:val="007546B7"/>
+    <w:rsid w:val="00BF6AF9"/>
     <w:rPr>
       <w:color w:val="0563C1" w:themeColor="hyperlink"/>
       <w:u w:val="single"/>
@@ -1085,17 +1298,40 @@
     <w:uiPriority w:val="99"/>
     <w:semiHidden/>
     <w:unhideWhenUsed/>
-    <w:rsid w:val="007546B7"/>
+    <w:rsid w:val="00BF6AF9"/>
     <w:rPr>
       <w:color w:val="605E5C"/>
       <w:shd w:val="clear" w:color="auto" w:fill="E1DFDD"/>
     </w:rPr>
   </w:style>
+  <w:style w:type="character" w:styleId="FollowedHyperlink">
+    <w:name w:val="FollowedHyperlink"/>
+    <w:basedOn w:val="DefaultParagraphFont"/>
+    <w:uiPriority w:val="99"/>
+    <w:semiHidden/>
+    <w:unhideWhenUsed/>
+    <w:rsid w:val="002D1FA8"/>
+    <w:rPr>
+      <w:color w:val="954F72" w:themeColor="followedHyperlink"/>
+      <w:u w:val="single"/>
+    </w:rPr>
+  </w:style>
+  <w:style w:type="paragraph" w:styleId="ListParagraph">
+    <w:name w:val="List Paragraph"/>
+    <w:basedOn w:val="Normal"/>
+    <w:uiPriority w:val="34"/>
+    <w:qFormat/>
+    <w:rsid w:val="00FE22A6"/>
+    <w:pPr>
+      <w:ind w:left="720"/>
+      <w:contextualSpacing/>
+    </w:pPr>
+  </w:style>
 </w:styles>
 </file>
 
 <file path=word/theme/theme1.xml><?xml version="1.0" encoding="utf-8"?>
-<a:theme xmlns:a="http://schemas.openxmlformats.org/drawingml/2006/main" name="Office Theme">
+<a:theme xmlns:a="http://schemas.openxmlformats.org/drawingml/2006/main" name="ערכת נושא Office">
   <a:themeElements>
     <a:clrScheme name="Office">
       <a:dk1>

--- a/docs/downloads/منوعات/تم/doc_0722.docx
+++ b/docs/downloads/منوعات/تم/doc_0722.docx
@@ -4,7 +4,6 @@
   <w:body>
     <w:p>
       <w:pPr>
-        <w:bidi/>
         <w:jc w:val="both"/>
         <w:rPr>
           <w:rStyle w:val="Hyperlink"/>
@@ -12,6 +11,7 @@
           <w:sz w:val="28"/>
           <w:szCs w:val="28"/>
           <w:rtl/>
+          <w:lang w:bidi="ar-AE"/>
         </w:rPr>
       </w:pPr>
       <w:r>
@@ -20,6 +20,7 @@
           <w:sz w:val="28"/>
           <w:szCs w:val="28"/>
           <w:rtl/>
+          <w:lang w:bidi="ar-AE"/>
         </w:rPr>
         <w:fldChar w:fldCharType="begin"/>
       </w:r>
@@ -29,6 +30,7 @@
           <w:sz w:val="28"/>
           <w:szCs w:val="28"/>
           <w:rtl/>
+          <w:lang w:bidi="ar-AE"/>
         </w:rPr>
         <w:instrText xml:space="preserve"> </w:instrText>
       </w:r>
@@ -37,6 +39,7 @@
           <w:rFonts w:ascii="Sakkal Majalla" w:hAnsi="Sakkal Majalla" w:cs="Sakkal Majalla"/>
           <w:sz w:val="28"/>
           <w:szCs w:val="28"/>
+          <w:lang w:bidi="ar-AE"/>
         </w:rPr>
         <w:instrText>HYPERLINK</w:instrText>
       </w:r>
@@ -46,6 +49,7 @@
           <w:sz w:val="28"/>
           <w:szCs w:val="28"/>
           <w:rtl/>
+          <w:lang w:bidi="ar-AE"/>
         </w:rPr>
         <w:instrText xml:space="preserve"> "</w:instrText>
       </w:r>
@@ -54,15 +58,17 @@
           <w:rFonts w:ascii="Sakkal Majalla" w:hAnsi="Sakkal Majalla" w:cs="Sakkal Majalla"/>
           <w:sz w:val="28"/>
           <w:szCs w:val="28"/>
-        </w:rPr>
-        <w:instrText>https://www.soundwords.de/was-bedeutet-gemeinschaft-mit-dem-vater-a782.html?search_q=vater&amp;search_NaviResultNo=4&amp;search_NaviArticleId=782</w:instrText>
-      </w:r>
-      <w:r>
-        <w:rPr>
-          <w:rFonts w:ascii="Sakkal Majalla" w:hAnsi="Sakkal Majalla" w:cs="Sakkal Majalla"/>
-          <w:sz w:val="28"/>
-          <w:szCs w:val="28"/>
-          <w:rtl/>
+          <w:lang w:bidi="ar-AE"/>
+        </w:rPr>
+        <w:instrText>https://www.soundwords.de/was-passiert-mit-der-seele-nach-dem-tod-a221.html</w:instrText>
+      </w:r>
+      <w:r>
+        <w:rPr>
+          <w:rFonts w:ascii="Sakkal Majalla" w:hAnsi="Sakkal Majalla" w:cs="Sakkal Majalla"/>
+          <w:sz w:val="28"/>
+          <w:szCs w:val="28"/>
+          <w:rtl/>
+          <w:lang w:bidi="ar-AE"/>
         </w:rPr>
         <w:instrText xml:space="preserve">" </w:instrText>
       </w:r>
@@ -72,6 +78,7 @@
           <w:sz w:val="28"/>
           <w:szCs w:val="28"/>
           <w:rtl/>
+          <w:lang w:bidi="ar-AE"/>
         </w:rPr>
         <w:fldChar w:fldCharType="separate"/>
       </w:r>
@@ -82,19 +89,20 @@
           <w:sz w:val="28"/>
           <w:szCs w:val="28"/>
           <w:rtl/>
-        </w:rPr>
-        <w:t>ماذا تعني الشركة مع الآب؟</w:t>
+          <w:lang w:bidi="ar-AE"/>
+        </w:rPr>
+        <w:t>ما الذي يحدث مع النفس بعد الموت؟</w:t>
       </w:r>
     </w:p>
     <w:p>
       <w:pPr>
-        <w:bidi/>
         <w:jc w:val="both"/>
         <w:rPr>
           <w:rFonts w:ascii="Sakkal Majalla" w:hAnsi="Sakkal Majalla" w:cs="Sakkal Majalla"/>
           <w:sz w:val="28"/>
           <w:szCs w:val="28"/>
           <w:rtl/>
+          <w:lang w:bidi="ar-AE"/>
         </w:rPr>
       </w:pPr>
       <w:r>
@@ -103,6 +111,7 @@
           <w:sz w:val="28"/>
           <w:szCs w:val="28"/>
           <w:rtl/>
+          <w:lang w:bidi="ar-AE"/>
         </w:rPr>
         <w:fldChar w:fldCharType="end"/>
       </w:r>
@@ -112,43 +121,42 @@
           <w:sz w:val="28"/>
           <w:szCs w:val="28"/>
           <w:rtl/>
-        </w:rPr>
-        <w:t>أعداد تمهيدية: 1. يوحنا 1: 3؛ يوحنا 8: 29</w:t>
+          <w:lang w:bidi="ar-AE"/>
+        </w:rPr>
+        <w:t>أن نكون مع المسيح إلى الأبد</w:t>
       </w:r>
     </w:p>
     <w:p>
       <w:pPr>
-        <w:bidi/>
         <w:jc w:val="both"/>
         <w:rPr>
           <w:rFonts w:ascii="Sakkal Majalla" w:hAnsi="Sakkal Majalla" w:cs="Sakkal Majalla"/>
-          <w:b/>
-          <w:bCs/>
-          <w:sz w:val="28"/>
-          <w:szCs w:val="28"/>
-          <w:rtl/>
+          <w:sz w:val="28"/>
+          <w:szCs w:val="28"/>
+          <w:rtl/>
+          <w:lang w:bidi="ar-AE"/>
         </w:rPr>
       </w:pPr>
       <w:r>
         <w:rPr>
-          <w:rFonts w:ascii="Sakkal Majalla" w:hAnsi="Sakkal Majalla" w:cs="Sakkal Majalla"/>
-          <w:b/>
-          <w:bCs/>
-          <w:sz w:val="28"/>
-          <w:szCs w:val="28"/>
-        </w:rPr>
-        <w:t>John Thomas Mawson</w:t>
+          <w:rFonts w:ascii="Sakkal Majalla" w:hAnsi="Sakkal Majalla" w:cs="Sakkal Majalla" w:hint="cs"/>
+          <w:sz w:val="28"/>
+          <w:szCs w:val="28"/>
+          <w:rtl/>
+          <w:lang w:bidi="ar-AE"/>
+        </w:rPr>
+        <w:t>يوحنا نلسون داربي</w:t>
       </w:r>
     </w:p>
     <w:p>
       <w:pPr>
-        <w:bidi/>
         <w:jc w:val="both"/>
         <w:rPr>
           <w:rFonts w:ascii="Sakkal Majalla" w:hAnsi="Sakkal Majalla" w:cs="Sakkal Majalla"/>
           <w:sz w:val="28"/>
           <w:szCs w:val="28"/>
           <w:rtl/>
+          <w:lang w:bidi="ar-AE"/>
         </w:rPr>
       </w:pPr>
       <w:r>
@@ -157,91 +165,30 @@
           <w:sz w:val="28"/>
           <w:szCs w:val="28"/>
           <w:rtl/>
-        </w:rPr>
-        <w:t>ربما نحن نمجّد اسم الله، لأنه أعلن لنا عن قيمة ابنه الحبيب؛ لأنه منذ أن كان الابن الحبيب بيننا أصبحت حقيقة نعيشها. يا لفرحة الآب به حينما قضى حياته هنا على الأرض! نحن فرحين ونفرح، بأنه هكذا حدث، بأن الآب وجد في العالم</w:t>
-      </w:r>
-      <w:r>
-        <w:rPr>
-          <w:rFonts w:ascii="Sakkal Majalla" w:hAnsi="Sakkal Majalla" w:cs="Sakkal Majalla" w:hint="cs"/>
-          <w:sz w:val="28"/>
-          <w:szCs w:val="28"/>
-          <w:rtl/>
-        </w:rPr>
-        <w:t xml:space="preserve"> </w:t>
-      </w:r>
-      <w:r>
-        <w:rPr>
-          <w:rFonts w:ascii="Sakkal Majalla" w:hAnsi="Sakkal Majalla" w:cs="Sakkal Majalla" w:hint="cs"/>
-          <w:sz w:val="28"/>
-          <w:szCs w:val="28"/>
-          <w:rtl/>
-        </w:rPr>
-        <w:t xml:space="preserve">المرؤوس من إبليس، شخصًا في يسوع اتفق </w:t>
-      </w:r>
-      <w:r>
-        <w:rPr>
-          <w:rFonts w:ascii="Sakkal Majalla" w:hAnsi="Sakkal Majalla" w:cs="Sakkal Majalla" w:hint="cs"/>
-          <w:sz w:val="28"/>
-          <w:szCs w:val="28"/>
-          <w:rtl/>
-        </w:rPr>
-        <w:t>ب</w:t>
-      </w:r>
-      <w:r>
-        <w:rPr>
-          <w:rFonts w:ascii="Sakkal Majalla" w:hAnsi="Sakkal Majalla" w:cs="Sakkal Majalla" w:hint="cs"/>
-          <w:sz w:val="28"/>
-          <w:szCs w:val="28"/>
-          <w:rtl/>
-        </w:rPr>
-        <w:t>كل فكر، كل كلمة وكل فعل تمامًا مع فكره. إننا ليس لنا فرح أعظم من أن نتتبع خطواته بأفكارنا عبر العالم، إذ دائمًا كان يتكلم بكلمات الآب وأعمال الآب. لم يحدث أبدًا أنه أرضى نفسه، على الرغم من أنه في الواقع هو وحده مَن كان له من بين جميع الناس الحق بأن يفعل ذلك. ولو فعل هذا، فإنه كان سيفعل كل شيء في الطريقة الصحيحة. لكنه كان مُرضيًا للآب. "</w:t>
-      </w:r>
-      <w:r>
-        <w:rPr>
-          <w:rFonts w:ascii="Sakkal Majalla" w:hAnsi="Sakkal Majalla" w:cs="Sakkal Majalla"/>
-          <w:sz w:val="28"/>
-          <w:szCs w:val="28"/>
-          <w:rtl/>
-        </w:rPr>
-        <w:t>فِي كُلِّ حِينٍ أَفْعَلُ مَا يُرْضِيهِ».</w:t>
-      </w:r>
-      <w:r>
-        <w:rPr>
-          <w:rFonts w:ascii="Sakkal Majalla" w:hAnsi="Sakkal Majalla" w:cs="Sakkal Majalla" w:hint="cs"/>
-          <w:sz w:val="28"/>
-          <w:szCs w:val="28"/>
-          <w:rtl/>
-        </w:rPr>
-        <w:t xml:space="preserve">" أبوه كان الغرض الوحيد في حياته. هو لم يكن لديه أي دافع آخر غير </w:t>
-      </w:r>
-      <w:r>
-        <w:rPr>
-          <w:rFonts w:ascii="Sakkal Majalla" w:hAnsi="Sakkal Majalla" w:cs="Sakkal Majalla" w:hint="cs"/>
-          <w:sz w:val="28"/>
-          <w:szCs w:val="28"/>
-          <w:rtl/>
-        </w:rPr>
-        <w:t>م</w:t>
-      </w:r>
-      <w:r>
-        <w:rPr>
-          <w:rFonts w:ascii="Sakkal Majalla" w:hAnsi="Sakkal Majalla" w:cs="Sakkal Majalla" w:hint="cs"/>
-          <w:sz w:val="28"/>
-          <w:szCs w:val="28"/>
-          <w:rtl/>
-        </w:rPr>
-        <w:t>جد الآب.</w:t>
+          <w:lang w:bidi="ar-AE"/>
+        </w:rPr>
+        <w:t>الغرض</w:t>
+      </w:r>
+      <w:r>
+        <w:rPr>
+          <w:rFonts w:ascii="Sakkal Majalla" w:hAnsi="Sakkal Majalla" w:cs="Sakkal Majalla" w:hint="cs"/>
+          <w:sz w:val="28"/>
+          <w:szCs w:val="28"/>
+          <w:rtl/>
+          <w:lang w:bidi="ar-AE"/>
+        </w:rPr>
+        <w:t xml:space="preserve"> الحقيقي</w:t>
       </w:r>
     </w:p>
     <w:p>
       <w:pPr>
-        <w:bidi/>
         <w:jc w:val="both"/>
         <w:rPr>
           <w:rFonts w:ascii="Sakkal Majalla" w:hAnsi="Sakkal Majalla" w:cs="Sakkal Majalla"/>
           <w:sz w:val="28"/>
           <w:szCs w:val="28"/>
           <w:rtl/>
+          <w:lang w:bidi="ar-AE"/>
         </w:rPr>
       </w:pPr>
       <w:r>
@@ -250,19 +197,120 @@
           <w:sz w:val="28"/>
           <w:szCs w:val="28"/>
           <w:rtl/>
-        </w:rPr>
-        <w:t>هو كان هنا لكي ينجز شؤون أبيه، وقد تعجّب ولا بد أنه سبب لنفسه القدوسة والرقيقة ألمًا، بأن أمه ويوسف لم يفهما الأمر، حينما وجداه في سنه الاثني عشر في الهيكل. إننا نفهم هذا اليوم بالنعمة ونعترف بأنه كان كذلك.</w:t>
+          <w:lang w:bidi="ar-AE"/>
+        </w:rPr>
+        <w:t xml:space="preserve">إن حالة النفس من بعد الموت هو أمر في غاية الإثارة لكل واحد منا. لقد رفضت المسيحية الاسمية الحقيقة </w:t>
+      </w:r>
+      <w:r>
+        <w:rPr>
+          <w:rFonts w:ascii="Sakkal Majalla" w:hAnsi="Sakkal Majalla" w:cs="Sakkal Majalla" w:hint="cs"/>
+          <w:sz w:val="28"/>
+          <w:szCs w:val="28"/>
+          <w:rtl/>
+          <w:lang w:bidi="ar-AE"/>
+        </w:rPr>
+        <w:t>العظمى</w:t>
+      </w:r>
+      <w:r>
+        <w:rPr>
+          <w:rFonts w:ascii="Sakkal Majalla" w:hAnsi="Sakkal Majalla" w:cs="Sakkal Majalla" w:hint="cs"/>
+          <w:sz w:val="28"/>
+          <w:szCs w:val="28"/>
+          <w:rtl/>
+          <w:lang w:bidi="ar-AE"/>
+        </w:rPr>
+        <w:t xml:space="preserve"> عن مجيء المسيح لأخذ قديسيه ولإدانة الأرض قبل انتهاء العالم. لقد فقدت من نظرها المعنى المنسوب للقيامة بواسطة العهد الجديد، وبالتالي أفسح التصور </w:t>
+      </w:r>
+      <w:r>
+        <w:rPr>
+          <w:rFonts w:ascii="Sakkal Majalla" w:hAnsi="Sakkal Majalla" w:cs="Sakkal Majalla" w:hint="cs"/>
+          <w:sz w:val="28"/>
+          <w:szCs w:val="28"/>
+          <w:rtl/>
+          <w:lang w:bidi="ar-AE"/>
+        </w:rPr>
+        <w:t>المبهم</w:t>
+      </w:r>
+      <w:r>
+        <w:rPr>
+          <w:rFonts w:ascii="Sakkal Majalla" w:hAnsi="Sakkal Majalla" w:cs="Sakkal Majalla" w:hint="cs"/>
+          <w:sz w:val="28"/>
+          <w:szCs w:val="28"/>
+          <w:rtl/>
+          <w:lang w:bidi="ar-AE"/>
+        </w:rPr>
+        <w:t xml:space="preserve">، بأن المرء يمضي إلى السماء من بعد موته، المجال لطابع مطلق يستبعد كل مصطلح آخر عن السعادة والمجد </w:t>
+      </w:r>
+      <w:r>
+        <w:rPr>
+          <w:rFonts w:ascii="Sakkal Majalla" w:hAnsi="Sakkal Majalla" w:cs="Sakkal Majalla"/>
+          <w:sz w:val="28"/>
+          <w:szCs w:val="28"/>
+          <w:rtl/>
+          <w:lang w:bidi="ar-AE"/>
+        </w:rPr>
+        <w:t>–</w:t>
+      </w:r>
+      <w:r>
+        <w:rPr>
+          <w:rFonts w:ascii="Sakkal Majalla" w:hAnsi="Sakkal Majalla" w:cs="Sakkal Majalla" w:hint="cs"/>
+          <w:sz w:val="28"/>
+          <w:szCs w:val="28"/>
+          <w:rtl/>
+          <w:lang w:bidi="ar-AE"/>
+        </w:rPr>
+        <w:t xml:space="preserve"> وهو تصور يسود حتى في الجزء الإنجيلي السليم من المسيحية. غير أن الكتاب يتكلم بتشديد عن مجيء الرب أكثر مما هي فكرة المضي إلى السماء، الذي يجب أن يسود روح المؤمن. هذه الفكرة موجودة في الكتاب فقط عند اللص على الصليب، الذي قد صار له الوعد، بأن يكون مع المسيح في الفردوس</w:t>
+      </w:r>
+      <w:r>
+        <w:rPr>
+          <w:rFonts w:ascii="Sakkal Majalla" w:hAnsi="Sakkal Majalla" w:cs="Sakkal Majalla" w:hint="cs"/>
+          <w:sz w:val="28"/>
+          <w:szCs w:val="28"/>
+          <w:rtl/>
+          <w:lang w:bidi="ar-AE"/>
+        </w:rPr>
+        <w:t xml:space="preserve">. إنه لا يوجد جدل في أننا نحن أيضًا نمضي إلى هناك؛ لكن الفكرة الكتابية هي باستمرار بأننا ماضون إلى المسيح. بلا شك منذ وجوده في السماء، نحن أيضًا سنصل إلى هناك؛ لكن الكتاب المقدس لا يكشف الحقيقة أبدًا بأننا سنكون في السماء، وإنما أننا سنكون مع المسيح وهذا رائع للغاية لأشواقنا الروحية. الكتاب يعرض أمام نفوسنا </w:t>
+      </w:r>
+      <w:r>
+        <w:rPr>
+          <w:rFonts w:ascii="Sakkal Majalla" w:hAnsi="Sakkal Majalla" w:cs="Sakkal Majalla" w:hint="cs"/>
+          <w:sz w:val="28"/>
+          <w:szCs w:val="28"/>
+          <w:rtl/>
+          <w:lang w:bidi="ar-AE"/>
+        </w:rPr>
+        <w:t>المسيح</w:t>
+      </w:r>
+      <w:r>
+        <w:rPr>
+          <w:rFonts w:ascii="Sakkal Majalla" w:hAnsi="Sakkal Majalla" w:cs="Sakkal Majalla"/>
+          <w:sz w:val="28"/>
+          <w:szCs w:val="28"/>
+          <w:rtl/>
+          <w:lang w:bidi="ar-AE"/>
+        </w:rPr>
+        <w:t xml:space="preserve"> </w:t>
+      </w:r>
+      <w:r>
+        <w:rPr>
+          <w:rFonts w:ascii="Sakkal Majalla" w:hAnsi="Sakkal Majalla" w:cs="Sakkal Majalla" w:hint="cs"/>
+          <w:sz w:val="28"/>
+          <w:szCs w:val="28"/>
+          <w:rtl/>
+          <w:lang w:bidi="ar-AE"/>
+        </w:rPr>
+        <w:t>وليس السماء، كما أننا بالتأكيد سنصل إلى هناك ونكون سعداء.</w:t>
       </w:r>
     </w:p>
     <w:p>
       <w:pPr>
-        <w:bidi/>
         <w:jc w:val="both"/>
         <w:rPr>
           <w:rFonts w:ascii="Sakkal Majalla" w:hAnsi="Sakkal Majalla" w:cs="Sakkal Majalla"/>
           <w:sz w:val="28"/>
           <w:szCs w:val="28"/>
           <w:rtl/>
+          <w:lang w:bidi="ar-AE"/>
         </w:rPr>
       </w:pPr>
       <w:r>
@@ -271,33 +319,537 @@
           <w:sz w:val="28"/>
           <w:szCs w:val="28"/>
           <w:rtl/>
-        </w:rPr>
-        <w:t>نحن نقرأ عن الشهادة عن مسرة الآب به مُعبّر عنها في الكلمات التي لا تُنتسى: "</w:t>
-      </w:r>
-      <w:r>
-        <w:rPr>
-          <w:rFonts w:ascii="Sakkal Majalla" w:hAnsi="Sakkal Majalla" w:cs="Sakkal Majalla"/>
-          <w:sz w:val="28"/>
-          <w:szCs w:val="28"/>
-          <w:rtl/>
-        </w:rPr>
-        <w:t>هذَا هُوَ ابْني الْحَبِيبُ الَّذِي بِهِ سُرِرْتُ</w:t>
-      </w:r>
-      <w:r>
-        <w:rPr>
-          <w:rFonts w:ascii="Sakkal Majalla" w:hAnsi="Sakkal Majalla" w:cs="Sakkal Majalla" w:hint="cs"/>
-          <w:sz w:val="28"/>
-          <w:szCs w:val="28"/>
-          <w:rtl/>
-        </w:rPr>
-        <w:t xml:space="preserve">"، وقلوبنا قد تحركت في التسبيح ولا يمكننا أن نكف عن القول: هو مستحق. </w:t>
-      </w:r>
-      <w:r>
-        <w:rPr>
-          <w:rFonts w:ascii="Sakkal Majalla" w:hAnsi="Sakkal Majalla" w:cs="Sakkal Majalla"/>
-          <w:sz w:val="28"/>
-          <w:szCs w:val="28"/>
-          <w:rtl/>
+          <w:lang w:bidi="ar-AE"/>
+        </w:rPr>
+        <w:t xml:space="preserve">أنا أذكر </w:t>
+      </w:r>
+      <w:r>
+        <w:rPr>
+          <w:rFonts w:ascii="Sakkal Majalla" w:hAnsi="Sakkal Majalla" w:cs="Sakkal Majalla" w:hint="cs"/>
+          <w:sz w:val="28"/>
+          <w:szCs w:val="28"/>
+          <w:rtl/>
+          <w:lang w:bidi="ar-AE"/>
+        </w:rPr>
+        <w:t>ذلك</w:t>
+      </w:r>
+      <w:r>
+        <w:rPr>
+          <w:rFonts w:ascii="Sakkal Majalla" w:hAnsi="Sakkal Majalla" w:cs="Sakkal Majalla" w:hint="cs"/>
+          <w:sz w:val="28"/>
+          <w:szCs w:val="28"/>
+          <w:rtl/>
+          <w:lang w:bidi="ar-AE"/>
+        </w:rPr>
+        <w:t xml:space="preserve"> فقط لكي أحصر </w:t>
+      </w:r>
+      <w:r>
+        <w:rPr>
+          <w:rFonts w:ascii="Sakkal Majalla" w:hAnsi="Sakkal Majalla" w:cs="Sakkal Majalla" w:hint="cs"/>
+          <w:sz w:val="28"/>
+          <w:szCs w:val="28"/>
+          <w:rtl/>
+          <w:lang w:bidi="ar-AE"/>
+        </w:rPr>
+        <w:t>طبيعة</w:t>
+      </w:r>
+      <w:r>
+        <w:rPr>
+          <w:rFonts w:ascii="Sakkal Majalla" w:hAnsi="Sakkal Majalla" w:cs="Sakkal Majalla" w:hint="cs"/>
+          <w:sz w:val="28"/>
+          <w:szCs w:val="28"/>
+          <w:rtl/>
+          <w:lang w:bidi="ar-AE"/>
+        </w:rPr>
+        <w:t xml:space="preserve"> أفكارنا. إن طبيعتنا البشرية المسكينة تصطدم بسهولة بمنحدرات لكي تتجنب ال</w:t>
+      </w:r>
+      <w:r>
+        <w:rPr>
+          <w:rFonts w:ascii="Sakkal Majalla" w:hAnsi="Sakkal Majalla" w:cs="Sakkal Majalla" w:hint="cs"/>
+          <w:sz w:val="28"/>
+          <w:szCs w:val="28"/>
+          <w:rtl/>
+          <w:lang w:bidi="ar-AE"/>
+        </w:rPr>
+        <w:t>أ</w:t>
+      </w:r>
+      <w:r>
+        <w:rPr>
+          <w:rFonts w:ascii="Sakkal Majalla" w:hAnsi="Sakkal Majalla" w:cs="Sakkal Majalla" w:hint="cs"/>
+          <w:sz w:val="28"/>
+          <w:szCs w:val="28"/>
+          <w:rtl/>
+          <w:lang w:bidi="ar-AE"/>
+        </w:rPr>
+        <w:t xml:space="preserve">ماكن الضحلة. كما أنها تحب ان تتبع أفكارها بدلاً من أن تقبل كلمة الله ببساطة. </w:t>
+      </w:r>
+      <w:r>
+        <w:rPr>
+          <w:rFonts w:ascii="Sakkal Majalla" w:hAnsi="Sakkal Majalla" w:cs="Sakkal Majalla" w:hint="cs"/>
+          <w:sz w:val="28"/>
+          <w:szCs w:val="28"/>
+          <w:rtl/>
+          <w:lang w:bidi="ar-AE"/>
+        </w:rPr>
+        <w:t>ومع</w:t>
+      </w:r>
+      <w:r>
+        <w:rPr>
+          <w:rFonts w:ascii="Sakkal Majalla" w:hAnsi="Sakkal Majalla" w:cs="Sakkal Majalla"/>
+          <w:sz w:val="28"/>
+          <w:szCs w:val="28"/>
+          <w:rtl/>
+          <w:lang w:bidi="ar-AE"/>
+        </w:rPr>
+        <w:t xml:space="preserve"> </w:t>
+      </w:r>
+      <w:r>
+        <w:rPr>
+          <w:rFonts w:ascii="Sakkal Majalla" w:hAnsi="Sakkal Majalla" w:cs="Sakkal Majalla" w:hint="cs"/>
+          <w:sz w:val="28"/>
+          <w:szCs w:val="28"/>
+          <w:rtl/>
+          <w:lang w:bidi="ar-AE"/>
+        </w:rPr>
+        <w:t>ذلك،</w:t>
+      </w:r>
+      <w:r>
+        <w:rPr>
+          <w:rFonts w:ascii="Sakkal Majalla" w:hAnsi="Sakkal Majalla" w:cs="Sakkal Majalla"/>
+          <w:sz w:val="28"/>
+          <w:szCs w:val="28"/>
+          <w:rtl/>
+          <w:lang w:bidi="ar-AE"/>
+        </w:rPr>
+        <w:t xml:space="preserve"> </w:t>
+      </w:r>
+      <w:r>
+        <w:rPr>
+          <w:rFonts w:ascii="Sakkal Majalla" w:hAnsi="Sakkal Majalla" w:cs="Sakkal Majalla" w:hint="cs"/>
+          <w:sz w:val="28"/>
+          <w:szCs w:val="28"/>
+          <w:rtl/>
+          <w:lang w:bidi="ar-AE"/>
+        </w:rPr>
+        <w:t>فإن</w:t>
+      </w:r>
+      <w:r>
+        <w:rPr>
+          <w:rFonts w:ascii="Sakkal Majalla" w:hAnsi="Sakkal Majalla" w:cs="Sakkal Majalla"/>
+          <w:sz w:val="28"/>
+          <w:szCs w:val="28"/>
+          <w:rtl/>
+          <w:lang w:bidi="ar-AE"/>
+        </w:rPr>
+        <w:t xml:space="preserve"> </w:t>
+      </w:r>
+      <w:r>
+        <w:rPr>
+          <w:rFonts w:ascii="Sakkal Majalla" w:hAnsi="Sakkal Majalla" w:cs="Sakkal Majalla" w:hint="cs"/>
+          <w:sz w:val="28"/>
+          <w:szCs w:val="28"/>
+          <w:rtl/>
+          <w:lang w:bidi="ar-AE"/>
+        </w:rPr>
+        <w:t>الحقيقة</w:t>
+      </w:r>
+      <w:r>
+        <w:rPr>
+          <w:rFonts w:ascii="Sakkal Majalla" w:hAnsi="Sakkal Majalla" w:cs="Sakkal Majalla"/>
+          <w:sz w:val="28"/>
+          <w:szCs w:val="28"/>
+          <w:rtl/>
+          <w:lang w:bidi="ar-AE"/>
+        </w:rPr>
+        <w:t xml:space="preserve"> </w:t>
+      </w:r>
+      <w:r>
+        <w:rPr>
+          <w:rFonts w:ascii="Sakkal Majalla" w:hAnsi="Sakkal Majalla" w:cs="Sakkal Majalla" w:hint="cs"/>
+          <w:sz w:val="28"/>
+          <w:szCs w:val="28"/>
+          <w:rtl/>
+          <w:lang w:bidi="ar-AE"/>
+        </w:rPr>
+        <w:t>المعترف</w:t>
+      </w:r>
+      <w:r>
+        <w:rPr>
+          <w:rFonts w:ascii="Sakkal Majalla" w:hAnsi="Sakkal Majalla" w:cs="Sakkal Majalla"/>
+          <w:sz w:val="28"/>
+          <w:szCs w:val="28"/>
+          <w:rtl/>
+          <w:lang w:bidi="ar-AE"/>
+        </w:rPr>
+        <w:t xml:space="preserve"> </w:t>
+      </w:r>
+      <w:r>
+        <w:rPr>
+          <w:rFonts w:ascii="Sakkal Majalla" w:hAnsi="Sakkal Majalla" w:cs="Sakkal Majalla" w:hint="cs"/>
+          <w:sz w:val="28"/>
+          <w:szCs w:val="28"/>
+          <w:rtl/>
+          <w:lang w:bidi="ar-AE"/>
+        </w:rPr>
+        <w:t>بها</w:t>
+      </w:r>
+      <w:r>
+        <w:rPr>
+          <w:rFonts w:ascii="Sakkal Majalla" w:hAnsi="Sakkal Majalla" w:cs="Sakkal Majalla"/>
+          <w:sz w:val="28"/>
+          <w:szCs w:val="28"/>
+          <w:rtl/>
+          <w:lang w:bidi="ar-AE"/>
+        </w:rPr>
+        <w:t xml:space="preserve"> </w:t>
+      </w:r>
+      <w:r>
+        <w:rPr>
+          <w:rFonts w:ascii="Sakkal Majalla" w:hAnsi="Sakkal Majalla" w:cs="Sakkal Majalla" w:hint="cs"/>
+          <w:sz w:val="28"/>
+          <w:szCs w:val="28"/>
+          <w:rtl/>
+          <w:lang w:bidi="ar-AE"/>
+        </w:rPr>
+        <w:t>لعودة</w:t>
+      </w:r>
+      <w:r>
+        <w:rPr>
+          <w:rFonts w:ascii="Sakkal Majalla" w:hAnsi="Sakkal Majalla" w:cs="Sakkal Majalla"/>
+          <w:sz w:val="28"/>
+          <w:szCs w:val="28"/>
+          <w:rtl/>
+          <w:lang w:bidi="ar-AE"/>
+        </w:rPr>
+        <w:t xml:space="preserve"> </w:t>
+      </w:r>
+      <w:r>
+        <w:rPr>
+          <w:rFonts w:ascii="Sakkal Majalla" w:hAnsi="Sakkal Majalla" w:cs="Sakkal Majalla" w:hint="cs"/>
+          <w:sz w:val="28"/>
+          <w:szCs w:val="28"/>
+          <w:rtl/>
+          <w:lang w:bidi="ar-AE"/>
+        </w:rPr>
+        <w:t>الرب</w:t>
+      </w:r>
+      <w:r>
+        <w:rPr>
+          <w:rFonts w:ascii="Sakkal Majalla" w:hAnsi="Sakkal Majalla" w:cs="Sakkal Majalla"/>
+          <w:sz w:val="28"/>
+          <w:szCs w:val="28"/>
+          <w:rtl/>
+          <w:lang w:bidi="ar-AE"/>
+        </w:rPr>
+        <w:t xml:space="preserve"> </w:t>
+      </w:r>
+      <w:r>
+        <w:rPr>
+          <w:rFonts w:ascii="Sakkal Majalla" w:hAnsi="Sakkal Majalla" w:cs="Sakkal Majalla" w:hint="cs"/>
+          <w:sz w:val="28"/>
+          <w:szCs w:val="28"/>
+          <w:rtl/>
+          <w:lang w:bidi="ar-AE"/>
+        </w:rPr>
+        <w:t>والقيامة</w:t>
+      </w:r>
+      <w:r>
+        <w:rPr>
+          <w:rFonts w:ascii="Sakkal Majalla" w:hAnsi="Sakkal Majalla" w:cs="Sakkal Majalla"/>
+          <w:sz w:val="28"/>
+          <w:szCs w:val="28"/>
+          <w:rtl/>
+          <w:lang w:bidi="ar-AE"/>
+        </w:rPr>
+        <w:t xml:space="preserve"> </w:t>
+      </w:r>
+      <w:r>
+        <w:rPr>
+          <w:rFonts w:ascii="Sakkal Majalla" w:hAnsi="Sakkal Majalla" w:cs="Sakkal Majalla" w:hint="cs"/>
+          <w:sz w:val="28"/>
+          <w:szCs w:val="28"/>
+          <w:rtl/>
+          <w:lang w:bidi="ar-AE"/>
+        </w:rPr>
+        <w:t>الأولى</w:t>
+      </w:r>
+      <w:r>
+        <w:rPr>
+          <w:rFonts w:ascii="Sakkal Majalla" w:hAnsi="Sakkal Majalla" w:cs="Sakkal Majalla"/>
+          <w:sz w:val="28"/>
+          <w:szCs w:val="28"/>
+          <w:rtl/>
+          <w:lang w:bidi="ar-AE"/>
+        </w:rPr>
+        <w:t xml:space="preserve"> </w:t>
+      </w:r>
+      <w:r>
+        <w:rPr>
+          <w:rFonts w:ascii="Sakkal Majalla" w:hAnsi="Sakkal Majalla" w:cs="Sakkal Majalla" w:hint="cs"/>
+          <w:sz w:val="28"/>
+          <w:szCs w:val="28"/>
+          <w:rtl/>
+          <w:lang w:bidi="ar-AE"/>
+        </w:rPr>
+        <w:t>قد</w:t>
+      </w:r>
+      <w:r>
+        <w:rPr>
+          <w:rFonts w:ascii="Sakkal Majalla" w:hAnsi="Sakkal Majalla" w:cs="Sakkal Majalla"/>
+          <w:sz w:val="28"/>
+          <w:szCs w:val="28"/>
+          <w:rtl/>
+          <w:lang w:bidi="ar-AE"/>
+        </w:rPr>
+        <w:t xml:space="preserve"> </w:t>
+      </w:r>
+      <w:r>
+        <w:rPr>
+          <w:rFonts w:ascii="Sakkal Majalla" w:hAnsi="Sakkal Majalla" w:cs="Sakkal Majalla" w:hint="cs"/>
+          <w:sz w:val="28"/>
+          <w:szCs w:val="28"/>
+          <w:rtl/>
+          <w:lang w:bidi="ar-AE"/>
+        </w:rPr>
+        <w:t>أحيت</w:t>
+      </w:r>
+      <w:r>
+        <w:rPr>
+          <w:rFonts w:ascii="Sakkal Majalla" w:hAnsi="Sakkal Majalla" w:cs="Sakkal Majalla"/>
+          <w:sz w:val="28"/>
+          <w:szCs w:val="28"/>
+          <w:rtl/>
+          <w:lang w:bidi="ar-AE"/>
+        </w:rPr>
+        <w:t xml:space="preserve"> </w:t>
+      </w:r>
+      <w:r>
+        <w:rPr>
+          <w:rFonts w:ascii="Sakkal Majalla" w:hAnsi="Sakkal Majalla" w:cs="Sakkal Majalla" w:hint="cs"/>
+          <w:sz w:val="28"/>
+          <w:szCs w:val="28"/>
+          <w:rtl/>
+          <w:lang w:bidi="ar-AE"/>
+        </w:rPr>
+        <w:t>العديد</w:t>
+      </w:r>
+      <w:r>
+        <w:rPr>
+          <w:rFonts w:ascii="Sakkal Majalla" w:hAnsi="Sakkal Majalla" w:cs="Sakkal Majalla"/>
+          <w:sz w:val="28"/>
+          <w:szCs w:val="28"/>
+          <w:rtl/>
+          <w:lang w:bidi="ar-AE"/>
+        </w:rPr>
+        <w:t xml:space="preserve"> </w:t>
+      </w:r>
+      <w:r>
+        <w:rPr>
+          <w:rFonts w:ascii="Sakkal Majalla" w:hAnsi="Sakkal Majalla" w:cs="Sakkal Majalla" w:hint="cs"/>
+          <w:sz w:val="28"/>
+          <w:szCs w:val="28"/>
+          <w:rtl/>
+          <w:lang w:bidi="ar-AE"/>
+        </w:rPr>
+        <w:t>من</w:t>
+      </w:r>
+      <w:r>
+        <w:rPr>
+          <w:rFonts w:ascii="Sakkal Majalla" w:hAnsi="Sakkal Majalla" w:cs="Sakkal Majalla"/>
+          <w:sz w:val="28"/>
+          <w:szCs w:val="28"/>
+          <w:rtl/>
+          <w:lang w:bidi="ar-AE"/>
+        </w:rPr>
+        <w:t xml:space="preserve"> </w:t>
+      </w:r>
+      <w:r>
+        <w:rPr>
+          <w:rFonts w:ascii="Sakkal Majalla" w:hAnsi="Sakkal Majalla" w:cs="Sakkal Majalla" w:hint="cs"/>
+          <w:sz w:val="28"/>
+          <w:szCs w:val="28"/>
+          <w:rtl/>
+          <w:lang w:bidi="ar-AE"/>
+        </w:rPr>
+        <w:t>المؤمنين</w:t>
+      </w:r>
+      <w:r>
+        <w:rPr>
+          <w:rFonts w:ascii="Sakkal Majalla" w:hAnsi="Sakkal Majalla" w:cs="Sakkal Majalla"/>
+          <w:sz w:val="28"/>
+          <w:szCs w:val="28"/>
+          <w:rtl/>
+          <w:lang w:bidi="ar-AE"/>
+        </w:rPr>
+        <w:t xml:space="preserve"> </w:t>
+      </w:r>
+      <w:r>
+        <w:rPr>
+          <w:rFonts w:ascii="Sakkal Majalla" w:hAnsi="Sakkal Majalla" w:cs="Sakkal Majalla" w:hint="cs"/>
+          <w:sz w:val="28"/>
+          <w:szCs w:val="28"/>
+          <w:rtl/>
+          <w:lang w:bidi="ar-AE"/>
+        </w:rPr>
+        <w:t>وألغت</w:t>
+      </w:r>
+      <w:r>
+        <w:rPr>
+          <w:rFonts w:ascii="Sakkal Majalla" w:hAnsi="Sakkal Majalla" w:cs="Sakkal Majalla"/>
+          <w:sz w:val="28"/>
+          <w:szCs w:val="28"/>
+          <w:rtl/>
+          <w:lang w:bidi="ar-AE"/>
+        </w:rPr>
+        <w:t xml:space="preserve"> </w:t>
+      </w:r>
+      <w:r>
+        <w:rPr>
+          <w:rFonts w:ascii="Sakkal Majalla" w:hAnsi="Sakkal Majalla" w:cs="Sakkal Majalla" w:hint="cs"/>
+          <w:sz w:val="28"/>
+          <w:szCs w:val="28"/>
+          <w:rtl/>
+          <w:lang w:bidi="ar-AE"/>
+        </w:rPr>
+        <w:t>فكرة</w:t>
+      </w:r>
+      <w:r>
+        <w:rPr>
+          <w:rFonts w:ascii="Sakkal Majalla" w:hAnsi="Sakkal Majalla" w:cs="Sakkal Majalla"/>
+          <w:sz w:val="28"/>
+          <w:szCs w:val="28"/>
+          <w:rtl/>
+          <w:lang w:bidi="ar-AE"/>
+        </w:rPr>
+        <w:t xml:space="preserve"> </w:t>
+      </w:r>
+      <w:r>
+        <w:rPr>
+          <w:rFonts w:ascii="Sakkal Majalla" w:hAnsi="Sakkal Majalla" w:cs="Sakkal Majalla" w:hint="cs"/>
+          <w:sz w:val="28"/>
+          <w:szCs w:val="28"/>
+          <w:rtl/>
+          <w:lang w:bidi="ar-AE"/>
+        </w:rPr>
+        <w:t>الذهاب</w:t>
+      </w:r>
+      <w:r>
+        <w:rPr>
+          <w:rFonts w:ascii="Sakkal Majalla" w:hAnsi="Sakkal Majalla" w:cs="Sakkal Majalla"/>
+          <w:sz w:val="28"/>
+          <w:szCs w:val="28"/>
+          <w:rtl/>
+          <w:lang w:bidi="ar-AE"/>
+        </w:rPr>
+        <w:t xml:space="preserve"> </w:t>
+      </w:r>
+      <w:r>
+        <w:rPr>
+          <w:rFonts w:ascii="Sakkal Majalla" w:hAnsi="Sakkal Majalla" w:cs="Sakkal Majalla" w:hint="cs"/>
+          <w:sz w:val="28"/>
+          <w:szCs w:val="28"/>
+          <w:rtl/>
+          <w:lang w:bidi="ar-AE"/>
+        </w:rPr>
+        <w:t>إلى</w:t>
+      </w:r>
+      <w:r>
+        <w:rPr>
+          <w:rFonts w:ascii="Sakkal Majalla" w:hAnsi="Sakkal Majalla" w:cs="Sakkal Majalla"/>
+          <w:sz w:val="28"/>
+          <w:szCs w:val="28"/>
+          <w:rtl/>
+          <w:lang w:bidi="ar-AE"/>
+        </w:rPr>
+        <w:t xml:space="preserve"> </w:t>
+      </w:r>
+      <w:r>
+        <w:rPr>
+          <w:rFonts w:ascii="Sakkal Majalla" w:hAnsi="Sakkal Majalla" w:cs="Sakkal Majalla" w:hint="cs"/>
+          <w:sz w:val="28"/>
+          <w:szCs w:val="28"/>
+          <w:rtl/>
+          <w:lang w:bidi="ar-AE"/>
+        </w:rPr>
+        <w:t>السماء</w:t>
+      </w:r>
+      <w:r>
+        <w:rPr>
+          <w:rFonts w:ascii="Sakkal Majalla" w:hAnsi="Sakkal Majalla" w:cs="Sakkal Majalla"/>
+          <w:sz w:val="28"/>
+          <w:szCs w:val="28"/>
+          <w:rtl/>
+          <w:lang w:bidi="ar-AE"/>
+        </w:rPr>
+        <w:t xml:space="preserve"> </w:t>
+      </w:r>
+      <w:r>
+        <w:rPr>
+          <w:rFonts w:ascii="Sakkal Majalla" w:hAnsi="Sakkal Majalla" w:cs="Sakkal Majalla" w:hint="cs"/>
+          <w:sz w:val="28"/>
+          <w:szCs w:val="28"/>
+          <w:rtl/>
+          <w:lang w:bidi="ar-AE"/>
+        </w:rPr>
+        <w:t>من</w:t>
+      </w:r>
+      <w:r>
+        <w:rPr>
+          <w:rFonts w:ascii="Sakkal Majalla" w:hAnsi="Sakkal Majalla" w:cs="Sakkal Majalla"/>
+          <w:sz w:val="28"/>
+          <w:szCs w:val="28"/>
+          <w:rtl/>
+          <w:lang w:bidi="ar-AE"/>
+        </w:rPr>
+        <w:t xml:space="preserve"> </w:t>
+      </w:r>
+      <w:r>
+        <w:rPr>
+          <w:rFonts w:ascii="Sakkal Majalla" w:hAnsi="Sakkal Majalla" w:cs="Sakkal Majalla" w:hint="cs"/>
+          <w:sz w:val="28"/>
+          <w:szCs w:val="28"/>
+          <w:rtl/>
+          <w:lang w:bidi="ar-AE"/>
+        </w:rPr>
+        <w:t>خلال</w:t>
+      </w:r>
+      <w:r>
+        <w:rPr>
+          <w:rFonts w:ascii="Sakkal Majalla" w:hAnsi="Sakkal Majalla" w:cs="Sakkal Majalla"/>
+          <w:sz w:val="28"/>
+          <w:szCs w:val="28"/>
+          <w:rtl/>
+          <w:lang w:bidi="ar-AE"/>
+        </w:rPr>
+        <w:t xml:space="preserve"> </w:t>
+      </w:r>
+      <w:r>
+        <w:rPr>
+          <w:rFonts w:ascii="Sakkal Majalla" w:hAnsi="Sakkal Majalla" w:cs="Sakkal Majalla" w:hint="cs"/>
+          <w:sz w:val="28"/>
+          <w:szCs w:val="28"/>
+          <w:rtl/>
+          <w:lang w:bidi="ar-AE"/>
+        </w:rPr>
+        <w:t>الموت</w:t>
+      </w:r>
+      <w:r>
+        <w:rPr>
+          <w:rFonts w:ascii="Sakkal Majalla" w:hAnsi="Sakkal Majalla" w:cs="Sakkal Majalla" w:hint="cs"/>
+          <w:sz w:val="28"/>
+          <w:szCs w:val="28"/>
+          <w:rtl/>
+          <w:lang w:bidi="ar-AE"/>
+        </w:rPr>
+        <w:t xml:space="preserve"> </w:t>
+      </w:r>
+      <w:r>
+        <w:rPr>
+          <w:rFonts w:ascii="Sakkal Majalla" w:hAnsi="Sakkal Majalla" w:cs="Sakkal Majalla"/>
+          <w:sz w:val="28"/>
+          <w:szCs w:val="28"/>
+          <w:rtl/>
+          <w:lang w:bidi="ar-AE"/>
         </w:rPr>
         <w:t>–</w:t>
       </w:r>
@@ -307,55 +859,52 @@
           <w:sz w:val="28"/>
           <w:szCs w:val="28"/>
           <w:rtl/>
-        </w:rPr>
-        <w:t xml:space="preserve"> الكمال الغير متناهي يستحق الترحيب الإلهي. السموات لم تستطع الصمت، فالمجد الفائق كان لا بد أن يتكلم، الآب بذاته كان لا بد له أن يُبدي رضاه برجل الأوجاع المتواضع، ونحن نرد صدى فرح السماء به. كلمات الآب هذه التي دخلت أعماق قلوب التلاميذ، تستثير في قلوبنا </w:t>
-      </w:r>
-      <w:r>
-        <w:rPr>
-          <w:rFonts w:ascii="Sakkal Majalla" w:hAnsi="Sakkal Majalla" w:cs="Sakkal Majalla" w:hint="cs"/>
-          <w:sz w:val="28"/>
-          <w:szCs w:val="28"/>
-          <w:rtl/>
-        </w:rPr>
-        <w:t>لحنًا، وفرحنا</w:t>
-      </w:r>
-      <w:r>
-        <w:rPr>
-          <w:rFonts w:ascii="Sakkal Majalla" w:hAnsi="Sakkal Majalla" w:cs="Sakkal Majalla" w:hint="cs"/>
-          <w:sz w:val="28"/>
-          <w:szCs w:val="28"/>
-          <w:rtl/>
-        </w:rPr>
-        <w:t xml:space="preserve"> وإنشادنا الذي نعلّيه هو شركتنا مع الآب </w:t>
-      </w:r>
-      <w:r>
-        <w:rPr>
-          <w:rFonts w:ascii="Sakkal Majalla" w:hAnsi="Sakkal Majalla" w:cs="Sakkal Majalla"/>
-          <w:sz w:val="28"/>
-          <w:szCs w:val="28"/>
-          <w:rtl/>
-        </w:rPr>
-        <w:t>–</w:t>
-      </w:r>
-      <w:r>
-        <w:rPr>
-          <w:rFonts w:ascii="Sakkal Majalla" w:hAnsi="Sakkal Majalla" w:cs="Sakkal Majalla" w:hint="cs"/>
-          <w:sz w:val="28"/>
-          <w:szCs w:val="28"/>
-          <w:rtl/>
-        </w:rPr>
-        <w:t xml:space="preserve"> اتحاد أفكارنا معه، باستنارة وقوة الروح القدس.</w:t>
+          <w:lang w:bidi="ar-AE"/>
+        </w:rPr>
+        <w:t xml:space="preserve"> وهي فكرة غير واضحة وغير كافية كتابيًا لإرضاء دارسي الكتاب. ولقد ادّعى بعض المسيحيين </w:t>
+      </w:r>
+      <w:proofErr w:type="spellStart"/>
+      <w:r>
+        <w:rPr>
+          <w:rFonts w:ascii="Sakkal Majalla" w:hAnsi="Sakkal Majalla" w:cs="Sakkal Majalla" w:hint="cs"/>
+          <w:sz w:val="28"/>
+          <w:szCs w:val="28"/>
+          <w:rtl/>
+          <w:lang w:bidi="ar-AE"/>
+        </w:rPr>
+        <w:t>السلماء</w:t>
+      </w:r>
+      <w:proofErr w:type="spellEnd"/>
+      <w:r>
+        <w:rPr>
+          <w:rFonts w:ascii="Sakkal Majalla" w:hAnsi="Sakkal Majalla" w:cs="Sakkal Majalla" w:hint="cs"/>
+          <w:sz w:val="28"/>
+          <w:szCs w:val="28"/>
+          <w:rtl/>
+          <w:lang w:bidi="ar-AE"/>
+        </w:rPr>
+        <w:t xml:space="preserve"> في الإيمان بأن النفس ترقد (تنام) وتكون موجودة في حالة من اللاوعي إلى لحظة القيامة، بينما آخرون وقد تاهوا بهذه العبارة الخاطئة، لا يشككون فقط بسعادة الراقدين المباشرة، الذين هم مع المسيح، وإنما برجاء المؤمن ذاته. كم يتسارع تزايد </w:t>
+      </w:r>
+      <w:r>
+        <w:rPr>
+          <w:rFonts w:ascii="Sakkal Majalla" w:hAnsi="Sakkal Majalla" w:cs="Sakkal Majalla" w:hint="cs"/>
+          <w:sz w:val="28"/>
+          <w:szCs w:val="28"/>
+          <w:rtl/>
+          <w:lang w:bidi="ar-AE"/>
+        </w:rPr>
+        <w:t>عدد المُضَلّين أولئك، الذين ينكرون تعاليم الإنجيل الأساسية!</w:t>
       </w:r>
     </w:p>
     <w:p>
       <w:pPr>
-        <w:bidi/>
         <w:jc w:val="both"/>
         <w:rPr>
           <w:rFonts w:ascii="Sakkal Majalla" w:hAnsi="Sakkal Majalla" w:cs="Sakkal Majalla"/>
           <w:sz w:val="28"/>
           <w:szCs w:val="28"/>
           <w:rtl/>
+          <w:lang w:bidi="ar-AE"/>
         </w:rPr>
       </w:pPr>
       <w:r>
@@ -364,84 +913,789 @@
           <w:sz w:val="28"/>
           <w:szCs w:val="28"/>
           <w:rtl/>
-        </w:rPr>
-        <w:t>هل سيكون من الصحيح بأن نقول أن مسرة الآب به ازدادت في كل يوم عاشه على الأرض؟ بالنسبة لنا يبدو الأمر أنه كذلك؛ لأن أعماق تسليم نفسه العظيمة لمشيئة الآب استُعلنت بتزايد، حينما ازدادت مقاومة الخطاة وكراهية الإنسان له وحينما لاح الصليب أمام مرأى عينيه. لا بد أن يكون القلب قاسيًا بلا مبالاته في مروره من أمام هذا القول، كالذي خرج من فم يسوع في يوحنا 10: 17، حينما لم يكن الصليب بعيدًا: "</w:t>
-      </w:r>
-      <w:r>
-        <w:rPr>
-          <w:rFonts w:ascii="Sakkal Majalla" w:hAnsi="Sakkal Majalla" w:cs="Sakkal Majalla"/>
-          <w:sz w:val="28"/>
-          <w:szCs w:val="28"/>
-          <w:rtl/>
-        </w:rPr>
-        <w:t>لِهذَا يُحِبُّنِي الآبُ، لأَنِّي أَضَعُ نَفْسِي لآخُذَهَا أَيْضًا.</w:t>
-      </w:r>
-      <w:r>
-        <w:rPr>
-          <w:rFonts w:ascii="Sakkal Majalla" w:hAnsi="Sakkal Majalla" w:cs="Sakkal Majalla" w:hint="cs"/>
-          <w:sz w:val="28"/>
-          <w:szCs w:val="28"/>
-          <w:rtl/>
-        </w:rPr>
-        <w:t xml:space="preserve">"، وإن قرأنا إلى جانب هذا القول ذلك القول: "... </w:t>
-      </w:r>
-      <w:r>
-        <w:rPr>
-          <w:rFonts w:ascii="Sakkal Majalla" w:hAnsi="Sakkal Majalla" w:cs="Sakkal Majalla"/>
-          <w:sz w:val="28"/>
-          <w:szCs w:val="28"/>
-          <w:rtl/>
-        </w:rPr>
-        <w:t>لِيَفْهَمَ الْعَالَمُ أَنِّي أُحِبُّ الآبَ، وَكَمَا أَوْصَانِي الآبُ هكَذَا أَفْعَلُ. قُومُوا نَنْطَلِقْ مِنْ ههُنَا.</w:t>
-      </w:r>
-      <w:r>
-        <w:rPr>
-          <w:rFonts w:ascii="Sakkal Majalla" w:hAnsi="Sakkal Majalla" w:cs="Sakkal Majalla" w:hint="cs"/>
-          <w:sz w:val="28"/>
-          <w:szCs w:val="28"/>
-          <w:rtl/>
-        </w:rPr>
-        <w:t>" (يوحنا 14: 31)، فنرى أمامنا مل</w:t>
-      </w:r>
-      <w:r>
-        <w:rPr>
-          <w:rFonts w:ascii="Sakkal Majalla" w:hAnsi="Sakkal Majalla" w:cs="Sakkal Majalla" w:hint="cs"/>
-          <w:sz w:val="28"/>
-          <w:szCs w:val="28"/>
-          <w:rtl/>
-        </w:rPr>
-        <w:t>ء</w:t>
-      </w:r>
-      <w:bookmarkStart w:id="0" w:name="_GoBack"/>
-      <w:bookmarkEnd w:id="0"/>
-      <w:r>
-        <w:rPr>
-          <w:rFonts w:ascii="Sakkal Majalla" w:hAnsi="Sakkal Majalla" w:cs="Sakkal Majalla" w:hint="cs"/>
-          <w:sz w:val="28"/>
-          <w:szCs w:val="28"/>
-          <w:rtl/>
-        </w:rPr>
-        <w:t xml:space="preserve"> المحبة والتي لا تنقطع، التي كانت تنبض بين الآب والابن، ونحن نقف أمامها ونهلل بفرح غامر عميق بأنه أُعلنت هذه السعادة لنا وبأن لنا حق المشاركة فيها. لأنه إن أحبه الآب، </w:t>
-      </w:r>
-      <w:r>
-        <w:rPr>
-          <w:rFonts w:ascii="Sakkal Majalla" w:hAnsi="Sakkal Majalla" w:cs="Sakkal Majalla" w:hint="cs"/>
-          <w:sz w:val="28"/>
-          <w:szCs w:val="28"/>
-          <w:rtl/>
-        </w:rPr>
-        <w:t>لأنه وضع نفسه، فإننا عندها نعلم بأنه وضعها من أجلنا نحن ولذا نحن نحبه. محبته للآب ومحبته لنا ملتهبة في شعلة كبيرة لا تستطيع أن تُطفئها مياه كثيرة، ونحن نحبه، الذي أحبه الآب، وهذا هو أساس ومصدر شركتنا مع الآب.</w:t>
+          <w:lang w:bidi="ar-AE"/>
+        </w:rPr>
+        <w:t xml:space="preserve">إنه ليس من دواعي قصدي بأن أواجه هنا مَن ينكرون خلود النفس؛ لأن هذا قام به آخرون في طريقة </w:t>
+      </w:r>
+      <w:proofErr w:type="spellStart"/>
+      <w:r>
+        <w:rPr>
+          <w:rFonts w:ascii="Sakkal Majalla" w:hAnsi="Sakkal Majalla" w:cs="Sakkal Majalla" w:hint="cs"/>
+          <w:sz w:val="28"/>
+          <w:szCs w:val="28"/>
+          <w:rtl/>
+          <w:lang w:bidi="ar-AE"/>
+        </w:rPr>
+        <w:t>مبكتة</w:t>
+      </w:r>
+      <w:proofErr w:type="spellEnd"/>
+      <w:r>
+        <w:rPr>
+          <w:rFonts w:ascii="Sakkal Majalla" w:hAnsi="Sakkal Majalla" w:cs="Sakkal Majalla" w:hint="cs"/>
+          <w:sz w:val="28"/>
+          <w:szCs w:val="28"/>
+          <w:rtl/>
+          <w:lang w:bidi="ar-AE"/>
+        </w:rPr>
+        <w:t>. إني فق</w:t>
+      </w:r>
+      <w:r>
+        <w:rPr>
+          <w:rFonts w:ascii="Sakkal Majalla" w:hAnsi="Sakkal Majalla" w:cs="Sakkal Majalla" w:hint="cs"/>
+          <w:sz w:val="28"/>
+          <w:szCs w:val="28"/>
+          <w:rtl/>
+          <w:lang w:bidi="ar-AE"/>
+        </w:rPr>
+        <w:t>ط</w:t>
+      </w:r>
+      <w:r>
+        <w:rPr>
+          <w:rFonts w:ascii="Sakkal Majalla" w:hAnsi="Sakkal Majalla" w:cs="Sakkal Majalla" w:hint="cs"/>
+          <w:sz w:val="28"/>
+          <w:szCs w:val="28"/>
+          <w:rtl/>
+          <w:lang w:bidi="ar-AE"/>
+        </w:rPr>
+        <w:t xml:space="preserve"> أريد بأن أبرهن ببساطة وكتابيًا، بأن المؤمن من بعد فراقه تنتظره عند المسيح سعادة مباشرة ليفرح بها في حالة متوسطة، فيها موجودٌ المسيح أيضًا فيما يتعلق بمركزه كإنسان، على الرغم من كونه في المجد. كذلك من بعد فراقه ينتظر المسيحي قيامة الجسد، لأنها هي فقط التي ستُدخله في حالة مجده النهائي. الناس تتكلم عن أرواح ممجدة؛ والكتاب لا يتكلم عنها قط. إن قصد الله من نحونا، بأننا سنكون "</w:t>
+      </w:r>
+      <w:r>
+        <w:rPr>
+          <w:rFonts w:ascii="Sakkal Majalla" w:hAnsi="Sakkal Majalla" w:cs="Sakkal Majalla" w:hint="cs"/>
+          <w:sz w:val="28"/>
+          <w:szCs w:val="28"/>
+          <w:rtl/>
+          <w:lang w:bidi="ar-AE"/>
+        </w:rPr>
+        <w:t>مُشَابِهِينَ</w:t>
+      </w:r>
+      <w:r>
+        <w:rPr>
+          <w:rFonts w:ascii="Sakkal Majalla" w:hAnsi="Sakkal Majalla" w:cs="Sakkal Majalla"/>
+          <w:sz w:val="28"/>
+          <w:szCs w:val="28"/>
+          <w:rtl/>
+          <w:lang w:bidi="ar-AE"/>
+        </w:rPr>
+        <w:t xml:space="preserve"> </w:t>
+      </w:r>
+      <w:r>
+        <w:rPr>
+          <w:rFonts w:ascii="Sakkal Majalla" w:hAnsi="Sakkal Majalla" w:cs="Sakkal Majalla" w:hint="cs"/>
+          <w:sz w:val="28"/>
+          <w:szCs w:val="28"/>
+          <w:rtl/>
+          <w:lang w:bidi="ar-AE"/>
+        </w:rPr>
+        <w:t>صُورَةَ</w:t>
+      </w:r>
+      <w:r>
+        <w:rPr>
+          <w:rFonts w:ascii="Sakkal Majalla" w:hAnsi="Sakkal Majalla" w:cs="Sakkal Majalla"/>
+          <w:sz w:val="28"/>
+          <w:szCs w:val="28"/>
+          <w:rtl/>
+          <w:lang w:bidi="ar-AE"/>
+        </w:rPr>
+        <w:t xml:space="preserve"> </w:t>
+      </w:r>
+      <w:r>
+        <w:rPr>
+          <w:rFonts w:ascii="Sakkal Majalla" w:hAnsi="Sakkal Majalla" w:cs="Sakkal Majalla" w:hint="cs"/>
+          <w:sz w:val="28"/>
+          <w:szCs w:val="28"/>
+          <w:rtl/>
+          <w:lang w:bidi="ar-AE"/>
+        </w:rPr>
+        <w:t>ابْنِهِ،</w:t>
+      </w:r>
+      <w:r>
+        <w:rPr>
+          <w:rFonts w:ascii="Sakkal Majalla" w:hAnsi="Sakkal Majalla" w:cs="Sakkal Majalla"/>
+          <w:sz w:val="28"/>
+          <w:szCs w:val="28"/>
+          <w:rtl/>
+          <w:lang w:bidi="ar-AE"/>
+        </w:rPr>
+        <w:t xml:space="preserve"> </w:t>
+      </w:r>
+      <w:r>
+        <w:rPr>
+          <w:rFonts w:ascii="Sakkal Majalla" w:hAnsi="Sakkal Majalla" w:cs="Sakkal Majalla" w:hint="cs"/>
+          <w:sz w:val="28"/>
+          <w:szCs w:val="28"/>
+          <w:rtl/>
+          <w:lang w:bidi="ar-AE"/>
+        </w:rPr>
+        <w:t>لِيَكُونَ</w:t>
+      </w:r>
+      <w:r>
+        <w:rPr>
+          <w:rFonts w:ascii="Sakkal Majalla" w:hAnsi="Sakkal Majalla" w:cs="Sakkal Majalla"/>
+          <w:sz w:val="28"/>
+          <w:szCs w:val="28"/>
+          <w:rtl/>
+          <w:lang w:bidi="ar-AE"/>
+        </w:rPr>
+        <w:t xml:space="preserve"> </w:t>
+      </w:r>
+      <w:r>
+        <w:rPr>
+          <w:rFonts w:ascii="Sakkal Majalla" w:hAnsi="Sakkal Majalla" w:cs="Sakkal Majalla" w:hint="cs"/>
+          <w:sz w:val="28"/>
+          <w:szCs w:val="28"/>
+          <w:rtl/>
+          <w:lang w:bidi="ar-AE"/>
+        </w:rPr>
+        <w:t>هُوَ</w:t>
+      </w:r>
+      <w:r>
+        <w:rPr>
+          <w:rFonts w:ascii="Sakkal Majalla" w:hAnsi="Sakkal Majalla" w:cs="Sakkal Majalla"/>
+          <w:sz w:val="28"/>
+          <w:szCs w:val="28"/>
+          <w:rtl/>
+          <w:lang w:bidi="ar-AE"/>
+        </w:rPr>
+        <w:t xml:space="preserve"> </w:t>
+      </w:r>
+      <w:r>
+        <w:rPr>
+          <w:rFonts w:ascii="Sakkal Majalla" w:hAnsi="Sakkal Majalla" w:cs="Sakkal Majalla" w:hint="cs"/>
+          <w:sz w:val="28"/>
+          <w:szCs w:val="28"/>
+          <w:rtl/>
+          <w:lang w:bidi="ar-AE"/>
+        </w:rPr>
+        <w:t>بِكْرًا</w:t>
+      </w:r>
+      <w:r>
+        <w:rPr>
+          <w:rFonts w:ascii="Sakkal Majalla" w:hAnsi="Sakkal Majalla" w:cs="Sakkal Majalla"/>
+          <w:sz w:val="28"/>
+          <w:szCs w:val="28"/>
+          <w:rtl/>
+          <w:lang w:bidi="ar-AE"/>
+        </w:rPr>
+        <w:t xml:space="preserve"> </w:t>
+      </w:r>
+      <w:r>
+        <w:rPr>
+          <w:rFonts w:ascii="Sakkal Majalla" w:hAnsi="Sakkal Majalla" w:cs="Sakkal Majalla" w:hint="cs"/>
+          <w:sz w:val="28"/>
+          <w:szCs w:val="28"/>
+          <w:rtl/>
+          <w:lang w:bidi="ar-AE"/>
+        </w:rPr>
+        <w:t>بَيْنَ</w:t>
+      </w:r>
+      <w:r>
+        <w:rPr>
+          <w:rFonts w:ascii="Sakkal Majalla" w:hAnsi="Sakkal Majalla" w:cs="Sakkal Majalla"/>
+          <w:sz w:val="28"/>
+          <w:szCs w:val="28"/>
+          <w:rtl/>
+          <w:lang w:bidi="ar-AE"/>
+        </w:rPr>
+        <w:t xml:space="preserve"> </w:t>
+      </w:r>
+      <w:r>
+        <w:rPr>
+          <w:rFonts w:ascii="Sakkal Majalla" w:hAnsi="Sakkal Majalla" w:cs="Sakkal Majalla" w:hint="cs"/>
+          <w:sz w:val="28"/>
+          <w:szCs w:val="28"/>
+          <w:rtl/>
+          <w:lang w:bidi="ar-AE"/>
+        </w:rPr>
+        <w:t>إِخْوَةٍ</w:t>
+      </w:r>
+      <w:r>
+        <w:rPr>
+          <w:rFonts w:ascii="Sakkal Majalla" w:hAnsi="Sakkal Majalla" w:cs="Sakkal Majalla"/>
+          <w:sz w:val="28"/>
+          <w:szCs w:val="28"/>
+          <w:rtl/>
+          <w:lang w:bidi="ar-AE"/>
+        </w:rPr>
+        <w:t xml:space="preserve"> </w:t>
+      </w:r>
+      <w:r>
+        <w:rPr>
+          <w:rFonts w:ascii="Sakkal Majalla" w:hAnsi="Sakkal Majalla" w:cs="Sakkal Majalla" w:hint="cs"/>
+          <w:sz w:val="28"/>
+          <w:szCs w:val="28"/>
+          <w:rtl/>
+          <w:lang w:bidi="ar-AE"/>
+        </w:rPr>
+        <w:t>كَثِيرِينَ</w:t>
+      </w:r>
+      <w:r>
+        <w:rPr>
+          <w:rFonts w:ascii="Sakkal Majalla" w:hAnsi="Sakkal Majalla" w:cs="Sakkal Majalla"/>
+          <w:sz w:val="28"/>
+          <w:szCs w:val="28"/>
+          <w:rtl/>
+          <w:lang w:bidi="ar-AE"/>
+        </w:rPr>
+        <w:t>.</w:t>
+      </w:r>
+      <w:r>
+        <w:rPr>
+          <w:rFonts w:ascii="Sakkal Majalla" w:hAnsi="Sakkal Majalla" w:cs="Sakkal Majalla" w:hint="cs"/>
+          <w:sz w:val="28"/>
+          <w:szCs w:val="28"/>
+          <w:rtl/>
+          <w:lang w:bidi="ar-AE"/>
+        </w:rPr>
+        <w:t>"</w:t>
+      </w:r>
+      <w:r>
+        <w:rPr>
+          <w:rFonts w:ascii="Sakkal Majalla" w:hAnsi="Sakkal Majalla" w:cs="Sakkal Majalla" w:hint="cs"/>
+          <w:sz w:val="28"/>
+          <w:szCs w:val="28"/>
+          <w:rtl/>
+          <w:lang w:bidi="ar-AE"/>
+        </w:rPr>
+        <w:t>. "</w:t>
+      </w:r>
+      <w:r>
+        <w:rPr>
+          <w:rFonts w:hint="cs"/>
+          <w:rtl/>
+        </w:rPr>
+        <w:t xml:space="preserve"> </w:t>
+      </w:r>
+      <w:r>
+        <w:rPr>
+          <w:rFonts w:ascii="Sakkal Majalla" w:hAnsi="Sakkal Majalla" w:cs="Sakkal Majalla" w:hint="cs"/>
+          <w:sz w:val="28"/>
+          <w:szCs w:val="28"/>
+          <w:rtl/>
+          <w:lang w:bidi="ar-AE"/>
+        </w:rPr>
+        <w:t>وَلَمْ</w:t>
+      </w:r>
+      <w:r>
+        <w:rPr>
+          <w:rFonts w:ascii="Sakkal Majalla" w:hAnsi="Sakkal Majalla" w:cs="Sakkal Majalla"/>
+          <w:sz w:val="28"/>
+          <w:szCs w:val="28"/>
+          <w:rtl/>
+          <w:lang w:bidi="ar-AE"/>
+        </w:rPr>
+        <w:t xml:space="preserve"> </w:t>
+      </w:r>
+      <w:r>
+        <w:rPr>
+          <w:rFonts w:ascii="Sakkal Majalla" w:hAnsi="Sakkal Majalla" w:cs="Sakkal Majalla" w:hint="cs"/>
+          <w:sz w:val="28"/>
+          <w:szCs w:val="28"/>
+          <w:rtl/>
+          <w:lang w:bidi="ar-AE"/>
+        </w:rPr>
+        <w:t>يُظْهَرْ</w:t>
+      </w:r>
+      <w:r>
+        <w:rPr>
+          <w:rFonts w:ascii="Sakkal Majalla" w:hAnsi="Sakkal Majalla" w:cs="Sakkal Majalla"/>
+          <w:sz w:val="28"/>
+          <w:szCs w:val="28"/>
+          <w:rtl/>
+          <w:lang w:bidi="ar-AE"/>
+        </w:rPr>
+        <w:t xml:space="preserve"> </w:t>
+      </w:r>
+      <w:r>
+        <w:rPr>
+          <w:rFonts w:ascii="Sakkal Majalla" w:hAnsi="Sakkal Majalla" w:cs="Sakkal Majalla" w:hint="cs"/>
+          <w:sz w:val="28"/>
+          <w:szCs w:val="28"/>
+          <w:rtl/>
+          <w:lang w:bidi="ar-AE"/>
+        </w:rPr>
+        <w:t>بَعْدُ</w:t>
+      </w:r>
+      <w:r>
+        <w:rPr>
+          <w:rFonts w:ascii="Sakkal Majalla" w:hAnsi="Sakkal Majalla" w:cs="Sakkal Majalla"/>
+          <w:sz w:val="28"/>
+          <w:szCs w:val="28"/>
+          <w:rtl/>
+          <w:lang w:bidi="ar-AE"/>
+        </w:rPr>
+        <w:t xml:space="preserve"> </w:t>
+      </w:r>
+      <w:r>
+        <w:rPr>
+          <w:rFonts w:ascii="Sakkal Majalla" w:hAnsi="Sakkal Majalla" w:cs="Sakkal Majalla" w:hint="cs"/>
+          <w:sz w:val="28"/>
+          <w:szCs w:val="28"/>
+          <w:rtl/>
+          <w:lang w:bidi="ar-AE"/>
+        </w:rPr>
+        <w:t>مَاذَا</w:t>
+      </w:r>
+      <w:r>
+        <w:rPr>
+          <w:rFonts w:ascii="Sakkal Majalla" w:hAnsi="Sakkal Majalla" w:cs="Sakkal Majalla"/>
+          <w:sz w:val="28"/>
+          <w:szCs w:val="28"/>
+          <w:rtl/>
+          <w:lang w:bidi="ar-AE"/>
+        </w:rPr>
+        <w:t xml:space="preserve"> </w:t>
+      </w:r>
+      <w:r>
+        <w:rPr>
+          <w:rFonts w:ascii="Sakkal Majalla" w:hAnsi="Sakkal Majalla" w:cs="Sakkal Majalla" w:hint="cs"/>
+          <w:sz w:val="28"/>
+          <w:szCs w:val="28"/>
+          <w:rtl/>
+          <w:lang w:bidi="ar-AE"/>
+        </w:rPr>
+        <w:t>سَنَكُونُ</w:t>
+      </w:r>
+      <w:r>
+        <w:rPr>
+          <w:rFonts w:ascii="Sakkal Majalla" w:hAnsi="Sakkal Majalla" w:cs="Sakkal Majalla"/>
+          <w:sz w:val="28"/>
+          <w:szCs w:val="28"/>
+          <w:rtl/>
+          <w:lang w:bidi="ar-AE"/>
+        </w:rPr>
+        <w:t xml:space="preserve">. </w:t>
+      </w:r>
+      <w:r>
+        <w:rPr>
+          <w:rFonts w:ascii="Sakkal Majalla" w:hAnsi="Sakkal Majalla" w:cs="Sakkal Majalla" w:hint="cs"/>
+          <w:sz w:val="28"/>
+          <w:szCs w:val="28"/>
+          <w:rtl/>
+          <w:lang w:bidi="ar-AE"/>
+        </w:rPr>
+        <w:t>وَلكِنْ</w:t>
+      </w:r>
+      <w:r>
+        <w:rPr>
+          <w:rFonts w:ascii="Sakkal Majalla" w:hAnsi="Sakkal Majalla" w:cs="Sakkal Majalla"/>
+          <w:sz w:val="28"/>
+          <w:szCs w:val="28"/>
+          <w:rtl/>
+          <w:lang w:bidi="ar-AE"/>
+        </w:rPr>
+        <w:t xml:space="preserve"> </w:t>
+      </w:r>
+      <w:r>
+        <w:rPr>
+          <w:rFonts w:ascii="Sakkal Majalla" w:hAnsi="Sakkal Majalla" w:cs="Sakkal Majalla" w:hint="cs"/>
+          <w:sz w:val="28"/>
+          <w:szCs w:val="28"/>
+          <w:rtl/>
+          <w:lang w:bidi="ar-AE"/>
+        </w:rPr>
+        <w:t>نَعْلَمُ</w:t>
+      </w:r>
+      <w:r>
+        <w:rPr>
+          <w:rFonts w:ascii="Sakkal Majalla" w:hAnsi="Sakkal Majalla" w:cs="Sakkal Majalla"/>
+          <w:sz w:val="28"/>
+          <w:szCs w:val="28"/>
+          <w:rtl/>
+          <w:lang w:bidi="ar-AE"/>
+        </w:rPr>
+        <w:t xml:space="preserve"> </w:t>
+      </w:r>
+      <w:r>
+        <w:rPr>
+          <w:rFonts w:ascii="Sakkal Majalla" w:hAnsi="Sakkal Majalla" w:cs="Sakkal Majalla" w:hint="cs"/>
+          <w:sz w:val="28"/>
+          <w:szCs w:val="28"/>
+          <w:rtl/>
+          <w:lang w:bidi="ar-AE"/>
+        </w:rPr>
+        <w:t>أَنَّهُ</w:t>
+      </w:r>
+      <w:r>
+        <w:rPr>
+          <w:rFonts w:ascii="Sakkal Majalla" w:hAnsi="Sakkal Majalla" w:cs="Sakkal Majalla"/>
+          <w:sz w:val="28"/>
+          <w:szCs w:val="28"/>
+          <w:rtl/>
+          <w:lang w:bidi="ar-AE"/>
+        </w:rPr>
+        <w:t xml:space="preserve"> </w:t>
+      </w:r>
+      <w:r>
+        <w:rPr>
+          <w:rFonts w:ascii="Sakkal Majalla" w:hAnsi="Sakkal Majalla" w:cs="Sakkal Majalla" w:hint="cs"/>
+          <w:sz w:val="28"/>
+          <w:szCs w:val="28"/>
+          <w:rtl/>
+          <w:lang w:bidi="ar-AE"/>
+        </w:rPr>
+        <w:t>إِذَا</w:t>
+      </w:r>
+      <w:r>
+        <w:rPr>
+          <w:rFonts w:ascii="Sakkal Majalla" w:hAnsi="Sakkal Majalla" w:cs="Sakkal Majalla"/>
+          <w:sz w:val="28"/>
+          <w:szCs w:val="28"/>
+          <w:rtl/>
+          <w:lang w:bidi="ar-AE"/>
+        </w:rPr>
+        <w:t xml:space="preserve"> </w:t>
+      </w:r>
+      <w:r>
+        <w:rPr>
+          <w:rFonts w:ascii="Sakkal Majalla" w:hAnsi="Sakkal Majalla" w:cs="Sakkal Majalla" w:hint="cs"/>
+          <w:sz w:val="28"/>
+          <w:szCs w:val="28"/>
+          <w:rtl/>
+          <w:lang w:bidi="ar-AE"/>
+        </w:rPr>
+        <w:t>أُظْهِرَ</w:t>
+      </w:r>
+      <w:r>
+        <w:rPr>
+          <w:rFonts w:ascii="Sakkal Majalla" w:hAnsi="Sakkal Majalla" w:cs="Sakkal Majalla"/>
+          <w:sz w:val="28"/>
+          <w:szCs w:val="28"/>
+          <w:rtl/>
+          <w:lang w:bidi="ar-AE"/>
+        </w:rPr>
+        <w:t xml:space="preserve"> </w:t>
+      </w:r>
+      <w:r>
+        <w:rPr>
+          <w:rFonts w:ascii="Sakkal Majalla" w:hAnsi="Sakkal Majalla" w:cs="Sakkal Majalla" w:hint="cs"/>
+          <w:sz w:val="28"/>
+          <w:szCs w:val="28"/>
+          <w:rtl/>
+          <w:lang w:bidi="ar-AE"/>
+        </w:rPr>
+        <w:t>نَكُونُ</w:t>
+      </w:r>
+      <w:r>
+        <w:rPr>
+          <w:rFonts w:ascii="Sakkal Majalla" w:hAnsi="Sakkal Majalla" w:cs="Sakkal Majalla"/>
+          <w:sz w:val="28"/>
+          <w:szCs w:val="28"/>
+          <w:rtl/>
+          <w:lang w:bidi="ar-AE"/>
+        </w:rPr>
+        <w:t xml:space="preserve"> </w:t>
+      </w:r>
+      <w:r>
+        <w:rPr>
+          <w:rFonts w:ascii="Sakkal Majalla" w:hAnsi="Sakkal Majalla" w:cs="Sakkal Majalla" w:hint="cs"/>
+          <w:sz w:val="28"/>
+          <w:szCs w:val="28"/>
+          <w:rtl/>
+          <w:lang w:bidi="ar-AE"/>
+        </w:rPr>
+        <w:t>مِثْلَهُ،</w:t>
+      </w:r>
+      <w:r>
+        <w:rPr>
+          <w:rFonts w:ascii="Sakkal Majalla" w:hAnsi="Sakkal Majalla" w:cs="Sakkal Majalla"/>
+          <w:sz w:val="28"/>
+          <w:szCs w:val="28"/>
+          <w:rtl/>
+          <w:lang w:bidi="ar-AE"/>
+        </w:rPr>
+        <w:t xml:space="preserve"> </w:t>
+      </w:r>
+      <w:r>
+        <w:rPr>
+          <w:rFonts w:ascii="Sakkal Majalla" w:hAnsi="Sakkal Majalla" w:cs="Sakkal Majalla" w:hint="cs"/>
+          <w:sz w:val="28"/>
+          <w:szCs w:val="28"/>
+          <w:rtl/>
+          <w:lang w:bidi="ar-AE"/>
+        </w:rPr>
+        <w:t>لأَنَّنَا</w:t>
+      </w:r>
+      <w:r>
+        <w:rPr>
+          <w:rFonts w:ascii="Sakkal Majalla" w:hAnsi="Sakkal Majalla" w:cs="Sakkal Majalla"/>
+          <w:sz w:val="28"/>
+          <w:szCs w:val="28"/>
+          <w:rtl/>
+          <w:lang w:bidi="ar-AE"/>
+        </w:rPr>
+        <w:t xml:space="preserve"> </w:t>
+      </w:r>
+      <w:r>
+        <w:rPr>
+          <w:rFonts w:ascii="Sakkal Majalla" w:hAnsi="Sakkal Majalla" w:cs="Sakkal Majalla" w:hint="cs"/>
+          <w:sz w:val="28"/>
+          <w:szCs w:val="28"/>
+          <w:rtl/>
+          <w:lang w:bidi="ar-AE"/>
+        </w:rPr>
+        <w:t>سَنَرَاهُ</w:t>
+      </w:r>
+      <w:r>
+        <w:rPr>
+          <w:rFonts w:ascii="Sakkal Majalla" w:hAnsi="Sakkal Majalla" w:cs="Sakkal Majalla"/>
+          <w:sz w:val="28"/>
+          <w:szCs w:val="28"/>
+          <w:rtl/>
+          <w:lang w:bidi="ar-AE"/>
+        </w:rPr>
+        <w:t xml:space="preserve"> </w:t>
+      </w:r>
+      <w:r>
+        <w:rPr>
+          <w:rFonts w:ascii="Sakkal Majalla" w:hAnsi="Sakkal Majalla" w:cs="Sakkal Majalla" w:hint="cs"/>
+          <w:sz w:val="28"/>
+          <w:szCs w:val="28"/>
+          <w:rtl/>
+          <w:lang w:bidi="ar-AE"/>
+        </w:rPr>
+        <w:t>كَمَا</w:t>
+      </w:r>
+      <w:r>
+        <w:rPr>
+          <w:rFonts w:ascii="Sakkal Majalla" w:hAnsi="Sakkal Majalla" w:cs="Sakkal Majalla"/>
+          <w:sz w:val="28"/>
+          <w:szCs w:val="28"/>
+          <w:rtl/>
+          <w:lang w:bidi="ar-AE"/>
+        </w:rPr>
+        <w:t xml:space="preserve"> </w:t>
+      </w:r>
+      <w:r>
+        <w:rPr>
+          <w:rFonts w:ascii="Sakkal Majalla" w:hAnsi="Sakkal Majalla" w:cs="Sakkal Majalla" w:hint="cs"/>
+          <w:sz w:val="28"/>
+          <w:szCs w:val="28"/>
+          <w:rtl/>
+          <w:lang w:bidi="ar-AE"/>
+        </w:rPr>
+        <w:t>هُوَ</w:t>
+      </w:r>
+      <w:r>
+        <w:rPr>
+          <w:rFonts w:ascii="Sakkal Majalla" w:hAnsi="Sakkal Majalla" w:cs="Sakkal Majalla"/>
+          <w:sz w:val="28"/>
+          <w:szCs w:val="28"/>
+          <w:rtl/>
+          <w:lang w:bidi="ar-AE"/>
+        </w:rPr>
+        <w:t>.</w:t>
+      </w:r>
+      <w:r>
+        <w:rPr>
+          <w:rFonts w:ascii="Sakkal Majalla" w:hAnsi="Sakkal Majalla" w:cs="Sakkal Majalla" w:hint="cs"/>
+          <w:sz w:val="28"/>
+          <w:szCs w:val="28"/>
+          <w:rtl/>
+          <w:lang w:bidi="ar-AE"/>
+        </w:rPr>
+        <w:t xml:space="preserve">" </w:t>
+      </w:r>
+      <w:r>
+        <w:rPr>
+          <w:rFonts w:ascii="Sakkal Majalla" w:hAnsi="Sakkal Majalla" w:cs="Sakkal Majalla"/>
+          <w:sz w:val="28"/>
+          <w:szCs w:val="28"/>
+          <w:rtl/>
+          <w:lang w:bidi="ar-AE"/>
+        </w:rPr>
+        <w:t>–</w:t>
+      </w:r>
+      <w:r>
+        <w:rPr>
+          <w:rFonts w:ascii="Sakkal Majalla" w:hAnsi="Sakkal Majalla" w:cs="Sakkal Majalla" w:hint="cs"/>
+          <w:sz w:val="28"/>
+          <w:szCs w:val="28"/>
+          <w:rtl/>
+          <w:lang w:bidi="ar-AE"/>
+        </w:rPr>
+        <w:t xml:space="preserve"> "</w:t>
+      </w:r>
+      <w:r>
+        <w:rPr>
+          <w:rFonts w:ascii="Sakkal Majalla" w:hAnsi="Sakkal Majalla" w:cs="Sakkal Majalla" w:hint="cs"/>
+          <w:sz w:val="28"/>
+          <w:szCs w:val="28"/>
+          <w:rtl/>
+          <w:lang w:bidi="ar-AE"/>
+        </w:rPr>
+        <w:t>وَكَمَا</w:t>
+      </w:r>
+      <w:r>
+        <w:rPr>
+          <w:rFonts w:ascii="Sakkal Majalla" w:hAnsi="Sakkal Majalla" w:cs="Sakkal Majalla"/>
+          <w:sz w:val="28"/>
+          <w:szCs w:val="28"/>
+          <w:rtl/>
+          <w:lang w:bidi="ar-AE"/>
+        </w:rPr>
+        <w:t xml:space="preserve"> </w:t>
+      </w:r>
+      <w:r>
+        <w:rPr>
+          <w:rFonts w:ascii="Sakkal Majalla" w:hAnsi="Sakkal Majalla" w:cs="Sakkal Majalla" w:hint="cs"/>
+          <w:sz w:val="28"/>
+          <w:szCs w:val="28"/>
+          <w:rtl/>
+          <w:lang w:bidi="ar-AE"/>
+        </w:rPr>
+        <w:t>لَبِسْنَا</w:t>
+      </w:r>
+      <w:r>
+        <w:rPr>
+          <w:rFonts w:ascii="Sakkal Majalla" w:hAnsi="Sakkal Majalla" w:cs="Sakkal Majalla"/>
+          <w:sz w:val="28"/>
+          <w:szCs w:val="28"/>
+          <w:rtl/>
+          <w:lang w:bidi="ar-AE"/>
+        </w:rPr>
+        <w:t xml:space="preserve"> </w:t>
+      </w:r>
+      <w:r>
+        <w:rPr>
+          <w:rFonts w:ascii="Sakkal Majalla" w:hAnsi="Sakkal Majalla" w:cs="Sakkal Majalla" w:hint="cs"/>
+          <w:sz w:val="28"/>
+          <w:szCs w:val="28"/>
+          <w:rtl/>
+          <w:lang w:bidi="ar-AE"/>
+        </w:rPr>
+        <w:t>صُورَةَ</w:t>
+      </w:r>
+      <w:r>
+        <w:rPr>
+          <w:rFonts w:ascii="Sakkal Majalla" w:hAnsi="Sakkal Majalla" w:cs="Sakkal Majalla"/>
+          <w:sz w:val="28"/>
+          <w:szCs w:val="28"/>
+          <w:rtl/>
+          <w:lang w:bidi="ar-AE"/>
+        </w:rPr>
+        <w:t xml:space="preserve"> </w:t>
+      </w:r>
+      <w:r>
+        <w:rPr>
+          <w:rFonts w:ascii="Sakkal Majalla" w:hAnsi="Sakkal Majalla" w:cs="Sakkal Majalla" w:hint="cs"/>
+          <w:sz w:val="28"/>
+          <w:szCs w:val="28"/>
+          <w:rtl/>
+          <w:lang w:bidi="ar-AE"/>
+        </w:rPr>
+        <w:t>التُّرَابِيِّ،</w:t>
+      </w:r>
+      <w:r>
+        <w:rPr>
+          <w:rFonts w:ascii="Sakkal Majalla" w:hAnsi="Sakkal Majalla" w:cs="Sakkal Majalla"/>
+          <w:sz w:val="28"/>
+          <w:szCs w:val="28"/>
+          <w:rtl/>
+          <w:lang w:bidi="ar-AE"/>
+        </w:rPr>
+        <w:t xml:space="preserve"> </w:t>
+      </w:r>
+      <w:r>
+        <w:rPr>
+          <w:rFonts w:ascii="Sakkal Majalla" w:hAnsi="Sakkal Majalla" w:cs="Sakkal Majalla" w:hint="cs"/>
+          <w:sz w:val="28"/>
+          <w:szCs w:val="28"/>
+          <w:rtl/>
+          <w:lang w:bidi="ar-AE"/>
+        </w:rPr>
+        <w:t>سَنَلْبَسُ</w:t>
+      </w:r>
+      <w:r>
+        <w:rPr>
+          <w:rFonts w:ascii="Sakkal Majalla" w:hAnsi="Sakkal Majalla" w:cs="Sakkal Majalla"/>
+          <w:sz w:val="28"/>
+          <w:szCs w:val="28"/>
+          <w:rtl/>
+          <w:lang w:bidi="ar-AE"/>
+        </w:rPr>
+        <w:t xml:space="preserve"> </w:t>
+      </w:r>
+      <w:r>
+        <w:rPr>
+          <w:rFonts w:ascii="Sakkal Majalla" w:hAnsi="Sakkal Majalla" w:cs="Sakkal Majalla" w:hint="cs"/>
+          <w:sz w:val="28"/>
+          <w:szCs w:val="28"/>
+          <w:rtl/>
+          <w:lang w:bidi="ar-AE"/>
+        </w:rPr>
+        <w:t>أَيْضًا</w:t>
+      </w:r>
+      <w:r>
+        <w:rPr>
+          <w:rFonts w:ascii="Sakkal Majalla" w:hAnsi="Sakkal Majalla" w:cs="Sakkal Majalla"/>
+          <w:sz w:val="28"/>
+          <w:szCs w:val="28"/>
+          <w:rtl/>
+          <w:lang w:bidi="ar-AE"/>
+        </w:rPr>
+        <w:t xml:space="preserve"> </w:t>
+      </w:r>
+      <w:r>
+        <w:rPr>
+          <w:rFonts w:ascii="Sakkal Majalla" w:hAnsi="Sakkal Majalla" w:cs="Sakkal Majalla" w:hint="cs"/>
+          <w:sz w:val="28"/>
+          <w:szCs w:val="28"/>
+          <w:rtl/>
+          <w:lang w:bidi="ar-AE"/>
+        </w:rPr>
+        <w:t>صُورَةَ</w:t>
+      </w:r>
+      <w:r>
+        <w:rPr>
+          <w:rFonts w:ascii="Sakkal Majalla" w:hAnsi="Sakkal Majalla" w:cs="Sakkal Majalla"/>
+          <w:sz w:val="28"/>
+          <w:szCs w:val="28"/>
+          <w:rtl/>
+          <w:lang w:bidi="ar-AE"/>
+        </w:rPr>
+        <w:t xml:space="preserve"> </w:t>
+      </w:r>
+      <w:r>
+        <w:rPr>
+          <w:rFonts w:ascii="Sakkal Majalla" w:hAnsi="Sakkal Majalla" w:cs="Sakkal Majalla" w:hint="cs"/>
+          <w:sz w:val="28"/>
+          <w:szCs w:val="28"/>
+          <w:rtl/>
+          <w:lang w:bidi="ar-AE"/>
+        </w:rPr>
+        <w:t>السَّمَاوِيِّ</w:t>
+      </w:r>
+      <w:r>
+        <w:rPr>
+          <w:rFonts w:ascii="Sakkal Majalla" w:hAnsi="Sakkal Majalla" w:cs="Sakkal Majalla"/>
+          <w:sz w:val="28"/>
+          <w:szCs w:val="28"/>
+          <w:rtl/>
+          <w:lang w:bidi="ar-AE"/>
+        </w:rPr>
+        <w:t>.</w:t>
+      </w:r>
+      <w:r>
+        <w:rPr>
+          <w:rFonts w:ascii="Sakkal Majalla" w:hAnsi="Sakkal Majalla" w:cs="Sakkal Majalla" w:hint="cs"/>
+          <w:sz w:val="28"/>
+          <w:szCs w:val="28"/>
+          <w:rtl/>
+          <w:lang w:bidi="ar-AE"/>
+        </w:rPr>
+        <w:t>" (رومية 8: 29؛ 1. يوحنا 3: 2؛ 1. كورنثوس 15: 49).</w:t>
       </w:r>
     </w:p>
     <w:p>
       <w:pPr>
-        <w:bidi/>
         <w:jc w:val="both"/>
         <w:rPr>
           <w:rFonts w:ascii="Sakkal Majalla" w:hAnsi="Sakkal Majalla" w:cs="Sakkal Majalla"/>
           <w:sz w:val="28"/>
           <w:szCs w:val="28"/>
           <w:rtl/>
+          <w:lang w:bidi="ar-AE"/>
         </w:rPr>
       </w:pPr>
       <w:r>
@@ -450,110 +1704,61 @@
           <w:sz w:val="28"/>
           <w:szCs w:val="28"/>
           <w:rtl/>
-        </w:rPr>
-        <w:t>لننتبه لكلمات الرب: "</w:t>
-      </w:r>
-      <w:r>
-        <w:rPr>
-          <w:rFonts w:ascii="Sakkal Majalla" w:hAnsi="Sakkal Majalla" w:cs="Sakkal Majalla"/>
-          <w:sz w:val="28"/>
-          <w:szCs w:val="28"/>
-          <w:rtl/>
-        </w:rPr>
-        <w:t xml:space="preserve"> </w:t>
-      </w:r>
-      <w:r>
-        <w:rPr>
-          <w:rFonts w:ascii="Sakkal Majalla" w:hAnsi="Sakkal Majalla" w:cs="Sakkal Majalla"/>
-          <w:sz w:val="28"/>
-          <w:szCs w:val="28"/>
-          <w:rtl/>
-        </w:rPr>
-        <w:t>قُومُوا نَنْطَلِقْ مِنْ ههُنَا</w:t>
-      </w:r>
-      <w:r>
-        <w:rPr>
-          <w:rFonts w:ascii="Sakkal Majalla" w:hAnsi="Sakkal Majalla" w:cs="Sakkal Majalla" w:hint="cs"/>
-          <w:sz w:val="28"/>
-          <w:szCs w:val="28"/>
-          <w:rtl/>
-        </w:rPr>
-        <w:t xml:space="preserve">." إن كلمة "ههنا" تعني بالنسبة له جثسيماني، جباثا والجلجثة، جهاد وصراع، هجومات قوة الظلمة، العار والإهانة، مظالم الناس وتلك الأعماق والآلام الغامضة تحت دينونة الله القدوسة والعادلة. إننا أبدًا لن يمكننا أن نعي ملء معنى هذه الصرخة: "إلهي، إلهي لِمَ تركتني؟" لا بد وأن دائمًا تتوارى خلفها قدرة استيعاب الطبيعة؛ لكننا نعلم، ويمكننا أن نفهم متعلمين من الله الكلمات: "... </w:t>
-      </w:r>
-      <w:r>
-        <w:rPr>
-          <w:rFonts w:ascii="Sakkal Majalla" w:hAnsi="Sakkal Majalla" w:cs="Sakkal Majalla"/>
-          <w:sz w:val="28"/>
-          <w:szCs w:val="28"/>
-          <w:rtl/>
-        </w:rPr>
-        <w:t xml:space="preserve">كَمَا أَحَبَّنَا الْمَسِيحُ أَيْضًا وَأَسْلَمَ </w:t>
-      </w:r>
-      <w:r>
-        <w:rPr>
-          <w:rFonts w:ascii="Sakkal Majalla" w:hAnsi="Sakkal Majalla" w:cs="Sakkal Majalla"/>
-          <w:sz w:val="28"/>
-          <w:szCs w:val="28"/>
-          <w:rtl/>
+          <w:lang w:bidi="ar-AE"/>
+        </w:rPr>
+        <w:t xml:space="preserve">إن هذا ظهر في التجلي، حينما ظهر كل من موسى وإيليا في المجد (لوقا 9: 28 </w:t>
+      </w:r>
+      <w:r>
+        <w:rPr>
+          <w:rFonts w:ascii="Sakkal Majalla" w:hAnsi="Sakkal Majalla" w:cs="Sakkal Majalla"/>
+          <w:sz w:val="28"/>
+          <w:szCs w:val="28"/>
+          <w:rtl/>
+          <w:lang w:bidi="ar-AE"/>
+        </w:rPr>
+        <w:t>–</w:t>
+      </w:r>
+      <w:r>
+        <w:rPr>
+          <w:rFonts w:ascii="Sakkal Majalla" w:hAnsi="Sakkal Majalla" w:cs="Sakkal Majalla" w:hint="cs"/>
+          <w:sz w:val="28"/>
+          <w:szCs w:val="28"/>
+          <w:rtl/>
+          <w:lang w:bidi="ar-AE"/>
+        </w:rPr>
+        <w:t xml:space="preserve"> 36). إن حالة فرحنا الأبدية والمجد تكمن في واقع الحقيقة بأننا سنكون كل حين مع الرب وبأنه هو بنفسه سيأخذنا إلى بيت الآب. الأمر الأخير موجود </w:t>
+      </w:r>
+      <w:r>
+        <w:rPr>
+          <w:rFonts w:ascii="Sakkal Majalla" w:hAnsi="Sakkal Majalla" w:cs="Sakkal Majalla" w:hint="cs"/>
+          <w:sz w:val="28"/>
+          <w:szCs w:val="28"/>
+          <w:rtl/>
+          <w:lang w:bidi="ar-AE"/>
         </w:rPr>
         <w:lastRenderedPageBreak/>
-        <w:t>نَفْسَهُ لأَجْلِنَا، قُرْبَانًا وَذَبِيحَةً للهِ رَائِحَةً طَيِّبَةً.</w:t>
-      </w:r>
-      <w:r>
-        <w:rPr>
-          <w:rFonts w:ascii="Sakkal Majalla" w:hAnsi="Sakkal Majalla" w:cs="Sakkal Majalla" w:hint="cs"/>
-          <w:sz w:val="28"/>
-          <w:szCs w:val="28"/>
-          <w:rtl/>
-        </w:rPr>
-        <w:t>" (أفسس 5: 2). نحن على يقين</w:t>
-      </w:r>
-      <w:r>
-        <w:rPr>
-          <w:rFonts w:ascii="Sakkal Majalla" w:hAnsi="Sakkal Majalla" w:cs="Sakkal Majalla" w:hint="cs"/>
-          <w:sz w:val="28"/>
-          <w:szCs w:val="28"/>
-          <w:rtl/>
-        </w:rPr>
-        <w:t>، بأنه، في ساعات الظلمة تلك حينما تكبد الآلام، التي جعلها خطية لأجلنا، والتي جعلته غالي القيمة والغلاوة على نفوسنا إلى الأبد، لا بد أنه كان غاليًا بما لا يُعبّر عنه على الآب، "</w:t>
-      </w:r>
-      <w:r>
-        <w:rPr>
-          <w:rFonts w:ascii="Sakkal Majalla" w:hAnsi="Sakkal Majalla" w:cs="Sakkal Majalla"/>
-          <w:sz w:val="28"/>
-          <w:szCs w:val="28"/>
-          <w:rtl/>
-        </w:rPr>
-        <w:t xml:space="preserve"> </w:t>
-      </w:r>
-      <w:r>
-        <w:rPr>
-          <w:rFonts w:ascii="Sakkal Majalla" w:hAnsi="Sakkal Majalla" w:cs="Sakkal Majalla"/>
-          <w:sz w:val="28"/>
-          <w:szCs w:val="28"/>
-          <w:rtl/>
-        </w:rPr>
-        <w:t>قُرْبَانًا وَذَبِيحَةً للهِ رَائِحَةً طَيِّبَةً.</w:t>
-      </w:r>
-      <w:r>
-        <w:rPr>
-          <w:rFonts w:ascii="Sakkal Majalla" w:hAnsi="Sakkal Majalla" w:cs="Sakkal Majalla" w:hint="cs"/>
-          <w:sz w:val="28"/>
-          <w:szCs w:val="28"/>
-          <w:rtl/>
-        </w:rPr>
-        <w:t>". إن كانت الذبيحة من أجل الله، فقد كانت لنا أيضًا، وإن كانت غالية على الله، فهي كذلك علينا نحن أيضًا وقد أوتي بنا بحق في اتحاد مع أفكار الآب عنه.</w:t>
+        <w:t>مرة أخرى حتى في حدث التجلي، حيث دخل موسى وإيليا السحابة التي خرج منها صوت الآب (قارن أيضًا 1. تسالونيكي 4: 17). المسيح سيأتي وسيأخذنا إليه من بعد قيامتنا او من بعد تغيرنا على صورته؛ عندها سيشابه جسدنا الأرضي الهزيل جسد مجده (فيلبي 3: 21). هذه هي حالتنا الأبدية. ولأجل</w:t>
+      </w:r>
+      <w:r>
+        <w:rPr>
+          <w:rFonts w:ascii="Sakkal Majalla" w:hAnsi="Sakkal Majalla" w:cs="Sakkal Majalla" w:hint="cs"/>
+          <w:sz w:val="28"/>
+          <w:szCs w:val="28"/>
+          <w:rtl/>
+          <w:lang w:bidi="ar-AE"/>
+        </w:rPr>
+        <w:t>ه أعدّنا الله وأعطانا عربون الروح (2. كورنثوس 5: 5). بأن نكون مع الرب وأن نكون إلى الأبد مثله، هو فرحنا الأبدي وثمر محبة الله، الذي جعلنا أولادًا له ويريد أن يُدخلنا إلى المنازل المُعدّة لنا في بيت الآب.</w:t>
       </w:r>
     </w:p>
     <w:p>
       <w:pPr>
-        <w:bidi/>
         <w:jc w:val="both"/>
         <w:rPr>
           <w:rFonts w:ascii="Sakkal Majalla" w:hAnsi="Sakkal Majalla" w:cs="Sakkal Majalla"/>
           <w:sz w:val="28"/>
           <w:szCs w:val="28"/>
           <w:rtl/>
+          <w:lang w:bidi="ar-AE"/>
         </w:rPr>
       </w:pPr>
       <w:r>
@@ -562,87 +1767,198 @@
           <w:sz w:val="28"/>
           <w:szCs w:val="28"/>
           <w:rtl/>
-        </w:rPr>
-        <w:t xml:space="preserve">مجد الآب زار البستان، قبل أن تصله مريم المجدلية وقبل أن يخبر القبر الفارغ الذي اختلست النظر فيه دامعة، بالحقيقة أن الله أقامه من بين الأموات. الآن نحن نعلم بأنه جالس عن يمين الآب في السماء مكللاً بالأمجاد هناك تفوق كل </w:t>
-      </w:r>
-      <w:r>
-        <w:rPr>
-          <w:rFonts w:ascii="Sakkal Majalla" w:hAnsi="Sakkal Majalla" w:cs="Sakkal Majalla" w:hint="cs"/>
-          <w:sz w:val="28"/>
-          <w:szCs w:val="28"/>
-          <w:rtl/>
-        </w:rPr>
-        <w:t>ال</w:t>
-      </w:r>
-      <w:r>
-        <w:rPr>
-          <w:rFonts w:ascii="Sakkal Majalla" w:hAnsi="Sakkal Majalla" w:cs="Sakkal Majalla" w:hint="cs"/>
-          <w:sz w:val="28"/>
-          <w:szCs w:val="28"/>
-          <w:rtl/>
-        </w:rPr>
-        <w:t xml:space="preserve">أمجاد </w:t>
-      </w:r>
-      <w:r>
-        <w:rPr>
-          <w:rFonts w:ascii="Sakkal Majalla" w:hAnsi="Sakkal Majalla" w:cs="Sakkal Majalla" w:hint="cs"/>
-          <w:sz w:val="28"/>
-          <w:szCs w:val="28"/>
-          <w:rtl/>
-        </w:rPr>
-        <w:t>ال</w:t>
-      </w:r>
-      <w:r>
-        <w:rPr>
-          <w:rFonts w:ascii="Sakkal Majalla" w:hAnsi="Sakkal Majalla" w:cs="Sakkal Majalla" w:hint="cs"/>
-          <w:sz w:val="28"/>
-          <w:szCs w:val="28"/>
-          <w:rtl/>
-        </w:rPr>
-        <w:t>أخرى. وقد أُعطي اسمًا فوق كل اسم، وكل خليقة لا بد لها أن تحني ركبت</w:t>
-      </w:r>
-      <w:r>
-        <w:rPr>
-          <w:rFonts w:ascii="Sakkal Majalla" w:hAnsi="Sakkal Majalla" w:cs="Sakkal Majalla" w:hint="cs"/>
-          <w:sz w:val="28"/>
-          <w:szCs w:val="28"/>
-          <w:rtl/>
-        </w:rPr>
-        <w:t>ي</w:t>
-      </w:r>
-      <w:r>
-        <w:rPr>
-          <w:rFonts w:ascii="Sakkal Majalla" w:hAnsi="Sakkal Majalla" w:cs="Sakkal Majalla" w:hint="cs"/>
-          <w:sz w:val="28"/>
-          <w:szCs w:val="28"/>
-          <w:rtl/>
-        </w:rPr>
-        <w:t xml:space="preserve">ها في اسمه. إننا نحيي ارتفاعه إلى أسمى مكان في السماء، </w:t>
-      </w:r>
-      <w:r>
-        <w:rPr>
-          <w:rFonts w:ascii="Sakkal Majalla" w:hAnsi="Sakkal Majalla" w:cs="Sakkal Majalla" w:hint="cs"/>
-          <w:sz w:val="28"/>
-          <w:szCs w:val="28"/>
-          <w:rtl/>
-        </w:rPr>
-        <w:t>إذ حيينا اتضاعه باندهاش. إن أوائل الناس وأكثرهم استعدادًا بأن يعترفوا باستحقاقه، بكل يقين هم القديسون المفديين، الذين يشكلون كنيسته</w:t>
-      </w:r>
-      <w:r>
-        <w:rPr>
-          <w:rFonts w:ascii="Sakkal Majalla" w:hAnsi="Sakkal Majalla" w:cs="Sakkal Majalla" w:hint="cs"/>
-          <w:sz w:val="28"/>
-          <w:szCs w:val="28"/>
-          <w:rtl/>
-        </w:rPr>
-        <w:t xml:space="preserve"> ويمثلونها</w:t>
-      </w:r>
-      <w:r>
-        <w:rPr>
-          <w:rFonts w:ascii="Sakkal Majalla" w:hAnsi="Sakkal Majalla" w:cs="Sakkal Majalla" w:hint="cs"/>
-          <w:sz w:val="28"/>
-          <w:szCs w:val="28"/>
-          <w:rtl/>
+          <w:lang w:bidi="ar-AE"/>
+        </w:rPr>
+        <w:t xml:space="preserve">إن نصيبنا مضاعف: نحن سنكون مشابهين المسيح ونكون معه، وسنكون مباركين فيه بكل بركة روحية في </w:t>
+      </w:r>
+      <w:proofErr w:type="spellStart"/>
+      <w:r>
+        <w:rPr>
+          <w:rFonts w:ascii="Sakkal Majalla" w:hAnsi="Sakkal Majalla" w:cs="Sakkal Majalla" w:hint="cs"/>
+          <w:sz w:val="28"/>
+          <w:szCs w:val="28"/>
+          <w:rtl/>
+          <w:lang w:bidi="ar-AE"/>
+        </w:rPr>
+        <w:t>السمويات</w:t>
+      </w:r>
+      <w:proofErr w:type="spellEnd"/>
+      <w:r>
+        <w:rPr>
+          <w:rFonts w:ascii="Sakkal Majalla" w:hAnsi="Sakkal Majalla" w:cs="Sakkal Majalla" w:hint="cs"/>
+          <w:sz w:val="28"/>
+          <w:szCs w:val="28"/>
+          <w:rtl/>
+          <w:lang w:bidi="ar-AE"/>
+        </w:rPr>
+        <w:t xml:space="preserve">. هذه الامتيازات اكتسبناها بالفداء؛ لكننا لا نزال لا نمتلكها. على الرغم من أن الله أعدّنا لها، إلا أننا لا نملك </w:t>
+      </w:r>
+      <w:r>
+        <w:rPr>
+          <w:rFonts w:ascii="Sakkal Majalla" w:hAnsi="Sakkal Majalla" w:cs="Sakkal Majalla" w:hint="cs"/>
+          <w:sz w:val="28"/>
+          <w:szCs w:val="28"/>
+          <w:rtl/>
+          <w:lang w:bidi="ar-AE"/>
+        </w:rPr>
+        <w:t>الآن</w:t>
+      </w:r>
+      <w:r>
+        <w:rPr>
+          <w:rFonts w:ascii="Sakkal Majalla" w:hAnsi="Sakkal Majalla" w:cs="Sakkal Majalla"/>
+          <w:sz w:val="28"/>
+          <w:szCs w:val="28"/>
+          <w:rtl/>
+          <w:lang w:bidi="ar-AE"/>
+        </w:rPr>
+        <w:t xml:space="preserve"> </w:t>
+      </w:r>
+      <w:r>
+        <w:rPr>
+          <w:rFonts w:ascii="Sakkal Majalla" w:hAnsi="Sakkal Majalla" w:cs="Sakkal Majalla" w:hint="cs"/>
+          <w:sz w:val="28"/>
+          <w:szCs w:val="28"/>
+          <w:rtl/>
+          <w:lang w:bidi="ar-AE"/>
+        </w:rPr>
+        <w:t>إلا عربون الروح. لقد ناقشنا وجهة نظر تشبهنا مع المسيح. إن الموضع المذكور هنا: "</w:t>
+      </w:r>
+      <w:r>
+        <w:rPr>
+          <w:rFonts w:hint="cs"/>
+          <w:rtl/>
+        </w:rPr>
+        <w:t xml:space="preserve"> </w:t>
+      </w:r>
+      <w:r>
+        <w:rPr>
+          <w:rFonts w:ascii="Sakkal Majalla" w:hAnsi="Sakkal Majalla" w:cs="Sakkal Majalla" w:hint="cs"/>
+          <w:sz w:val="28"/>
+          <w:szCs w:val="28"/>
+          <w:rtl/>
+          <w:lang w:bidi="ar-AE"/>
+        </w:rPr>
+        <w:t>نَكُونُ</w:t>
+      </w:r>
+      <w:r>
+        <w:rPr>
+          <w:rFonts w:ascii="Sakkal Majalla" w:hAnsi="Sakkal Majalla" w:cs="Sakkal Majalla"/>
+          <w:sz w:val="28"/>
+          <w:szCs w:val="28"/>
+          <w:rtl/>
+          <w:lang w:bidi="ar-AE"/>
+        </w:rPr>
+        <w:t xml:space="preserve"> </w:t>
+      </w:r>
+      <w:r>
+        <w:rPr>
+          <w:rFonts w:ascii="Sakkal Majalla" w:hAnsi="Sakkal Majalla" w:cs="Sakkal Majalla" w:hint="cs"/>
+          <w:sz w:val="28"/>
+          <w:szCs w:val="28"/>
+          <w:rtl/>
+          <w:lang w:bidi="ar-AE"/>
+        </w:rPr>
+        <w:t>كُلَّ</w:t>
+      </w:r>
+      <w:r>
+        <w:rPr>
+          <w:rFonts w:ascii="Sakkal Majalla" w:hAnsi="Sakkal Majalla" w:cs="Sakkal Majalla"/>
+          <w:sz w:val="28"/>
+          <w:szCs w:val="28"/>
+          <w:rtl/>
+          <w:lang w:bidi="ar-AE"/>
+        </w:rPr>
+        <w:t xml:space="preserve"> </w:t>
+      </w:r>
+      <w:r>
+        <w:rPr>
+          <w:rFonts w:ascii="Sakkal Majalla" w:hAnsi="Sakkal Majalla" w:cs="Sakkal Majalla" w:hint="cs"/>
+          <w:sz w:val="28"/>
+          <w:szCs w:val="28"/>
+          <w:rtl/>
+          <w:lang w:bidi="ar-AE"/>
+        </w:rPr>
+        <w:t>حِينٍ</w:t>
+      </w:r>
+      <w:r>
+        <w:rPr>
+          <w:rFonts w:ascii="Sakkal Majalla" w:hAnsi="Sakkal Majalla" w:cs="Sakkal Majalla"/>
+          <w:sz w:val="28"/>
+          <w:szCs w:val="28"/>
+          <w:rtl/>
+          <w:lang w:bidi="ar-AE"/>
+        </w:rPr>
+        <w:t xml:space="preserve"> </w:t>
+      </w:r>
+      <w:r>
+        <w:rPr>
+          <w:rFonts w:ascii="Sakkal Majalla" w:hAnsi="Sakkal Majalla" w:cs="Sakkal Majalla" w:hint="cs"/>
+          <w:sz w:val="28"/>
+          <w:szCs w:val="28"/>
+          <w:rtl/>
+          <w:lang w:bidi="ar-AE"/>
+        </w:rPr>
+        <w:t>مَعَ</w:t>
+      </w:r>
+      <w:r>
+        <w:rPr>
+          <w:rFonts w:ascii="Sakkal Majalla" w:hAnsi="Sakkal Majalla" w:cs="Sakkal Majalla"/>
+          <w:sz w:val="28"/>
+          <w:szCs w:val="28"/>
+          <w:rtl/>
+          <w:lang w:bidi="ar-AE"/>
+        </w:rPr>
+        <w:t xml:space="preserve"> </w:t>
+      </w:r>
+      <w:r>
+        <w:rPr>
+          <w:rFonts w:ascii="Sakkal Majalla" w:hAnsi="Sakkal Majalla" w:cs="Sakkal Majalla" w:hint="cs"/>
+          <w:sz w:val="28"/>
+          <w:szCs w:val="28"/>
+          <w:rtl/>
+          <w:lang w:bidi="ar-AE"/>
+        </w:rPr>
+        <w:t>الرَّبِّ</w:t>
+      </w:r>
+      <w:r>
+        <w:rPr>
+          <w:rFonts w:ascii="Sakkal Majalla" w:hAnsi="Sakkal Majalla" w:cs="Sakkal Majalla"/>
+          <w:sz w:val="28"/>
+          <w:szCs w:val="28"/>
+          <w:rtl/>
+          <w:lang w:bidi="ar-AE"/>
+        </w:rPr>
+        <w:t>.</w:t>
+      </w:r>
+      <w:r>
+        <w:rPr>
+          <w:rFonts w:ascii="Sakkal Majalla" w:hAnsi="Sakkal Majalla" w:cs="Sakkal Majalla" w:hint="cs"/>
+          <w:sz w:val="28"/>
+          <w:szCs w:val="28"/>
+          <w:rtl/>
+          <w:lang w:bidi="ar-AE"/>
+        </w:rPr>
+        <w:t xml:space="preserve">" يقودنا بسيادة الكتاب إلى النقطة الثانية في تأملنا، ألا وهو نصيبنا مع المسيح في </w:t>
+      </w:r>
+      <w:proofErr w:type="spellStart"/>
+      <w:r>
+        <w:rPr>
+          <w:rFonts w:ascii="Sakkal Majalla" w:hAnsi="Sakkal Majalla" w:cs="Sakkal Majalla" w:hint="cs"/>
+          <w:sz w:val="28"/>
+          <w:szCs w:val="28"/>
+          <w:rtl/>
+          <w:lang w:bidi="ar-AE"/>
+        </w:rPr>
+        <w:t>السمويات</w:t>
+      </w:r>
+      <w:proofErr w:type="spellEnd"/>
+      <w:r>
+        <w:rPr>
+          <w:rFonts w:ascii="Sakkal Majalla" w:hAnsi="Sakkal Majalla" w:cs="Sakkal Majalla" w:hint="cs"/>
+          <w:sz w:val="28"/>
+          <w:szCs w:val="28"/>
+          <w:rtl/>
+          <w:lang w:bidi="ar-AE"/>
         </w:rPr>
         <w:t xml:space="preserve">. </w:t>
       </w:r>
@@ -652,46 +1968,6912 @@
           <w:sz w:val="28"/>
           <w:szCs w:val="28"/>
           <w:rtl/>
-        </w:rPr>
-        <w:t xml:space="preserve">إننا ننتمي لتلك الشركة المرغوبة ونمجّد اسم الآب، الذي رفعَ مَن قد صار غاليًا علينا. نحن ننتظر مجيئه؛ إذ لأن الأكاليل والممالك له </w:t>
-      </w:r>
-      <w:r>
-        <w:rPr>
-          <w:rFonts w:ascii="Sakkal Majalla" w:hAnsi="Sakkal Majalla" w:cs="Sakkal Majalla" w:hint="cs"/>
-          <w:sz w:val="28"/>
-          <w:szCs w:val="28"/>
-          <w:rtl/>
-        </w:rPr>
-        <w:t>وكنيسته ستشاركه مجده. لأنه هكذا عقد الله الأمر. لكن إن انتهى لمعان وأفراح نصرة ملكه وقد توقف الزمن عن أن يكون ذلك، عندها سيبقى بيت الآب ونحن سنكون هناك، "مشابهين صورة ابنه ليكون هو بكرًا بين إخوة كثيرين" (رومية 8: 29). إنه سيكون المتقدم كل الأبد، موضوع محبة أبيه الأبدية ومحبة جميع قديسيه، ولذا ستكون لنا أفكارًا مشتركة إلى الأبد مع الآب عنه. سنتشارك بالمحبة التي استكانت عليه؛ لأنه هو الذي أخبرنا باسم الآب لكي تكون المحبة التي أحبه الآب بها فينا؛ ليس علينا</w:t>
-      </w:r>
-      <w:r>
-        <w:rPr>
-          <w:rFonts w:ascii="Sakkal Majalla" w:hAnsi="Sakkal Majalla" w:cs="Sakkal Majalla" w:hint="cs"/>
-          <w:sz w:val="28"/>
-          <w:szCs w:val="28"/>
-          <w:rtl/>
-        </w:rPr>
-        <w:t xml:space="preserve"> </w:t>
-      </w:r>
-      <w:r>
-        <w:rPr>
-          <w:rFonts w:ascii="Sakkal Majalla" w:hAnsi="Sakkal Majalla" w:cs="Sakkal Majalla" w:hint="cs"/>
-          <w:sz w:val="28"/>
-          <w:szCs w:val="28"/>
-          <w:rtl/>
-        </w:rPr>
-        <w:t>فقط، وإنما فينا، النصيب الذي تفرح به قلوبنا المُسلَّمة له بالكامل. لذا سيكون فرحنا الأبدي هو الشركة مع الآب ومع ابنه يسوع المسيح.</w:t>
+          <w:lang w:bidi="ar-AE"/>
+        </w:rPr>
+        <w:t>فيما</w:t>
+      </w:r>
+      <w:r>
+        <w:rPr>
+          <w:rFonts w:ascii="Sakkal Majalla" w:hAnsi="Sakkal Majalla" w:cs="Sakkal Majalla"/>
+          <w:sz w:val="28"/>
+          <w:szCs w:val="28"/>
+          <w:rtl/>
+          <w:lang w:bidi="ar-AE"/>
+        </w:rPr>
+        <w:t xml:space="preserve"> </w:t>
+      </w:r>
+      <w:r>
+        <w:rPr>
+          <w:rFonts w:ascii="Sakkal Majalla" w:hAnsi="Sakkal Majalla" w:cs="Sakkal Majalla" w:hint="cs"/>
+          <w:sz w:val="28"/>
+          <w:szCs w:val="28"/>
+          <w:rtl/>
+          <w:lang w:bidi="ar-AE"/>
+        </w:rPr>
+        <w:t>يلي</w:t>
+      </w:r>
+      <w:r>
+        <w:rPr>
+          <w:rFonts w:ascii="Sakkal Majalla" w:hAnsi="Sakkal Majalla" w:cs="Sakkal Majalla"/>
+          <w:sz w:val="28"/>
+          <w:szCs w:val="28"/>
+          <w:rtl/>
+          <w:lang w:bidi="ar-AE"/>
+        </w:rPr>
+        <w:t xml:space="preserve"> </w:t>
+      </w:r>
+      <w:r>
+        <w:rPr>
+          <w:rFonts w:ascii="Sakkal Majalla" w:hAnsi="Sakkal Majalla" w:cs="Sakkal Majalla" w:hint="cs"/>
+          <w:sz w:val="28"/>
+          <w:szCs w:val="28"/>
+          <w:rtl/>
+          <w:lang w:bidi="ar-AE"/>
+        </w:rPr>
+        <w:t>بعض</w:t>
+      </w:r>
+      <w:r>
+        <w:rPr>
+          <w:rFonts w:ascii="Sakkal Majalla" w:hAnsi="Sakkal Majalla" w:cs="Sakkal Majalla"/>
+          <w:sz w:val="28"/>
+          <w:szCs w:val="28"/>
+          <w:rtl/>
+          <w:lang w:bidi="ar-AE"/>
+        </w:rPr>
+        <w:t xml:space="preserve"> </w:t>
+      </w:r>
+      <w:r>
+        <w:rPr>
+          <w:rFonts w:ascii="Sakkal Majalla" w:hAnsi="Sakkal Majalla" w:cs="Sakkal Majalla" w:hint="cs"/>
+          <w:sz w:val="28"/>
+          <w:szCs w:val="28"/>
+          <w:rtl/>
+          <w:lang w:bidi="ar-AE"/>
+        </w:rPr>
+        <w:t>المقاطع</w:t>
+      </w:r>
+      <w:r>
+        <w:rPr>
+          <w:rFonts w:ascii="Sakkal Majalla" w:hAnsi="Sakkal Majalla" w:cs="Sakkal Majalla"/>
+          <w:sz w:val="28"/>
+          <w:szCs w:val="28"/>
+          <w:rtl/>
+          <w:lang w:bidi="ar-AE"/>
+        </w:rPr>
+        <w:t xml:space="preserve"> </w:t>
+      </w:r>
+      <w:r>
+        <w:rPr>
+          <w:rFonts w:ascii="Sakkal Majalla" w:hAnsi="Sakkal Majalla" w:cs="Sakkal Majalla" w:hint="cs"/>
+          <w:sz w:val="28"/>
+          <w:szCs w:val="28"/>
+          <w:rtl/>
+          <w:lang w:bidi="ar-AE"/>
+        </w:rPr>
+        <w:t>التي</w:t>
+      </w:r>
+      <w:r>
+        <w:rPr>
+          <w:rFonts w:ascii="Sakkal Majalla" w:hAnsi="Sakkal Majalla" w:cs="Sakkal Majalla"/>
+          <w:sz w:val="28"/>
+          <w:szCs w:val="28"/>
+          <w:rtl/>
+          <w:lang w:bidi="ar-AE"/>
+        </w:rPr>
+        <w:t xml:space="preserve"> </w:t>
+      </w:r>
+      <w:r>
+        <w:rPr>
+          <w:rFonts w:ascii="Sakkal Majalla" w:hAnsi="Sakkal Majalla" w:cs="Sakkal Majalla" w:hint="cs"/>
+          <w:sz w:val="28"/>
+          <w:szCs w:val="28"/>
+          <w:rtl/>
+          <w:lang w:bidi="ar-AE"/>
+        </w:rPr>
+        <w:t>توفر</w:t>
+      </w:r>
+      <w:r>
+        <w:rPr>
+          <w:rFonts w:ascii="Sakkal Majalla" w:hAnsi="Sakkal Majalla" w:cs="Sakkal Majalla"/>
+          <w:sz w:val="28"/>
+          <w:szCs w:val="28"/>
+          <w:rtl/>
+          <w:lang w:bidi="ar-AE"/>
+        </w:rPr>
+        <w:t xml:space="preserve"> </w:t>
+      </w:r>
+      <w:r>
+        <w:rPr>
+          <w:rFonts w:ascii="Sakkal Majalla" w:hAnsi="Sakkal Majalla" w:cs="Sakkal Majalla" w:hint="cs"/>
+          <w:sz w:val="28"/>
+          <w:szCs w:val="28"/>
+          <w:rtl/>
+          <w:lang w:bidi="ar-AE"/>
+        </w:rPr>
+        <w:t>معلومات</w:t>
+      </w:r>
+      <w:r>
+        <w:rPr>
+          <w:rFonts w:ascii="Sakkal Majalla" w:hAnsi="Sakkal Majalla" w:cs="Sakkal Majalla"/>
+          <w:sz w:val="28"/>
+          <w:szCs w:val="28"/>
+          <w:rtl/>
+          <w:lang w:bidi="ar-AE"/>
+        </w:rPr>
+        <w:t xml:space="preserve"> </w:t>
+      </w:r>
+      <w:r>
+        <w:rPr>
+          <w:rFonts w:ascii="Sakkal Majalla" w:hAnsi="Sakkal Majalla" w:cs="Sakkal Majalla" w:hint="cs"/>
+          <w:sz w:val="28"/>
+          <w:szCs w:val="28"/>
+          <w:rtl/>
+          <w:lang w:bidi="ar-AE"/>
+        </w:rPr>
+        <w:t>حول</w:t>
+      </w:r>
+      <w:r>
+        <w:rPr>
+          <w:rFonts w:ascii="Sakkal Majalla" w:hAnsi="Sakkal Majalla" w:cs="Sakkal Majalla"/>
+          <w:sz w:val="28"/>
+          <w:szCs w:val="28"/>
+          <w:rtl/>
+          <w:lang w:bidi="ar-AE"/>
+        </w:rPr>
+        <w:t xml:space="preserve"> </w:t>
+      </w:r>
+      <w:r>
+        <w:rPr>
+          <w:rFonts w:ascii="Sakkal Majalla" w:hAnsi="Sakkal Majalla" w:cs="Sakkal Majalla" w:hint="cs"/>
+          <w:sz w:val="28"/>
+          <w:szCs w:val="28"/>
+          <w:rtl/>
+          <w:lang w:bidi="ar-AE"/>
+        </w:rPr>
+        <w:t>ما</w:t>
+      </w:r>
+      <w:r>
+        <w:rPr>
+          <w:rFonts w:ascii="Sakkal Majalla" w:hAnsi="Sakkal Majalla" w:cs="Sakkal Majalla"/>
+          <w:sz w:val="28"/>
+          <w:szCs w:val="28"/>
+          <w:rtl/>
+          <w:lang w:bidi="ar-AE"/>
+        </w:rPr>
+        <w:t xml:space="preserve"> </w:t>
+      </w:r>
+      <w:r>
+        <w:rPr>
+          <w:rFonts w:ascii="Sakkal Majalla" w:hAnsi="Sakkal Majalla" w:cs="Sakkal Majalla" w:hint="cs"/>
+          <w:sz w:val="28"/>
+          <w:szCs w:val="28"/>
+          <w:rtl/>
+          <w:lang w:bidi="ar-AE"/>
+        </w:rPr>
+        <w:t>يميز</w:t>
+      </w:r>
+      <w:r>
+        <w:rPr>
+          <w:rFonts w:ascii="Sakkal Majalla" w:hAnsi="Sakkal Majalla" w:cs="Sakkal Majalla"/>
+          <w:sz w:val="28"/>
+          <w:szCs w:val="28"/>
+          <w:rtl/>
+          <w:lang w:bidi="ar-AE"/>
+        </w:rPr>
+        <w:t xml:space="preserve"> </w:t>
+      </w:r>
+      <w:r>
+        <w:rPr>
+          <w:rFonts w:ascii="Sakkal Majalla" w:hAnsi="Sakkal Majalla" w:cs="Sakkal Majalla" w:hint="cs"/>
+          <w:sz w:val="28"/>
+          <w:szCs w:val="28"/>
+          <w:rtl/>
+          <w:lang w:bidi="ar-AE"/>
+        </w:rPr>
+        <w:t>المسيحيين</w:t>
+      </w:r>
+      <w:r>
+        <w:rPr>
+          <w:rFonts w:ascii="Sakkal Majalla" w:hAnsi="Sakkal Majalla" w:cs="Sakkal Majalla"/>
+          <w:sz w:val="28"/>
+          <w:szCs w:val="28"/>
+          <w:rtl/>
+          <w:lang w:bidi="ar-AE"/>
+        </w:rPr>
+        <w:t xml:space="preserve"> </w:t>
+      </w:r>
+      <w:r>
+        <w:rPr>
+          <w:rFonts w:ascii="Sakkal Majalla" w:hAnsi="Sakkal Majalla" w:cs="Sakkal Majalla" w:hint="cs"/>
+          <w:sz w:val="28"/>
+          <w:szCs w:val="28"/>
+          <w:rtl/>
+          <w:lang w:bidi="ar-AE"/>
+        </w:rPr>
+        <w:t>الذين</w:t>
+      </w:r>
+      <w:r>
+        <w:rPr>
+          <w:rFonts w:ascii="Sakkal Majalla" w:hAnsi="Sakkal Majalla" w:cs="Sakkal Majalla"/>
+          <w:sz w:val="28"/>
+          <w:szCs w:val="28"/>
+          <w:rtl/>
+          <w:lang w:bidi="ar-AE"/>
+        </w:rPr>
+        <w:t xml:space="preserve"> </w:t>
+      </w:r>
+      <w:r>
+        <w:rPr>
+          <w:rFonts w:ascii="Sakkal Majalla" w:hAnsi="Sakkal Majalla" w:cs="Sakkal Majalla" w:hint="cs"/>
+          <w:sz w:val="28"/>
+          <w:szCs w:val="28"/>
+          <w:rtl/>
+          <w:lang w:bidi="ar-AE"/>
+        </w:rPr>
+        <w:t>آمنوا</w:t>
+      </w:r>
+      <w:r>
+        <w:rPr>
+          <w:rFonts w:ascii="Sakkal Majalla" w:hAnsi="Sakkal Majalla" w:cs="Sakkal Majalla"/>
+          <w:sz w:val="28"/>
+          <w:szCs w:val="28"/>
+          <w:rtl/>
+          <w:lang w:bidi="ar-AE"/>
+        </w:rPr>
+        <w:t xml:space="preserve"> </w:t>
+      </w:r>
+      <w:r>
+        <w:rPr>
+          <w:rFonts w:ascii="Sakkal Majalla" w:hAnsi="Sakkal Majalla" w:cs="Sakkal Majalla" w:hint="cs"/>
+          <w:sz w:val="28"/>
+          <w:szCs w:val="28"/>
+          <w:rtl/>
+          <w:lang w:bidi="ar-AE"/>
+        </w:rPr>
+        <w:t>بالمسيح</w:t>
+      </w:r>
+      <w:r>
+        <w:rPr>
+          <w:rFonts w:ascii="Sakkal Majalla" w:hAnsi="Sakkal Majalla" w:cs="Sakkal Majalla"/>
+          <w:sz w:val="28"/>
+          <w:szCs w:val="28"/>
+          <w:rtl/>
+          <w:lang w:bidi="ar-AE"/>
+        </w:rPr>
+        <w:t xml:space="preserve"> </w:t>
+      </w:r>
+      <w:r>
+        <w:rPr>
+          <w:rFonts w:ascii="Sakkal Majalla" w:hAnsi="Sakkal Majalla" w:cs="Sakkal Majalla" w:hint="cs"/>
+          <w:sz w:val="28"/>
+          <w:szCs w:val="28"/>
+          <w:rtl/>
+          <w:lang w:bidi="ar-AE"/>
+        </w:rPr>
+        <w:t>و</w:t>
+      </w:r>
+      <w:r>
+        <w:rPr>
+          <w:rFonts w:ascii="Sakkal Majalla" w:hAnsi="Sakkal Majalla" w:cs="Sakkal Majalla" w:hint="cs"/>
+          <w:sz w:val="28"/>
+          <w:szCs w:val="28"/>
+          <w:rtl/>
+          <w:lang w:bidi="ar-AE"/>
+        </w:rPr>
+        <w:t>تألموا معه</w:t>
+      </w:r>
+      <w:r>
+        <w:rPr>
+          <w:rFonts w:ascii="Sakkal Majalla" w:hAnsi="Sakkal Majalla" w:cs="Sakkal Majalla"/>
+          <w:sz w:val="28"/>
+          <w:szCs w:val="28"/>
+          <w:rtl/>
+          <w:lang w:bidi="ar-AE"/>
+        </w:rPr>
+        <w:t xml:space="preserve">. </w:t>
+      </w:r>
+      <w:r>
+        <w:rPr>
+          <w:rFonts w:ascii="Sakkal Majalla" w:hAnsi="Sakkal Majalla" w:cs="Sakkal Majalla" w:hint="cs"/>
+          <w:sz w:val="28"/>
+          <w:szCs w:val="28"/>
+          <w:rtl/>
+          <w:lang w:bidi="ar-AE"/>
+        </w:rPr>
+        <w:t>إنه يقول</w:t>
+      </w:r>
+      <w:r>
+        <w:rPr>
+          <w:rFonts w:ascii="Sakkal Majalla" w:hAnsi="Sakkal Majalla" w:cs="Sakkal Majalla"/>
+          <w:sz w:val="28"/>
+          <w:szCs w:val="28"/>
+          <w:rtl/>
+          <w:lang w:bidi="ar-AE"/>
+        </w:rPr>
+        <w:t xml:space="preserve"> </w:t>
+      </w:r>
+      <w:r>
+        <w:rPr>
+          <w:rFonts w:ascii="Sakkal Majalla" w:hAnsi="Sakkal Majalla" w:cs="Sakkal Majalla" w:hint="cs"/>
+          <w:sz w:val="28"/>
+          <w:szCs w:val="28"/>
+          <w:rtl/>
+          <w:lang w:bidi="ar-AE"/>
+        </w:rPr>
+        <w:t>أن</w:t>
+      </w:r>
+      <w:r>
+        <w:rPr>
+          <w:rFonts w:ascii="Sakkal Majalla" w:hAnsi="Sakkal Majalla" w:cs="Sakkal Majalla"/>
+          <w:sz w:val="28"/>
+          <w:szCs w:val="28"/>
+          <w:rtl/>
+          <w:lang w:bidi="ar-AE"/>
+        </w:rPr>
+        <w:t xml:space="preserve"> </w:t>
+      </w:r>
+      <w:r>
+        <w:rPr>
+          <w:rFonts w:ascii="Sakkal Majalla" w:hAnsi="Sakkal Majalla" w:cs="Sakkal Majalla" w:hint="cs"/>
+          <w:sz w:val="28"/>
+          <w:szCs w:val="28"/>
+          <w:rtl/>
+          <w:lang w:bidi="ar-AE"/>
+        </w:rPr>
+        <w:t>الله</w:t>
+      </w:r>
+      <w:r>
+        <w:rPr>
+          <w:rFonts w:ascii="Sakkal Majalla" w:hAnsi="Sakkal Majalla" w:cs="Sakkal Majalla"/>
+          <w:sz w:val="28"/>
+          <w:szCs w:val="28"/>
+          <w:rtl/>
+          <w:lang w:bidi="ar-AE"/>
+        </w:rPr>
+        <w:t xml:space="preserve"> </w:t>
+      </w:r>
+      <w:r>
+        <w:rPr>
+          <w:rFonts w:ascii="Sakkal Majalla" w:hAnsi="Sakkal Majalla" w:cs="Sakkal Majalla" w:hint="cs"/>
+          <w:sz w:val="28"/>
+          <w:szCs w:val="28"/>
+          <w:rtl/>
+          <w:lang w:bidi="ar-AE"/>
+        </w:rPr>
+        <w:t>سيجمع كل ما في السموات وعلى الأرض في المسيح (أفسس 1: 10)، بأن كل الأشياء خُلقت بالمسيح وللمسيح (كولوسي 1: 16، 20) وبأن كل شيء سيخضع عند قدميه (عبرانيين 2؛ 1. كورنثوس 15: 27، 28؛ أفسس 1: 22). ولكن يُلاحظ أيضًا بأن ليس كل الأشياء مخضعة له بعد (عبرانيين 2). هو يجلس الآن على عرش أبيه وليس على عرشه الخاص (رؤيا 3: 21). لقد قال الله: "</w:t>
+      </w:r>
+      <w:r>
+        <w:rPr>
+          <w:rtl/>
+        </w:rPr>
+        <w:t xml:space="preserve"> </w:t>
+      </w:r>
+      <w:r>
+        <w:rPr>
+          <w:rFonts w:ascii="Sakkal Majalla" w:hAnsi="Sakkal Majalla" w:cs="Sakkal Majalla"/>
+          <w:sz w:val="28"/>
+          <w:szCs w:val="28"/>
+          <w:rtl/>
+          <w:lang w:bidi="ar-AE"/>
+        </w:rPr>
+        <w:t>«</w:t>
+      </w:r>
+      <w:r>
+        <w:rPr>
+          <w:rFonts w:ascii="Sakkal Majalla" w:hAnsi="Sakkal Majalla" w:cs="Sakkal Majalla" w:hint="cs"/>
+          <w:sz w:val="28"/>
+          <w:szCs w:val="28"/>
+          <w:rtl/>
+          <w:lang w:bidi="ar-AE"/>
+        </w:rPr>
+        <w:t>اجْلِسْ</w:t>
+      </w:r>
+      <w:r>
+        <w:rPr>
+          <w:rFonts w:ascii="Sakkal Majalla" w:hAnsi="Sakkal Majalla" w:cs="Sakkal Majalla"/>
+          <w:sz w:val="28"/>
+          <w:szCs w:val="28"/>
+          <w:rtl/>
+          <w:lang w:bidi="ar-AE"/>
+        </w:rPr>
+        <w:t xml:space="preserve"> </w:t>
+      </w:r>
+      <w:r>
+        <w:rPr>
+          <w:rFonts w:ascii="Sakkal Majalla" w:hAnsi="Sakkal Majalla" w:cs="Sakkal Majalla" w:hint="cs"/>
+          <w:sz w:val="28"/>
+          <w:szCs w:val="28"/>
+          <w:rtl/>
+          <w:lang w:bidi="ar-AE"/>
+        </w:rPr>
+        <w:t>عَنْ</w:t>
+      </w:r>
+      <w:r>
+        <w:rPr>
+          <w:rFonts w:ascii="Sakkal Majalla" w:hAnsi="Sakkal Majalla" w:cs="Sakkal Majalla"/>
+          <w:sz w:val="28"/>
+          <w:szCs w:val="28"/>
+          <w:rtl/>
+          <w:lang w:bidi="ar-AE"/>
+        </w:rPr>
+        <w:t xml:space="preserve"> </w:t>
+      </w:r>
+      <w:r>
+        <w:rPr>
+          <w:rFonts w:ascii="Sakkal Majalla" w:hAnsi="Sakkal Majalla" w:cs="Sakkal Majalla" w:hint="cs"/>
+          <w:sz w:val="28"/>
+          <w:szCs w:val="28"/>
+          <w:rtl/>
+          <w:lang w:bidi="ar-AE"/>
+        </w:rPr>
+        <w:t>يَمِينِي</w:t>
+      </w:r>
+      <w:r>
+        <w:rPr>
+          <w:rFonts w:ascii="Sakkal Majalla" w:hAnsi="Sakkal Majalla" w:cs="Sakkal Majalla"/>
+          <w:sz w:val="28"/>
+          <w:szCs w:val="28"/>
+          <w:rtl/>
+          <w:lang w:bidi="ar-AE"/>
+        </w:rPr>
+        <w:t xml:space="preserve"> </w:t>
+      </w:r>
+      <w:r>
+        <w:rPr>
+          <w:rFonts w:ascii="Sakkal Majalla" w:hAnsi="Sakkal Majalla" w:cs="Sakkal Majalla" w:hint="cs"/>
+          <w:sz w:val="28"/>
+          <w:szCs w:val="28"/>
+          <w:rtl/>
+          <w:lang w:bidi="ar-AE"/>
+        </w:rPr>
+        <w:t>حَتَّى</w:t>
+      </w:r>
+      <w:r>
+        <w:rPr>
+          <w:rFonts w:ascii="Sakkal Majalla" w:hAnsi="Sakkal Majalla" w:cs="Sakkal Majalla"/>
+          <w:sz w:val="28"/>
+          <w:szCs w:val="28"/>
+          <w:rtl/>
+          <w:lang w:bidi="ar-AE"/>
+        </w:rPr>
+        <w:t xml:space="preserve"> </w:t>
+      </w:r>
+      <w:r>
+        <w:rPr>
+          <w:rFonts w:ascii="Sakkal Majalla" w:hAnsi="Sakkal Majalla" w:cs="Sakkal Majalla" w:hint="cs"/>
+          <w:sz w:val="28"/>
+          <w:szCs w:val="28"/>
+          <w:rtl/>
+          <w:lang w:bidi="ar-AE"/>
+        </w:rPr>
+        <w:t>أَضَعَ</w:t>
+      </w:r>
+      <w:r>
+        <w:rPr>
+          <w:rFonts w:ascii="Sakkal Majalla" w:hAnsi="Sakkal Majalla" w:cs="Sakkal Majalla"/>
+          <w:sz w:val="28"/>
+          <w:szCs w:val="28"/>
+          <w:rtl/>
+          <w:lang w:bidi="ar-AE"/>
+        </w:rPr>
+        <w:t xml:space="preserve"> </w:t>
+      </w:r>
+      <w:r>
+        <w:rPr>
+          <w:rFonts w:ascii="Sakkal Majalla" w:hAnsi="Sakkal Majalla" w:cs="Sakkal Majalla" w:hint="cs"/>
+          <w:sz w:val="28"/>
+          <w:szCs w:val="28"/>
+          <w:rtl/>
+          <w:lang w:bidi="ar-AE"/>
+        </w:rPr>
+        <w:t>أَعْدَاءَكَ</w:t>
+      </w:r>
+      <w:r>
+        <w:rPr>
+          <w:rFonts w:ascii="Sakkal Majalla" w:hAnsi="Sakkal Majalla" w:cs="Sakkal Majalla"/>
+          <w:sz w:val="28"/>
+          <w:szCs w:val="28"/>
+          <w:rtl/>
+          <w:lang w:bidi="ar-AE"/>
+        </w:rPr>
+        <w:t xml:space="preserve"> </w:t>
+      </w:r>
+      <w:r>
+        <w:rPr>
+          <w:rFonts w:ascii="Sakkal Majalla" w:hAnsi="Sakkal Majalla" w:cs="Sakkal Majalla" w:hint="cs"/>
+          <w:sz w:val="28"/>
+          <w:szCs w:val="28"/>
+          <w:rtl/>
+          <w:lang w:bidi="ar-AE"/>
+        </w:rPr>
+        <w:t>مَوْطِئًا</w:t>
+      </w:r>
+      <w:r>
+        <w:rPr>
+          <w:rFonts w:ascii="Sakkal Majalla" w:hAnsi="Sakkal Majalla" w:cs="Sakkal Majalla"/>
+          <w:sz w:val="28"/>
+          <w:szCs w:val="28"/>
+          <w:rtl/>
+          <w:lang w:bidi="ar-AE"/>
+        </w:rPr>
+        <w:t xml:space="preserve"> </w:t>
+      </w:r>
+      <w:r>
+        <w:rPr>
+          <w:rFonts w:ascii="Sakkal Majalla" w:hAnsi="Sakkal Majalla" w:cs="Sakkal Majalla" w:hint="cs"/>
+          <w:sz w:val="28"/>
+          <w:szCs w:val="28"/>
+          <w:rtl/>
+          <w:lang w:bidi="ar-AE"/>
+        </w:rPr>
+        <w:t>لِقَدَمَيْكَ</w:t>
+      </w:r>
+      <w:r>
+        <w:rPr>
+          <w:rFonts w:ascii="Sakkal Majalla" w:hAnsi="Sakkal Majalla" w:cs="Sakkal Majalla" w:hint="eastAsia"/>
+          <w:sz w:val="28"/>
+          <w:szCs w:val="28"/>
+          <w:rtl/>
+          <w:lang w:bidi="ar-AE"/>
+        </w:rPr>
+        <w:t>»</w:t>
+      </w:r>
+      <w:r>
+        <w:rPr>
+          <w:rFonts w:ascii="Sakkal Majalla" w:hAnsi="Sakkal Majalla" w:cs="Sakkal Majalla" w:hint="cs"/>
+          <w:sz w:val="28"/>
+          <w:szCs w:val="28"/>
+          <w:rtl/>
+          <w:lang w:bidi="ar-AE"/>
+        </w:rPr>
+        <w:t>" (عبرانيين 1: 13). فهو ينتظر إلى أن توضع أعداؤه عند موطئ قدميه (عبرانيين 10: 13). سيأتي وقت ليس ستتصالح</w:t>
+      </w:r>
+      <w:r>
+        <w:rPr>
+          <w:rFonts w:hint="cs"/>
+          <w:rtl/>
+        </w:rPr>
+        <w:t xml:space="preserve"> </w:t>
+      </w:r>
+      <w:r>
+        <w:rPr>
+          <w:rFonts w:ascii="Sakkal Majalla" w:hAnsi="Sakkal Majalla" w:cs="Sakkal Majalla" w:hint="cs"/>
+          <w:sz w:val="28"/>
+          <w:szCs w:val="28"/>
+          <w:rtl/>
+          <w:lang w:bidi="ar-AE"/>
+        </w:rPr>
+        <w:t>فيه</w:t>
+      </w:r>
+      <w:r>
+        <w:rPr>
+          <w:rFonts w:ascii="Sakkal Majalla" w:hAnsi="Sakkal Majalla" w:cs="Sakkal Majalla" w:hint="cs"/>
+          <w:sz w:val="28"/>
+          <w:szCs w:val="28"/>
+          <w:rtl/>
+          <w:lang w:bidi="ar-AE"/>
+        </w:rPr>
+        <w:t xml:space="preserve"> الأشياء التي في السموات وعلى الأرض</w:t>
+      </w:r>
+      <w:r>
+        <w:rPr>
+          <w:rFonts w:hint="cs"/>
+          <w:rtl/>
+        </w:rPr>
+        <w:t xml:space="preserve"> </w:t>
+      </w:r>
+      <w:r>
+        <w:rPr>
+          <w:rFonts w:ascii="Sakkal Majalla" w:hAnsi="Sakkal Majalla" w:cs="Sakkal Majalla" w:hint="cs"/>
+          <w:sz w:val="28"/>
+          <w:szCs w:val="28"/>
+          <w:rtl/>
+          <w:lang w:bidi="ar-AE"/>
+        </w:rPr>
+        <w:t>فقط</w:t>
+      </w:r>
+      <w:r>
+        <w:rPr>
+          <w:rFonts w:ascii="Sakkal Majalla" w:hAnsi="Sakkal Majalla" w:cs="Sakkal Majalla" w:hint="cs"/>
+          <w:sz w:val="28"/>
+          <w:szCs w:val="28"/>
+          <w:rtl/>
+          <w:lang w:bidi="ar-AE"/>
+        </w:rPr>
+        <w:t xml:space="preserve"> (كولوسي 1: 20)، وإنما حتى ستعترف الأمور التي تحت الأرض </w:t>
+      </w:r>
+      <w:r>
+        <w:rPr>
+          <w:rFonts w:ascii="Sakkal Majalla" w:hAnsi="Sakkal Majalla" w:cs="Sakkal Majalla"/>
+          <w:sz w:val="28"/>
+          <w:szCs w:val="28"/>
+          <w:rtl/>
+          <w:lang w:bidi="ar-AE"/>
+        </w:rPr>
+        <w:t>–</w:t>
+      </w:r>
+      <w:r>
+        <w:rPr>
+          <w:rFonts w:ascii="Sakkal Majalla" w:hAnsi="Sakkal Majalla" w:cs="Sakkal Majalla" w:hint="cs"/>
+          <w:sz w:val="28"/>
+          <w:szCs w:val="28"/>
+          <w:rtl/>
+          <w:lang w:bidi="ar-AE"/>
+        </w:rPr>
+        <w:t xml:space="preserve"> التي في الجحيم </w:t>
+      </w:r>
+      <w:r>
+        <w:rPr>
+          <w:rFonts w:ascii="Sakkal Majalla" w:hAnsi="Sakkal Majalla" w:cs="Sakkal Majalla"/>
+          <w:sz w:val="28"/>
+          <w:szCs w:val="28"/>
+          <w:rtl/>
+          <w:lang w:bidi="ar-AE"/>
+        </w:rPr>
+        <w:t>–</w:t>
+      </w:r>
+      <w:r>
+        <w:rPr>
+          <w:rFonts w:ascii="Sakkal Majalla" w:hAnsi="Sakkal Majalla" w:cs="Sakkal Majalla" w:hint="cs"/>
+          <w:sz w:val="28"/>
+          <w:szCs w:val="28"/>
+          <w:rtl/>
+          <w:lang w:bidi="ar-AE"/>
+        </w:rPr>
+        <w:t xml:space="preserve"> بحضوره وسيادته. كل ركبة ستنحني له، كل لسان سيضطر بان يُقرّ بان </w:t>
+      </w:r>
+      <w:r>
+        <w:rPr>
+          <w:rFonts w:ascii="Sakkal Majalla" w:hAnsi="Sakkal Majalla" w:cs="Sakkal Majalla" w:hint="cs"/>
+          <w:sz w:val="28"/>
+          <w:szCs w:val="28"/>
+          <w:rtl/>
+          <w:lang w:bidi="ar-AE"/>
+        </w:rPr>
+        <w:t>يسوع المسيح المحتقر والمرفوض من الناس هو رب، لمجد الله الآب (فيلبي 2: 10. 11). كل هذا لا زلنا نترقبه.</w:t>
       </w:r>
     </w:p>
     <w:p>
       <w:pPr>
-        <w:bidi/>
+        <w:jc w:val="both"/>
+        <w:rPr>
+          <w:rFonts w:ascii="Sakkal Majalla" w:hAnsi="Sakkal Majalla" w:cs="Sakkal Majalla"/>
+          <w:sz w:val="28"/>
+          <w:szCs w:val="28"/>
+          <w:rtl/>
+          <w:lang w:bidi="ar-AE"/>
+        </w:rPr>
+      </w:pPr>
+      <w:r>
+        <w:rPr>
+          <w:rFonts w:ascii="Sakkal Majalla" w:hAnsi="Sakkal Majalla" w:cs="Sakkal Majalla" w:hint="cs"/>
+          <w:sz w:val="28"/>
+          <w:szCs w:val="28"/>
+          <w:rtl/>
+          <w:lang w:bidi="ar-AE"/>
+        </w:rPr>
+        <w:t>إننا لنا في هذا الاتحاد لكل هذه الأشياء ما في السموات وعلى الأرض تحت س</w:t>
+      </w:r>
+      <w:r>
+        <w:rPr>
+          <w:rFonts w:ascii="Sakkal Majalla" w:hAnsi="Sakkal Majalla" w:cs="Sakkal Majalla" w:hint="cs"/>
+          <w:sz w:val="28"/>
+          <w:szCs w:val="28"/>
+          <w:rtl/>
+          <w:lang w:bidi="ar-AE"/>
+        </w:rPr>
+        <w:t>ُ</w:t>
+      </w:r>
+      <w:r>
+        <w:rPr>
+          <w:rFonts w:ascii="Sakkal Majalla" w:hAnsi="Sakkal Majalla" w:cs="Sakkal Majalla" w:hint="cs"/>
+          <w:sz w:val="28"/>
+          <w:szCs w:val="28"/>
+          <w:rtl/>
+          <w:lang w:bidi="ar-AE"/>
+        </w:rPr>
+        <w:t xml:space="preserve">لطة المسيح كالرأس النصيب في </w:t>
+      </w:r>
+      <w:proofErr w:type="spellStart"/>
+      <w:r>
+        <w:rPr>
+          <w:rFonts w:ascii="Sakkal Majalla" w:hAnsi="Sakkal Majalla" w:cs="Sakkal Majalla" w:hint="cs"/>
+          <w:sz w:val="28"/>
+          <w:szCs w:val="28"/>
+          <w:rtl/>
+          <w:lang w:bidi="ar-AE"/>
+        </w:rPr>
+        <w:t>السمويات</w:t>
+      </w:r>
+      <w:proofErr w:type="spellEnd"/>
+      <w:r>
+        <w:rPr>
+          <w:rFonts w:ascii="Sakkal Majalla" w:hAnsi="Sakkal Majalla" w:cs="Sakkal Majalla" w:hint="cs"/>
+          <w:sz w:val="28"/>
+          <w:szCs w:val="28"/>
+          <w:rtl/>
+          <w:lang w:bidi="ar-AE"/>
+        </w:rPr>
+        <w:t xml:space="preserve"> </w:t>
+      </w:r>
+      <w:r>
+        <w:rPr>
+          <w:rFonts w:ascii="Sakkal Majalla" w:hAnsi="Sakkal Majalla" w:cs="Sakkal Majalla"/>
+          <w:sz w:val="28"/>
+          <w:szCs w:val="28"/>
+          <w:rtl/>
+          <w:lang w:bidi="ar-AE"/>
+        </w:rPr>
+        <w:t>–</w:t>
+      </w:r>
+      <w:r>
+        <w:rPr>
+          <w:rFonts w:ascii="Sakkal Majalla" w:hAnsi="Sakkal Majalla" w:cs="Sakkal Majalla" w:hint="cs"/>
+          <w:sz w:val="28"/>
+          <w:szCs w:val="28"/>
+          <w:rtl/>
+          <w:lang w:bidi="ar-AE"/>
+        </w:rPr>
+        <w:t xml:space="preserve"> الآن في الروح ومن ثم في المجد؛ كلا الحقيقتين في الواقع لا يمكن فصلهما عن بعض. مفهوم ضمنًا أننا الآن لا زلنا لسنا في المجد؛ غير أنه هو دعوتنا الحاضر </w:t>
+      </w:r>
+      <w:r>
+        <w:rPr>
+          <w:rFonts w:ascii="Sakkal Majalla" w:hAnsi="Sakkal Majalla" w:cs="Sakkal Majalla"/>
+          <w:sz w:val="28"/>
+          <w:szCs w:val="28"/>
+          <w:rtl/>
+          <w:lang w:bidi="ar-AE"/>
+        </w:rPr>
+        <w:t>–</w:t>
+      </w:r>
+      <w:r>
+        <w:rPr>
+          <w:rFonts w:ascii="Sakkal Majalla" w:hAnsi="Sakkal Majalla" w:cs="Sakkal Majalla" w:hint="cs"/>
+          <w:sz w:val="28"/>
+          <w:szCs w:val="28"/>
+          <w:rtl/>
+          <w:lang w:bidi="ar-AE"/>
+        </w:rPr>
+        <w:t xml:space="preserve"> إنه الذي ننتظره والذي لأجله اقتُنينا  وشُكّلنا. الآن لنا هذا الكنز في أوانٍ خزفية و</w:t>
+      </w:r>
+      <w:r>
+        <w:rPr>
+          <w:rFonts w:ascii="Sakkal Majalla" w:hAnsi="Sakkal Majalla" w:cs="Sakkal Majalla" w:hint="cs"/>
+          <w:sz w:val="28"/>
+          <w:szCs w:val="28"/>
+          <w:rtl/>
+          <w:lang w:bidi="ar-AE"/>
+        </w:rPr>
+        <w:t>نَئِنُّ</w:t>
+      </w:r>
+      <w:r>
+        <w:rPr>
+          <w:rFonts w:ascii="Sakkal Majalla" w:hAnsi="Sakkal Majalla" w:cs="Sakkal Majalla"/>
+          <w:sz w:val="28"/>
+          <w:szCs w:val="28"/>
+          <w:rtl/>
+          <w:lang w:bidi="ar-AE"/>
+        </w:rPr>
+        <w:t xml:space="preserve"> </w:t>
+      </w:r>
+      <w:r>
+        <w:rPr>
+          <w:rFonts w:ascii="Sakkal Majalla" w:hAnsi="Sakkal Majalla" w:cs="Sakkal Majalla" w:hint="cs"/>
+          <w:sz w:val="28"/>
+          <w:szCs w:val="28"/>
+          <w:rtl/>
+          <w:lang w:bidi="ar-AE"/>
+        </w:rPr>
+        <w:t>مُثْقَلِينَ</w:t>
+      </w:r>
+      <w:r>
+        <w:rPr>
+          <w:rFonts w:ascii="Sakkal Majalla" w:hAnsi="Sakkal Majalla" w:cs="Sakkal Majalla" w:hint="cs"/>
+          <w:sz w:val="28"/>
+          <w:szCs w:val="28"/>
+          <w:rtl/>
+          <w:lang w:bidi="ar-AE"/>
+        </w:rPr>
+        <w:t xml:space="preserve">. عندما سنكون خارج الجسد، ستتوقف هذه </w:t>
+      </w:r>
+      <w:proofErr w:type="spellStart"/>
+      <w:r>
+        <w:rPr>
+          <w:rFonts w:ascii="Sakkal Majalla" w:hAnsi="Sakkal Majalla" w:cs="Sakkal Majalla" w:hint="cs"/>
+          <w:sz w:val="28"/>
+          <w:szCs w:val="28"/>
+          <w:rtl/>
+          <w:lang w:bidi="ar-AE"/>
+        </w:rPr>
+        <w:t>الأنات</w:t>
+      </w:r>
+      <w:proofErr w:type="spellEnd"/>
+      <w:r>
+        <w:rPr>
+          <w:rFonts w:ascii="Sakkal Majalla" w:hAnsi="Sakkal Majalla" w:cs="Sakkal Majalla" w:hint="cs"/>
+          <w:sz w:val="28"/>
+          <w:szCs w:val="28"/>
+          <w:rtl/>
+          <w:lang w:bidi="ar-AE"/>
+        </w:rPr>
+        <w:t>، وسنكون في الفرح مع المسيح. عند مجيئه سنحصل على جسد</w:t>
+      </w:r>
+      <w:r>
+        <w:rPr>
+          <w:rFonts w:ascii="Sakkal Majalla" w:hAnsi="Sakkal Majalla" w:cs="Sakkal Majalla" w:hint="cs"/>
+          <w:sz w:val="28"/>
+          <w:szCs w:val="28"/>
+          <w:rtl/>
+          <w:lang w:bidi="ar-AE"/>
+        </w:rPr>
+        <w:t xml:space="preserve"> </w:t>
+      </w:r>
+      <w:proofErr w:type="spellStart"/>
+      <w:r>
+        <w:rPr>
+          <w:rFonts w:ascii="Sakkal Majalla" w:hAnsi="Sakkal Majalla" w:cs="Sakkal Majalla" w:hint="cs"/>
+          <w:sz w:val="28"/>
+          <w:szCs w:val="28"/>
+          <w:rtl/>
+          <w:lang w:bidi="ar-AE"/>
+        </w:rPr>
+        <w:t>يتلائم</w:t>
+      </w:r>
+      <w:proofErr w:type="spellEnd"/>
+      <w:r>
+        <w:rPr>
+          <w:rFonts w:ascii="Sakkal Majalla" w:hAnsi="Sakkal Majalla" w:cs="Sakkal Majalla" w:hint="cs"/>
+          <w:sz w:val="28"/>
+          <w:szCs w:val="28"/>
+          <w:rtl/>
+          <w:lang w:bidi="ar-AE"/>
+        </w:rPr>
+        <w:t xml:space="preserve"> مع هذا المركز السماوي وهكذا نكون في المجد. هو "</w:t>
+      </w:r>
+      <w:r>
+        <w:rPr>
+          <w:rFonts w:hint="cs"/>
+          <w:rtl/>
+        </w:rPr>
+        <w:t xml:space="preserve"> </w:t>
+      </w:r>
+      <w:r>
+        <w:rPr>
+          <w:rFonts w:ascii="Sakkal Majalla" w:hAnsi="Sakkal Majalla" w:cs="Sakkal Majalla" w:hint="cs"/>
+          <w:sz w:val="28"/>
+          <w:szCs w:val="28"/>
+          <w:rtl/>
+          <w:lang w:bidi="ar-AE"/>
+        </w:rPr>
+        <w:t>بَارَكَنَا</w:t>
+      </w:r>
+      <w:r>
+        <w:rPr>
+          <w:rFonts w:ascii="Sakkal Majalla" w:hAnsi="Sakkal Majalla" w:cs="Sakkal Majalla"/>
+          <w:sz w:val="28"/>
+          <w:szCs w:val="28"/>
+          <w:rtl/>
+          <w:lang w:bidi="ar-AE"/>
+        </w:rPr>
+        <w:t xml:space="preserve"> </w:t>
+      </w:r>
+      <w:r>
+        <w:rPr>
+          <w:rFonts w:ascii="Sakkal Majalla" w:hAnsi="Sakkal Majalla" w:cs="Sakkal Majalla" w:hint="cs"/>
+          <w:sz w:val="28"/>
+          <w:szCs w:val="28"/>
+          <w:rtl/>
+          <w:lang w:bidi="ar-AE"/>
+        </w:rPr>
+        <w:t>بِكُلِّ</w:t>
+      </w:r>
+      <w:r>
+        <w:rPr>
+          <w:rFonts w:ascii="Sakkal Majalla" w:hAnsi="Sakkal Majalla" w:cs="Sakkal Majalla"/>
+          <w:sz w:val="28"/>
+          <w:szCs w:val="28"/>
+          <w:rtl/>
+          <w:lang w:bidi="ar-AE"/>
+        </w:rPr>
+        <w:t xml:space="preserve"> </w:t>
+      </w:r>
+      <w:r>
+        <w:rPr>
+          <w:rFonts w:ascii="Sakkal Majalla" w:hAnsi="Sakkal Majalla" w:cs="Sakkal Majalla" w:hint="cs"/>
+          <w:sz w:val="28"/>
+          <w:szCs w:val="28"/>
+          <w:rtl/>
+          <w:lang w:bidi="ar-AE"/>
+        </w:rPr>
+        <w:t>بَرَكَةٍ</w:t>
+      </w:r>
+      <w:r>
+        <w:rPr>
+          <w:rFonts w:ascii="Sakkal Majalla" w:hAnsi="Sakkal Majalla" w:cs="Sakkal Majalla"/>
+          <w:sz w:val="28"/>
+          <w:szCs w:val="28"/>
+          <w:rtl/>
+          <w:lang w:bidi="ar-AE"/>
+        </w:rPr>
+        <w:t xml:space="preserve"> </w:t>
+      </w:r>
+      <w:r>
+        <w:rPr>
+          <w:rFonts w:ascii="Sakkal Majalla" w:hAnsi="Sakkal Majalla" w:cs="Sakkal Majalla" w:hint="cs"/>
+          <w:sz w:val="28"/>
+          <w:szCs w:val="28"/>
+          <w:rtl/>
+          <w:lang w:bidi="ar-AE"/>
+        </w:rPr>
+        <w:t>رُوحِيَّةٍ</w:t>
+      </w:r>
+      <w:r>
+        <w:rPr>
+          <w:rFonts w:ascii="Sakkal Majalla" w:hAnsi="Sakkal Majalla" w:cs="Sakkal Majalla"/>
+          <w:sz w:val="28"/>
+          <w:szCs w:val="28"/>
+          <w:rtl/>
+          <w:lang w:bidi="ar-AE"/>
+        </w:rPr>
+        <w:t xml:space="preserve"> </w:t>
+      </w:r>
+      <w:r>
+        <w:rPr>
+          <w:rFonts w:ascii="Sakkal Majalla" w:hAnsi="Sakkal Majalla" w:cs="Sakkal Majalla" w:hint="cs"/>
+          <w:sz w:val="28"/>
+          <w:szCs w:val="28"/>
+          <w:rtl/>
+          <w:lang w:bidi="ar-AE"/>
+        </w:rPr>
+        <w:t>فِي</w:t>
+      </w:r>
+      <w:r>
+        <w:rPr>
+          <w:rFonts w:ascii="Sakkal Majalla" w:hAnsi="Sakkal Majalla" w:cs="Sakkal Majalla"/>
+          <w:sz w:val="28"/>
+          <w:szCs w:val="28"/>
+          <w:rtl/>
+          <w:lang w:bidi="ar-AE"/>
+        </w:rPr>
+        <w:t xml:space="preserve"> </w:t>
+      </w:r>
+      <w:r>
+        <w:rPr>
+          <w:rFonts w:ascii="Sakkal Majalla" w:hAnsi="Sakkal Majalla" w:cs="Sakkal Majalla" w:hint="cs"/>
+          <w:sz w:val="28"/>
+          <w:szCs w:val="28"/>
+          <w:rtl/>
+          <w:lang w:bidi="ar-AE"/>
+        </w:rPr>
+        <w:t>السَّمَاوِيَّاتِ</w:t>
+      </w:r>
+      <w:r>
+        <w:rPr>
+          <w:rFonts w:ascii="Sakkal Majalla" w:hAnsi="Sakkal Majalla" w:cs="Sakkal Majalla"/>
+          <w:sz w:val="28"/>
+          <w:szCs w:val="28"/>
+          <w:rtl/>
+          <w:lang w:bidi="ar-AE"/>
+        </w:rPr>
+        <w:t xml:space="preserve"> </w:t>
+      </w:r>
+      <w:r>
+        <w:rPr>
+          <w:rFonts w:ascii="Sakkal Majalla" w:hAnsi="Sakkal Majalla" w:cs="Sakkal Majalla" w:hint="cs"/>
+          <w:sz w:val="28"/>
+          <w:szCs w:val="28"/>
+          <w:rtl/>
+          <w:lang w:bidi="ar-AE"/>
+        </w:rPr>
+        <w:t>فِي</w:t>
+      </w:r>
+      <w:r>
+        <w:rPr>
+          <w:rFonts w:ascii="Sakkal Majalla" w:hAnsi="Sakkal Majalla" w:cs="Sakkal Majalla"/>
+          <w:sz w:val="28"/>
+          <w:szCs w:val="28"/>
+          <w:rtl/>
+          <w:lang w:bidi="ar-AE"/>
+        </w:rPr>
+        <w:t xml:space="preserve"> </w:t>
+      </w:r>
+      <w:r>
+        <w:rPr>
+          <w:rFonts w:ascii="Sakkal Majalla" w:hAnsi="Sakkal Majalla" w:cs="Sakkal Majalla" w:hint="cs"/>
+          <w:sz w:val="28"/>
+          <w:szCs w:val="28"/>
+          <w:rtl/>
+          <w:lang w:bidi="ar-AE"/>
+        </w:rPr>
+        <w:t>الْمَسِيحِ،</w:t>
+      </w:r>
+      <w:r>
+        <w:rPr>
+          <w:rFonts w:ascii="Sakkal Majalla" w:hAnsi="Sakkal Majalla" w:cs="Sakkal Majalla" w:hint="cs"/>
+          <w:sz w:val="28"/>
+          <w:szCs w:val="28"/>
+          <w:rtl/>
+          <w:lang w:bidi="ar-AE"/>
+        </w:rPr>
+        <w:t>" (أفسس 1: 3). "</w:t>
+      </w:r>
+      <w:r>
+        <w:rPr>
+          <w:rFonts w:hint="cs"/>
+          <w:rtl/>
+        </w:rPr>
+        <w:t xml:space="preserve"> </w:t>
+      </w:r>
+      <w:r>
+        <w:rPr>
+          <w:rFonts w:ascii="Sakkal Majalla" w:hAnsi="Sakkal Majalla" w:cs="Sakkal Majalla" w:hint="cs"/>
+          <w:sz w:val="28"/>
+          <w:szCs w:val="28"/>
+          <w:rtl/>
+          <w:lang w:bidi="ar-AE"/>
+        </w:rPr>
+        <w:t>لأَنَّنَا</w:t>
+      </w:r>
+      <w:r>
+        <w:rPr>
+          <w:rFonts w:ascii="Sakkal Majalla" w:hAnsi="Sakkal Majalla" w:cs="Sakkal Majalla"/>
+          <w:sz w:val="28"/>
+          <w:szCs w:val="28"/>
+          <w:rtl/>
+          <w:lang w:bidi="ar-AE"/>
+        </w:rPr>
+        <w:t xml:space="preserve"> </w:t>
+      </w:r>
+      <w:r>
+        <w:rPr>
+          <w:rFonts w:ascii="Sakkal Majalla" w:hAnsi="Sakkal Majalla" w:cs="Sakkal Majalla" w:hint="cs"/>
+          <w:sz w:val="28"/>
+          <w:szCs w:val="28"/>
+          <w:rtl/>
+          <w:lang w:bidi="ar-AE"/>
+        </w:rPr>
+        <w:t>نَعْلَمُ</w:t>
+      </w:r>
+      <w:r>
+        <w:rPr>
+          <w:rFonts w:ascii="Sakkal Majalla" w:hAnsi="Sakkal Majalla" w:cs="Sakkal Majalla"/>
+          <w:sz w:val="28"/>
+          <w:szCs w:val="28"/>
+          <w:rtl/>
+          <w:lang w:bidi="ar-AE"/>
+        </w:rPr>
+        <w:t xml:space="preserve"> </w:t>
+      </w:r>
+      <w:r>
+        <w:rPr>
+          <w:rFonts w:ascii="Sakkal Majalla" w:hAnsi="Sakkal Majalla" w:cs="Sakkal Majalla" w:hint="cs"/>
+          <w:sz w:val="28"/>
+          <w:szCs w:val="28"/>
+          <w:rtl/>
+          <w:lang w:bidi="ar-AE"/>
+        </w:rPr>
+        <w:t>أَنَّهُ</w:t>
+      </w:r>
+      <w:r>
+        <w:rPr>
+          <w:rFonts w:ascii="Sakkal Majalla" w:hAnsi="Sakkal Majalla" w:cs="Sakkal Majalla"/>
+          <w:sz w:val="28"/>
+          <w:szCs w:val="28"/>
+          <w:rtl/>
+          <w:lang w:bidi="ar-AE"/>
+        </w:rPr>
+        <w:t xml:space="preserve"> </w:t>
+      </w:r>
+      <w:r>
+        <w:rPr>
+          <w:rFonts w:ascii="Sakkal Majalla" w:hAnsi="Sakkal Majalla" w:cs="Sakkal Majalla" w:hint="cs"/>
+          <w:sz w:val="28"/>
+          <w:szCs w:val="28"/>
+          <w:rtl/>
+          <w:lang w:bidi="ar-AE"/>
+        </w:rPr>
+        <w:t>إِنْ</w:t>
+      </w:r>
+      <w:r>
+        <w:rPr>
+          <w:rFonts w:ascii="Sakkal Majalla" w:hAnsi="Sakkal Majalla" w:cs="Sakkal Majalla"/>
+          <w:sz w:val="28"/>
+          <w:szCs w:val="28"/>
+          <w:rtl/>
+          <w:lang w:bidi="ar-AE"/>
+        </w:rPr>
+        <w:t xml:space="preserve"> </w:t>
+      </w:r>
+      <w:r>
+        <w:rPr>
+          <w:rFonts w:ascii="Sakkal Majalla" w:hAnsi="Sakkal Majalla" w:cs="Sakkal Majalla" w:hint="cs"/>
+          <w:sz w:val="28"/>
+          <w:szCs w:val="28"/>
+          <w:rtl/>
+          <w:lang w:bidi="ar-AE"/>
+        </w:rPr>
+        <w:t>نُقِضَ</w:t>
+      </w:r>
+      <w:r>
+        <w:rPr>
+          <w:rFonts w:ascii="Sakkal Majalla" w:hAnsi="Sakkal Majalla" w:cs="Sakkal Majalla"/>
+          <w:sz w:val="28"/>
+          <w:szCs w:val="28"/>
+          <w:rtl/>
+          <w:lang w:bidi="ar-AE"/>
+        </w:rPr>
+        <w:t xml:space="preserve"> </w:t>
+      </w:r>
+      <w:r>
+        <w:rPr>
+          <w:rFonts w:ascii="Sakkal Majalla" w:hAnsi="Sakkal Majalla" w:cs="Sakkal Majalla" w:hint="cs"/>
+          <w:sz w:val="28"/>
+          <w:szCs w:val="28"/>
+          <w:rtl/>
+          <w:lang w:bidi="ar-AE"/>
+        </w:rPr>
+        <w:t>بَيْتُ</w:t>
+      </w:r>
+      <w:r>
+        <w:rPr>
+          <w:rFonts w:ascii="Sakkal Majalla" w:hAnsi="Sakkal Majalla" w:cs="Sakkal Majalla"/>
+          <w:sz w:val="28"/>
+          <w:szCs w:val="28"/>
+          <w:rtl/>
+          <w:lang w:bidi="ar-AE"/>
+        </w:rPr>
+        <w:t xml:space="preserve"> </w:t>
+      </w:r>
+      <w:r>
+        <w:rPr>
+          <w:rFonts w:ascii="Sakkal Majalla" w:hAnsi="Sakkal Majalla" w:cs="Sakkal Majalla" w:hint="cs"/>
+          <w:sz w:val="28"/>
+          <w:szCs w:val="28"/>
+          <w:rtl/>
+          <w:lang w:bidi="ar-AE"/>
+        </w:rPr>
+        <w:t>خَيْمَتِنَا</w:t>
+      </w:r>
+      <w:r>
+        <w:rPr>
+          <w:rFonts w:ascii="Sakkal Majalla" w:hAnsi="Sakkal Majalla" w:cs="Sakkal Majalla"/>
+          <w:sz w:val="28"/>
+          <w:szCs w:val="28"/>
+          <w:rtl/>
+          <w:lang w:bidi="ar-AE"/>
+        </w:rPr>
+        <w:t xml:space="preserve"> </w:t>
+      </w:r>
+      <w:r>
+        <w:rPr>
+          <w:rFonts w:ascii="Sakkal Majalla" w:hAnsi="Sakkal Majalla" w:cs="Sakkal Majalla" w:hint="cs"/>
+          <w:sz w:val="28"/>
+          <w:szCs w:val="28"/>
+          <w:rtl/>
+          <w:lang w:bidi="ar-AE"/>
+        </w:rPr>
+        <w:t>الأَرْضِيُّ،</w:t>
+      </w:r>
+      <w:r>
+        <w:rPr>
+          <w:rFonts w:ascii="Sakkal Majalla" w:hAnsi="Sakkal Majalla" w:cs="Sakkal Majalla"/>
+          <w:sz w:val="28"/>
+          <w:szCs w:val="28"/>
+          <w:rtl/>
+          <w:lang w:bidi="ar-AE"/>
+        </w:rPr>
+        <w:t xml:space="preserve"> </w:t>
+      </w:r>
+      <w:r>
+        <w:rPr>
+          <w:rFonts w:ascii="Sakkal Majalla" w:hAnsi="Sakkal Majalla" w:cs="Sakkal Majalla" w:hint="cs"/>
+          <w:sz w:val="28"/>
+          <w:szCs w:val="28"/>
+          <w:rtl/>
+          <w:lang w:bidi="ar-AE"/>
+        </w:rPr>
+        <w:t>فَلَنَا</w:t>
+      </w:r>
+      <w:r>
+        <w:rPr>
+          <w:rFonts w:ascii="Sakkal Majalla" w:hAnsi="Sakkal Majalla" w:cs="Sakkal Majalla"/>
+          <w:sz w:val="28"/>
+          <w:szCs w:val="28"/>
+          <w:rtl/>
+          <w:lang w:bidi="ar-AE"/>
+        </w:rPr>
+        <w:t xml:space="preserve"> </w:t>
+      </w:r>
+      <w:r>
+        <w:rPr>
+          <w:rFonts w:ascii="Sakkal Majalla" w:hAnsi="Sakkal Majalla" w:cs="Sakkal Majalla" w:hint="cs"/>
+          <w:sz w:val="28"/>
+          <w:szCs w:val="28"/>
+          <w:rtl/>
+          <w:lang w:bidi="ar-AE"/>
+        </w:rPr>
+        <w:t>فِي</w:t>
+      </w:r>
+      <w:r>
+        <w:rPr>
+          <w:rFonts w:ascii="Sakkal Majalla" w:hAnsi="Sakkal Majalla" w:cs="Sakkal Majalla"/>
+          <w:sz w:val="28"/>
+          <w:szCs w:val="28"/>
+          <w:rtl/>
+          <w:lang w:bidi="ar-AE"/>
+        </w:rPr>
+        <w:t xml:space="preserve"> </w:t>
+      </w:r>
+      <w:r>
+        <w:rPr>
+          <w:rFonts w:ascii="Sakkal Majalla" w:hAnsi="Sakkal Majalla" w:cs="Sakkal Majalla" w:hint="cs"/>
+          <w:sz w:val="28"/>
+          <w:szCs w:val="28"/>
+          <w:rtl/>
+          <w:lang w:bidi="ar-AE"/>
+        </w:rPr>
+        <w:t>السَّمَاوَاتِ</w:t>
+      </w:r>
+      <w:r>
+        <w:rPr>
+          <w:rFonts w:ascii="Sakkal Majalla" w:hAnsi="Sakkal Majalla" w:cs="Sakkal Majalla"/>
+          <w:sz w:val="28"/>
+          <w:szCs w:val="28"/>
+          <w:rtl/>
+          <w:lang w:bidi="ar-AE"/>
+        </w:rPr>
+        <w:t xml:space="preserve"> </w:t>
+      </w:r>
+      <w:r>
+        <w:rPr>
+          <w:rFonts w:ascii="Sakkal Majalla" w:hAnsi="Sakkal Majalla" w:cs="Sakkal Majalla" w:hint="cs"/>
+          <w:sz w:val="28"/>
+          <w:szCs w:val="28"/>
+          <w:rtl/>
+          <w:lang w:bidi="ar-AE"/>
+        </w:rPr>
+        <w:t>بِنَاءٌ</w:t>
+      </w:r>
+      <w:r>
+        <w:rPr>
+          <w:rFonts w:ascii="Sakkal Majalla" w:hAnsi="Sakkal Majalla" w:cs="Sakkal Majalla"/>
+          <w:sz w:val="28"/>
+          <w:szCs w:val="28"/>
+          <w:rtl/>
+          <w:lang w:bidi="ar-AE"/>
+        </w:rPr>
+        <w:t xml:space="preserve"> </w:t>
+      </w:r>
+      <w:r>
+        <w:rPr>
+          <w:rFonts w:ascii="Sakkal Majalla" w:hAnsi="Sakkal Majalla" w:cs="Sakkal Majalla" w:hint="cs"/>
+          <w:sz w:val="28"/>
+          <w:szCs w:val="28"/>
+          <w:rtl/>
+          <w:lang w:bidi="ar-AE"/>
+        </w:rPr>
+        <w:t>مِنَ</w:t>
+      </w:r>
+      <w:r>
+        <w:rPr>
+          <w:rFonts w:ascii="Sakkal Majalla" w:hAnsi="Sakkal Majalla" w:cs="Sakkal Majalla"/>
+          <w:sz w:val="28"/>
+          <w:szCs w:val="28"/>
+          <w:rtl/>
+          <w:lang w:bidi="ar-AE"/>
+        </w:rPr>
+        <w:t xml:space="preserve"> </w:t>
+      </w:r>
+      <w:r>
+        <w:rPr>
+          <w:rFonts w:ascii="Sakkal Majalla" w:hAnsi="Sakkal Majalla" w:cs="Sakkal Majalla" w:hint="cs"/>
+          <w:sz w:val="28"/>
+          <w:szCs w:val="28"/>
+          <w:rtl/>
+          <w:lang w:bidi="ar-AE"/>
+        </w:rPr>
+        <w:t>اللهِ،</w:t>
+      </w:r>
+      <w:r>
+        <w:rPr>
+          <w:rFonts w:ascii="Sakkal Majalla" w:hAnsi="Sakkal Majalla" w:cs="Sakkal Majalla"/>
+          <w:sz w:val="28"/>
+          <w:szCs w:val="28"/>
+          <w:rtl/>
+          <w:lang w:bidi="ar-AE"/>
+        </w:rPr>
+        <w:t xml:space="preserve"> </w:t>
+      </w:r>
+      <w:r>
+        <w:rPr>
+          <w:rFonts w:ascii="Sakkal Majalla" w:hAnsi="Sakkal Majalla" w:cs="Sakkal Majalla" w:hint="cs"/>
+          <w:sz w:val="28"/>
+          <w:szCs w:val="28"/>
+          <w:rtl/>
+          <w:lang w:bidi="ar-AE"/>
+        </w:rPr>
+        <w:t>بَيْتٌ</w:t>
+      </w:r>
+      <w:r>
+        <w:rPr>
+          <w:rFonts w:ascii="Sakkal Majalla" w:hAnsi="Sakkal Majalla" w:cs="Sakkal Majalla"/>
+          <w:sz w:val="28"/>
+          <w:szCs w:val="28"/>
+          <w:rtl/>
+          <w:lang w:bidi="ar-AE"/>
+        </w:rPr>
+        <w:t xml:space="preserve"> </w:t>
+      </w:r>
+      <w:r>
+        <w:rPr>
+          <w:rFonts w:ascii="Sakkal Majalla" w:hAnsi="Sakkal Majalla" w:cs="Sakkal Majalla" w:hint="cs"/>
+          <w:sz w:val="28"/>
+          <w:szCs w:val="28"/>
+          <w:rtl/>
+          <w:lang w:bidi="ar-AE"/>
+        </w:rPr>
+        <w:t>غَيْرُ</w:t>
+      </w:r>
+      <w:r>
+        <w:rPr>
+          <w:rFonts w:ascii="Sakkal Majalla" w:hAnsi="Sakkal Majalla" w:cs="Sakkal Majalla"/>
+          <w:sz w:val="28"/>
+          <w:szCs w:val="28"/>
+          <w:rtl/>
+          <w:lang w:bidi="ar-AE"/>
+        </w:rPr>
+        <w:t xml:space="preserve"> </w:t>
+      </w:r>
+      <w:r>
+        <w:rPr>
+          <w:rFonts w:ascii="Sakkal Majalla" w:hAnsi="Sakkal Majalla" w:cs="Sakkal Majalla" w:hint="cs"/>
+          <w:sz w:val="28"/>
+          <w:szCs w:val="28"/>
+          <w:rtl/>
+          <w:lang w:bidi="ar-AE"/>
+        </w:rPr>
+        <w:t>مَصْنُوعٍ</w:t>
+      </w:r>
+      <w:r>
+        <w:rPr>
+          <w:rFonts w:ascii="Sakkal Majalla" w:hAnsi="Sakkal Majalla" w:cs="Sakkal Majalla"/>
+          <w:sz w:val="28"/>
+          <w:szCs w:val="28"/>
+          <w:rtl/>
+          <w:lang w:bidi="ar-AE"/>
+        </w:rPr>
+        <w:t xml:space="preserve"> </w:t>
+      </w:r>
+      <w:r>
+        <w:rPr>
+          <w:rFonts w:ascii="Sakkal Majalla" w:hAnsi="Sakkal Majalla" w:cs="Sakkal Majalla" w:hint="cs"/>
+          <w:sz w:val="28"/>
+          <w:szCs w:val="28"/>
+          <w:rtl/>
+          <w:lang w:bidi="ar-AE"/>
+        </w:rPr>
+        <w:t>بِيَدٍ،</w:t>
+      </w:r>
+      <w:r>
+        <w:rPr>
+          <w:rFonts w:ascii="Sakkal Majalla" w:hAnsi="Sakkal Majalla" w:cs="Sakkal Majalla"/>
+          <w:sz w:val="28"/>
+          <w:szCs w:val="28"/>
+          <w:rtl/>
+          <w:lang w:bidi="ar-AE"/>
+        </w:rPr>
+        <w:t xml:space="preserve"> </w:t>
+      </w:r>
+      <w:r>
+        <w:rPr>
+          <w:rFonts w:ascii="Sakkal Majalla" w:hAnsi="Sakkal Majalla" w:cs="Sakkal Majalla" w:hint="cs"/>
+          <w:sz w:val="28"/>
+          <w:szCs w:val="28"/>
+          <w:rtl/>
+          <w:lang w:bidi="ar-AE"/>
+        </w:rPr>
+        <w:t>أَبَدِيٌّ</w:t>
+      </w:r>
+      <w:r>
+        <w:rPr>
+          <w:rFonts w:ascii="Sakkal Majalla" w:hAnsi="Sakkal Majalla" w:cs="Sakkal Majalla"/>
+          <w:sz w:val="28"/>
+          <w:szCs w:val="28"/>
+          <w:rtl/>
+          <w:lang w:bidi="ar-AE"/>
+        </w:rPr>
+        <w:t>.</w:t>
+      </w:r>
+      <w:r>
+        <w:rPr>
+          <w:rFonts w:ascii="Sakkal Majalla" w:hAnsi="Sakkal Majalla" w:cs="Sakkal Majalla" w:hint="cs"/>
+          <w:sz w:val="28"/>
+          <w:szCs w:val="28"/>
+          <w:rtl/>
+          <w:lang w:bidi="ar-AE"/>
+        </w:rPr>
+        <w:t>" (2. كورنثوس 5: 1). "</w:t>
+      </w:r>
+      <w:r>
+        <w:rPr>
+          <w:rFonts w:hint="cs"/>
+          <w:rtl/>
+        </w:rPr>
+        <w:t xml:space="preserve"> </w:t>
+      </w:r>
+      <w:r>
+        <w:rPr>
+          <w:rFonts w:ascii="Sakkal Majalla" w:hAnsi="Sakkal Majalla" w:cs="Sakkal Majalla" w:hint="cs"/>
+          <w:sz w:val="28"/>
+          <w:szCs w:val="28"/>
+          <w:rtl/>
+          <w:lang w:bidi="ar-AE"/>
+        </w:rPr>
+        <w:t>فَإِنَّ</w:t>
+      </w:r>
+      <w:r>
+        <w:rPr>
+          <w:rFonts w:ascii="Sakkal Majalla" w:hAnsi="Sakkal Majalla" w:cs="Sakkal Majalla"/>
+          <w:sz w:val="28"/>
+          <w:szCs w:val="28"/>
+          <w:rtl/>
+          <w:lang w:bidi="ar-AE"/>
+        </w:rPr>
+        <w:t xml:space="preserve"> </w:t>
+      </w:r>
+      <w:r>
+        <w:rPr>
+          <w:rFonts w:ascii="Sakkal Majalla" w:hAnsi="Sakkal Majalla" w:cs="Sakkal Majalla" w:hint="cs"/>
+          <w:sz w:val="28"/>
+          <w:szCs w:val="28"/>
+          <w:rtl/>
+          <w:lang w:bidi="ar-AE"/>
+        </w:rPr>
+        <w:t>سِيرَتَنَا</w:t>
+      </w:r>
+      <w:r>
+        <w:rPr>
+          <w:rFonts w:ascii="Sakkal Majalla" w:hAnsi="Sakkal Majalla" w:cs="Sakkal Majalla"/>
+          <w:sz w:val="28"/>
+          <w:szCs w:val="28"/>
+          <w:rtl/>
+          <w:lang w:bidi="ar-AE"/>
+        </w:rPr>
+        <w:t xml:space="preserve"> </w:t>
+      </w:r>
+      <w:r>
+        <w:rPr>
+          <w:rFonts w:ascii="Sakkal Majalla" w:hAnsi="Sakkal Majalla" w:cs="Sakkal Majalla" w:hint="cs"/>
+          <w:sz w:val="28"/>
+          <w:szCs w:val="28"/>
+          <w:rtl/>
+          <w:lang w:bidi="ar-AE"/>
+        </w:rPr>
+        <w:t>نَحْنُ</w:t>
+      </w:r>
+      <w:r>
+        <w:rPr>
+          <w:rFonts w:ascii="Sakkal Majalla" w:hAnsi="Sakkal Majalla" w:cs="Sakkal Majalla"/>
+          <w:sz w:val="28"/>
+          <w:szCs w:val="28"/>
+          <w:rtl/>
+          <w:lang w:bidi="ar-AE"/>
+        </w:rPr>
+        <w:t xml:space="preserve"> </w:t>
+      </w:r>
+      <w:r>
+        <w:rPr>
+          <w:rFonts w:ascii="Sakkal Majalla" w:hAnsi="Sakkal Majalla" w:cs="Sakkal Majalla" w:hint="cs"/>
+          <w:sz w:val="28"/>
+          <w:szCs w:val="28"/>
+          <w:rtl/>
+          <w:lang w:bidi="ar-AE"/>
+        </w:rPr>
+        <w:t>هِيَ</w:t>
+      </w:r>
+      <w:r>
+        <w:rPr>
+          <w:rFonts w:ascii="Sakkal Majalla" w:hAnsi="Sakkal Majalla" w:cs="Sakkal Majalla"/>
+          <w:sz w:val="28"/>
+          <w:szCs w:val="28"/>
+          <w:rtl/>
+          <w:lang w:bidi="ar-AE"/>
+        </w:rPr>
+        <w:t xml:space="preserve"> </w:t>
+      </w:r>
+      <w:r>
+        <w:rPr>
+          <w:rFonts w:ascii="Sakkal Majalla" w:hAnsi="Sakkal Majalla" w:cs="Sakkal Majalla" w:hint="cs"/>
+          <w:sz w:val="28"/>
+          <w:szCs w:val="28"/>
+          <w:rtl/>
+          <w:lang w:bidi="ar-AE"/>
+        </w:rPr>
+        <w:t>فِي</w:t>
+      </w:r>
+      <w:r>
+        <w:rPr>
+          <w:rFonts w:ascii="Sakkal Majalla" w:hAnsi="Sakkal Majalla" w:cs="Sakkal Majalla"/>
+          <w:sz w:val="28"/>
+          <w:szCs w:val="28"/>
+          <w:rtl/>
+          <w:lang w:bidi="ar-AE"/>
+        </w:rPr>
+        <w:t xml:space="preserve"> </w:t>
+      </w:r>
+      <w:r>
+        <w:rPr>
+          <w:rFonts w:ascii="Sakkal Majalla" w:hAnsi="Sakkal Majalla" w:cs="Sakkal Majalla" w:hint="cs"/>
+          <w:sz w:val="28"/>
+          <w:szCs w:val="28"/>
+          <w:rtl/>
+          <w:lang w:bidi="ar-AE"/>
+        </w:rPr>
+        <w:t>السَّمَاوَاتِ،</w:t>
+      </w:r>
+      <w:r>
+        <w:rPr>
+          <w:rFonts w:ascii="Sakkal Majalla" w:hAnsi="Sakkal Majalla" w:cs="Sakkal Majalla"/>
+          <w:sz w:val="28"/>
+          <w:szCs w:val="28"/>
+          <w:rtl/>
+          <w:lang w:bidi="ar-AE"/>
+        </w:rPr>
+        <w:t xml:space="preserve"> </w:t>
+      </w:r>
+      <w:r>
+        <w:rPr>
+          <w:rFonts w:ascii="Sakkal Majalla" w:hAnsi="Sakkal Majalla" w:cs="Sakkal Majalla" w:hint="cs"/>
+          <w:sz w:val="28"/>
+          <w:szCs w:val="28"/>
+          <w:rtl/>
+          <w:lang w:bidi="ar-AE"/>
+        </w:rPr>
+        <w:t>الَّتِي</w:t>
+      </w:r>
+      <w:r>
+        <w:rPr>
+          <w:rFonts w:ascii="Sakkal Majalla" w:hAnsi="Sakkal Majalla" w:cs="Sakkal Majalla"/>
+          <w:sz w:val="28"/>
+          <w:szCs w:val="28"/>
+          <w:rtl/>
+          <w:lang w:bidi="ar-AE"/>
+        </w:rPr>
+        <w:t xml:space="preserve"> </w:t>
+      </w:r>
+      <w:r>
+        <w:rPr>
+          <w:rFonts w:ascii="Sakkal Majalla" w:hAnsi="Sakkal Majalla" w:cs="Sakkal Majalla" w:hint="cs"/>
+          <w:sz w:val="28"/>
+          <w:szCs w:val="28"/>
+          <w:rtl/>
+          <w:lang w:bidi="ar-AE"/>
+        </w:rPr>
+        <w:t>مِنْهَا</w:t>
+      </w:r>
+      <w:r>
+        <w:rPr>
+          <w:rFonts w:ascii="Sakkal Majalla" w:hAnsi="Sakkal Majalla" w:cs="Sakkal Majalla"/>
+          <w:sz w:val="28"/>
+          <w:szCs w:val="28"/>
+          <w:rtl/>
+          <w:lang w:bidi="ar-AE"/>
+        </w:rPr>
+        <w:t xml:space="preserve"> </w:t>
+      </w:r>
+      <w:r>
+        <w:rPr>
+          <w:rFonts w:ascii="Sakkal Majalla" w:hAnsi="Sakkal Majalla" w:cs="Sakkal Majalla" w:hint="cs"/>
+          <w:sz w:val="28"/>
+          <w:szCs w:val="28"/>
+          <w:rtl/>
+          <w:lang w:bidi="ar-AE"/>
+        </w:rPr>
+        <w:t>أَيْضًا</w:t>
+      </w:r>
+      <w:r>
+        <w:rPr>
+          <w:rFonts w:ascii="Sakkal Majalla" w:hAnsi="Sakkal Majalla" w:cs="Sakkal Majalla"/>
+          <w:sz w:val="28"/>
+          <w:szCs w:val="28"/>
+          <w:rtl/>
+          <w:lang w:bidi="ar-AE"/>
+        </w:rPr>
+        <w:t xml:space="preserve"> </w:t>
+      </w:r>
+      <w:r>
+        <w:rPr>
+          <w:rFonts w:ascii="Sakkal Majalla" w:hAnsi="Sakkal Majalla" w:cs="Sakkal Majalla" w:hint="cs"/>
+          <w:sz w:val="28"/>
+          <w:szCs w:val="28"/>
+          <w:rtl/>
+          <w:lang w:bidi="ar-AE"/>
+        </w:rPr>
+        <w:t>نَنْتَظِرُ</w:t>
+      </w:r>
+      <w:r>
+        <w:rPr>
+          <w:rFonts w:ascii="Sakkal Majalla" w:hAnsi="Sakkal Majalla" w:cs="Sakkal Majalla"/>
+          <w:sz w:val="28"/>
+          <w:szCs w:val="28"/>
+          <w:rtl/>
+          <w:lang w:bidi="ar-AE"/>
+        </w:rPr>
+        <w:t xml:space="preserve"> </w:t>
+      </w:r>
+      <w:r>
+        <w:rPr>
+          <w:rFonts w:ascii="Sakkal Majalla" w:hAnsi="Sakkal Majalla" w:cs="Sakkal Majalla" w:hint="cs"/>
+          <w:sz w:val="28"/>
+          <w:szCs w:val="28"/>
+          <w:rtl/>
+          <w:lang w:bidi="ar-AE"/>
+        </w:rPr>
+        <w:t>مُخَلِّصًا</w:t>
+      </w:r>
+      <w:r>
+        <w:rPr>
+          <w:rFonts w:ascii="Sakkal Majalla" w:hAnsi="Sakkal Majalla" w:cs="Sakkal Majalla"/>
+          <w:sz w:val="28"/>
+          <w:szCs w:val="28"/>
+          <w:rtl/>
+          <w:lang w:bidi="ar-AE"/>
+        </w:rPr>
+        <w:t xml:space="preserve"> </w:t>
+      </w:r>
+      <w:r>
+        <w:rPr>
+          <w:rFonts w:ascii="Sakkal Majalla" w:hAnsi="Sakkal Majalla" w:cs="Sakkal Majalla" w:hint="cs"/>
+          <w:sz w:val="28"/>
+          <w:szCs w:val="28"/>
+          <w:rtl/>
+          <w:lang w:bidi="ar-AE"/>
+        </w:rPr>
+        <w:t>هُوَ</w:t>
+      </w:r>
+      <w:r>
+        <w:rPr>
+          <w:rFonts w:ascii="Sakkal Majalla" w:hAnsi="Sakkal Majalla" w:cs="Sakkal Majalla"/>
+          <w:sz w:val="28"/>
+          <w:szCs w:val="28"/>
+          <w:rtl/>
+          <w:lang w:bidi="ar-AE"/>
+        </w:rPr>
+        <w:t xml:space="preserve"> </w:t>
+      </w:r>
+      <w:r>
+        <w:rPr>
+          <w:rFonts w:ascii="Sakkal Majalla" w:hAnsi="Sakkal Majalla" w:cs="Sakkal Majalla" w:hint="cs"/>
+          <w:sz w:val="28"/>
+          <w:szCs w:val="28"/>
+          <w:rtl/>
+          <w:lang w:bidi="ar-AE"/>
+        </w:rPr>
+        <w:t>الرَّبُّ</w:t>
+      </w:r>
+      <w:r>
+        <w:rPr>
+          <w:rFonts w:ascii="Sakkal Majalla" w:hAnsi="Sakkal Majalla" w:cs="Sakkal Majalla"/>
+          <w:sz w:val="28"/>
+          <w:szCs w:val="28"/>
+          <w:rtl/>
+          <w:lang w:bidi="ar-AE"/>
+        </w:rPr>
+        <w:t xml:space="preserve"> </w:t>
+      </w:r>
+      <w:r>
+        <w:rPr>
+          <w:rFonts w:ascii="Sakkal Majalla" w:hAnsi="Sakkal Majalla" w:cs="Sakkal Majalla" w:hint="cs"/>
+          <w:sz w:val="28"/>
+          <w:szCs w:val="28"/>
+          <w:rtl/>
+          <w:lang w:bidi="ar-AE"/>
+        </w:rPr>
+        <w:t>يَسُوعُ</w:t>
+      </w:r>
+      <w:r>
+        <w:rPr>
+          <w:rFonts w:ascii="Sakkal Majalla" w:hAnsi="Sakkal Majalla" w:cs="Sakkal Majalla"/>
+          <w:sz w:val="28"/>
+          <w:szCs w:val="28"/>
+          <w:rtl/>
+          <w:lang w:bidi="ar-AE"/>
+        </w:rPr>
+        <w:t xml:space="preserve"> </w:t>
+      </w:r>
+      <w:r>
+        <w:rPr>
+          <w:rFonts w:ascii="Sakkal Majalla" w:hAnsi="Sakkal Majalla" w:cs="Sakkal Majalla" w:hint="cs"/>
+          <w:sz w:val="28"/>
+          <w:szCs w:val="28"/>
+          <w:rtl/>
+          <w:lang w:bidi="ar-AE"/>
+        </w:rPr>
+        <w:t>الْمَسِيحُ،</w:t>
+      </w:r>
+      <w:r>
+        <w:rPr>
+          <w:rFonts w:ascii="Sakkal Majalla" w:hAnsi="Sakkal Majalla" w:cs="Sakkal Majalla" w:hint="cs"/>
+          <w:sz w:val="28"/>
+          <w:szCs w:val="28"/>
+          <w:rtl/>
+          <w:lang w:bidi="ar-AE"/>
+        </w:rPr>
+        <w:t xml:space="preserve">" (فيلبي 3: 20). في ذات الإصحاح الكلام هو أيضًا عن "دعوة الله العليا" (فيلبي 3: 14)؛ لأن قوة التعبير الحقيقية لـ"الدعوة السماوية" هي: "مدعوين إلى العُلى". ذات الأمر يُرينا إياه في رسالة العبرانيين، بأن المسيح دخل كسابق لنا داخل الحجاب، هذا يعني داخل السماء عينها، وبأننا شركاء الدعوة السماوية (عبرانيين 6: 18 </w:t>
+      </w:r>
+      <w:r>
+        <w:rPr>
+          <w:rFonts w:ascii="Sakkal Majalla" w:hAnsi="Sakkal Majalla" w:cs="Sakkal Majalla"/>
+          <w:sz w:val="28"/>
+          <w:szCs w:val="28"/>
+          <w:rtl/>
+          <w:lang w:bidi="ar-AE"/>
+        </w:rPr>
+        <w:t>–</w:t>
+      </w:r>
+      <w:r>
+        <w:rPr>
+          <w:rFonts w:ascii="Sakkal Majalla" w:hAnsi="Sakkal Majalla" w:cs="Sakkal Majalla" w:hint="cs"/>
+          <w:sz w:val="28"/>
+          <w:szCs w:val="28"/>
+          <w:rtl/>
+          <w:lang w:bidi="ar-AE"/>
+        </w:rPr>
+        <w:t xml:space="preserve"> 20؛ 9: 24؛ 3: 1). كمَن نحن واحد بالروح القدس مع المسيح، نجلس في المسيح في </w:t>
+      </w:r>
+      <w:proofErr w:type="spellStart"/>
+      <w:r>
+        <w:rPr>
+          <w:rFonts w:ascii="Sakkal Majalla" w:hAnsi="Sakkal Majalla" w:cs="Sakkal Majalla" w:hint="cs"/>
+          <w:sz w:val="28"/>
+          <w:szCs w:val="28"/>
+          <w:rtl/>
+          <w:lang w:bidi="ar-AE"/>
+        </w:rPr>
+        <w:t>السمويات</w:t>
+      </w:r>
+      <w:proofErr w:type="spellEnd"/>
+      <w:r>
+        <w:rPr>
+          <w:rFonts w:ascii="Sakkal Majalla" w:hAnsi="Sakkal Majalla" w:cs="Sakkal Majalla" w:hint="cs"/>
+          <w:sz w:val="28"/>
+          <w:szCs w:val="28"/>
+          <w:rtl/>
+          <w:lang w:bidi="ar-AE"/>
+        </w:rPr>
+        <w:t xml:space="preserve"> </w:t>
+      </w:r>
+      <w:r>
+        <w:rPr>
+          <w:rFonts w:ascii="Sakkal Majalla" w:hAnsi="Sakkal Majalla" w:cs="Sakkal Majalla"/>
+          <w:sz w:val="28"/>
+          <w:szCs w:val="28"/>
+          <w:rtl/>
+          <w:lang w:bidi="ar-AE"/>
+        </w:rPr>
+        <w:t>–</w:t>
+      </w:r>
+      <w:r>
+        <w:rPr>
+          <w:rFonts w:ascii="Sakkal Majalla" w:hAnsi="Sakkal Majalla" w:cs="Sakkal Majalla" w:hint="cs"/>
+          <w:sz w:val="28"/>
+          <w:szCs w:val="28"/>
+          <w:rtl/>
+          <w:lang w:bidi="ar-AE"/>
+        </w:rPr>
+        <w:t xml:space="preserve"> ليس معه، وإنما فيه. هذا هو مكاننا. متى ما جاء الرب، سيجمع بصفته كابن الإنسان كل </w:t>
+      </w:r>
+      <w:proofErr w:type="spellStart"/>
+      <w:r>
+        <w:rPr>
+          <w:rFonts w:ascii="Sakkal Majalla" w:hAnsi="Sakkal Majalla" w:cs="Sakkal Majalla" w:hint="cs"/>
+          <w:sz w:val="28"/>
+          <w:szCs w:val="28"/>
+          <w:rtl/>
+          <w:lang w:bidi="ar-AE"/>
+        </w:rPr>
+        <w:t>المعاثر</w:t>
+      </w:r>
+      <w:proofErr w:type="spellEnd"/>
+      <w:r>
+        <w:rPr>
+          <w:rFonts w:ascii="Sakkal Majalla" w:hAnsi="Sakkal Majalla" w:cs="Sakkal Majalla" w:hint="cs"/>
+          <w:sz w:val="28"/>
+          <w:szCs w:val="28"/>
+          <w:rtl/>
+          <w:lang w:bidi="ar-AE"/>
+        </w:rPr>
+        <w:t xml:space="preserve"> </w:t>
+      </w:r>
+      <w:r>
+        <w:rPr>
+          <w:rFonts w:ascii="Sakkal Majalla" w:hAnsi="Sakkal Majalla" w:cs="Sakkal Majalla" w:hint="cs"/>
+          <w:sz w:val="28"/>
+          <w:szCs w:val="28"/>
+          <w:rtl/>
+          <w:lang w:bidi="ar-AE"/>
+        </w:rPr>
+        <w:t>وما</w:t>
+      </w:r>
+      <w:r>
+        <w:rPr>
+          <w:rFonts w:ascii="Sakkal Majalla" w:hAnsi="Sakkal Majalla" w:cs="Sakkal Majalla" w:hint="cs"/>
+          <w:sz w:val="28"/>
+          <w:szCs w:val="28"/>
+          <w:rtl/>
+          <w:lang w:bidi="ar-AE"/>
+        </w:rPr>
+        <w:t xml:space="preserve"> يفعله الأشرار ومن ثم </w:t>
+      </w:r>
+      <w:proofErr w:type="spellStart"/>
+      <w:r>
+        <w:rPr>
+          <w:rFonts w:ascii="Sakkal Majalla" w:hAnsi="Sakkal Majalla" w:cs="Sakkal Majalla" w:hint="cs"/>
+          <w:sz w:val="28"/>
+          <w:szCs w:val="28"/>
+          <w:rtl/>
+          <w:lang w:bidi="ar-AE"/>
+        </w:rPr>
+        <w:t>سيُضيء</w:t>
+      </w:r>
+      <w:proofErr w:type="spellEnd"/>
+      <w:r>
+        <w:rPr>
+          <w:rFonts w:ascii="Sakkal Majalla" w:hAnsi="Sakkal Majalla" w:cs="Sakkal Majalla" w:hint="cs"/>
+          <w:sz w:val="28"/>
+          <w:szCs w:val="28"/>
+          <w:rtl/>
+          <w:lang w:bidi="ar-AE"/>
+        </w:rPr>
+        <w:t xml:space="preserve"> الأبرار</w:t>
+      </w:r>
+      <w:r>
+        <w:rPr>
+          <w:rFonts w:ascii="Sakkal Majalla" w:hAnsi="Sakkal Majalla" w:cs="Sakkal Majalla" w:hint="cs"/>
+          <w:sz w:val="28"/>
+          <w:szCs w:val="28"/>
+          <w:rtl/>
+          <w:lang w:bidi="ar-AE"/>
+        </w:rPr>
+        <w:t xml:space="preserve"> في ملكوت أبيهم  (متى 13: 41، 43). لأجل هذا </w:t>
+      </w:r>
+      <w:r>
+        <w:rPr>
+          <w:rFonts w:ascii="Sakkal Majalla" w:hAnsi="Sakkal Majalla" w:cs="Sakkal Majalla" w:hint="cs"/>
+          <w:sz w:val="28"/>
+          <w:szCs w:val="28"/>
+          <w:rtl/>
+          <w:lang w:bidi="ar-AE"/>
+        </w:rPr>
+        <w:lastRenderedPageBreak/>
+        <w:t xml:space="preserve">السبب لم يُرِ موسى وإيليا، وهما </w:t>
+      </w:r>
+      <w:proofErr w:type="spellStart"/>
+      <w:r>
+        <w:rPr>
+          <w:rFonts w:ascii="Sakkal Majalla" w:hAnsi="Sakkal Majalla" w:cs="Sakkal Majalla" w:hint="cs"/>
+          <w:sz w:val="28"/>
+          <w:szCs w:val="28"/>
+          <w:rtl/>
+          <w:lang w:bidi="ar-AE"/>
+        </w:rPr>
+        <w:t>مستعلنين</w:t>
+      </w:r>
+      <w:proofErr w:type="spellEnd"/>
+      <w:r>
+        <w:rPr>
+          <w:rFonts w:ascii="Sakkal Majalla" w:hAnsi="Sakkal Majalla" w:cs="Sakkal Majalla" w:hint="cs"/>
+          <w:sz w:val="28"/>
+          <w:szCs w:val="28"/>
+          <w:rtl/>
+          <w:lang w:bidi="ar-AE"/>
+        </w:rPr>
+        <w:t xml:space="preserve"> في المجد على الأرض، حالة القديسين في الملكوت فقط، وإنما هما دخلا السحابة أيضًا التي يسكنها الله والتي جعل صوت الآب يُسمع منها.</w:t>
+      </w:r>
+    </w:p>
+    <w:p>
+      <w:pPr>
+        <w:jc w:val="both"/>
+        <w:rPr>
+          <w:rFonts w:ascii="Sakkal Majalla" w:hAnsi="Sakkal Majalla" w:cs="Sakkal Majalla"/>
+          <w:sz w:val="28"/>
+          <w:szCs w:val="28"/>
+          <w:rtl/>
+          <w:lang w:bidi="ar-AE"/>
+        </w:rPr>
+      </w:pPr>
+      <w:r>
+        <w:rPr>
+          <w:rFonts w:ascii="Sakkal Majalla" w:hAnsi="Sakkal Majalla" w:cs="Sakkal Majalla" w:hint="cs"/>
+          <w:sz w:val="28"/>
+          <w:szCs w:val="28"/>
+          <w:rtl/>
+          <w:lang w:bidi="ar-AE"/>
+        </w:rPr>
+        <w:t xml:space="preserve">لذا فإن نصيبنا يكمن كما هو واضح، في أنه، عندما سيجمع الله كل الأشياء التي في السموات وعلى الأرض تحت رأس واحد، سنكون نحن مشابهين المسيح في المجد ونكون كل حين معه، وذلك في السماء عينها، مُباركين بكل بركة روحية في </w:t>
+      </w:r>
+      <w:proofErr w:type="spellStart"/>
+      <w:r>
+        <w:rPr>
+          <w:rFonts w:ascii="Sakkal Majalla" w:hAnsi="Sakkal Majalla" w:cs="Sakkal Majalla" w:hint="cs"/>
+          <w:sz w:val="28"/>
+          <w:szCs w:val="28"/>
+          <w:rtl/>
+          <w:lang w:bidi="ar-AE"/>
+        </w:rPr>
+        <w:t>السمويات</w:t>
+      </w:r>
+      <w:proofErr w:type="spellEnd"/>
+      <w:r>
+        <w:rPr>
+          <w:rFonts w:ascii="Sakkal Majalla" w:hAnsi="Sakkal Majalla" w:cs="Sakkal Majalla" w:hint="cs"/>
+          <w:sz w:val="28"/>
+          <w:szCs w:val="28"/>
+          <w:rtl/>
+          <w:lang w:bidi="ar-AE"/>
+        </w:rPr>
+        <w:t>، على عكس البركات الزمنية التي لإسرائيل على الأرض. إن كنا ورثة معه، فلا بد لنا أيضًا، وما هو أفضل بكثير من ذلك، أن نسكن في بيت الآب الذي هو مضى إليه. لذا يقول لنا بوضوح وجلاء، بأن رجاؤنا محفوظ في السموات (كولوسي 1: 5)، وذلك "ل</w:t>
+      </w:r>
+      <w:r>
+        <w:rPr>
+          <w:rFonts w:ascii="Sakkal Majalla" w:hAnsi="Sakkal Majalla" w:cs="Sakkal Majalla" w:hint="cs"/>
+          <w:sz w:val="28"/>
+          <w:szCs w:val="28"/>
+          <w:rtl/>
+          <w:lang w:bidi="ar-AE"/>
+        </w:rPr>
+        <w:t>مِيرَاثٍ</w:t>
+      </w:r>
+      <w:r>
+        <w:rPr>
+          <w:rFonts w:ascii="Sakkal Majalla" w:hAnsi="Sakkal Majalla" w:cs="Sakkal Majalla"/>
+          <w:sz w:val="28"/>
+          <w:szCs w:val="28"/>
+          <w:rtl/>
+          <w:lang w:bidi="ar-AE"/>
+        </w:rPr>
+        <w:t xml:space="preserve"> </w:t>
+      </w:r>
+      <w:r>
+        <w:rPr>
+          <w:rFonts w:ascii="Sakkal Majalla" w:hAnsi="Sakkal Majalla" w:cs="Sakkal Majalla" w:hint="cs"/>
+          <w:sz w:val="28"/>
+          <w:szCs w:val="28"/>
+          <w:rtl/>
+          <w:lang w:bidi="ar-AE"/>
+        </w:rPr>
+        <w:t>لاَ</w:t>
+      </w:r>
+      <w:r>
+        <w:rPr>
+          <w:rFonts w:ascii="Sakkal Majalla" w:hAnsi="Sakkal Majalla" w:cs="Sakkal Majalla"/>
+          <w:sz w:val="28"/>
+          <w:szCs w:val="28"/>
+          <w:rtl/>
+          <w:lang w:bidi="ar-AE"/>
+        </w:rPr>
+        <w:t xml:space="preserve"> </w:t>
+      </w:r>
+      <w:r>
+        <w:rPr>
+          <w:rFonts w:ascii="Sakkal Majalla" w:hAnsi="Sakkal Majalla" w:cs="Sakkal Majalla" w:hint="cs"/>
+          <w:sz w:val="28"/>
+          <w:szCs w:val="28"/>
+          <w:rtl/>
+          <w:lang w:bidi="ar-AE"/>
+        </w:rPr>
+        <w:t>يَفْنَى</w:t>
+      </w:r>
+      <w:r>
+        <w:rPr>
+          <w:rFonts w:ascii="Sakkal Majalla" w:hAnsi="Sakkal Majalla" w:cs="Sakkal Majalla"/>
+          <w:sz w:val="28"/>
+          <w:szCs w:val="28"/>
+          <w:rtl/>
+          <w:lang w:bidi="ar-AE"/>
+        </w:rPr>
+        <w:t xml:space="preserve"> </w:t>
+      </w:r>
+      <w:r>
+        <w:rPr>
+          <w:rFonts w:ascii="Sakkal Majalla" w:hAnsi="Sakkal Majalla" w:cs="Sakkal Majalla" w:hint="cs"/>
+          <w:sz w:val="28"/>
+          <w:szCs w:val="28"/>
+          <w:rtl/>
+          <w:lang w:bidi="ar-AE"/>
+        </w:rPr>
+        <w:t>وَلاَ</w:t>
+      </w:r>
+      <w:r>
+        <w:rPr>
+          <w:rFonts w:ascii="Sakkal Majalla" w:hAnsi="Sakkal Majalla" w:cs="Sakkal Majalla"/>
+          <w:sz w:val="28"/>
+          <w:szCs w:val="28"/>
+          <w:rtl/>
+          <w:lang w:bidi="ar-AE"/>
+        </w:rPr>
+        <w:t xml:space="preserve"> </w:t>
+      </w:r>
+      <w:r>
+        <w:rPr>
+          <w:rFonts w:ascii="Sakkal Majalla" w:hAnsi="Sakkal Majalla" w:cs="Sakkal Majalla" w:hint="cs"/>
+          <w:sz w:val="28"/>
+          <w:szCs w:val="28"/>
+          <w:rtl/>
+          <w:lang w:bidi="ar-AE"/>
+        </w:rPr>
+        <w:t>يَتَدَنَّسُ</w:t>
+      </w:r>
+      <w:r>
+        <w:rPr>
+          <w:rFonts w:ascii="Sakkal Majalla" w:hAnsi="Sakkal Majalla" w:cs="Sakkal Majalla"/>
+          <w:sz w:val="28"/>
+          <w:szCs w:val="28"/>
+          <w:rtl/>
+          <w:lang w:bidi="ar-AE"/>
+        </w:rPr>
+        <w:t xml:space="preserve"> </w:t>
+      </w:r>
+      <w:r>
+        <w:rPr>
+          <w:rFonts w:ascii="Sakkal Majalla" w:hAnsi="Sakkal Majalla" w:cs="Sakkal Majalla" w:hint="cs"/>
+          <w:sz w:val="28"/>
+          <w:szCs w:val="28"/>
+          <w:rtl/>
+          <w:lang w:bidi="ar-AE"/>
+        </w:rPr>
+        <w:t>وَلاَ</w:t>
+      </w:r>
+      <w:r>
+        <w:rPr>
+          <w:rFonts w:ascii="Sakkal Majalla" w:hAnsi="Sakkal Majalla" w:cs="Sakkal Majalla"/>
+          <w:sz w:val="28"/>
+          <w:szCs w:val="28"/>
+          <w:rtl/>
+          <w:lang w:bidi="ar-AE"/>
+        </w:rPr>
+        <w:t xml:space="preserve"> </w:t>
+      </w:r>
+      <w:r>
+        <w:rPr>
+          <w:rFonts w:ascii="Sakkal Majalla" w:hAnsi="Sakkal Majalla" w:cs="Sakkal Majalla" w:hint="cs"/>
+          <w:sz w:val="28"/>
+          <w:szCs w:val="28"/>
+          <w:rtl/>
+          <w:lang w:bidi="ar-AE"/>
+        </w:rPr>
+        <w:t>يَضْمَحِلُّ</w:t>
+      </w:r>
+      <w:r>
+        <w:rPr>
+          <w:rFonts w:ascii="Sakkal Majalla" w:hAnsi="Sakkal Majalla" w:cs="Sakkal Majalla" w:hint="cs"/>
+          <w:sz w:val="28"/>
+          <w:szCs w:val="28"/>
+          <w:rtl/>
+          <w:lang w:bidi="ar-AE"/>
+        </w:rPr>
+        <w:t>" (1. بطرس 1: 4). كل هذا يبرهن لنا بأن بركاتنا موضوعة في ذلك المجال</w:t>
+      </w:r>
+      <w:r>
+        <w:rPr>
+          <w:rFonts w:ascii="Sakkal Majalla" w:hAnsi="Sakkal Majalla" w:cs="Sakkal Majalla" w:hint="cs"/>
+          <w:sz w:val="28"/>
+          <w:szCs w:val="28"/>
+          <w:rtl/>
+          <w:lang w:bidi="ar-AE"/>
+        </w:rPr>
+        <w:t xml:space="preserve"> الذي يخترقه رجاؤنا والذي قد دخله </w:t>
+      </w:r>
+      <w:r>
+        <w:rPr>
+          <w:rFonts w:ascii="Sakkal Majalla" w:hAnsi="Sakkal Majalla" w:cs="Sakkal Majalla" w:hint="cs"/>
+          <w:sz w:val="28"/>
+          <w:szCs w:val="28"/>
+          <w:rtl/>
+          <w:lang w:bidi="ar-AE"/>
+        </w:rPr>
+        <w:t>مَن</w:t>
+      </w:r>
+      <w:r>
+        <w:rPr>
+          <w:rFonts w:ascii="Sakkal Majalla" w:hAnsi="Sakkal Majalla" w:cs="Sakkal Majalla" w:hint="cs"/>
+          <w:sz w:val="28"/>
+          <w:szCs w:val="28"/>
+          <w:rtl/>
+          <w:lang w:bidi="ar-AE"/>
+        </w:rPr>
+        <w:t xml:space="preserve"> هو سابق لنا. نحن نلبس صورة السماوي وسنكون كل حين مع الرب. هو دخل هناك، لكي يُعدّ لنا مكانًا في بيت الآب، وسيأتي ثانية، ليأخذنا إليه. هو قال: "</w:t>
+      </w:r>
+      <w:r>
+        <w:rPr>
+          <w:rFonts w:ascii="Sakkal Majalla" w:hAnsi="Sakkal Majalla" w:cs="Sakkal Majalla" w:hint="cs"/>
+          <w:sz w:val="28"/>
+          <w:szCs w:val="28"/>
+          <w:rtl/>
+          <w:lang w:bidi="ar-AE"/>
+        </w:rPr>
+        <w:t>أَيُّهَا</w:t>
+      </w:r>
+      <w:r>
+        <w:rPr>
+          <w:rFonts w:ascii="Sakkal Majalla" w:hAnsi="Sakkal Majalla" w:cs="Sakkal Majalla"/>
+          <w:sz w:val="28"/>
+          <w:szCs w:val="28"/>
+          <w:rtl/>
+          <w:lang w:bidi="ar-AE"/>
+        </w:rPr>
+        <w:t xml:space="preserve"> </w:t>
+      </w:r>
+      <w:r>
+        <w:rPr>
+          <w:rFonts w:ascii="Sakkal Majalla" w:hAnsi="Sakkal Majalla" w:cs="Sakkal Majalla" w:hint="cs"/>
+          <w:sz w:val="28"/>
+          <w:szCs w:val="28"/>
+          <w:rtl/>
+          <w:lang w:bidi="ar-AE"/>
+        </w:rPr>
+        <w:t>الآبُ</w:t>
+      </w:r>
+      <w:r>
+        <w:rPr>
+          <w:rFonts w:ascii="Sakkal Majalla" w:hAnsi="Sakkal Majalla" w:cs="Sakkal Majalla"/>
+          <w:sz w:val="28"/>
+          <w:szCs w:val="28"/>
+          <w:rtl/>
+          <w:lang w:bidi="ar-AE"/>
+        </w:rPr>
+        <w:t xml:space="preserve"> </w:t>
+      </w:r>
+      <w:r>
+        <w:rPr>
+          <w:rFonts w:ascii="Sakkal Majalla" w:hAnsi="Sakkal Majalla" w:cs="Sakkal Majalla" w:hint="cs"/>
+          <w:sz w:val="28"/>
+          <w:szCs w:val="28"/>
+          <w:rtl/>
+          <w:lang w:bidi="ar-AE"/>
+        </w:rPr>
+        <w:t>أُرِيدُ</w:t>
+      </w:r>
+      <w:r>
+        <w:rPr>
+          <w:rFonts w:ascii="Sakkal Majalla" w:hAnsi="Sakkal Majalla" w:cs="Sakkal Majalla"/>
+          <w:sz w:val="28"/>
+          <w:szCs w:val="28"/>
+          <w:rtl/>
+          <w:lang w:bidi="ar-AE"/>
+        </w:rPr>
+        <w:t xml:space="preserve"> </w:t>
+      </w:r>
+      <w:r>
+        <w:rPr>
+          <w:rFonts w:ascii="Sakkal Majalla" w:hAnsi="Sakkal Majalla" w:cs="Sakkal Majalla" w:hint="cs"/>
+          <w:sz w:val="28"/>
+          <w:szCs w:val="28"/>
+          <w:rtl/>
+          <w:lang w:bidi="ar-AE"/>
+        </w:rPr>
+        <w:t>أَنَّ</w:t>
+      </w:r>
+      <w:r>
+        <w:rPr>
+          <w:rFonts w:ascii="Sakkal Majalla" w:hAnsi="Sakkal Majalla" w:cs="Sakkal Majalla"/>
+          <w:sz w:val="28"/>
+          <w:szCs w:val="28"/>
+          <w:rtl/>
+          <w:lang w:bidi="ar-AE"/>
+        </w:rPr>
+        <w:t xml:space="preserve"> </w:t>
+      </w:r>
+      <w:r>
+        <w:rPr>
+          <w:rFonts w:ascii="Sakkal Majalla" w:hAnsi="Sakkal Majalla" w:cs="Sakkal Majalla" w:hint="cs"/>
+          <w:sz w:val="28"/>
+          <w:szCs w:val="28"/>
+          <w:rtl/>
+          <w:lang w:bidi="ar-AE"/>
+        </w:rPr>
+        <w:t>هؤُلاَءِ</w:t>
+      </w:r>
+      <w:r>
+        <w:rPr>
+          <w:rFonts w:ascii="Sakkal Majalla" w:hAnsi="Sakkal Majalla" w:cs="Sakkal Majalla"/>
+          <w:sz w:val="28"/>
+          <w:szCs w:val="28"/>
+          <w:rtl/>
+          <w:lang w:bidi="ar-AE"/>
+        </w:rPr>
+        <w:t xml:space="preserve"> </w:t>
+      </w:r>
+      <w:r>
+        <w:rPr>
+          <w:rFonts w:ascii="Sakkal Majalla" w:hAnsi="Sakkal Majalla" w:cs="Sakkal Majalla" w:hint="cs"/>
+          <w:sz w:val="28"/>
+          <w:szCs w:val="28"/>
+          <w:rtl/>
+          <w:lang w:bidi="ar-AE"/>
+        </w:rPr>
+        <w:t>الَّذِينَ</w:t>
+      </w:r>
+      <w:r>
+        <w:rPr>
+          <w:rFonts w:ascii="Sakkal Majalla" w:hAnsi="Sakkal Majalla" w:cs="Sakkal Majalla"/>
+          <w:sz w:val="28"/>
+          <w:szCs w:val="28"/>
+          <w:rtl/>
+          <w:lang w:bidi="ar-AE"/>
+        </w:rPr>
+        <w:t xml:space="preserve"> </w:t>
+      </w:r>
+      <w:r>
+        <w:rPr>
+          <w:rFonts w:ascii="Sakkal Majalla" w:hAnsi="Sakkal Majalla" w:cs="Sakkal Majalla" w:hint="cs"/>
+          <w:sz w:val="28"/>
+          <w:szCs w:val="28"/>
+          <w:rtl/>
+          <w:lang w:bidi="ar-AE"/>
+        </w:rPr>
+        <w:t>أَعْطَيْتَنِي</w:t>
+      </w:r>
+      <w:r>
+        <w:rPr>
+          <w:rFonts w:ascii="Sakkal Majalla" w:hAnsi="Sakkal Majalla" w:cs="Sakkal Majalla"/>
+          <w:sz w:val="28"/>
+          <w:szCs w:val="28"/>
+          <w:rtl/>
+          <w:lang w:bidi="ar-AE"/>
+        </w:rPr>
+        <w:t xml:space="preserve"> </w:t>
+      </w:r>
+      <w:r>
+        <w:rPr>
+          <w:rFonts w:ascii="Sakkal Majalla" w:hAnsi="Sakkal Majalla" w:cs="Sakkal Majalla" w:hint="cs"/>
+          <w:sz w:val="28"/>
+          <w:szCs w:val="28"/>
+          <w:rtl/>
+          <w:lang w:bidi="ar-AE"/>
+        </w:rPr>
+        <w:t>يَكُونُونَ</w:t>
+      </w:r>
+      <w:r>
+        <w:rPr>
+          <w:rFonts w:ascii="Sakkal Majalla" w:hAnsi="Sakkal Majalla" w:cs="Sakkal Majalla"/>
+          <w:sz w:val="28"/>
+          <w:szCs w:val="28"/>
+          <w:rtl/>
+          <w:lang w:bidi="ar-AE"/>
+        </w:rPr>
+        <w:t xml:space="preserve"> </w:t>
+      </w:r>
+      <w:r>
+        <w:rPr>
+          <w:rFonts w:ascii="Sakkal Majalla" w:hAnsi="Sakkal Majalla" w:cs="Sakkal Majalla" w:hint="cs"/>
+          <w:sz w:val="28"/>
+          <w:szCs w:val="28"/>
+          <w:rtl/>
+          <w:lang w:bidi="ar-AE"/>
+        </w:rPr>
+        <w:t>مَعِي</w:t>
+      </w:r>
+      <w:r>
+        <w:rPr>
+          <w:rFonts w:ascii="Sakkal Majalla" w:hAnsi="Sakkal Majalla" w:cs="Sakkal Majalla"/>
+          <w:sz w:val="28"/>
+          <w:szCs w:val="28"/>
+          <w:rtl/>
+          <w:lang w:bidi="ar-AE"/>
+        </w:rPr>
+        <w:t xml:space="preserve"> </w:t>
+      </w:r>
+      <w:r>
+        <w:rPr>
+          <w:rFonts w:ascii="Sakkal Majalla" w:hAnsi="Sakkal Majalla" w:cs="Sakkal Majalla" w:hint="cs"/>
+          <w:sz w:val="28"/>
+          <w:szCs w:val="28"/>
+          <w:rtl/>
+          <w:lang w:bidi="ar-AE"/>
+        </w:rPr>
+        <w:t>حَيْثُ</w:t>
+      </w:r>
+      <w:r>
+        <w:rPr>
+          <w:rFonts w:ascii="Sakkal Majalla" w:hAnsi="Sakkal Majalla" w:cs="Sakkal Majalla"/>
+          <w:sz w:val="28"/>
+          <w:szCs w:val="28"/>
+          <w:rtl/>
+          <w:lang w:bidi="ar-AE"/>
+        </w:rPr>
+        <w:t xml:space="preserve"> </w:t>
+      </w:r>
+      <w:r>
+        <w:rPr>
+          <w:rFonts w:ascii="Sakkal Majalla" w:hAnsi="Sakkal Majalla" w:cs="Sakkal Majalla" w:hint="cs"/>
+          <w:sz w:val="28"/>
+          <w:szCs w:val="28"/>
+          <w:rtl/>
+          <w:lang w:bidi="ar-AE"/>
+        </w:rPr>
+        <w:t>أَكُونُ</w:t>
+      </w:r>
+      <w:r>
+        <w:rPr>
+          <w:rFonts w:ascii="Sakkal Majalla" w:hAnsi="Sakkal Majalla" w:cs="Sakkal Majalla"/>
+          <w:sz w:val="28"/>
+          <w:szCs w:val="28"/>
+          <w:rtl/>
+          <w:lang w:bidi="ar-AE"/>
+        </w:rPr>
+        <w:t xml:space="preserve"> </w:t>
+      </w:r>
+      <w:r>
+        <w:rPr>
+          <w:rFonts w:ascii="Sakkal Majalla" w:hAnsi="Sakkal Majalla" w:cs="Sakkal Majalla" w:hint="cs"/>
+          <w:sz w:val="28"/>
+          <w:szCs w:val="28"/>
+          <w:rtl/>
+          <w:lang w:bidi="ar-AE"/>
+        </w:rPr>
+        <w:t>أَنَا،</w:t>
+      </w:r>
+      <w:r>
+        <w:rPr>
+          <w:rFonts w:ascii="Sakkal Majalla" w:hAnsi="Sakkal Majalla" w:cs="Sakkal Majalla" w:hint="cs"/>
+          <w:sz w:val="28"/>
+          <w:szCs w:val="28"/>
+          <w:rtl/>
+          <w:lang w:bidi="ar-AE"/>
+        </w:rPr>
+        <w:t>". ويمكن إضافة بعض الأمور الأخرى عن هذه البركات والمقام المُعطى لنا، "</w:t>
+      </w:r>
+      <w:r>
+        <w:rPr>
+          <w:rFonts w:ascii="Sakkal Majalla" w:hAnsi="Sakkal Majalla" w:cs="Sakkal Majalla" w:hint="cs"/>
+          <w:sz w:val="28"/>
+          <w:szCs w:val="28"/>
+          <w:rtl/>
+          <w:lang w:bidi="ar-AE"/>
+        </w:rPr>
+        <w:t>لِيُظْهِرَ</w:t>
+      </w:r>
+      <w:r>
+        <w:rPr>
+          <w:rFonts w:ascii="Sakkal Majalla" w:hAnsi="Sakkal Majalla" w:cs="Sakkal Majalla"/>
+          <w:sz w:val="28"/>
+          <w:szCs w:val="28"/>
+          <w:rtl/>
+          <w:lang w:bidi="ar-AE"/>
+        </w:rPr>
+        <w:t xml:space="preserve"> </w:t>
+      </w:r>
+      <w:r>
+        <w:rPr>
+          <w:rFonts w:ascii="Sakkal Majalla" w:hAnsi="Sakkal Majalla" w:cs="Sakkal Majalla" w:hint="cs"/>
+          <w:sz w:val="28"/>
+          <w:szCs w:val="28"/>
+          <w:rtl/>
+          <w:lang w:bidi="ar-AE"/>
+        </w:rPr>
+        <w:t>فِي</w:t>
+      </w:r>
+      <w:r>
+        <w:rPr>
+          <w:rFonts w:ascii="Sakkal Majalla" w:hAnsi="Sakkal Majalla" w:cs="Sakkal Majalla"/>
+          <w:sz w:val="28"/>
+          <w:szCs w:val="28"/>
+          <w:rtl/>
+          <w:lang w:bidi="ar-AE"/>
+        </w:rPr>
+        <w:t xml:space="preserve"> </w:t>
+      </w:r>
+      <w:r>
+        <w:rPr>
+          <w:rFonts w:ascii="Sakkal Majalla" w:hAnsi="Sakkal Majalla" w:cs="Sakkal Majalla" w:hint="cs"/>
+          <w:sz w:val="28"/>
+          <w:szCs w:val="28"/>
+          <w:rtl/>
+          <w:lang w:bidi="ar-AE"/>
+        </w:rPr>
+        <w:t>الدُّهُورِ</w:t>
+      </w:r>
+      <w:r>
+        <w:rPr>
+          <w:rFonts w:ascii="Sakkal Majalla" w:hAnsi="Sakkal Majalla" w:cs="Sakkal Majalla"/>
+          <w:sz w:val="28"/>
+          <w:szCs w:val="28"/>
+          <w:rtl/>
+          <w:lang w:bidi="ar-AE"/>
+        </w:rPr>
+        <w:t xml:space="preserve"> </w:t>
+      </w:r>
+      <w:r>
+        <w:rPr>
+          <w:rFonts w:ascii="Sakkal Majalla" w:hAnsi="Sakkal Majalla" w:cs="Sakkal Majalla" w:hint="cs"/>
+          <w:sz w:val="28"/>
+          <w:szCs w:val="28"/>
+          <w:rtl/>
+          <w:lang w:bidi="ar-AE"/>
+        </w:rPr>
+        <w:t>الآتِيَةِ</w:t>
+      </w:r>
+      <w:r>
+        <w:rPr>
+          <w:rFonts w:ascii="Sakkal Majalla" w:hAnsi="Sakkal Majalla" w:cs="Sakkal Majalla"/>
+          <w:sz w:val="28"/>
+          <w:szCs w:val="28"/>
+          <w:rtl/>
+          <w:lang w:bidi="ar-AE"/>
+        </w:rPr>
+        <w:t xml:space="preserve"> </w:t>
+      </w:r>
+      <w:r>
+        <w:rPr>
+          <w:rFonts w:ascii="Sakkal Majalla" w:hAnsi="Sakkal Majalla" w:cs="Sakkal Majalla" w:hint="cs"/>
+          <w:sz w:val="28"/>
+          <w:szCs w:val="28"/>
+          <w:rtl/>
+          <w:lang w:bidi="ar-AE"/>
+        </w:rPr>
+        <w:t>غِنَى</w:t>
+      </w:r>
+      <w:r>
+        <w:rPr>
+          <w:rFonts w:ascii="Sakkal Majalla" w:hAnsi="Sakkal Majalla" w:cs="Sakkal Majalla"/>
+          <w:sz w:val="28"/>
+          <w:szCs w:val="28"/>
+          <w:rtl/>
+          <w:lang w:bidi="ar-AE"/>
+        </w:rPr>
+        <w:t xml:space="preserve"> </w:t>
+      </w:r>
+      <w:r>
+        <w:rPr>
+          <w:rFonts w:ascii="Sakkal Majalla" w:hAnsi="Sakkal Majalla" w:cs="Sakkal Majalla" w:hint="cs"/>
+          <w:sz w:val="28"/>
+          <w:szCs w:val="28"/>
+          <w:rtl/>
+          <w:lang w:bidi="ar-AE"/>
+        </w:rPr>
+        <w:t>نِعْمَتِهِ</w:t>
+      </w:r>
+      <w:r>
+        <w:rPr>
+          <w:rFonts w:ascii="Sakkal Majalla" w:hAnsi="Sakkal Majalla" w:cs="Sakkal Majalla"/>
+          <w:sz w:val="28"/>
+          <w:szCs w:val="28"/>
+          <w:rtl/>
+          <w:lang w:bidi="ar-AE"/>
+        </w:rPr>
+        <w:t xml:space="preserve"> </w:t>
+      </w:r>
+      <w:r>
+        <w:rPr>
+          <w:rFonts w:ascii="Sakkal Majalla" w:hAnsi="Sakkal Majalla" w:cs="Sakkal Majalla" w:hint="cs"/>
+          <w:sz w:val="28"/>
+          <w:szCs w:val="28"/>
+          <w:rtl/>
+          <w:lang w:bidi="ar-AE"/>
+        </w:rPr>
+        <w:t>الْفَائِقَ،</w:t>
+      </w:r>
+      <w:r>
+        <w:rPr>
+          <w:rFonts w:ascii="Sakkal Majalla" w:hAnsi="Sakkal Majalla" w:cs="Sakkal Majalla"/>
+          <w:sz w:val="28"/>
+          <w:szCs w:val="28"/>
+          <w:rtl/>
+          <w:lang w:bidi="ar-AE"/>
+        </w:rPr>
+        <w:t xml:space="preserve"> </w:t>
+      </w:r>
+      <w:r>
+        <w:rPr>
+          <w:rFonts w:ascii="Sakkal Majalla" w:hAnsi="Sakkal Majalla" w:cs="Sakkal Majalla" w:hint="cs"/>
+          <w:sz w:val="28"/>
+          <w:szCs w:val="28"/>
+          <w:rtl/>
+          <w:lang w:bidi="ar-AE"/>
+        </w:rPr>
+        <w:t>بِاللُّطْفِ</w:t>
+      </w:r>
+      <w:r>
+        <w:rPr>
+          <w:rFonts w:ascii="Sakkal Majalla" w:hAnsi="Sakkal Majalla" w:cs="Sakkal Majalla"/>
+          <w:sz w:val="28"/>
+          <w:szCs w:val="28"/>
+          <w:rtl/>
+          <w:lang w:bidi="ar-AE"/>
+        </w:rPr>
+        <w:t xml:space="preserve"> </w:t>
+      </w:r>
+      <w:r>
+        <w:rPr>
+          <w:rFonts w:ascii="Sakkal Majalla" w:hAnsi="Sakkal Majalla" w:cs="Sakkal Majalla" w:hint="cs"/>
+          <w:sz w:val="28"/>
+          <w:szCs w:val="28"/>
+          <w:rtl/>
+          <w:lang w:bidi="ar-AE"/>
+        </w:rPr>
+        <w:t>عَلَيْنَا</w:t>
+      </w:r>
+      <w:r>
+        <w:rPr>
+          <w:rFonts w:ascii="Sakkal Majalla" w:hAnsi="Sakkal Majalla" w:cs="Sakkal Majalla"/>
+          <w:sz w:val="28"/>
+          <w:szCs w:val="28"/>
+          <w:rtl/>
+          <w:lang w:bidi="ar-AE"/>
+        </w:rPr>
+        <w:t xml:space="preserve"> </w:t>
+      </w:r>
+      <w:r>
+        <w:rPr>
+          <w:rFonts w:ascii="Sakkal Majalla" w:hAnsi="Sakkal Majalla" w:cs="Sakkal Majalla" w:hint="cs"/>
+          <w:sz w:val="28"/>
+          <w:szCs w:val="28"/>
+          <w:rtl/>
+          <w:lang w:bidi="ar-AE"/>
+        </w:rPr>
+        <w:t>فِي</w:t>
+      </w:r>
+      <w:r>
+        <w:rPr>
+          <w:rFonts w:ascii="Sakkal Majalla" w:hAnsi="Sakkal Majalla" w:cs="Sakkal Majalla"/>
+          <w:sz w:val="28"/>
+          <w:szCs w:val="28"/>
+          <w:rtl/>
+          <w:lang w:bidi="ar-AE"/>
+        </w:rPr>
+        <w:t xml:space="preserve"> </w:t>
+      </w:r>
+      <w:r>
+        <w:rPr>
+          <w:rFonts w:ascii="Sakkal Majalla" w:hAnsi="Sakkal Majalla" w:cs="Sakkal Majalla" w:hint="cs"/>
+          <w:sz w:val="28"/>
+          <w:szCs w:val="28"/>
+          <w:rtl/>
+          <w:lang w:bidi="ar-AE"/>
+        </w:rPr>
+        <w:t>الْمَسِيحِ</w:t>
+      </w:r>
+      <w:r>
+        <w:rPr>
+          <w:rFonts w:ascii="Sakkal Majalla" w:hAnsi="Sakkal Majalla" w:cs="Sakkal Majalla"/>
+          <w:sz w:val="28"/>
+          <w:szCs w:val="28"/>
+          <w:rtl/>
+          <w:lang w:bidi="ar-AE"/>
+        </w:rPr>
+        <w:t xml:space="preserve"> </w:t>
+      </w:r>
+      <w:r>
+        <w:rPr>
+          <w:rFonts w:ascii="Sakkal Majalla" w:hAnsi="Sakkal Majalla" w:cs="Sakkal Majalla" w:hint="cs"/>
+          <w:sz w:val="28"/>
+          <w:szCs w:val="28"/>
+          <w:rtl/>
+          <w:lang w:bidi="ar-AE"/>
+        </w:rPr>
+        <w:t>يَسُوعَ</w:t>
+      </w:r>
+      <w:r>
+        <w:rPr>
+          <w:rFonts w:ascii="Sakkal Majalla" w:hAnsi="Sakkal Majalla" w:cs="Sakkal Majalla"/>
+          <w:sz w:val="28"/>
+          <w:szCs w:val="28"/>
+          <w:rtl/>
+          <w:lang w:bidi="ar-AE"/>
+        </w:rPr>
+        <w:t>.</w:t>
+      </w:r>
+      <w:r>
+        <w:rPr>
+          <w:rFonts w:ascii="Sakkal Majalla" w:hAnsi="Sakkal Majalla" w:cs="Sakkal Majalla" w:hint="cs"/>
+          <w:sz w:val="28"/>
+          <w:szCs w:val="28"/>
+          <w:rtl/>
+          <w:lang w:bidi="ar-AE"/>
+        </w:rPr>
+        <w:t xml:space="preserve">". بالتالي يجوز من بعد هذا الاستدلال والعرض لبركاتنا أن نكون قد وصلنا غايتنا المُعلن عنها. الملاحظات توضّح بأنه من لحظة رجوعنا بالإيمان </w:t>
+      </w:r>
+      <w:r>
+        <w:rPr>
+          <w:rFonts w:ascii="Sakkal Majalla" w:hAnsi="Sakkal Majalla" w:cs="Sakkal Majalla" w:hint="cs"/>
+          <w:sz w:val="28"/>
+          <w:szCs w:val="28"/>
+          <w:rtl/>
+          <w:lang w:bidi="ar-AE"/>
+        </w:rPr>
+        <w:t>حتى إلى المجد تبقى دعوتنا كما هي في كل الأزمنة وبأنه هنالك رجاء واحد فقط لدعوتنا، الله دعانا لملكوته ولمجده الشخصي، ونحن نفتخر في رجاء مجد الله. إن بيت الآب هو منزل أولاده.</w:t>
+      </w:r>
+    </w:p>
+    <w:p>
+      <w:pPr>
+        <w:jc w:val="both"/>
+        <w:rPr>
+          <w:rFonts w:ascii="Sakkal Majalla" w:hAnsi="Sakkal Majalla" w:cs="Sakkal Majalla"/>
+          <w:sz w:val="28"/>
+          <w:szCs w:val="28"/>
+          <w:rtl/>
+          <w:lang w:bidi="ar-AE"/>
+        </w:rPr>
+      </w:pPr>
+      <w:r>
+        <w:rPr>
+          <w:rFonts w:ascii="Sakkal Majalla" w:hAnsi="Sakkal Majalla" w:cs="Sakkal Majalla" w:hint="cs"/>
+          <w:sz w:val="28"/>
+          <w:szCs w:val="28"/>
+          <w:rtl/>
+          <w:lang w:bidi="ar-AE"/>
+        </w:rPr>
+        <w:t>حالة النفس المتوسطة</w:t>
+      </w:r>
+    </w:p>
+    <w:p>
+      <w:pPr>
+        <w:jc w:val="both"/>
+        <w:rPr>
+          <w:rFonts w:ascii="Sakkal Majalla" w:hAnsi="Sakkal Majalla" w:cs="Sakkal Majalla"/>
+          <w:sz w:val="28"/>
+          <w:szCs w:val="28"/>
+          <w:rtl/>
+          <w:lang w:val="de-DE" w:bidi="ar-AE"/>
+        </w:rPr>
+      </w:pPr>
+      <w:r>
+        <w:rPr>
+          <w:rFonts w:ascii="Sakkal Majalla" w:hAnsi="Sakkal Majalla" w:cs="Sakkal Majalla" w:hint="cs"/>
+          <w:sz w:val="28"/>
+          <w:szCs w:val="28"/>
+          <w:rtl/>
+          <w:lang w:bidi="ar-AE"/>
+        </w:rPr>
+        <w:t xml:space="preserve">لا زالت أمامنا مسألة الحالة المتوسطة. لقد تم توضيح الأمر بصورة جيدة، أين هي كل بركاتنا وما اكتسبه لنا الفداء. إله كل نعمة دعانا لمجده الأبدي بواسطة يسوع المسيح، لكي نشكّل نحن جزءً متكاملاً من مجد المسيح؛ لأنه ما معنى الفادي من دون </w:t>
+      </w:r>
+      <w:proofErr w:type="spellStart"/>
+      <w:r>
+        <w:rPr>
+          <w:rFonts w:ascii="Sakkal Majalla" w:hAnsi="Sakkal Majalla" w:cs="Sakkal Majalla" w:hint="cs"/>
+          <w:sz w:val="28"/>
+          <w:szCs w:val="28"/>
+          <w:rtl/>
+          <w:lang w:bidi="ar-AE"/>
+        </w:rPr>
+        <w:t>مفدييه</w:t>
+      </w:r>
+      <w:proofErr w:type="spellEnd"/>
+      <w:r>
+        <w:rPr>
+          <w:rFonts w:ascii="Sakkal Majalla" w:hAnsi="Sakkal Majalla" w:cs="Sakkal Majalla" w:hint="cs"/>
+          <w:sz w:val="28"/>
+          <w:szCs w:val="28"/>
+          <w:rtl/>
+          <w:lang w:bidi="ar-AE"/>
+        </w:rPr>
+        <w:t xml:space="preserve">؟ من اللحظة التي آمنت فيها أن ابن الله المحبوب جدًا مات عني كإنسان، أتعلّم بأن أدرك القيمة التي لا تُقدر لِما قد حصلت عليه نتيجةَ هذا الموت. رسالة العبرانيين تسلّمنا </w:t>
+      </w:r>
+      <w:r>
+        <w:rPr>
+          <w:rFonts w:ascii="Sakkal Majalla" w:hAnsi="Sakkal Majalla" w:cs="Sakkal Majalla"/>
+          <w:sz w:val="28"/>
+          <w:szCs w:val="28"/>
+          <w:rtl/>
+          <w:lang w:bidi="ar-AE"/>
+        </w:rPr>
+        <w:t>–</w:t>
+      </w:r>
+      <w:r>
+        <w:rPr>
+          <w:rFonts w:ascii="Sakkal Majalla" w:hAnsi="Sakkal Majalla" w:cs="Sakkal Majalla" w:hint="cs"/>
+          <w:sz w:val="28"/>
+          <w:szCs w:val="28"/>
+          <w:rtl/>
+          <w:lang w:bidi="ar-AE"/>
+        </w:rPr>
+        <w:t xml:space="preserve"> وهذا هو غرض الرسالة الوحيد </w:t>
+      </w:r>
+      <w:r>
+        <w:rPr>
+          <w:rFonts w:ascii="Sakkal Majalla" w:hAnsi="Sakkal Majalla" w:cs="Sakkal Majalla"/>
+          <w:sz w:val="28"/>
+          <w:szCs w:val="28"/>
+          <w:rtl/>
+          <w:lang w:bidi="ar-AE"/>
+        </w:rPr>
+        <w:t>–</w:t>
+      </w:r>
+      <w:r>
+        <w:rPr>
+          <w:rFonts w:ascii="Sakkal Majalla" w:hAnsi="Sakkal Majalla" w:cs="Sakkal Majalla" w:hint="cs"/>
+          <w:sz w:val="28"/>
+          <w:szCs w:val="28"/>
+          <w:rtl/>
+          <w:lang w:bidi="ar-AE"/>
+        </w:rPr>
+        <w:t xml:space="preserve"> البرهان، بأن لنا نصيبٌ سماوي على عكس ما لليهود، الذين نصيبهم كان أرضي</w:t>
+      </w:r>
+      <w:r>
+        <w:rPr>
+          <w:rFonts w:ascii="Sakkal Majalla" w:hAnsi="Sakkal Majalla" w:cs="Sakkal Majalla" w:hint="cs"/>
+          <w:sz w:val="28"/>
+          <w:szCs w:val="28"/>
+          <w:rtl/>
+          <w:lang w:bidi="ar-AE"/>
+        </w:rPr>
+        <w:t xml:space="preserve">ًا وأساسه في تجديد إسرائيل. لقد كان لهم رئيس كهنة على الأرض، لأن الله كان عرشه بين </w:t>
+      </w:r>
+      <w:proofErr w:type="spellStart"/>
+      <w:r>
+        <w:rPr>
+          <w:rFonts w:ascii="Sakkal Majalla" w:hAnsi="Sakkal Majalla" w:cs="Sakkal Majalla" w:hint="cs"/>
+          <w:sz w:val="28"/>
+          <w:szCs w:val="28"/>
+          <w:rtl/>
+          <w:lang w:bidi="ar-AE"/>
+        </w:rPr>
+        <w:t>الكروبيم</w:t>
+      </w:r>
+      <w:proofErr w:type="spellEnd"/>
+      <w:r>
+        <w:rPr>
+          <w:rFonts w:ascii="Sakkal Majalla" w:hAnsi="Sakkal Majalla" w:cs="Sakkal Majalla" w:hint="cs"/>
+          <w:sz w:val="28"/>
+          <w:szCs w:val="28"/>
+          <w:rtl/>
+          <w:lang w:bidi="ar-AE"/>
+        </w:rPr>
+        <w:t xml:space="preserve"> هنا على الأرض؛ لكننا نحن لاق بنا رئيس كهنة آخر "</w:t>
+      </w:r>
+      <w:r>
+        <w:rPr>
+          <w:rFonts w:ascii="Sakkal Majalla" w:hAnsi="Sakkal Majalla" w:cs="Sakkal Majalla" w:hint="cs"/>
+          <w:sz w:val="28"/>
+          <w:szCs w:val="28"/>
+          <w:rtl/>
+          <w:lang w:bidi="ar-AE"/>
+        </w:rPr>
+        <w:t>قُدُّوسٌ</w:t>
+      </w:r>
+      <w:r>
+        <w:rPr>
+          <w:rFonts w:ascii="Sakkal Majalla" w:hAnsi="Sakkal Majalla" w:cs="Sakkal Majalla"/>
+          <w:sz w:val="28"/>
+          <w:szCs w:val="28"/>
+          <w:rtl/>
+          <w:lang w:bidi="ar-AE"/>
+        </w:rPr>
+        <w:t xml:space="preserve"> </w:t>
+      </w:r>
+      <w:r>
+        <w:rPr>
+          <w:rFonts w:ascii="Sakkal Majalla" w:hAnsi="Sakkal Majalla" w:cs="Sakkal Majalla" w:hint="cs"/>
+          <w:sz w:val="28"/>
+          <w:szCs w:val="28"/>
+          <w:rtl/>
+          <w:lang w:bidi="ar-AE"/>
+        </w:rPr>
+        <w:t>بِلاَ</w:t>
+      </w:r>
+      <w:r>
+        <w:rPr>
+          <w:rFonts w:ascii="Sakkal Majalla" w:hAnsi="Sakkal Majalla" w:cs="Sakkal Majalla"/>
+          <w:sz w:val="28"/>
+          <w:szCs w:val="28"/>
+          <w:rtl/>
+          <w:lang w:bidi="ar-AE"/>
+        </w:rPr>
+        <w:t xml:space="preserve"> </w:t>
+      </w:r>
+      <w:r>
+        <w:rPr>
+          <w:rFonts w:ascii="Sakkal Majalla" w:hAnsi="Sakkal Majalla" w:cs="Sakkal Majalla" w:hint="cs"/>
+          <w:sz w:val="28"/>
+          <w:szCs w:val="28"/>
+          <w:rtl/>
+          <w:lang w:bidi="ar-AE"/>
+        </w:rPr>
+        <w:t>شَرّ</w:t>
+      </w:r>
+      <w:r>
+        <w:rPr>
+          <w:rFonts w:ascii="Sakkal Majalla" w:hAnsi="Sakkal Majalla" w:cs="Sakkal Majalla"/>
+          <w:sz w:val="28"/>
+          <w:szCs w:val="28"/>
+          <w:rtl/>
+          <w:lang w:bidi="ar-AE"/>
+        </w:rPr>
+        <w:t xml:space="preserve"> </w:t>
+      </w:r>
+      <w:r>
+        <w:rPr>
+          <w:rFonts w:ascii="Sakkal Majalla" w:hAnsi="Sakkal Majalla" w:cs="Sakkal Majalla" w:hint="cs"/>
+          <w:sz w:val="28"/>
+          <w:szCs w:val="28"/>
+          <w:rtl/>
+          <w:lang w:bidi="ar-AE"/>
+        </w:rPr>
+        <w:t>وَلاَ</w:t>
+      </w:r>
+      <w:r>
+        <w:rPr>
+          <w:rFonts w:ascii="Sakkal Majalla" w:hAnsi="Sakkal Majalla" w:cs="Sakkal Majalla"/>
+          <w:sz w:val="28"/>
+          <w:szCs w:val="28"/>
+          <w:rtl/>
+          <w:lang w:bidi="ar-AE"/>
+        </w:rPr>
+        <w:t xml:space="preserve"> </w:t>
+      </w:r>
+      <w:r>
+        <w:rPr>
+          <w:rFonts w:ascii="Sakkal Majalla" w:hAnsi="Sakkal Majalla" w:cs="Sakkal Majalla" w:hint="cs"/>
+          <w:sz w:val="28"/>
+          <w:szCs w:val="28"/>
+          <w:rtl/>
+          <w:lang w:bidi="ar-AE"/>
+        </w:rPr>
+        <w:t>دَنَسٍ،</w:t>
+      </w:r>
+      <w:r>
+        <w:rPr>
+          <w:rFonts w:ascii="Sakkal Majalla" w:hAnsi="Sakkal Majalla" w:cs="Sakkal Majalla"/>
+          <w:sz w:val="28"/>
+          <w:szCs w:val="28"/>
+          <w:rtl/>
+          <w:lang w:bidi="ar-AE"/>
+        </w:rPr>
+        <w:t xml:space="preserve"> </w:t>
+      </w:r>
+      <w:r>
+        <w:rPr>
+          <w:rFonts w:ascii="Sakkal Majalla" w:hAnsi="Sakkal Majalla" w:cs="Sakkal Majalla" w:hint="cs"/>
+          <w:sz w:val="28"/>
+          <w:szCs w:val="28"/>
+          <w:rtl/>
+          <w:lang w:bidi="ar-AE"/>
+        </w:rPr>
+        <w:t>قَدِ</w:t>
+      </w:r>
+      <w:r>
+        <w:rPr>
+          <w:rFonts w:ascii="Sakkal Majalla" w:hAnsi="Sakkal Majalla" w:cs="Sakkal Majalla"/>
+          <w:sz w:val="28"/>
+          <w:szCs w:val="28"/>
+          <w:rtl/>
+          <w:lang w:bidi="ar-AE"/>
+        </w:rPr>
+        <w:t xml:space="preserve"> </w:t>
+      </w:r>
+      <w:r>
+        <w:rPr>
+          <w:rFonts w:ascii="Sakkal Majalla" w:hAnsi="Sakkal Majalla" w:cs="Sakkal Majalla" w:hint="cs"/>
+          <w:sz w:val="28"/>
+          <w:szCs w:val="28"/>
+          <w:rtl/>
+          <w:lang w:bidi="ar-AE"/>
+        </w:rPr>
+        <w:t>انْفَصَلَ</w:t>
+      </w:r>
+      <w:r>
+        <w:rPr>
+          <w:rFonts w:ascii="Sakkal Majalla" w:hAnsi="Sakkal Majalla" w:cs="Sakkal Majalla"/>
+          <w:sz w:val="28"/>
+          <w:szCs w:val="28"/>
+          <w:rtl/>
+          <w:lang w:bidi="ar-AE"/>
+        </w:rPr>
+        <w:t xml:space="preserve"> </w:t>
+      </w:r>
+      <w:r>
+        <w:rPr>
+          <w:rFonts w:ascii="Sakkal Majalla" w:hAnsi="Sakkal Majalla" w:cs="Sakkal Majalla" w:hint="cs"/>
+          <w:sz w:val="28"/>
+          <w:szCs w:val="28"/>
+          <w:rtl/>
+          <w:lang w:bidi="ar-AE"/>
+        </w:rPr>
+        <w:t>عَنِ</w:t>
+      </w:r>
+      <w:r>
+        <w:rPr>
+          <w:rFonts w:ascii="Sakkal Majalla" w:hAnsi="Sakkal Majalla" w:cs="Sakkal Majalla"/>
+          <w:sz w:val="28"/>
+          <w:szCs w:val="28"/>
+          <w:rtl/>
+          <w:lang w:bidi="ar-AE"/>
+        </w:rPr>
+        <w:t xml:space="preserve"> </w:t>
+      </w:r>
+      <w:r>
+        <w:rPr>
+          <w:rFonts w:ascii="Sakkal Majalla" w:hAnsi="Sakkal Majalla" w:cs="Sakkal Majalla" w:hint="cs"/>
+          <w:sz w:val="28"/>
+          <w:szCs w:val="28"/>
+          <w:rtl/>
+          <w:lang w:bidi="ar-AE"/>
+        </w:rPr>
+        <w:t>الْخُطَاةِ</w:t>
+      </w:r>
+      <w:r>
+        <w:rPr>
+          <w:rFonts w:ascii="Sakkal Majalla" w:hAnsi="Sakkal Majalla" w:cs="Sakkal Majalla"/>
+          <w:sz w:val="28"/>
+          <w:szCs w:val="28"/>
+          <w:rtl/>
+          <w:lang w:bidi="ar-AE"/>
+        </w:rPr>
+        <w:t xml:space="preserve"> </w:t>
+      </w:r>
+      <w:r>
+        <w:rPr>
+          <w:rFonts w:ascii="Sakkal Majalla" w:hAnsi="Sakkal Majalla" w:cs="Sakkal Majalla" w:hint="cs"/>
+          <w:sz w:val="28"/>
+          <w:szCs w:val="28"/>
+          <w:rtl/>
+          <w:lang w:bidi="ar-AE"/>
+        </w:rPr>
+        <w:t>وَصَارَ</w:t>
+      </w:r>
+      <w:r>
+        <w:rPr>
+          <w:rFonts w:ascii="Sakkal Majalla" w:hAnsi="Sakkal Majalla" w:cs="Sakkal Majalla"/>
+          <w:sz w:val="28"/>
+          <w:szCs w:val="28"/>
+          <w:rtl/>
+          <w:lang w:bidi="ar-AE"/>
+        </w:rPr>
+        <w:t xml:space="preserve"> </w:t>
+      </w:r>
+      <w:r>
+        <w:rPr>
+          <w:rFonts w:ascii="Sakkal Majalla" w:hAnsi="Sakkal Majalla" w:cs="Sakkal Majalla" w:hint="cs"/>
+          <w:sz w:val="28"/>
+          <w:szCs w:val="28"/>
+          <w:rtl/>
+          <w:lang w:bidi="ar-AE"/>
+        </w:rPr>
+        <w:t>أَعْلَى</w:t>
+      </w:r>
+      <w:r>
+        <w:rPr>
+          <w:rFonts w:ascii="Sakkal Majalla" w:hAnsi="Sakkal Majalla" w:cs="Sakkal Majalla"/>
+          <w:sz w:val="28"/>
+          <w:szCs w:val="28"/>
+          <w:rtl/>
+          <w:lang w:bidi="ar-AE"/>
+        </w:rPr>
+        <w:t xml:space="preserve"> </w:t>
+      </w:r>
+      <w:r>
+        <w:rPr>
+          <w:rFonts w:ascii="Sakkal Majalla" w:hAnsi="Sakkal Majalla" w:cs="Sakkal Majalla" w:hint="cs"/>
+          <w:sz w:val="28"/>
+          <w:szCs w:val="28"/>
+          <w:rtl/>
+          <w:lang w:bidi="ar-AE"/>
+        </w:rPr>
+        <w:t>مِنَ</w:t>
+      </w:r>
+      <w:r>
+        <w:rPr>
+          <w:rFonts w:ascii="Sakkal Majalla" w:hAnsi="Sakkal Majalla" w:cs="Sakkal Majalla"/>
+          <w:sz w:val="28"/>
+          <w:szCs w:val="28"/>
+          <w:rtl/>
+          <w:lang w:bidi="ar-AE"/>
+        </w:rPr>
+        <w:t xml:space="preserve"> </w:t>
+      </w:r>
+      <w:r>
+        <w:rPr>
+          <w:rFonts w:ascii="Sakkal Majalla" w:hAnsi="Sakkal Majalla" w:cs="Sakkal Majalla" w:hint="cs"/>
+          <w:sz w:val="28"/>
+          <w:szCs w:val="28"/>
+          <w:rtl/>
+          <w:lang w:bidi="ar-AE"/>
+        </w:rPr>
+        <w:t>السَّمَاوَاتِ</w:t>
+      </w:r>
+      <w:r>
+        <w:rPr>
+          <w:rFonts w:ascii="Sakkal Majalla" w:hAnsi="Sakkal Majalla" w:cs="Sakkal Majalla" w:hint="cs"/>
+          <w:sz w:val="28"/>
+          <w:szCs w:val="28"/>
+          <w:rtl/>
+          <w:lang w:bidi="ar-AE"/>
+        </w:rPr>
+        <w:t xml:space="preserve">"، لأن مكاننا ونصيبنا هما مع الله. إن مكاننا ودعوتنا في </w:t>
+      </w:r>
+      <w:proofErr w:type="spellStart"/>
+      <w:r>
+        <w:rPr>
+          <w:rFonts w:ascii="Sakkal Majalla" w:hAnsi="Sakkal Majalla" w:cs="Sakkal Majalla" w:hint="cs"/>
+          <w:sz w:val="28"/>
+          <w:szCs w:val="28"/>
+          <w:rtl/>
+          <w:lang w:bidi="ar-AE"/>
+        </w:rPr>
+        <w:t>السمويات</w:t>
+      </w:r>
+      <w:proofErr w:type="spellEnd"/>
+      <w:r>
+        <w:rPr>
+          <w:rFonts w:ascii="Sakkal Majalla" w:hAnsi="Sakkal Majalla" w:cs="Sakkal Majalla" w:hint="cs"/>
+          <w:sz w:val="28"/>
+          <w:szCs w:val="28"/>
+          <w:rtl/>
+          <w:lang w:bidi="ar-AE"/>
+        </w:rPr>
+        <w:t>. كل شيء كان ينبغي أن يكون في تلائُم وتناغم، الذبيحة الأفضل والخدمة الكهنوتية الأفضل. لكن ما الذي تقوله كلمة الله عن حالتنا المتوسطة من اللحظة التي نترك فيها هذا المسكن (الكوخ) الذي نئن فيه، حتى إلى اللحظة التي سيتغير فيها جسد التواضع هذا عند مجيء المسيح ليكون على صورة جسد مجده؟</w:t>
+      </w:r>
+    </w:p>
+    <w:p>
+      <w:pPr>
+        <w:jc w:val="both"/>
+        <w:rPr>
+          <w:rFonts w:ascii="Sakkal Majalla" w:hAnsi="Sakkal Majalla" w:cs="Sakkal Majalla"/>
+          <w:sz w:val="28"/>
+          <w:szCs w:val="28"/>
+          <w:rtl/>
+          <w:lang w:val="de-DE" w:bidi="ar-AE"/>
+        </w:rPr>
+      </w:pPr>
+      <w:r>
+        <w:rPr>
+          <w:rFonts w:ascii="Sakkal Majalla" w:hAnsi="Sakkal Majalla" w:cs="Sakkal Majalla" w:hint="cs"/>
+          <w:sz w:val="28"/>
+          <w:szCs w:val="28"/>
+          <w:rtl/>
+          <w:lang w:val="de-DE" w:bidi="ar-AE"/>
+        </w:rPr>
+        <w:t>إن كنا قد فهمنا تغير شكلنا العتيد لنكون على صورته (فيلبي 3: 21) كما والحق، بأن نصيبنا ودعوتنا هما سماويين، وقد انتبهنا بأن كل شيء هو ببساطة حق مواطنتنا الآن وإلى الأبد في السماء فالسؤال سينحصر في: إلى أي مدى نحن نتمتع بهذا عندما نموت؟ هل عندها يكون تمتعنا أكبر أم أقل من الآن؟ الله ليس هو إله أموات، بل إله أحياء؛ لأن له يحيا الجميع" (لوقا 20: 38). بفراق المؤمنين يكونون فعلاً أمواتًا عن العالم، ولكن له فه</w:t>
+      </w:r>
+      <w:r>
+        <w:rPr>
+          <w:rFonts w:ascii="Sakkal Majalla" w:hAnsi="Sakkal Majalla" w:cs="Sakkal Majalla" w:hint="cs"/>
+          <w:sz w:val="28"/>
+          <w:szCs w:val="28"/>
+          <w:rtl/>
+          <w:lang w:val="de-DE" w:bidi="ar-AE"/>
+        </w:rPr>
+        <w:t>ُ</w:t>
+      </w:r>
+      <w:r>
+        <w:rPr>
+          <w:rFonts w:ascii="Sakkal Majalla" w:hAnsi="Sakkal Majalla" w:cs="Sakkal Majalla" w:hint="cs"/>
+          <w:sz w:val="28"/>
+          <w:szCs w:val="28"/>
+          <w:rtl/>
+          <w:lang w:val="de-DE" w:bidi="ar-AE"/>
+        </w:rPr>
+        <w:t xml:space="preserve">م </w:t>
+      </w:r>
+      <w:r>
+        <w:rPr>
+          <w:rFonts w:ascii="Sakkal Majalla" w:hAnsi="Sakkal Majalla" w:cs="Sakkal Majalla" w:hint="cs"/>
+          <w:sz w:val="28"/>
+          <w:szCs w:val="28"/>
+          <w:rtl/>
+          <w:lang w:val="de-DE" w:bidi="ar-AE"/>
+        </w:rPr>
+        <w:lastRenderedPageBreak/>
+        <w:t xml:space="preserve">يحيون للإيمان. يُدّعى بأنهم يرقدون؛ لكن هذه الفكرة ليس لها أساس. بأن </w:t>
+      </w:r>
+      <w:proofErr w:type="spellStart"/>
+      <w:r>
+        <w:rPr>
+          <w:rFonts w:ascii="Sakkal Majalla" w:hAnsi="Sakkal Majalla" w:cs="Sakkal Majalla" w:hint="cs"/>
+          <w:sz w:val="28"/>
+          <w:szCs w:val="28"/>
+          <w:rtl/>
+          <w:lang w:val="de-DE" w:bidi="ar-AE"/>
+        </w:rPr>
+        <w:t>استيفانوس</w:t>
+      </w:r>
+      <w:proofErr w:type="spellEnd"/>
+      <w:r>
+        <w:rPr>
+          <w:rFonts w:ascii="Sakkal Majalla" w:hAnsi="Sakkal Majalla" w:cs="Sakkal Majalla" w:hint="cs"/>
+          <w:sz w:val="28"/>
+          <w:szCs w:val="28"/>
+          <w:rtl/>
+          <w:lang w:val="de-DE" w:bidi="ar-AE"/>
+        </w:rPr>
+        <w:t xml:space="preserve"> رقد، لا يقول إلا أنه مات، بأن نفسه رقدت من بعد الموت. الله سيُحضر الراقدين في المسيح معه (1. تسالونيكي 4: 14)؛ فهم وحدهم "الأموات في المسيح" (1. تسالونيكي 4: 16). ويتضح هذا ايضًا من الرسالة الأولى لأهل كورنثوس. "</w:t>
+      </w:r>
+      <w:r>
+        <w:rPr>
+          <w:rFonts w:ascii="Sakkal Majalla" w:hAnsi="Sakkal Majalla" w:cs="Sakkal Majalla"/>
+          <w:sz w:val="28"/>
+          <w:szCs w:val="28"/>
+          <w:rtl/>
+          <w:lang w:val="de-DE" w:bidi="ar-AE"/>
+        </w:rPr>
+        <w:t>بَعْضَهُمْ قَدْ رَقَدُوا.</w:t>
+      </w:r>
+      <w:r>
+        <w:rPr>
+          <w:rFonts w:ascii="Sakkal Majalla" w:hAnsi="Sakkal Majalla" w:cs="Sakkal Majalla" w:hint="cs"/>
+          <w:sz w:val="28"/>
+          <w:szCs w:val="28"/>
+          <w:rtl/>
+          <w:lang w:val="de-DE" w:bidi="ar-AE"/>
+        </w:rPr>
+        <w:t xml:space="preserve">" (1. كورنثوس 15: 6) فيما معناه أنهم ماتوا؛ فهنا مكتوبة ذات الكلمة كما في 1. تسالونيكي 4: 14 وذلك </w:t>
+      </w:r>
+      <w:r>
+        <w:rPr>
+          <w:rFonts w:ascii="Sakkal Majalla" w:hAnsi="Sakkal Majalla" w:cs="Sakkal Majalla" w:hint="cs"/>
+          <w:sz w:val="28"/>
+          <w:szCs w:val="28"/>
+          <w:rtl/>
+          <w:lang w:val="de-DE" w:bidi="ar-AE"/>
+        </w:rPr>
+        <w:t xml:space="preserve">على </w:t>
+      </w:r>
+      <w:r>
+        <w:rPr>
+          <w:rFonts w:ascii="Sakkal Majalla" w:hAnsi="Sakkal Majalla" w:cs="Sakkal Majalla" w:hint="cs"/>
+          <w:sz w:val="28"/>
+          <w:szCs w:val="28"/>
+          <w:rtl/>
+          <w:lang w:val="de-DE" w:bidi="ar-AE"/>
+        </w:rPr>
+        <w:t xml:space="preserve">نقيض </w:t>
+      </w:r>
+      <w:r>
+        <w:rPr>
+          <w:rFonts w:ascii="Sakkal Majalla" w:hAnsi="Sakkal Majalla" w:cs="Sakkal Majalla" w:hint="cs"/>
+          <w:sz w:val="28"/>
+          <w:szCs w:val="28"/>
+          <w:rtl/>
+          <w:lang w:val="de-DE" w:bidi="ar-AE"/>
+        </w:rPr>
+        <w:t>ا</w:t>
+      </w:r>
+      <w:r>
+        <w:rPr>
+          <w:rFonts w:ascii="Sakkal Majalla" w:hAnsi="Sakkal Majalla" w:cs="Sakkal Majalla" w:hint="cs"/>
+          <w:sz w:val="28"/>
+          <w:szCs w:val="28"/>
+          <w:rtl/>
+          <w:lang w:val="de-DE" w:bidi="ar-AE"/>
+        </w:rPr>
+        <w:t>لعبارة الموجودة في ذات الأصحاح "نحن الأحياء"</w:t>
+      </w:r>
+      <w:r>
+        <w:rPr>
+          <w:rFonts w:ascii="Sakkal Majalla" w:hAnsi="Sakkal Majalla" w:cs="Sakkal Majalla" w:hint="cs"/>
+          <w:sz w:val="28"/>
+          <w:szCs w:val="28"/>
+          <w:rtl/>
+          <w:lang w:val="de-DE" w:bidi="ar-AE"/>
+        </w:rPr>
+        <w:t xml:space="preserve"> والكلمة في 2. كورنثوس 5: "</w:t>
+      </w:r>
+      <w:r>
+        <w:rPr>
+          <w:rFonts w:ascii="Sakkal Majalla" w:hAnsi="Sakkal Majalla" w:cs="Sakkal Majalla" w:hint="cs"/>
+          <w:sz w:val="28"/>
+          <w:szCs w:val="28"/>
+          <w:rtl/>
+          <w:lang w:val="de-DE" w:bidi="ar-AE"/>
+        </w:rPr>
+        <w:t>مُسْتَوْطِنُونَ</w:t>
+      </w:r>
+      <w:r>
+        <w:rPr>
+          <w:rFonts w:ascii="Sakkal Majalla" w:hAnsi="Sakkal Majalla" w:cs="Sakkal Majalla"/>
+          <w:sz w:val="28"/>
+          <w:szCs w:val="28"/>
+          <w:rtl/>
+          <w:lang w:val="de-DE" w:bidi="ar-AE"/>
+        </w:rPr>
+        <w:t xml:space="preserve"> </w:t>
+      </w:r>
+      <w:r>
+        <w:rPr>
+          <w:rFonts w:ascii="Sakkal Majalla" w:hAnsi="Sakkal Majalla" w:cs="Sakkal Majalla" w:hint="cs"/>
+          <w:sz w:val="28"/>
+          <w:szCs w:val="28"/>
+          <w:rtl/>
+          <w:lang w:val="de-DE" w:bidi="ar-AE"/>
+        </w:rPr>
+        <w:t>فِي</w:t>
+      </w:r>
+      <w:r>
+        <w:rPr>
+          <w:rFonts w:ascii="Sakkal Majalla" w:hAnsi="Sakkal Majalla" w:cs="Sakkal Majalla"/>
+          <w:sz w:val="28"/>
+          <w:szCs w:val="28"/>
+          <w:rtl/>
+          <w:lang w:val="de-DE" w:bidi="ar-AE"/>
+        </w:rPr>
+        <w:t xml:space="preserve"> </w:t>
+      </w:r>
+      <w:r>
+        <w:rPr>
+          <w:rFonts w:ascii="Sakkal Majalla" w:hAnsi="Sakkal Majalla" w:cs="Sakkal Majalla" w:hint="cs"/>
+          <w:sz w:val="28"/>
+          <w:szCs w:val="28"/>
+          <w:rtl/>
+          <w:lang w:val="de-DE" w:bidi="ar-AE"/>
+        </w:rPr>
+        <w:t>الْجَسَدِ</w:t>
+      </w:r>
+      <w:r>
+        <w:rPr>
+          <w:rFonts w:ascii="Sakkal Majalla" w:hAnsi="Sakkal Majalla" w:cs="Sakkal Majalla" w:hint="cs"/>
+          <w:sz w:val="28"/>
+          <w:szCs w:val="28"/>
+          <w:rtl/>
+          <w:lang w:val="de-DE" w:bidi="ar-AE"/>
+        </w:rPr>
+        <w:t xml:space="preserve">". </w:t>
+      </w:r>
+      <w:proofErr w:type="spellStart"/>
+      <w:r>
+        <w:rPr>
+          <w:rFonts w:ascii="Sakkal Majalla" w:hAnsi="Sakkal Majalla" w:cs="Sakkal Majalla" w:hint="cs"/>
+          <w:sz w:val="28"/>
+          <w:szCs w:val="28"/>
+          <w:rtl/>
+          <w:lang w:val="de-DE" w:bidi="ar-AE"/>
+        </w:rPr>
+        <w:t>فالـ"رقاد</w:t>
+      </w:r>
+      <w:proofErr w:type="spellEnd"/>
+      <w:r>
+        <w:rPr>
+          <w:rFonts w:ascii="Sakkal Majalla" w:hAnsi="Sakkal Majalla" w:cs="Sakkal Majalla" w:hint="cs"/>
+          <w:sz w:val="28"/>
+          <w:szCs w:val="28"/>
+          <w:rtl/>
+          <w:lang w:val="de-DE" w:bidi="ar-AE"/>
+        </w:rPr>
+        <w:t>" معناه إذًا "موت"، وهذه تسمية صائبة للحقيقة بأن الذين ماتوا لم يتوقفوا عن وجودهم، وإنما بأنهم سيصحون ثانية في القيامة، كما يصحو الإنسان من نومه. إن حالة موت لعازر تسلم لنا عن هذا برهانًا واضحًا (يوحنا 11). يقول الرب: "</w:t>
+      </w:r>
+      <w:r>
+        <w:rPr>
+          <w:rFonts w:hint="cs"/>
+          <w:rtl/>
+        </w:rPr>
+        <w:t xml:space="preserve"> </w:t>
+      </w:r>
+      <w:r>
+        <w:rPr>
+          <w:rFonts w:ascii="Sakkal Majalla" w:hAnsi="Sakkal Majalla" w:cs="Sakkal Majalla" w:hint="cs"/>
+          <w:sz w:val="28"/>
+          <w:szCs w:val="28"/>
+          <w:rtl/>
+          <w:lang w:val="de-DE" w:bidi="ar-AE"/>
+        </w:rPr>
+        <w:t>حَبِيبُنَا</w:t>
+      </w:r>
+      <w:r>
+        <w:rPr>
+          <w:rFonts w:ascii="Sakkal Majalla" w:hAnsi="Sakkal Majalla" w:cs="Sakkal Majalla"/>
+          <w:sz w:val="28"/>
+          <w:szCs w:val="28"/>
+          <w:rtl/>
+          <w:lang w:val="de-DE" w:bidi="ar-AE"/>
+        </w:rPr>
+        <w:t xml:space="preserve"> </w:t>
+      </w:r>
+      <w:r>
+        <w:rPr>
+          <w:rFonts w:ascii="Sakkal Majalla" w:hAnsi="Sakkal Majalla" w:cs="Sakkal Majalla" w:hint="cs"/>
+          <w:sz w:val="28"/>
+          <w:szCs w:val="28"/>
+          <w:rtl/>
+          <w:lang w:val="de-DE" w:bidi="ar-AE"/>
+        </w:rPr>
+        <w:t>قَدْ</w:t>
+      </w:r>
+      <w:r>
+        <w:rPr>
+          <w:rFonts w:ascii="Sakkal Majalla" w:hAnsi="Sakkal Majalla" w:cs="Sakkal Majalla"/>
+          <w:sz w:val="28"/>
+          <w:szCs w:val="28"/>
+          <w:rtl/>
+          <w:lang w:val="de-DE" w:bidi="ar-AE"/>
+        </w:rPr>
+        <w:t xml:space="preserve"> </w:t>
+      </w:r>
+      <w:r>
+        <w:rPr>
+          <w:rFonts w:ascii="Sakkal Majalla" w:hAnsi="Sakkal Majalla" w:cs="Sakkal Majalla" w:hint="cs"/>
+          <w:sz w:val="28"/>
+          <w:szCs w:val="28"/>
+          <w:rtl/>
+          <w:lang w:val="de-DE" w:bidi="ar-AE"/>
+        </w:rPr>
+        <w:t>نَامَ</w:t>
+      </w:r>
+      <w:r>
+        <w:rPr>
+          <w:rFonts w:ascii="Sakkal Majalla" w:hAnsi="Sakkal Majalla" w:cs="Sakkal Majalla" w:hint="cs"/>
+          <w:sz w:val="28"/>
+          <w:szCs w:val="28"/>
+          <w:rtl/>
+          <w:lang w:val="de-DE" w:bidi="ar-AE"/>
+        </w:rPr>
+        <w:t xml:space="preserve">؛ </w:t>
+      </w:r>
+      <w:r>
+        <w:rPr>
+          <w:rFonts w:ascii="Sakkal Majalla" w:hAnsi="Sakkal Majalla" w:cs="Sakkal Majalla" w:hint="cs"/>
+          <w:sz w:val="28"/>
+          <w:szCs w:val="28"/>
+          <w:rtl/>
+          <w:lang w:val="de-DE" w:bidi="ar-AE"/>
+        </w:rPr>
+        <w:t>لكِنِّي</w:t>
+      </w:r>
+      <w:r>
+        <w:rPr>
+          <w:rFonts w:ascii="Sakkal Majalla" w:hAnsi="Sakkal Majalla" w:cs="Sakkal Majalla"/>
+          <w:sz w:val="28"/>
+          <w:szCs w:val="28"/>
+          <w:rtl/>
+          <w:lang w:val="de-DE" w:bidi="ar-AE"/>
+        </w:rPr>
+        <w:t xml:space="preserve"> </w:t>
+      </w:r>
+      <w:r>
+        <w:rPr>
+          <w:rFonts w:ascii="Sakkal Majalla" w:hAnsi="Sakkal Majalla" w:cs="Sakkal Majalla" w:hint="cs"/>
+          <w:sz w:val="28"/>
+          <w:szCs w:val="28"/>
+          <w:rtl/>
+          <w:lang w:val="de-DE" w:bidi="ar-AE"/>
+        </w:rPr>
+        <w:t>أَذْهَبُ</w:t>
+      </w:r>
+      <w:r>
+        <w:rPr>
+          <w:rFonts w:ascii="Sakkal Majalla" w:hAnsi="Sakkal Majalla" w:cs="Sakkal Majalla"/>
+          <w:sz w:val="28"/>
+          <w:szCs w:val="28"/>
+          <w:rtl/>
+          <w:lang w:val="de-DE" w:bidi="ar-AE"/>
+        </w:rPr>
+        <w:t xml:space="preserve"> </w:t>
+      </w:r>
+      <w:r>
+        <w:rPr>
+          <w:rFonts w:ascii="Sakkal Majalla" w:hAnsi="Sakkal Majalla" w:cs="Sakkal Majalla" w:hint="cs"/>
+          <w:sz w:val="28"/>
+          <w:szCs w:val="28"/>
+          <w:rtl/>
+          <w:lang w:val="de-DE" w:bidi="ar-AE"/>
+        </w:rPr>
+        <w:t>لأُوقِظَهُ</w:t>
+      </w:r>
+      <w:r>
+        <w:rPr>
+          <w:rFonts w:ascii="Sakkal Majalla" w:hAnsi="Sakkal Majalla" w:cs="Sakkal Majalla" w:hint="eastAsia"/>
+          <w:sz w:val="28"/>
+          <w:szCs w:val="28"/>
+          <w:rtl/>
+          <w:lang w:val="de-DE" w:bidi="ar-AE"/>
+        </w:rPr>
+        <w:t>»</w:t>
+      </w:r>
+      <w:r>
+        <w:rPr>
+          <w:rFonts w:ascii="Sakkal Majalla" w:hAnsi="Sakkal Majalla" w:cs="Sakkal Majalla"/>
+          <w:sz w:val="28"/>
+          <w:szCs w:val="28"/>
+          <w:rtl/>
+          <w:lang w:val="de-DE" w:bidi="ar-AE"/>
+        </w:rPr>
+        <w:t>.</w:t>
+      </w:r>
+      <w:r>
+        <w:rPr>
+          <w:rFonts w:ascii="Sakkal Majalla" w:hAnsi="Sakkal Majalla" w:cs="Sakkal Majalla" w:hint="cs"/>
+          <w:sz w:val="28"/>
+          <w:szCs w:val="28"/>
+          <w:rtl/>
+          <w:lang w:val="de-DE" w:bidi="ar-AE"/>
+        </w:rPr>
+        <w:t xml:space="preserve">" وظن تلاميذه أنه يتكلم عن </w:t>
+      </w:r>
+      <w:r>
+        <w:rPr>
+          <w:rFonts w:ascii="Sakkal Majalla" w:hAnsi="Sakkal Majalla" w:cs="Sakkal Majalla" w:hint="cs"/>
+          <w:sz w:val="28"/>
+          <w:szCs w:val="28"/>
+          <w:rtl/>
+          <w:lang w:val="de-DE" w:bidi="ar-AE"/>
+        </w:rPr>
+        <w:t>رُقَادِ</w:t>
+      </w:r>
+      <w:r>
+        <w:rPr>
+          <w:rFonts w:ascii="Sakkal Majalla" w:hAnsi="Sakkal Majalla" w:cs="Sakkal Majalla"/>
+          <w:sz w:val="28"/>
+          <w:szCs w:val="28"/>
+          <w:rtl/>
+          <w:lang w:val="de-DE" w:bidi="ar-AE"/>
+        </w:rPr>
+        <w:t xml:space="preserve"> </w:t>
+      </w:r>
+      <w:r>
+        <w:rPr>
+          <w:rFonts w:ascii="Sakkal Majalla" w:hAnsi="Sakkal Majalla" w:cs="Sakkal Majalla" w:hint="cs"/>
+          <w:sz w:val="28"/>
+          <w:szCs w:val="28"/>
+          <w:rtl/>
+          <w:lang w:val="de-DE" w:bidi="ar-AE"/>
+        </w:rPr>
+        <w:t>النَّوْمِ</w:t>
+      </w:r>
+      <w:r>
+        <w:rPr>
+          <w:rFonts w:ascii="Sakkal Majalla" w:hAnsi="Sakkal Majalla" w:cs="Sakkal Majalla" w:hint="cs"/>
+          <w:sz w:val="28"/>
+          <w:szCs w:val="28"/>
+          <w:rtl/>
+          <w:lang w:val="de-DE" w:bidi="ar-AE"/>
+        </w:rPr>
+        <w:t>. من ثم قال لهم يسوع على التو: "</w:t>
+      </w:r>
+      <w:r>
+        <w:rPr>
+          <w:rtl/>
+        </w:rPr>
+        <w:t xml:space="preserve"> </w:t>
+      </w:r>
+      <w:r>
+        <w:rPr>
+          <w:rFonts w:ascii="Sakkal Majalla" w:hAnsi="Sakkal Majalla" w:cs="Sakkal Majalla"/>
+          <w:sz w:val="28"/>
+          <w:szCs w:val="28"/>
+          <w:rtl/>
+          <w:lang w:val="de-DE" w:bidi="ar-AE"/>
+        </w:rPr>
+        <w:t>«</w:t>
+      </w:r>
+      <w:r>
+        <w:rPr>
+          <w:rFonts w:ascii="Sakkal Majalla" w:hAnsi="Sakkal Majalla" w:cs="Sakkal Majalla" w:hint="cs"/>
+          <w:sz w:val="28"/>
+          <w:szCs w:val="28"/>
+          <w:rtl/>
+          <w:lang w:val="de-DE" w:bidi="ar-AE"/>
+        </w:rPr>
+        <w:t>لِعَازَرُ</w:t>
+      </w:r>
+      <w:r>
+        <w:rPr>
+          <w:rFonts w:ascii="Sakkal Majalla" w:hAnsi="Sakkal Majalla" w:cs="Sakkal Majalla"/>
+          <w:sz w:val="28"/>
+          <w:szCs w:val="28"/>
+          <w:rtl/>
+          <w:lang w:val="de-DE" w:bidi="ar-AE"/>
+        </w:rPr>
+        <w:t xml:space="preserve"> </w:t>
+      </w:r>
+      <w:r>
+        <w:rPr>
+          <w:rFonts w:ascii="Sakkal Majalla" w:hAnsi="Sakkal Majalla" w:cs="Sakkal Majalla" w:hint="cs"/>
+          <w:sz w:val="28"/>
+          <w:szCs w:val="28"/>
+          <w:rtl/>
+          <w:lang w:val="de-DE" w:bidi="ar-AE"/>
+        </w:rPr>
+        <w:t>مَاتَ</w:t>
+      </w:r>
+      <w:r>
+        <w:rPr>
+          <w:rFonts w:ascii="Sakkal Majalla" w:hAnsi="Sakkal Majalla" w:cs="Sakkal Majalla" w:hint="cs"/>
+          <w:sz w:val="28"/>
+          <w:szCs w:val="28"/>
+          <w:rtl/>
+          <w:lang w:val="de-DE" w:bidi="ar-AE"/>
+        </w:rPr>
+        <w:t xml:space="preserve">." </w:t>
+      </w:r>
+      <w:r>
+        <w:rPr>
+          <w:rFonts w:ascii="Sakkal Majalla" w:hAnsi="Sakkal Majalla" w:cs="Sakkal Majalla"/>
+          <w:sz w:val="28"/>
+          <w:szCs w:val="28"/>
+          <w:rtl/>
+          <w:lang w:val="de-DE" w:bidi="ar-AE"/>
+        </w:rPr>
+        <w:t>–</w:t>
+      </w:r>
+      <w:r>
+        <w:rPr>
+          <w:rFonts w:ascii="Sakkal Majalla" w:hAnsi="Sakkal Majalla" w:cs="Sakkal Majalla" w:hint="cs"/>
+          <w:sz w:val="28"/>
+          <w:szCs w:val="28"/>
+          <w:rtl/>
+          <w:lang w:val="de-DE" w:bidi="ar-AE"/>
+        </w:rPr>
+        <w:t xml:space="preserve"> "النوم" يُشير هنا إذًا إلى الموت </w:t>
+      </w:r>
+      <w:proofErr w:type="spellStart"/>
+      <w:r>
+        <w:rPr>
+          <w:rFonts w:ascii="Sakkal Majalla" w:hAnsi="Sakkal Majalla" w:cs="Sakkal Majalla" w:hint="cs"/>
+          <w:sz w:val="28"/>
+          <w:szCs w:val="28"/>
+          <w:rtl/>
+          <w:lang w:val="de-DE" w:bidi="ar-AE"/>
+        </w:rPr>
+        <w:t>والـ"إيقاظ</w:t>
+      </w:r>
+      <w:proofErr w:type="spellEnd"/>
+      <w:r>
+        <w:rPr>
+          <w:rFonts w:ascii="Sakkal Majalla" w:hAnsi="Sakkal Majalla" w:cs="Sakkal Majalla" w:hint="cs"/>
+          <w:sz w:val="28"/>
+          <w:szCs w:val="28"/>
+          <w:rtl/>
+          <w:lang w:val="de-DE" w:bidi="ar-AE"/>
+        </w:rPr>
+        <w:t>" إلى استعادته من حالة الموت بالقيامة؛ فبالتالي لا يتعلق الأمر بإيقاظ النفس، كما لو كانت نائمة، لكي تُترك بعد ذلك حيثما هي. إن الرقاد والموت بالنسبة للمسيحي لهما ذات المعنى؛ فنوم النفس ليس هو إلا ابتكار.</w:t>
+      </w:r>
+    </w:p>
+    <w:p>
+      <w:pPr>
+        <w:jc w:val="both"/>
+        <w:rPr>
+          <w:rFonts w:ascii="Sakkal Majalla" w:hAnsi="Sakkal Majalla" w:cs="Sakkal Majalla"/>
+          <w:sz w:val="28"/>
+          <w:szCs w:val="28"/>
+          <w:rtl/>
+          <w:lang w:val="de-DE" w:bidi="ar-AE"/>
+        </w:rPr>
+      </w:pPr>
+      <w:r>
+        <w:rPr>
+          <w:rFonts w:ascii="Sakkal Majalla" w:hAnsi="Sakkal Majalla" w:cs="Sakkal Majalla" w:hint="cs"/>
+          <w:sz w:val="28"/>
+          <w:szCs w:val="28"/>
+          <w:rtl/>
+          <w:lang w:val="de-DE" w:bidi="ar-AE"/>
+        </w:rPr>
+        <w:t>لقد علم بولس بأن الله أعدّه للمجد، ولقد تكلم عنه كأحد فصائل الإيمان المشتركة بين جميع المسيحيين. هو لم يتمنى، كما لو كان قد تعب من الجهاد، بأن يخلع الخيمة، أي بأن يموت؛ فلقد كان شوقه</w:t>
+      </w:r>
+      <w:r>
+        <w:rPr>
+          <w:rFonts w:ascii="Sakkal Majalla" w:hAnsi="Sakkal Majalla" w:cs="Sakkal Majalla" w:hint="cs"/>
+          <w:sz w:val="28"/>
+          <w:szCs w:val="28"/>
+          <w:rtl/>
+          <w:lang w:val="de-DE" w:bidi="ar-AE"/>
+        </w:rPr>
+        <w:t xml:space="preserve"> بأن يُبتلع المائت من الحياة. المسيحيون حياتهم هي المسيح كما وبرهّم أيضًا. لذا لديهم ثقة دائمة بخصوص الموت، إذ يعلمون، بأنهم وهم "</w:t>
+      </w:r>
+      <w:r>
+        <w:rPr>
+          <w:rFonts w:ascii="Sakkal Majalla" w:hAnsi="Sakkal Majalla" w:cs="Sakkal Majalla" w:hint="cs"/>
+          <w:sz w:val="28"/>
+          <w:szCs w:val="28"/>
+          <w:rtl/>
+          <w:lang w:val="de-DE" w:bidi="ar-AE"/>
+        </w:rPr>
+        <w:t>مُسْتَوْطِنُونَ</w:t>
+      </w:r>
+      <w:r>
+        <w:rPr>
+          <w:rFonts w:ascii="Sakkal Majalla" w:hAnsi="Sakkal Majalla" w:cs="Sakkal Majalla"/>
+          <w:sz w:val="28"/>
+          <w:szCs w:val="28"/>
+          <w:rtl/>
+          <w:lang w:val="de-DE" w:bidi="ar-AE"/>
+        </w:rPr>
+        <w:t xml:space="preserve"> </w:t>
+      </w:r>
+      <w:r>
+        <w:rPr>
+          <w:rFonts w:ascii="Sakkal Majalla" w:hAnsi="Sakkal Majalla" w:cs="Sakkal Majalla" w:hint="cs"/>
+          <w:sz w:val="28"/>
+          <w:szCs w:val="28"/>
+          <w:rtl/>
+          <w:lang w:val="de-DE" w:bidi="ar-AE"/>
+        </w:rPr>
+        <w:t>فِي</w:t>
+      </w:r>
+      <w:r>
+        <w:rPr>
+          <w:rFonts w:ascii="Sakkal Majalla" w:hAnsi="Sakkal Majalla" w:cs="Sakkal Majalla"/>
+          <w:sz w:val="28"/>
+          <w:szCs w:val="28"/>
+          <w:rtl/>
+          <w:lang w:val="de-DE" w:bidi="ar-AE"/>
+        </w:rPr>
+        <w:t xml:space="preserve"> </w:t>
+      </w:r>
+      <w:r>
+        <w:rPr>
+          <w:rFonts w:ascii="Sakkal Majalla" w:hAnsi="Sakkal Majalla" w:cs="Sakkal Majalla" w:hint="cs"/>
+          <w:sz w:val="28"/>
+          <w:szCs w:val="28"/>
+          <w:rtl/>
+          <w:lang w:val="de-DE" w:bidi="ar-AE"/>
+        </w:rPr>
+        <w:t>الْجَسَدِ،</w:t>
+      </w:r>
+      <w:r>
+        <w:rPr>
+          <w:rFonts w:ascii="Sakkal Majalla" w:hAnsi="Sakkal Majalla" w:cs="Sakkal Majalla"/>
+          <w:sz w:val="28"/>
+          <w:szCs w:val="28"/>
+          <w:rtl/>
+          <w:lang w:val="de-DE" w:bidi="ar-AE"/>
+        </w:rPr>
+        <w:t xml:space="preserve"> </w:t>
+      </w:r>
+      <w:r>
+        <w:rPr>
+          <w:rFonts w:ascii="Sakkal Majalla" w:hAnsi="Sakkal Majalla" w:cs="Sakkal Majalla" w:hint="cs"/>
+          <w:sz w:val="28"/>
+          <w:szCs w:val="28"/>
+          <w:rtl/>
+          <w:lang w:val="de-DE" w:bidi="ar-AE"/>
+        </w:rPr>
+        <w:t>فَنَحْنُ</w:t>
+      </w:r>
+      <w:r>
+        <w:rPr>
+          <w:rFonts w:ascii="Sakkal Majalla" w:hAnsi="Sakkal Majalla" w:cs="Sakkal Majalla"/>
+          <w:sz w:val="28"/>
+          <w:szCs w:val="28"/>
+          <w:rtl/>
+          <w:lang w:val="de-DE" w:bidi="ar-AE"/>
+        </w:rPr>
+        <w:t xml:space="preserve"> </w:t>
+      </w:r>
+      <w:r>
+        <w:rPr>
+          <w:rFonts w:ascii="Sakkal Majalla" w:hAnsi="Sakkal Majalla" w:cs="Sakkal Majalla" w:hint="cs"/>
+          <w:sz w:val="28"/>
+          <w:szCs w:val="28"/>
+          <w:rtl/>
+          <w:lang w:val="de-DE" w:bidi="ar-AE"/>
+        </w:rPr>
+        <w:t>مُتَغَرِّبُونَ</w:t>
+      </w:r>
+      <w:r>
+        <w:rPr>
+          <w:rFonts w:ascii="Sakkal Majalla" w:hAnsi="Sakkal Majalla" w:cs="Sakkal Majalla"/>
+          <w:sz w:val="28"/>
+          <w:szCs w:val="28"/>
+          <w:rtl/>
+          <w:lang w:val="de-DE" w:bidi="ar-AE"/>
+        </w:rPr>
+        <w:t xml:space="preserve"> </w:t>
+      </w:r>
+      <w:r>
+        <w:rPr>
+          <w:rFonts w:ascii="Sakkal Majalla" w:hAnsi="Sakkal Majalla" w:cs="Sakkal Majalla" w:hint="cs"/>
+          <w:sz w:val="28"/>
+          <w:szCs w:val="28"/>
+          <w:rtl/>
+          <w:lang w:val="de-DE" w:bidi="ar-AE"/>
+        </w:rPr>
+        <w:t>عَنِ</w:t>
+      </w:r>
+      <w:r>
+        <w:rPr>
+          <w:rFonts w:ascii="Sakkal Majalla" w:hAnsi="Sakkal Majalla" w:cs="Sakkal Majalla"/>
+          <w:sz w:val="28"/>
+          <w:szCs w:val="28"/>
+          <w:rtl/>
+          <w:lang w:val="de-DE" w:bidi="ar-AE"/>
+        </w:rPr>
+        <w:t xml:space="preserve"> </w:t>
+      </w:r>
+      <w:r>
+        <w:rPr>
+          <w:rFonts w:ascii="Sakkal Majalla" w:hAnsi="Sakkal Majalla" w:cs="Sakkal Majalla" w:hint="cs"/>
+          <w:sz w:val="28"/>
+          <w:szCs w:val="28"/>
+          <w:rtl/>
+          <w:lang w:val="de-DE" w:bidi="ar-AE"/>
+        </w:rPr>
+        <w:t>الرَّبِّ</w:t>
+      </w:r>
+      <w:r>
+        <w:rPr>
+          <w:rFonts w:ascii="Sakkal Majalla" w:hAnsi="Sakkal Majalla" w:cs="Sakkal Majalla"/>
+          <w:sz w:val="28"/>
+          <w:szCs w:val="28"/>
+          <w:rtl/>
+          <w:lang w:val="de-DE" w:bidi="ar-AE"/>
+        </w:rPr>
+        <w:t>.</w:t>
+      </w:r>
+      <w:r>
+        <w:rPr>
+          <w:rFonts w:ascii="Sakkal Majalla" w:hAnsi="Sakkal Majalla" w:cs="Sakkal Majalla" w:hint="cs"/>
+          <w:sz w:val="28"/>
+          <w:szCs w:val="28"/>
+          <w:rtl/>
+          <w:lang w:val="de-DE" w:bidi="ar-AE"/>
+        </w:rPr>
+        <w:t xml:space="preserve">" (2. كورنثوس 5: 6). هم لهم الحياة </w:t>
+      </w:r>
+      <w:r>
+        <w:rPr>
+          <w:rFonts w:ascii="Sakkal Majalla" w:hAnsi="Sakkal Majalla" w:cs="Sakkal Majalla"/>
+          <w:sz w:val="28"/>
+          <w:szCs w:val="28"/>
+          <w:rtl/>
+          <w:lang w:val="de-DE" w:bidi="ar-AE"/>
+        </w:rPr>
+        <w:t>–</w:t>
+      </w:r>
+      <w:r>
+        <w:rPr>
+          <w:rFonts w:ascii="Sakkal Majalla" w:hAnsi="Sakkal Majalla" w:cs="Sakkal Majalla" w:hint="cs"/>
+          <w:sz w:val="28"/>
+          <w:szCs w:val="28"/>
+          <w:rtl/>
+          <w:lang w:val="de-DE" w:bidi="ar-AE"/>
+        </w:rPr>
+        <w:t xml:space="preserve"> حياة أبدية في المسيح؛ لكنهم يحملونها هنا في أوانٍ خزفية، متغيبين عن الرب. وحالما أن هذه الأواني الهزيلة، التي يئنون فيها ومثقلين، تُترك، يكونون مستوطنين عند الرب، فهل هذا إذًا أفضل أم أسوأ؟ وأين هو الرب؟ هل يقول هذا، بأن الروح القدس، روح الحياة في المسيح يسوع، الذي يمتلكه المؤمنون كقوة الحياة، هو نائم في حالة من اللاوعي؟ هل كان هذا رجاء الرسول، مَن نظر في هذه الحياة في المسيح مثل هذه القوة، حتى أنه لم يحسب للموت وإنما بالحري </w:t>
+      </w:r>
+      <w:r>
+        <w:rPr>
+          <w:rFonts w:ascii="Sakkal Majalla" w:hAnsi="Sakkal Majalla" w:cs="Sakkal Majalla" w:hint="cs"/>
+          <w:sz w:val="28"/>
+          <w:szCs w:val="28"/>
+          <w:rtl/>
+          <w:lang w:val="de-DE" w:bidi="ar-AE"/>
+        </w:rPr>
+        <w:t>للحظة التي يُبتلع فيها المائت من الحياة؟ لنتذكر، بأن المسيح هو حياتنا؛ فلأنه حي، نحن أيضًا أحياء. أم أننا نفقد شيئًا من علاقتنا به، عند موتنا؟</w:t>
+      </w:r>
+    </w:p>
+    <w:p>
+      <w:pPr>
+        <w:jc w:val="both"/>
+        <w:rPr>
+          <w:rFonts w:ascii="Sakkal Majalla" w:hAnsi="Sakkal Majalla" w:cs="Sakkal Majalla"/>
+          <w:sz w:val="28"/>
+          <w:szCs w:val="28"/>
+          <w:rtl/>
+          <w:lang w:val="de-DE" w:bidi="ar-AE"/>
+        </w:rPr>
+      </w:pPr>
+      <w:r>
+        <w:rPr>
+          <w:rFonts w:ascii="Sakkal Majalla" w:hAnsi="Sakkal Majalla" w:cs="Sakkal Majalla" w:hint="cs"/>
+          <w:sz w:val="28"/>
+          <w:szCs w:val="28"/>
+          <w:rtl/>
+          <w:lang w:val="de-DE" w:bidi="ar-AE"/>
+        </w:rPr>
+        <w:t>بولس كان محصورًا في نفسه ولم يعلم، ما الذي سيختاره (فيلبي 1)؛ لقد كان اشتهاؤه أن ينطلق (يفارق)، ليكون مع المسيح، لأن ذلك أفضل جدًا. على الرغم من أن الحياة كانت له هي المسيح، فالموت كان ربحًا. لكنه كان سروره وسعادته بأن يحيا بجملته للمسيح، حتى أن مكوثه في الخيمة كان مجديًا له</w:t>
+      </w:r>
+      <w:r>
+        <w:rPr>
+          <w:rFonts w:ascii="Sakkal Majalla" w:hAnsi="Sakkal Majalla" w:cs="Sakkal Majalla" w:hint="cs"/>
+          <w:sz w:val="28"/>
+          <w:szCs w:val="28"/>
+          <w:rtl/>
+          <w:lang w:val="de-DE" w:bidi="ar-AE"/>
+        </w:rPr>
+        <w:t xml:space="preserve">. </w:t>
+      </w:r>
+      <w:r>
+        <w:rPr>
+          <w:rFonts w:ascii="Sakkal Majalla" w:hAnsi="Sakkal Majalla" w:cs="Sakkal Majalla" w:hint="cs"/>
+          <w:sz w:val="28"/>
+          <w:szCs w:val="28"/>
+          <w:rtl/>
+          <w:lang w:val="de-DE" w:bidi="ar-AE"/>
+        </w:rPr>
+        <w:t>هل كان سي</w:t>
+      </w:r>
+      <w:r>
+        <w:rPr>
+          <w:rFonts w:ascii="Sakkal Majalla" w:hAnsi="Sakkal Majalla" w:cs="Sakkal Majalla" w:hint="cs"/>
+          <w:sz w:val="28"/>
+          <w:szCs w:val="28"/>
+          <w:rtl/>
+          <w:lang w:val="de-DE" w:bidi="ar-AE"/>
+        </w:rPr>
+        <w:t>فضّل الموت و</w:t>
+      </w:r>
+      <w:r>
+        <w:rPr>
+          <w:rFonts w:ascii="Sakkal Majalla" w:hAnsi="Sakkal Majalla" w:cs="Sakkal Majalla" w:hint="cs"/>
+          <w:sz w:val="28"/>
+          <w:szCs w:val="28"/>
+          <w:rtl/>
+          <w:lang w:val="de-DE" w:bidi="ar-AE"/>
+        </w:rPr>
+        <w:t>ي</w:t>
+      </w:r>
+      <w:r>
+        <w:rPr>
+          <w:rFonts w:ascii="Sakkal Majalla" w:hAnsi="Sakkal Majalla" w:cs="Sakkal Majalla" w:hint="cs"/>
+          <w:sz w:val="28"/>
+          <w:szCs w:val="28"/>
+          <w:rtl/>
+          <w:lang w:val="de-DE" w:bidi="ar-AE"/>
+        </w:rPr>
+        <w:t xml:space="preserve">عتبره ربحًا، </w:t>
+      </w:r>
+      <w:r>
+        <w:rPr>
+          <w:rFonts w:ascii="Sakkal Majalla" w:hAnsi="Sakkal Majalla" w:cs="Sakkal Majalla" w:hint="cs"/>
+          <w:sz w:val="28"/>
+          <w:szCs w:val="28"/>
+          <w:rtl/>
+          <w:lang w:val="de-DE" w:bidi="ar-AE"/>
+        </w:rPr>
+        <w:t>إذا</w:t>
+      </w:r>
+      <w:r>
+        <w:rPr>
+          <w:rFonts w:ascii="Sakkal Majalla" w:hAnsi="Sakkal Majalla" w:cs="Sakkal Majalla"/>
+          <w:sz w:val="28"/>
+          <w:szCs w:val="28"/>
+          <w:rtl/>
+          <w:lang w:val="de-DE" w:bidi="ar-AE"/>
+        </w:rPr>
+        <w:t xml:space="preserve"> </w:t>
+      </w:r>
+      <w:r>
+        <w:rPr>
+          <w:rFonts w:ascii="Sakkal Majalla" w:hAnsi="Sakkal Majalla" w:cs="Sakkal Majalla" w:hint="cs"/>
+          <w:sz w:val="28"/>
+          <w:szCs w:val="28"/>
+          <w:rtl/>
+          <w:lang w:val="de-DE" w:bidi="ar-AE"/>
+        </w:rPr>
+        <w:t>كان</w:t>
+      </w:r>
+      <w:r>
+        <w:rPr>
+          <w:rFonts w:ascii="Sakkal Majalla" w:hAnsi="Sakkal Majalla" w:cs="Sakkal Majalla"/>
+          <w:sz w:val="28"/>
+          <w:szCs w:val="28"/>
+          <w:rtl/>
+          <w:lang w:val="de-DE" w:bidi="ar-AE"/>
+        </w:rPr>
+        <w:t xml:space="preserve"> </w:t>
+      </w:r>
+      <w:r>
+        <w:rPr>
+          <w:rFonts w:ascii="Sakkal Majalla" w:hAnsi="Sakkal Majalla" w:cs="Sakkal Majalla" w:hint="cs"/>
+          <w:sz w:val="28"/>
+          <w:szCs w:val="28"/>
+          <w:rtl/>
+          <w:lang w:val="de-DE" w:bidi="ar-AE"/>
+        </w:rPr>
+        <w:t>قد</w:t>
+      </w:r>
+      <w:r>
+        <w:rPr>
+          <w:rFonts w:ascii="Sakkal Majalla" w:hAnsi="Sakkal Majalla" w:cs="Sakkal Majalla"/>
+          <w:sz w:val="28"/>
+          <w:szCs w:val="28"/>
+          <w:rtl/>
+          <w:lang w:val="de-DE" w:bidi="ar-AE"/>
+        </w:rPr>
+        <w:t xml:space="preserve"> </w:t>
+      </w:r>
+      <w:r>
+        <w:rPr>
+          <w:rFonts w:ascii="Sakkal Majalla" w:hAnsi="Sakkal Majalla" w:cs="Sakkal Majalla" w:hint="cs"/>
+          <w:sz w:val="28"/>
+          <w:szCs w:val="28"/>
+          <w:rtl/>
+          <w:lang w:val="de-DE" w:bidi="ar-AE"/>
+        </w:rPr>
+        <w:t>وضعه</w:t>
+      </w:r>
+      <w:r>
+        <w:rPr>
+          <w:rFonts w:ascii="Sakkal Majalla" w:hAnsi="Sakkal Majalla" w:cs="Sakkal Majalla"/>
+          <w:sz w:val="28"/>
+          <w:szCs w:val="28"/>
+          <w:rtl/>
+          <w:lang w:val="de-DE" w:bidi="ar-AE"/>
+        </w:rPr>
+        <w:t xml:space="preserve"> </w:t>
+      </w:r>
+      <w:r>
+        <w:rPr>
+          <w:rFonts w:ascii="Sakkal Majalla" w:hAnsi="Sakkal Majalla" w:cs="Sakkal Majalla" w:hint="cs"/>
+          <w:sz w:val="28"/>
+          <w:szCs w:val="28"/>
+          <w:rtl/>
+          <w:lang w:val="de-DE" w:bidi="ar-AE"/>
+        </w:rPr>
+        <w:t>في</w:t>
+      </w:r>
+      <w:r>
+        <w:rPr>
+          <w:rFonts w:ascii="Sakkal Majalla" w:hAnsi="Sakkal Majalla" w:cs="Sakkal Majalla"/>
+          <w:sz w:val="28"/>
+          <w:szCs w:val="28"/>
+          <w:rtl/>
+          <w:lang w:val="de-DE" w:bidi="ar-AE"/>
+        </w:rPr>
+        <w:t xml:space="preserve"> </w:t>
+      </w:r>
+      <w:r>
+        <w:rPr>
+          <w:rFonts w:ascii="Sakkal Majalla" w:hAnsi="Sakkal Majalla" w:cs="Sakkal Majalla" w:hint="cs"/>
+          <w:sz w:val="28"/>
+          <w:szCs w:val="28"/>
+          <w:rtl/>
+          <w:lang w:val="de-DE" w:bidi="ar-AE"/>
+        </w:rPr>
+        <w:t>حالة</w:t>
+      </w:r>
+      <w:r>
+        <w:rPr>
+          <w:rFonts w:ascii="Sakkal Majalla" w:hAnsi="Sakkal Majalla" w:cs="Sakkal Majalla"/>
+          <w:sz w:val="28"/>
+          <w:szCs w:val="28"/>
+          <w:rtl/>
+          <w:lang w:val="de-DE" w:bidi="ar-AE"/>
+        </w:rPr>
+        <w:t xml:space="preserve"> </w:t>
+      </w:r>
+      <w:r>
+        <w:rPr>
+          <w:rFonts w:ascii="Sakkal Majalla" w:hAnsi="Sakkal Majalla" w:cs="Sakkal Majalla" w:hint="cs"/>
+          <w:sz w:val="28"/>
+          <w:szCs w:val="28"/>
+          <w:rtl/>
+          <w:lang w:val="de-DE" w:bidi="ar-AE"/>
+        </w:rPr>
+        <w:t>من</w:t>
+      </w:r>
+      <w:r>
+        <w:rPr>
+          <w:rFonts w:ascii="Sakkal Majalla" w:hAnsi="Sakkal Majalla" w:cs="Sakkal Majalla"/>
+          <w:sz w:val="28"/>
+          <w:szCs w:val="28"/>
+          <w:rtl/>
+          <w:lang w:val="de-DE" w:bidi="ar-AE"/>
+        </w:rPr>
+        <w:t xml:space="preserve"> </w:t>
+      </w:r>
+      <w:r>
+        <w:rPr>
+          <w:rFonts w:ascii="Sakkal Majalla" w:hAnsi="Sakkal Majalla" w:cs="Sakkal Majalla" w:hint="cs"/>
+          <w:sz w:val="28"/>
+          <w:szCs w:val="28"/>
+          <w:rtl/>
+          <w:lang w:val="de-DE" w:bidi="ar-AE"/>
+        </w:rPr>
+        <w:t>اللاوعي</w:t>
+      </w:r>
+      <w:r>
+        <w:rPr>
+          <w:rFonts w:ascii="Sakkal Majalla" w:hAnsi="Sakkal Majalla" w:cs="Sakkal Majalla"/>
+          <w:sz w:val="28"/>
+          <w:szCs w:val="28"/>
+          <w:rtl/>
+          <w:lang w:val="de-DE" w:bidi="ar-AE"/>
+        </w:rPr>
+        <w:t xml:space="preserve"> </w:t>
+      </w:r>
+      <w:r>
+        <w:rPr>
+          <w:rFonts w:ascii="Sakkal Majalla" w:hAnsi="Sakkal Majalla" w:cs="Sakkal Majalla" w:hint="cs"/>
+          <w:sz w:val="28"/>
+          <w:szCs w:val="28"/>
+          <w:rtl/>
+          <w:lang w:val="de-DE" w:bidi="ar-AE"/>
+        </w:rPr>
+        <w:t>وأزال</w:t>
+      </w:r>
+      <w:r>
+        <w:rPr>
+          <w:rFonts w:ascii="Sakkal Majalla" w:hAnsi="Sakkal Majalla" w:cs="Sakkal Majalla"/>
+          <w:sz w:val="28"/>
+          <w:szCs w:val="28"/>
+          <w:rtl/>
+          <w:lang w:val="de-DE" w:bidi="ar-AE"/>
+        </w:rPr>
+        <w:t xml:space="preserve"> </w:t>
+      </w:r>
+      <w:r>
+        <w:rPr>
+          <w:rFonts w:ascii="Sakkal Majalla" w:hAnsi="Sakkal Majalla" w:cs="Sakkal Majalla" w:hint="cs"/>
+          <w:sz w:val="28"/>
+          <w:szCs w:val="28"/>
+          <w:rtl/>
+          <w:lang w:val="de-DE" w:bidi="ar-AE"/>
+        </w:rPr>
+        <w:t>ذكرى</w:t>
+      </w:r>
+      <w:r>
+        <w:rPr>
+          <w:rFonts w:ascii="Sakkal Majalla" w:hAnsi="Sakkal Majalla" w:cs="Sakkal Majalla"/>
+          <w:sz w:val="28"/>
+          <w:szCs w:val="28"/>
+          <w:rtl/>
+          <w:lang w:val="de-DE" w:bidi="ar-AE"/>
+        </w:rPr>
+        <w:t xml:space="preserve"> </w:t>
+      </w:r>
+      <w:r>
+        <w:rPr>
+          <w:rFonts w:ascii="Sakkal Majalla" w:hAnsi="Sakkal Majalla" w:cs="Sakkal Majalla" w:hint="cs"/>
+          <w:sz w:val="28"/>
+          <w:szCs w:val="28"/>
+          <w:rtl/>
+          <w:lang w:val="de-DE" w:bidi="ar-AE"/>
+        </w:rPr>
+        <w:t>المسيح</w:t>
+      </w:r>
+      <w:r>
+        <w:rPr>
+          <w:rFonts w:ascii="Sakkal Majalla" w:hAnsi="Sakkal Majalla" w:cs="Sakkal Majalla"/>
+          <w:sz w:val="28"/>
+          <w:szCs w:val="28"/>
+          <w:rtl/>
+          <w:lang w:val="de-DE" w:bidi="ar-AE"/>
+        </w:rPr>
+        <w:t xml:space="preserve"> </w:t>
+      </w:r>
+      <w:r>
+        <w:rPr>
+          <w:rFonts w:ascii="Sakkal Majalla" w:hAnsi="Sakkal Majalla" w:cs="Sakkal Majalla" w:hint="cs"/>
+          <w:sz w:val="28"/>
+          <w:szCs w:val="28"/>
+          <w:rtl/>
+          <w:lang w:val="de-DE" w:bidi="ar-AE"/>
+        </w:rPr>
+        <w:t>وخدمته؟</w:t>
+      </w:r>
+      <w:r>
+        <w:rPr>
+          <w:rFonts w:ascii="Sakkal Majalla" w:hAnsi="Sakkal Majalla" w:cs="Sakkal Majalla" w:hint="cs"/>
+          <w:sz w:val="28"/>
+          <w:szCs w:val="28"/>
+          <w:rtl/>
+          <w:lang w:val="de-DE" w:bidi="ar-AE"/>
+        </w:rPr>
+        <w:t xml:space="preserve"> هل كانت هي أمنيته وسروره المتميز، بأن يرقد نائمًا ولا يعود يسمع ثانية عن المسيح؟ كلا، لقد حسبه أفضل بأن يكون مع المسيح مما أن - </w:t>
+      </w:r>
+      <w:r>
+        <w:rPr>
+          <w:rFonts w:ascii="Sakkal Majalla" w:hAnsi="Sakkal Majalla" w:cs="Sakkal Majalla" w:hint="cs"/>
+          <w:sz w:val="28"/>
+          <w:szCs w:val="28"/>
+          <w:rtl/>
+          <w:lang w:val="de-DE" w:bidi="ar-AE"/>
+        </w:rPr>
+        <w:t>على</w:t>
+      </w:r>
+      <w:r>
+        <w:rPr>
+          <w:rFonts w:ascii="Sakkal Majalla" w:hAnsi="Sakkal Majalla" w:cs="Sakkal Majalla"/>
+          <w:sz w:val="28"/>
+          <w:szCs w:val="28"/>
+          <w:rtl/>
+          <w:lang w:val="de-DE" w:bidi="ar-AE"/>
+        </w:rPr>
+        <w:t xml:space="preserve"> </w:t>
+      </w:r>
+      <w:r>
+        <w:rPr>
+          <w:rFonts w:ascii="Sakkal Majalla" w:hAnsi="Sakkal Majalla" w:cs="Sakkal Majalla" w:hint="cs"/>
+          <w:sz w:val="28"/>
+          <w:szCs w:val="28"/>
+          <w:rtl/>
+          <w:lang w:val="de-DE" w:bidi="ar-AE"/>
+        </w:rPr>
+        <w:t>الرغم</w:t>
+      </w:r>
+      <w:r>
+        <w:rPr>
+          <w:rFonts w:ascii="Sakkal Majalla" w:hAnsi="Sakkal Majalla" w:cs="Sakkal Majalla"/>
+          <w:sz w:val="28"/>
+          <w:szCs w:val="28"/>
+          <w:rtl/>
+          <w:lang w:val="de-DE" w:bidi="ar-AE"/>
+        </w:rPr>
+        <w:t xml:space="preserve"> </w:t>
+      </w:r>
+      <w:r>
+        <w:rPr>
+          <w:rFonts w:ascii="Sakkal Majalla" w:hAnsi="Sakkal Majalla" w:cs="Sakkal Majalla" w:hint="cs"/>
+          <w:sz w:val="28"/>
+          <w:szCs w:val="28"/>
+          <w:rtl/>
+          <w:lang w:val="de-DE" w:bidi="ar-AE"/>
+        </w:rPr>
+        <w:t>من</w:t>
+      </w:r>
+      <w:r>
+        <w:rPr>
+          <w:rFonts w:ascii="Sakkal Majalla" w:hAnsi="Sakkal Majalla" w:cs="Sakkal Majalla"/>
+          <w:sz w:val="28"/>
+          <w:szCs w:val="28"/>
+          <w:rtl/>
+          <w:lang w:val="de-DE" w:bidi="ar-AE"/>
+        </w:rPr>
+        <w:t xml:space="preserve"> </w:t>
+      </w:r>
+      <w:r>
+        <w:rPr>
+          <w:rFonts w:ascii="Sakkal Majalla" w:hAnsi="Sakkal Majalla" w:cs="Sakkal Majalla" w:hint="cs"/>
+          <w:sz w:val="28"/>
+          <w:szCs w:val="28"/>
+          <w:rtl/>
+          <w:lang w:val="de-DE" w:bidi="ar-AE"/>
+        </w:rPr>
+        <w:t>أنه</w:t>
+      </w:r>
+      <w:r>
+        <w:rPr>
+          <w:rFonts w:ascii="Sakkal Majalla" w:hAnsi="Sakkal Majalla" w:cs="Sakkal Majalla"/>
+          <w:sz w:val="28"/>
+          <w:szCs w:val="28"/>
+          <w:rtl/>
+          <w:lang w:val="de-DE" w:bidi="ar-AE"/>
+        </w:rPr>
+        <w:t xml:space="preserve"> </w:t>
+      </w:r>
+      <w:r>
+        <w:rPr>
+          <w:rFonts w:ascii="Sakkal Majalla" w:hAnsi="Sakkal Majalla" w:cs="Sakkal Majalla" w:hint="cs"/>
+          <w:sz w:val="28"/>
+          <w:szCs w:val="28"/>
+          <w:rtl/>
+          <w:lang w:val="de-DE" w:bidi="ar-AE"/>
+        </w:rPr>
+        <w:t>كان</w:t>
+      </w:r>
+      <w:r>
+        <w:rPr>
+          <w:rFonts w:ascii="Sakkal Majalla" w:hAnsi="Sakkal Majalla" w:cs="Sakkal Majalla"/>
+          <w:sz w:val="28"/>
+          <w:szCs w:val="28"/>
+          <w:rtl/>
+          <w:lang w:val="de-DE" w:bidi="ar-AE"/>
+        </w:rPr>
+        <w:t xml:space="preserve"> </w:t>
+      </w:r>
+      <w:r>
+        <w:rPr>
+          <w:rFonts w:ascii="Sakkal Majalla" w:hAnsi="Sakkal Majalla" w:cs="Sakkal Majalla" w:hint="cs"/>
+          <w:sz w:val="28"/>
+          <w:szCs w:val="28"/>
+          <w:rtl/>
+          <w:lang w:val="de-DE" w:bidi="ar-AE"/>
+        </w:rPr>
+        <w:t>يستحق</w:t>
+      </w:r>
+      <w:r>
+        <w:rPr>
+          <w:rFonts w:ascii="Sakkal Majalla" w:hAnsi="Sakkal Majalla" w:cs="Sakkal Majalla"/>
+          <w:sz w:val="28"/>
+          <w:szCs w:val="28"/>
+          <w:rtl/>
+          <w:lang w:val="de-DE" w:bidi="ar-AE"/>
+        </w:rPr>
+        <w:t xml:space="preserve"> </w:t>
+      </w:r>
+      <w:r>
+        <w:rPr>
+          <w:rFonts w:ascii="Sakkal Majalla" w:hAnsi="Sakkal Majalla" w:cs="Sakkal Majalla" w:hint="cs"/>
+          <w:sz w:val="28"/>
+          <w:szCs w:val="28"/>
+          <w:rtl/>
+          <w:lang w:val="de-DE" w:bidi="ar-AE"/>
+        </w:rPr>
+        <w:t>ذلك</w:t>
+      </w:r>
+      <w:r>
+        <w:rPr>
+          <w:rFonts w:ascii="Sakkal Majalla" w:hAnsi="Sakkal Majalla" w:cs="Sakkal Majalla" w:hint="cs"/>
+          <w:sz w:val="28"/>
+          <w:szCs w:val="28"/>
+          <w:rtl/>
+          <w:lang w:val="de-DE" w:bidi="ar-AE"/>
+        </w:rPr>
+        <w:t xml:space="preserve"> </w:t>
+      </w:r>
+      <w:r>
+        <w:rPr>
+          <w:rFonts w:ascii="Sakkal Majalla" w:hAnsi="Sakkal Majalla" w:cs="Sakkal Majalla"/>
+          <w:sz w:val="28"/>
+          <w:szCs w:val="28"/>
+          <w:rtl/>
+          <w:lang w:val="de-DE" w:bidi="ar-AE"/>
+        </w:rPr>
+        <w:t>–</w:t>
+      </w:r>
+      <w:r>
+        <w:rPr>
+          <w:rFonts w:ascii="Sakkal Majalla" w:hAnsi="Sakkal Majalla" w:cs="Sakkal Majalla" w:hint="cs"/>
+          <w:sz w:val="28"/>
+          <w:szCs w:val="28"/>
+          <w:rtl/>
+          <w:lang w:val="de-DE" w:bidi="ar-AE"/>
+        </w:rPr>
+        <w:t xml:space="preserve"> يخدم هنا على الأرض. ومن السخيف بالمقارنة، بأن أفترض، أن وصف الفوائد والمباهج التي أرجوها في صديق معين، تعبّر عن الرغبة بأن أغرق في نوم عميق عند اختباري، </w:t>
+      </w:r>
+      <w:proofErr w:type="spellStart"/>
+      <w:r>
+        <w:rPr>
+          <w:rFonts w:ascii="Sakkal Majalla" w:hAnsi="Sakkal Majalla" w:cs="Sakkal Majalla" w:hint="cs"/>
+          <w:sz w:val="28"/>
+          <w:szCs w:val="28"/>
+          <w:rtl/>
+          <w:lang w:val="de-DE" w:bidi="ar-AE"/>
+        </w:rPr>
+        <w:t>لكيما</w:t>
+      </w:r>
+      <w:proofErr w:type="spellEnd"/>
+      <w:r>
+        <w:rPr>
+          <w:rFonts w:ascii="Sakkal Majalla" w:hAnsi="Sakkal Majalla" w:cs="Sakkal Majalla" w:hint="cs"/>
+          <w:sz w:val="28"/>
+          <w:szCs w:val="28"/>
+          <w:rtl/>
+          <w:lang w:val="de-DE" w:bidi="ar-AE"/>
+        </w:rPr>
+        <w:t xml:space="preserve"> لا أعي بأي شيء يدور من حولي. لنتذكر بأن الرب عزّى اللص المائت، مَن اعترف به</w:t>
+      </w:r>
+      <w:r>
+        <w:rPr>
+          <w:rFonts w:ascii="Sakkal Majalla" w:hAnsi="Sakkal Majalla" w:cs="Sakkal Majalla" w:hint="cs"/>
+          <w:sz w:val="28"/>
+          <w:szCs w:val="28"/>
+          <w:rtl/>
+          <w:lang w:val="de-DE" w:bidi="ar-AE"/>
+        </w:rPr>
+        <w:t xml:space="preserve"> في تلك الساعة المشهودة فقط</w:t>
+      </w:r>
+      <w:r>
+        <w:rPr>
+          <w:rFonts w:ascii="Sakkal Majalla" w:hAnsi="Sakkal Majalla" w:cs="Sakkal Majalla" w:hint="cs"/>
+          <w:sz w:val="28"/>
+          <w:szCs w:val="28"/>
+          <w:rtl/>
+          <w:lang w:val="de-DE" w:bidi="ar-AE"/>
+        </w:rPr>
+        <w:t xml:space="preserve"> </w:t>
+      </w:r>
+      <w:r>
+        <w:rPr>
+          <w:rFonts w:ascii="Sakkal Majalla" w:hAnsi="Sakkal Majalla" w:cs="Sakkal Majalla" w:hint="cs"/>
+          <w:sz w:val="28"/>
+          <w:szCs w:val="28"/>
+          <w:rtl/>
+          <w:lang w:val="de-DE" w:bidi="ar-AE"/>
+        </w:rPr>
+        <w:t>بين جميع الناس، بالكلمات: "</w:t>
+      </w:r>
+      <w:r>
+        <w:rPr>
+          <w:rFonts w:ascii="Sakkal Majalla" w:hAnsi="Sakkal Majalla" w:cs="Sakkal Majalla" w:hint="cs"/>
+          <w:sz w:val="28"/>
+          <w:szCs w:val="28"/>
+          <w:rtl/>
+          <w:lang w:val="de-DE" w:bidi="ar-AE"/>
+        </w:rPr>
+        <w:t>إِنَّكَ</w:t>
+      </w:r>
+      <w:r>
+        <w:rPr>
+          <w:rFonts w:ascii="Sakkal Majalla" w:hAnsi="Sakkal Majalla" w:cs="Sakkal Majalla"/>
+          <w:sz w:val="28"/>
+          <w:szCs w:val="28"/>
+          <w:rtl/>
+          <w:lang w:val="de-DE" w:bidi="ar-AE"/>
+        </w:rPr>
+        <w:t xml:space="preserve"> </w:t>
+      </w:r>
+      <w:r>
+        <w:rPr>
+          <w:rFonts w:ascii="Sakkal Majalla" w:hAnsi="Sakkal Majalla" w:cs="Sakkal Majalla" w:hint="cs"/>
+          <w:sz w:val="28"/>
+          <w:szCs w:val="28"/>
+          <w:rtl/>
+          <w:lang w:val="de-DE" w:bidi="ar-AE"/>
+        </w:rPr>
+        <w:t>الْيَوْمَ</w:t>
+      </w:r>
+      <w:r>
+        <w:rPr>
+          <w:rFonts w:ascii="Sakkal Majalla" w:hAnsi="Sakkal Majalla" w:cs="Sakkal Majalla"/>
+          <w:sz w:val="28"/>
+          <w:szCs w:val="28"/>
+          <w:rtl/>
+          <w:lang w:val="de-DE" w:bidi="ar-AE"/>
+        </w:rPr>
+        <w:t xml:space="preserve"> </w:t>
+      </w:r>
+      <w:r>
+        <w:rPr>
+          <w:rFonts w:ascii="Sakkal Majalla" w:hAnsi="Sakkal Majalla" w:cs="Sakkal Majalla" w:hint="cs"/>
+          <w:sz w:val="28"/>
+          <w:szCs w:val="28"/>
+          <w:rtl/>
+          <w:lang w:val="de-DE" w:bidi="ar-AE"/>
+        </w:rPr>
+        <w:t>تَكُونُ</w:t>
+      </w:r>
+      <w:r>
+        <w:rPr>
+          <w:rFonts w:ascii="Sakkal Majalla" w:hAnsi="Sakkal Majalla" w:cs="Sakkal Majalla"/>
+          <w:sz w:val="28"/>
+          <w:szCs w:val="28"/>
+          <w:rtl/>
+          <w:lang w:val="de-DE" w:bidi="ar-AE"/>
+        </w:rPr>
+        <w:t xml:space="preserve"> </w:t>
+      </w:r>
+      <w:r>
+        <w:rPr>
+          <w:rFonts w:ascii="Sakkal Majalla" w:hAnsi="Sakkal Majalla" w:cs="Sakkal Majalla" w:hint="cs"/>
+          <w:sz w:val="28"/>
+          <w:szCs w:val="28"/>
+          <w:rtl/>
+          <w:lang w:val="de-DE" w:bidi="ar-AE"/>
+        </w:rPr>
+        <w:t>مَعِي</w:t>
+      </w:r>
+      <w:r>
+        <w:rPr>
+          <w:rFonts w:ascii="Sakkal Majalla" w:hAnsi="Sakkal Majalla" w:cs="Sakkal Majalla"/>
+          <w:sz w:val="28"/>
+          <w:szCs w:val="28"/>
+          <w:rtl/>
+          <w:lang w:val="de-DE" w:bidi="ar-AE"/>
+        </w:rPr>
+        <w:t xml:space="preserve"> </w:t>
+      </w:r>
+      <w:r>
+        <w:rPr>
+          <w:rFonts w:ascii="Sakkal Majalla" w:hAnsi="Sakkal Majalla" w:cs="Sakkal Majalla" w:hint="cs"/>
+          <w:sz w:val="28"/>
+          <w:szCs w:val="28"/>
+          <w:rtl/>
+          <w:lang w:val="de-DE" w:bidi="ar-AE"/>
+        </w:rPr>
+        <w:t>فِي</w:t>
+      </w:r>
+      <w:r>
+        <w:rPr>
+          <w:rFonts w:ascii="Sakkal Majalla" w:hAnsi="Sakkal Majalla" w:cs="Sakkal Majalla"/>
+          <w:sz w:val="28"/>
+          <w:szCs w:val="28"/>
+          <w:rtl/>
+          <w:lang w:val="de-DE" w:bidi="ar-AE"/>
+        </w:rPr>
+        <w:t xml:space="preserve"> </w:t>
+      </w:r>
+      <w:r>
+        <w:rPr>
+          <w:rFonts w:ascii="Sakkal Majalla" w:hAnsi="Sakkal Majalla" w:cs="Sakkal Majalla" w:hint="cs"/>
+          <w:sz w:val="28"/>
+          <w:szCs w:val="28"/>
+          <w:rtl/>
+          <w:lang w:val="de-DE" w:bidi="ar-AE"/>
+        </w:rPr>
+        <w:t>الْفِرْدَوْسِ</w:t>
+      </w:r>
+      <w:r>
+        <w:rPr>
+          <w:rFonts w:ascii="Sakkal Majalla" w:hAnsi="Sakkal Majalla" w:cs="Sakkal Majalla" w:hint="eastAsia"/>
+          <w:sz w:val="28"/>
+          <w:szCs w:val="28"/>
+          <w:rtl/>
+          <w:lang w:val="de-DE" w:bidi="ar-AE"/>
+        </w:rPr>
+        <w:t>»</w:t>
+      </w:r>
+      <w:r>
+        <w:rPr>
+          <w:rFonts w:ascii="Sakkal Majalla" w:hAnsi="Sakkal Majalla" w:cs="Sakkal Majalla"/>
+          <w:sz w:val="28"/>
+          <w:szCs w:val="28"/>
+          <w:rtl/>
+          <w:lang w:val="de-DE" w:bidi="ar-AE"/>
+        </w:rPr>
+        <w:t>.</w:t>
+      </w:r>
+      <w:r>
+        <w:rPr>
+          <w:rFonts w:ascii="Sakkal Majalla" w:hAnsi="Sakkal Majalla" w:cs="Sakkal Majalla" w:hint="cs"/>
+          <w:sz w:val="28"/>
+          <w:szCs w:val="28"/>
+          <w:rtl/>
+          <w:lang w:val="de-DE" w:bidi="ar-AE"/>
+        </w:rPr>
+        <w:t xml:space="preserve">" ألم يكن "معي" و "في الفردوس" حظ بهيج، وعده به حينذاك؟ هل كان ذلك الحظ قائمًا في نوم عميق وفي حالة من اللاوعي؟ مثل هذا الادّعاء سيكون في غاية من </w:t>
+      </w:r>
+      <w:r>
+        <w:rPr>
+          <w:rFonts w:ascii="Sakkal Majalla" w:hAnsi="Sakkal Majalla" w:cs="Sakkal Majalla" w:hint="cs"/>
+          <w:sz w:val="28"/>
+          <w:szCs w:val="28"/>
+          <w:rtl/>
+          <w:lang w:val="de-DE" w:bidi="ar-AE"/>
+        </w:rPr>
+        <w:lastRenderedPageBreak/>
+        <w:t>الجهل وكان سيتعارض بشكل واضح مع مفهوم كلمات المسيح. هذه الكلمات يكتبها لوقا، الذي يشهد عبر كل إنجيله عن النعمة الإلهية في ابن الإنسان ويشرح موضّحًا الحالة الحاضرة للأمور.</w:t>
+      </w:r>
+    </w:p>
+    <w:p>
+      <w:pPr>
+        <w:jc w:val="both"/>
+        <w:rPr>
+          <w:rFonts w:ascii="Sakkal Majalla" w:hAnsi="Sakkal Majalla" w:cs="Sakkal Majalla"/>
+          <w:sz w:val="28"/>
+          <w:szCs w:val="28"/>
+          <w:rtl/>
+          <w:lang w:val="de-DE" w:bidi="ar-AE"/>
+        </w:rPr>
+      </w:pPr>
+      <w:r>
+        <w:rPr>
+          <w:rFonts w:ascii="Sakkal Majalla" w:hAnsi="Sakkal Majalla" w:cs="Sakkal Majalla" w:hint="cs"/>
+          <w:sz w:val="28"/>
+          <w:szCs w:val="28"/>
+          <w:rtl/>
+          <w:lang w:val="de-DE" w:bidi="ar-AE"/>
+        </w:rPr>
+        <w:t xml:space="preserve">كلا </w:t>
+      </w:r>
+      <w:r>
+        <w:rPr>
+          <w:rFonts w:ascii="Sakkal Majalla" w:hAnsi="Sakkal Majalla" w:cs="Sakkal Majalla" w:hint="cs"/>
+          <w:sz w:val="28"/>
+          <w:szCs w:val="28"/>
+          <w:rtl/>
+          <w:lang w:val="de-DE" w:bidi="ar-AE"/>
+        </w:rPr>
+        <w:t>الإصحاحين</w:t>
+      </w:r>
+      <w:r>
+        <w:rPr>
+          <w:rFonts w:ascii="Sakkal Majalla" w:hAnsi="Sakkal Majalla" w:cs="Sakkal Majalla" w:hint="cs"/>
+          <w:sz w:val="28"/>
+          <w:szCs w:val="28"/>
+          <w:rtl/>
+          <w:lang w:val="de-DE" w:bidi="ar-AE"/>
+        </w:rPr>
+        <w:t xml:space="preserve"> الأولين مكرسان في هذا الإنجيل بمجملهما للبقية التقية المسكينة، التي تنتظر المسيح؛ هما يسلمانا لوحة ثمينة عن أولئك المساكين في الروح، الذين هم مِلكٌ لله وسط شعب إسرائيل العاصي والمتمرد. من ثم يكشف لوقا الستار عن سجل نسل المسيح حتى إلى آدم ويُظهر حتى إلى ختام إنجيله</w:t>
+      </w:r>
+      <w:r>
+        <w:rPr>
+          <w:rFonts w:ascii="Sakkal Majalla" w:hAnsi="Sakkal Majalla" w:cs="Sakkal Majalla" w:hint="cs"/>
+          <w:sz w:val="28"/>
+          <w:szCs w:val="28"/>
+          <w:rtl/>
+          <w:lang w:val="de-DE" w:bidi="ar-AE"/>
+        </w:rPr>
+        <w:t xml:space="preserve"> النعمة التي ظهرت في ابن الإنسان، لتبارك الإنسان، والتي من تلك اللحظة تباركه، وهذا في صورة سماوية. هذا الإنجيل لا ينشغل بما ينشغل به متى، بالتدابير، وإنما يقدّم النعمة، وهي نعمة في الوقت الحاضر، النعمة السماوية بالإنجيل، حالة الأمور الحاضرة. إنه يتطابق في اتساعه مع شهادة بولس وأعمال الرسل. على الرغم من أن اللص المسكين قدّم عرضًا لقوة النعمة والإيمان في صورة لامعة ومن ثم اعترف بالمسيح ربًا بالذات حين كان كل شيء ضد هذا الإكرام، فاقت معرفته عن المعرفة التي عند مؤمني أمته. هو لم يعلم شيئًا عن الملكوت السماوي، لكن من المؤكد أنه انتظر، بأن المُعلَّق على الصليب سيأتي إلى ملكوته الأرضي</w:t>
+      </w:r>
+      <w:r>
+        <w:rPr>
+          <w:rFonts w:ascii="Sakkal Majalla" w:hAnsi="Sakkal Majalla" w:cs="Sakkal Majalla" w:hint="cs"/>
+          <w:sz w:val="28"/>
+          <w:szCs w:val="28"/>
+          <w:rtl/>
+          <w:lang w:val="de-DE" w:bidi="ar-AE"/>
+        </w:rPr>
+        <w:t>، ويطلب بملء ثقته بالمسيح، بأن يذكره. إن ردّ الرب يتناغم مع مبادئ الإنجيل مصرحًا: "أنت لست بحاجة بأن يطول انتظارك؛ فأنا أُحصّل لك الخلاص بالنعمة؛ فاليوم، في هذا اليوم ستكون معي في الفردوس وسترافقني في البركة."</w:t>
+      </w:r>
+    </w:p>
+    <w:p>
+      <w:pPr>
+        <w:jc w:val="both"/>
+        <w:rPr>
+          <w:rFonts w:ascii="Sakkal Majalla" w:hAnsi="Sakkal Majalla" w:cs="Sakkal Majalla"/>
+          <w:sz w:val="28"/>
+          <w:szCs w:val="28"/>
+          <w:rtl/>
+          <w:lang w:val="de-DE" w:bidi="ar-AE"/>
+        </w:rPr>
+      </w:pPr>
+      <w:r>
+        <w:rPr>
+          <w:rFonts w:ascii="Sakkal Majalla" w:hAnsi="Sakkal Majalla" w:cs="Sakkal Majalla" w:hint="cs"/>
+          <w:sz w:val="28"/>
+          <w:szCs w:val="28"/>
+          <w:rtl/>
+          <w:lang w:val="de-DE" w:bidi="ar-AE"/>
+        </w:rPr>
+        <w:t>هذا هو نصيب القديسين الراقدين؛ فهم مع المسيح في مُمتلك البركات، متغربين عن الجسد ومستوطنين عند الرب. أنا أعرف العُذر المثير للشفقة، الذي يستخدمه المرء في هذا الموضع، إذ يقرأ: "</w:t>
+      </w:r>
+      <w:r>
+        <w:rPr>
+          <w:rFonts w:ascii="Sakkal Majalla" w:hAnsi="Sakkal Majalla" w:cs="Sakkal Majalla" w:hint="cs"/>
+          <w:sz w:val="28"/>
+          <w:szCs w:val="28"/>
+          <w:rtl/>
+          <w:lang w:val="de-DE" w:bidi="ar-AE"/>
+        </w:rPr>
+        <w:t>الحق</w:t>
+      </w:r>
+      <w:r>
+        <w:rPr>
+          <w:rFonts w:ascii="Sakkal Majalla" w:hAnsi="Sakkal Majalla" w:cs="Sakkal Majalla" w:hint="cs"/>
+          <w:sz w:val="28"/>
+          <w:szCs w:val="28"/>
+          <w:rtl/>
+          <w:lang w:val="de-DE" w:bidi="ar-AE"/>
+        </w:rPr>
+        <w:t>، أقول لك اليوم، ستكون معي في الفردوس". إن هذه الطريقة في القراءة لا يُفس</w:t>
+      </w:r>
+      <w:r>
+        <w:rPr>
+          <w:rFonts w:ascii="Sakkal Majalla" w:hAnsi="Sakkal Majalla" w:cs="Sakkal Majalla" w:hint="cs"/>
+          <w:sz w:val="28"/>
+          <w:szCs w:val="28"/>
+          <w:rtl/>
+          <w:lang w:val="de-DE" w:bidi="ar-AE"/>
+        </w:rPr>
+        <w:t>ِ</w:t>
+      </w:r>
+      <w:r>
+        <w:rPr>
+          <w:rFonts w:ascii="Sakkal Majalla" w:hAnsi="Sakkal Majalla" w:cs="Sakkal Majalla" w:hint="cs"/>
+          <w:sz w:val="28"/>
+          <w:szCs w:val="28"/>
+          <w:rtl/>
+          <w:lang w:val="de-DE" w:bidi="ar-AE"/>
+        </w:rPr>
+        <w:t xml:space="preserve">د التناغم مع مضمون إنجيل لوقا فقط وإنما يقلب كل </w:t>
+      </w:r>
+      <w:r>
+        <w:rPr>
+          <w:rFonts w:ascii="Sakkal Majalla" w:hAnsi="Sakkal Majalla" w:cs="Sakkal Majalla" w:hint="cs"/>
+          <w:sz w:val="28"/>
+          <w:szCs w:val="28"/>
+          <w:rtl/>
+          <w:lang w:val="de-DE" w:bidi="ar-AE"/>
+        </w:rPr>
+        <w:t>ترتيبه</w:t>
+      </w:r>
+      <w:r>
+        <w:rPr>
+          <w:rFonts w:ascii="Sakkal Majalla" w:hAnsi="Sakkal Majalla" w:cs="Sakkal Majalla" w:hint="cs"/>
+          <w:sz w:val="28"/>
+          <w:szCs w:val="28"/>
+          <w:rtl/>
+          <w:lang w:val="de-DE" w:bidi="ar-AE"/>
+        </w:rPr>
+        <w:t xml:space="preserve"> ويُحرَم الموضع من </w:t>
+      </w:r>
+      <w:r>
+        <w:rPr>
+          <w:rFonts w:ascii="Sakkal Majalla" w:hAnsi="Sakkal Majalla" w:cs="Sakkal Majalla" w:hint="cs"/>
+          <w:sz w:val="28"/>
+          <w:szCs w:val="28"/>
+          <w:rtl/>
+          <w:lang w:val="de-DE" w:bidi="ar-AE"/>
+        </w:rPr>
+        <w:t>مضمونه. إن الكلمة الصغيرة "اليوم" مكتوبة في بداية الجملة لتشديد الرد على كلمة اللص "</w:t>
+      </w:r>
+      <w:r>
+        <w:rPr>
+          <w:rFonts w:ascii="Sakkal Majalla" w:hAnsi="Sakkal Majalla" w:cs="Sakkal Majalla" w:hint="cs"/>
+          <w:sz w:val="28"/>
+          <w:szCs w:val="28"/>
+          <w:rtl/>
+          <w:lang w:val="de-DE" w:bidi="ar-AE"/>
+        </w:rPr>
+        <w:t>مَتَى</w:t>
+      </w:r>
+      <w:r>
+        <w:rPr>
+          <w:rFonts w:ascii="Sakkal Majalla" w:hAnsi="Sakkal Majalla" w:cs="Sakkal Majalla"/>
+          <w:sz w:val="28"/>
+          <w:szCs w:val="28"/>
+          <w:rtl/>
+          <w:lang w:val="de-DE" w:bidi="ar-AE"/>
+        </w:rPr>
+        <w:t xml:space="preserve"> </w:t>
+      </w:r>
+      <w:r>
+        <w:rPr>
+          <w:rFonts w:ascii="Sakkal Majalla" w:hAnsi="Sakkal Majalla" w:cs="Sakkal Majalla" w:hint="cs"/>
+          <w:sz w:val="28"/>
+          <w:szCs w:val="28"/>
+          <w:rtl/>
+          <w:lang w:val="de-DE" w:bidi="ar-AE"/>
+        </w:rPr>
+        <w:t>جِئْتَ</w:t>
+      </w:r>
+      <w:r>
+        <w:rPr>
+          <w:rFonts w:ascii="Sakkal Majalla" w:hAnsi="Sakkal Majalla" w:cs="Sakkal Majalla"/>
+          <w:sz w:val="28"/>
+          <w:szCs w:val="28"/>
+          <w:rtl/>
+          <w:lang w:val="de-DE" w:bidi="ar-AE"/>
+        </w:rPr>
+        <w:t xml:space="preserve"> </w:t>
+      </w:r>
+      <w:r>
+        <w:rPr>
+          <w:rFonts w:ascii="Sakkal Majalla" w:hAnsi="Sakkal Majalla" w:cs="Sakkal Majalla" w:hint="cs"/>
+          <w:sz w:val="28"/>
+          <w:szCs w:val="28"/>
+          <w:rtl/>
+          <w:lang w:val="de-DE" w:bidi="ar-AE"/>
+        </w:rPr>
+        <w:t>فِي</w:t>
+      </w:r>
+      <w:r>
+        <w:rPr>
+          <w:rFonts w:ascii="Sakkal Majalla" w:hAnsi="Sakkal Majalla" w:cs="Sakkal Majalla"/>
+          <w:sz w:val="28"/>
+          <w:szCs w:val="28"/>
+          <w:rtl/>
+          <w:lang w:val="de-DE" w:bidi="ar-AE"/>
+        </w:rPr>
+        <w:t xml:space="preserve"> </w:t>
+      </w:r>
+      <w:r>
+        <w:rPr>
+          <w:rFonts w:ascii="Sakkal Majalla" w:hAnsi="Sakkal Majalla" w:cs="Sakkal Majalla" w:hint="cs"/>
+          <w:sz w:val="28"/>
+          <w:szCs w:val="28"/>
+          <w:rtl/>
+          <w:lang w:val="de-DE" w:bidi="ar-AE"/>
+        </w:rPr>
+        <w:t>مَلَكُوتِكَ</w:t>
+      </w:r>
+      <w:r>
+        <w:rPr>
+          <w:rFonts w:ascii="Sakkal Majalla" w:hAnsi="Sakkal Majalla" w:cs="Sakkal Majalla" w:hint="cs"/>
+          <w:sz w:val="28"/>
+          <w:szCs w:val="28"/>
+          <w:rtl/>
+          <w:lang w:val="de-DE" w:bidi="ar-AE"/>
+        </w:rPr>
+        <w:t xml:space="preserve">". </w:t>
+      </w:r>
+      <w:r>
+        <w:rPr>
+          <w:rFonts w:ascii="Sakkal Majalla" w:hAnsi="Sakkal Majalla" w:cs="Sakkal Majalla" w:hint="cs"/>
+          <w:sz w:val="28"/>
+          <w:szCs w:val="28"/>
+          <w:rtl/>
+          <w:lang w:val="de-DE" w:bidi="ar-AE"/>
+        </w:rPr>
+        <w:t>من</w:t>
+      </w:r>
+      <w:r>
+        <w:rPr>
+          <w:rFonts w:ascii="Sakkal Majalla" w:hAnsi="Sakkal Majalla" w:cs="Sakkal Majalla"/>
+          <w:sz w:val="28"/>
+          <w:szCs w:val="28"/>
+          <w:rtl/>
+          <w:lang w:val="de-DE" w:bidi="ar-AE"/>
+        </w:rPr>
+        <w:t xml:space="preserve"> </w:t>
+      </w:r>
+      <w:r>
+        <w:rPr>
+          <w:rFonts w:ascii="Sakkal Majalla" w:hAnsi="Sakkal Majalla" w:cs="Sakkal Majalla" w:hint="cs"/>
+          <w:sz w:val="28"/>
+          <w:szCs w:val="28"/>
+          <w:rtl/>
+          <w:lang w:val="de-DE" w:bidi="ar-AE"/>
+        </w:rPr>
+        <w:t>الصبياني</w:t>
+      </w:r>
+      <w:r>
+        <w:rPr>
+          <w:rFonts w:ascii="Sakkal Majalla" w:hAnsi="Sakkal Majalla" w:cs="Sakkal Majalla"/>
+          <w:sz w:val="28"/>
+          <w:szCs w:val="28"/>
+          <w:rtl/>
+          <w:lang w:val="de-DE" w:bidi="ar-AE"/>
+        </w:rPr>
+        <w:t xml:space="preserve"> </w:t>
+      </w:r>
+      <w:r>
+        <w:rPr>
+          <w:rFonts w:ascii="Sakkal Majalla" w:hAnsi="Sakkal Majalla" w:cs="Sakkal Majalla" w:hint="cs"/>
+          <w:sz w:val="28"/>
+          <w:szCs w:val="28"/>
+          <w:rtl/>
+          <w:lang w:val="de-DE" w:bidi="ar-AE"/>
+        </w:rPr>
+        <w:t>أن</w:t>
+      </w:r>
+      <w:r>
+        <w:rPr>
+          <w:rFonts w:ascii="Sakkal Majalla" w:hAnsi="Sakkal Majalla" w:cs="Sakkal Majalla"/>
+          <w:sz w:val="28"/>
+          <w:szCs w:val="28"/>
+          <w:rtl/>
+          <w:lang w:val="de-DE" w:bidi="ar-AE"/>
+        </w:rPr>
+        <w:t xml:space="preserve"> </w:t>
+      </w:r>
+      <w:r>
+        <w:rPr>
+          <w:rFonts w:ascii="Sakkal Majalla" w:hAnsi="Sakkal Majalla" w:cs="Sakkal Majalla" w:hint="cs"/>
+          <w:sz w:val="28"/>
+          <w:szCs w:val="28"/>
+          <w:rtl/>
+          <w:lang w:val="de-DE" w:bidi="ar-AE"/>
+        </w:rPr>
+        <w:t>ندمج</w:t>
+      </w:r>
+      <w:r>
+        <w:rPr>
+          <w:rFonts w:ascii="Sakkal Majalla" w:hAnsi="Sakkal Majalla" w:cs="Sakkal Majalla"/>
+          <w:sz w:val="28"/>
+          <w:szCs w:val="28"/>
+          <w:rtl/>
+          <w:lang w:val="de-DE" w:bidi="ar-AE"/>
+        </w:rPr>
+        <w:t xml:space="preserve"> </w:t>
+      </w:r>
+      <w:r>
+        <w:rPr>
+          <w:rFonts w:ascii="Sakkal Majalla" w:hAnsi="Sakkal Majalla" w:cs="Sakkal Majalla" w:hint="cs"/>
+          <w:sz w:val="28"/>
+          <w:szCs w:val="28"/>
+          <w:rtl/>
+          <w:lang w:val="de-DE" w:bidi="ar-AE"/>
+        </w:rPr>
+        <w:t>هذه</w:t>
+      </w:r>
+      <w:r>
+        <w:rPr>
+          <w:rFonts w:ascii="Sakkal Majalla" w:hAnsi="Sakkal Majalla" w:cs="Sakkal Majalla"/>
+          <w:sz w:val="28"/>
+          <w:szCs w:val="28"/>
+          <w:rtl/>
+          <w:lang w:val="de-DE" w:bidi="ar-AE"/>
+        </w:rPr>
+        <w:t xml:space="preserve"> </w:t>
+      </w:r>
+      <w:r>
+        <w:rPr>
+          <w:rFonts w:ascii="Sakkal Majalla" w:hAnsi="Sakkal Majalla" w:cs="Sakkal Majalla" w:hint="cs"/>
+          <w:sz w:val="28"/>
+          <w:szCs w:val="28"/>
+          <w:rtl/>
+          <w:lang w:val="de-DE" w:bidi="ar-AE"/>
+        </w:rPr>
+        <w:t>الكلمة</w:t>
+      </w:r>
+      <w:r>
+        <w:rPr>
+          <w:rFonts w:ascii="Sakkal Majalla" w:hAnsi="Sakkal Majalla" w:cs="Sakkal Majalla"/>
+          <w:sz w:val="28"/>
+          <w:szCs w:val="28"/>
+          <w:rtl/>
+          <w:lang w:val="de-DE" w:bidi="ar-AE"/>
+        </w:rPr>
+        <w:t xml:space="preserve"> </w:t>
+      </w:r>
+      <w:r>
+        <w:rPr>
+          <w:rFonts w:ascii="Sakkal Majalla" w:hAnsi="Sakkal Majalla" w:cs="Sakkal Majalla" w:hint="cs"/>
+          <w:sz w:val="28"/>
+          <w:szCs w:val="28"/>
+          <w:rtl/>
+          <w:lang w:val="de-DE" w:bidi="ar-AE"/>
+        </w:rPr>
+        <w:t>مع</w:t>
+      </w:r>
+      <w:r>
+        <w:rPr>
+          <w:rFonts w:ascii="Sakkal Majalla" w:hAnsi="Sakkal Majalla" w:cs="Sakkal Majalla"/>
+          <w:sz w:val="28"/>
+          <w:szCs w:val="28"/>
+          <w:rtl/>
+          <w:lang w:val="de-DE" w:bidi="ar-AE"/>
+        </w:rPr>
+        <w:t xml:space="preserve"> </w:t>
+      </w:r>
+      <w:r>
+        <w:rPr>
+          <w:rFonts w:ascii="Sakkal Majalla" w:hAnsi="Sakkal Majalla" w:cs="Sakkal Majalla" w:hint="cs"/>
+          <w:sz w:val="28"/>
+          <w:szCs w:val="28"/>
+          <w:rtl/>
+          <w:lang w:val="de-DE" w:bidi="ar-AE"/>
+        </w:rPr>
+        <w:t>التأكيد</w:t>
+      </w:r>
+      <w:r>
+        <w:rPr>
+          <w:rFonts w:ascii="Sakkal Majalla" w:hAnsi="Sakkal Majalla" w:cs="Sakkal Majalla"/>
+          <w:sz w:val="28"/>
+          <w:szCs w:val="28"/>
+          <w:rtl/>
+          <w:lang w:val="de-DE" w:bidi="ar-AE"/>
+        </w:rPr>
+        <w:t xml:space="preserve"> </w:t>
+      </w:r>
+      <w:r>
+        <w:rPr>
+          <w:rFonts w:ascii="Sakkal Majalla" w:hAnsi="Sakkal Majalla" w:cs="Sakkal Majalla" w:hint="cs"/>
+          <w:sz w:val="28"/>
+          <w:szCs w:val="28"/>
+          <w:rtl/>
+          <w:lang w:val="de-DE" w:bidi="ar-AE"/>
+        </w:rPr>
+        <w:t>الرسمي</w:t>
+      </w:r>
+      <w:r>
+        <w:rPr>
+          <w:rFonts w:ascii="Sakkal Majalla" w:hAnsi="Sakkal Majalla" w:cs="Sakkal Majalla"/>
+          <w:sz w:val="28"/>
+          <w:szCs w:val="28"/>
+          <w:rtl/>
+          <w:lang w:val="de-DE" w:bidi="ar-AE"/>
+        </w:rPr>
+        <w:t xml:space="preserve"> </w:t>
+      </w:r>
+      <w:r>
+        <w:rPr>
+          <w:rFonts w:ascii="Sakkal Majalla" w:hAnsi="Sakkal Majalla" w:cs="Sakkal Majalla" w:hint="cs"/>
+          <w:sz w:val="28"/>
+          <w:szCs w:val="28"/>
+          <w:rtl/>
+          <w:lang w:val="de-DE" w:bidi="ar-AE"/>
+        </w:rPr>
+        <w:t>"</w:t>
+      </w:r>
+      <w:r>
+        <w:rPr>
+          <w:rFonts w:ascii="Sakkal Majalla" w:hAnsi="Sakkal Majalla" w:cs="Sakkal Majalla" w:hint="cs"/>
+          <w:sz w:val="28"/>
+          <w:szCs w:val="28"/>
+          <w:rtl/>
+          <w:lang w:val="de-DE" w:bidi="ar-AE"/>
+        </w:rPr>
+        <w:t>الحق</w:t>
+      </w:r>
+      <w:r>
+        <w:rPr>
+          <w:rFonts w:ascii="Sakkal Majalla" w:hAnsi="Sakkal Majalla" w:cs="Sakkal Majalla"/>
+          <w:sz w:val="28"/>
+          <w:szCs w:val="28"/>
+          <w:rtl/>
+          <w:lang w:val="de-DE" w:bidi="ar-AE"/>
+        </w:rPr>
+        <w:t xml:space="preserve"> </w:t>
+      </w:r>
+      <w:r>
+        <w:rPr>
+          <w:rFonts w:ascii="Sakkal Majalla" w:hAnsi="Sakkal Majalla" w:cs="Sakkal Majalla" w:hint="cs"/>
+          <w:sz w:val="28"/>
+          <w:szCs w:val="28"/>
+          <w:rtl/>
+          <w:lang w:val="de-DE" w:bidi="ar-AE"/>
+        </w:rPr>
+        <w:t>أقول</w:t>
+      </w:r>
+      <w:r>
+        <w:rPr>
+          <w:rFonts w:ascii="Sakkal Majalla" w:hAnsi="Sakkal Majalla" w:cs="Sakkal Majalla"/>
+          <w:sz w:val="28"/>
+          <w:szCs w:val="28"/>
+          <w:rtl/>
+          <w:lang w:val="de-DE" w:bidi="ar-AE"/>
+        </w:rPr>
+        <w:t xml:space="preserve"> </w:t>
+      </w:r>
+      <w:r>
+        <w:rPr>
+          <w:rFonts w:ascii="Sakkal Majalla" w:hAnsi="Sakkal Majalla" w:cs="Sakkal Majalla" w:hint="cs"/>
+          <w:sz w:val="28"/>
+          <w:szCs w:val="28"/>
+          <w:rtl/>
+          <w:lang w:val="de-DE" w:bidi="ar-AE"/>
+        </w:rPr>
+        <w:t>لك</w:t>
+      </w:r>
+      <w:r>
+        <w:rPr>
+          <w:rFonts w:ascii="Sakkal Majalla" w:hAnsi="Sakkal Majalla" w:cs="Sakkal Majalla" w:hint="cs"/>
+          <w:sz w:val="28"/>
+          <w:szCs w:val="28"/>
+          <w:rtl/>
+          <w:lang w:val="de-DE" w:bidi="ar-AE"/>
+        </w:rPr>
+        <w:t>"</w:t>
+      </w:r>
+      <w:r>
+        <w:rPr>
+          <w:rFonts w:ascii="Sakkal Majalla" w:hAnsi="Sakkal Majalla" w:cs="Sakkal Majalla" w:hint="cs"/>
+          <w:sz w:val="28"/>
+          <w:szCs w:val="28"/>
+          <w:rtl/>
+          <w:lang w:val="de-DE" w:bidi="ar-AE"/>
+        </w:rPr>
+        <w:t xml:space="preserve"> و</w:t>
+      </w:r>
+      <w:r>
+        <w:rPr>
+          <w:rFonts w:ascii="Sakkal Majalla" w:hAnsi="Sakkal Majalla" w:cs="Sakkal Majalla" w:hint="cs"/>
+          <w:sz w:val="28"/>
+          <w:szCs w:val="28"/>
+          <w:rtl/>
+          <w:lang w:val="de-DE" w:bidi="ar-AE"/>
+        </w:rPr>
+        <w:t xml:space="preserve">هو </w:t>
+      </w:r>
+      <w:r>
+        <w:rPr>
+          <w:rFonts w:ascii="Sakkal Majalla" w:hAnsi="Sakkal Majalla" w:cs="Sakkal Majalla" w:hint="cs"/>
+          <w:sz w:val="28"/>
+          <w:szCs w:val="28"/>
+          <w:rtl/>
+          <w:lang w:val="de-DE" w:bidi="ar-AE"/>
+        </w:rPr>
+        <w:t xml:space="preserve">يُفسد دور طلب اللص مَن كان فقط ينتظر بأن يذكره المسيح متى ما جاء في ملكوته. "كلا"، يقول الرب مع كلمته العلنية "الحق"، التي يستخدمها </w:t>
+      </w:r>
+      <w:r>
+        <w:rPr>
+          <w:rFonts w:ascii="Sakkal Majalla" w:hAnsi="Sakkal Majalla" w:cs="Sakkal Majalla" w:hint="cs"/>
+          <w:sz w:val="28"/>
+          <w:szCs w:val="28"/>
+          <w:rtl/>
+          <w:lang w:val="de-DE" w:bidi="ar-AE"/>
+        </w:rPr>
+        <w:t xml:space="preserve">"إنه لن يطول انتظارك </w:t>
+      </w:r>
+      <w:r>
+        <w:rPr>
+          <w:rFonts w:ascii="Sakkal Majalla" w:hAnsi="Sakkal Majalla" w:cs="Sakkal Majalla" w:hint="cs"/>
+          <w:sz w:val="28"/>
+          <w:szCs w:val="28"/>
+          <w:rtl/>
+          <w:lang w:val="de-DE" w:bidi="ar-AE"/>
+        </w:rPr>
+        <w:t>إِنَّكَ</w:t>
+      </w:r>
+      <w:r>
+        <w:rPr>
+          <w:rFonts w:ascii="Sakkal Majalla" w:hAnsi="Sakkal Majalla" w:cs="Sakkal Majalla"/>
+          <w:sz w:val="28"/>
+          <w:szCs w:val="28"/>
+          <w:rtl/>
+          <w:lang w:val="de-DE" w:bidi="ar-AE"/>
+        </w:rPr>
+        <w:t xml:space="preserve"> </w:t>
+      </w:r>
+      <w:r>
+        <w:rPr>
+          <w:rFonts w:ascii="Sakkal Majalla" w:hAnsi="Sakkal Majalla" w:cs="Sakkal Majalla" w:hint="cs"/>
+          <w:sz w:val="28"/>
+          <w:szCs w:val="28"/>
+          <w:rtl/>
+          <w:lang w:val="de-DE" w:bidi="ar-AE"/>
+        </w:rPr>
+        <w:t>الْيَوْمَ</w:t>
+      </w:r>
+      <w:r>
+        <w:rPr>
+          <w:rFonts w:ascii="Sakkal Majalla" w:hAnsi="Sakkal Majalla" w:cs="Sakkal Majalla"/>
+          <w:sz w:val="28"/>
+          <w:szCs w:val="28"/>
+          <w:rtl/>
+          <w:lang w:val="de-DE" w:bidi="ar-AE"/>
+        </w:rPr>
+        <w:t xml:space="preserve"> </w:t>
+      </w:r>
+      <w:r>
+        <w:rPr>
+          <w:rFonts w:ascii="Sakkal Majalla" w:hAnsi="Sakkal Majalla" w:cs="Sakkal Majalla" w:hint="cs"/>
+          <w:sz w:val="28"/>
+          <w:szCs w:val="28"/>
+          <w:rtl/>
+          <w:lang w:val="de-DE" w:bidi="ar-AE"/>
+        </w:rPr>
+        <w:t>تَكُونُ</w:t>
+      </w:r>
+      <w:r>
+        <w:rPr>
+          <w:rFonts w:ascii="Sakkal Majalla" w:hAnsi="Sakkal Majalla" w:cs="Sakkal Majalla"/>
+          <w:sz w:val="28"/>
+          <w:szCs w:val="28"/>
+          <w:rtl/>
+          <w:lang w:val="de-DE" w:bidi="ar-AE"/>
+        </w:rPr>
+        <w:t xml:space="preserve"> </w:t>
+      </w:r>
+      <w:r>
+        <w:rPr>
+          <w:rFonts w:ascii="Sakkal Majalla" w:hAnsi="Sakkal Majalla" w:cs="Sakkal Majalla" w:hint="cs"/>
+          <w:sz w:val="28"/>
+          <w:szCs w:val="28"/>
+          <w:rtl/>
+          <w:lang w:val="de-DE" w:bidi="ar-AE"/>
+        </w:rPr>
+        <w:t>مَعِي</w:t>
+      </w:r>
+      <w:r>
+        <w:rPr>
+          <w:rFonts w:ascii="Sakkal Majalla" w:hAnsi="Sakkal Majalla" w:cs="Sakkal Majalla"/>
+          <w:sz w:val="28"/>
+          <w:szCs w:val="28"/>
+          <w:rtl/>
+          <w:lang w:val="de-DE" w:bidi="ar-AE"/>
+        </w:rPr>
+        <w:t xml:space="preserve"> </w:t>
+      </w:r>
+      <w:r>
+        <w:rPr>
+          <w:rFonts w:ascii="Sakkal Majalla" w:hAnsi="Sakkal Majalla" w:cs="Sakkal Majalla" w:hint="cs"/>
+          <w:sz w:val="28"/>
+          <w:szCs w:val="28"/>
+          <w:rtl/>
+          <w:lang w:val="de-DE" w:bidi="ar-AE"/>
+        </w:rPr>
+        <w:t>فِي</w:t>
+      </w:r>
+      <w:r>
+        <w:rPr>
+          <w:rFonts w:ascii="Sakkal Majalla" w:hAnsi="Sakkal Majalla" w:cs="Sakkal Majalla"/>
+          <w:sz w:val="28"/>
+          <w:szCs w:val="28"/>
+          <w:rtl/>
+          <w:lang w:val="de-DE" w:bidi="ar-AE"/>
+        </w:rPr>
+        <w:t xml:space="preserve"> </w:t>
+      </w:r>
+      <w:r>
+        <w:rPr>
+          <w:rFonts w:ascii="Sakkal Majalla" w:hAnsi="Sakkal Majalla" w:cs="Sakkal Majalla" w:hint="cs"/>
+          <w:sz w:val="28"/>
+          <w:szCs w:val="28"/>
+          <w:rtl/>
+          <w:lang w:val="de-DE" w:bidi="ar-AE"/>
+        </w:rPr>
+        <w:t>الْفِرْدَوْسِ</w:t>
+      </w:r>
+      <w:r>
+        <w:rPr>
+          <w:rFonts w:ascii="Sakkal Majalla" w:hAnsi="Sakkal Majalla" w:cs="Sakkal Majalla" w:hint="eastAsia"/>
+          <w:sz w:val="28"/>
+          <w:szCs w:val="28"/>
+          <w:rtl/>
+          <w:lang w:val="de-DE" w:bidi="ar-AE"/>
+        </w:rPr>
+        <w:t>»</w:t>
+      </w:r>
+      <w:r>
+        <w:rPr>
+          <w:rFonts w:ascii="Sakkal Majalla" w:hAnsi="Sakkal Majalla" w:cs="Sakkal Majalla"/>
+          <w:sz w:val="28"/>
+          <w:szCs w:val="28"/>
+          <w:rtl/>
+          <w:lang w:val="de-DE" w:bidi="ar-AE"/>
+        </w:rPr>
+        <w:t>.</w:t>
+      </w:r>
+      <w:r>
+        <w:rPr>
+          <w:rFonts w:ascii="Sakkal Majalla" w:hAnsi="Sakkal Majalla" w:cs="Sakkal Majalla" w:hint="cs"/>
+          <w:sz w:val="28"/>
+          <w:szCs w:val="28"/>
+          <w:rtl/>
+          <w:lang w:val="de-DE" w:bidi="ar-AE"/>
+        </w:rPr>
+        <w:t>" ما الذي تعنيه الكلمة في مضمونها "</w:t>
+      </w:r>
+      <w:r>
+        <w:rPr>
+          <w:rFonts w:ascii="Sakkal Majalla" w:hAnsi="Sakkal Majalla" w:cs="Sakkal Majalla"/>
+          <w:sz w:val="28"/>
+          <w:szCs w:val="28"/>
+          <w:rtl/>
+          <w:lang w:val="de-DE" w:bidi="ar-AE"/>
+        </w:rPr>
+        <w:t>«</w:t>
+      </w:r>
+      <w:r>
+        <w:rPr>
+          <w:rFonts w:ascii="Sakkal Majalla" w:hAnsi="Sakkal Majalla" w:cs="Sakkal Majalla" w:hint="cs"/>
+          <w:sz w:val="28"/>
+          <w:szCs w:val="28"/>
+          <w:rtl/>
+          <w:lang w:val="de-DE" w:bidi="ar-AE"/>
+        </w:rPr>
+        <w:t>الْحَقَّ</w:t>
+      </w:r>
+      <w:r>
+        <w:rPr>
+          <w:rFonts w:ascii="Sakkal Majalla" w:hAnsi="Sakkal Majalla" w:cs="Sakkal Majalla"/>
+          <w:sz w:val="28"/>
+          <w:szCs w:val="28"/>
+          <w:rtl/>
+          <w:lang w:val="de-DE" w:bidi="ar-AE"/>
+        </w:rPr>
+        <w:t xml:space="preserve"> </w:t>
+      </w:r>
+      <w:r>
+        <w:rPr>
+          <w:rFonts w:ascii="Sakkal Majalla" w:hAnsi="Sakkal Majalla" w:cs="Sakkal Majalla" w:hint="cs"/>
+          <w:sz w:val="28"/>
+          <w:szCs w:val="28"/>
+          <w:rtl/>
+          <w:lang w:val="de-DE" w:bidi="ar-AE"/>
+        </w:rPr>
+        <w:t>أَقُولُ</w:t>
+      </w:r>
+      <w:r>
+        <w:rPr>
+          <w:rFonts w:ascii="Sakkal Majalla" w:hAnsi="Sakkal Majalla" w:cs="Sakkal Majalla"/>
+          <w:sz w:val="28"/>
+          <w:szCs w:val="28"/>
+          <w:rtl/>
+          <w:lang w:val="de-DE" w:bidi="ar-AE"/>
+        </w:rPr>
+        <w:t xml:space="preserve"> </w:t>
+      </w:r>
+      <w:r>
+        <w:rPr>
+          <w:rFonts w:ascii="Sakkal Majalla" w:hAnsi="Sakkal Majalla" w:cs="Sakkal Majalla" w:hint="cs"/>
+          <w:sz w:val="28"/>
+          <w:szCs w:val="28"/>
+          <w:rtl/>
+          <w:lang w:val="de-DE" w:bidi="ar-AE"/>
+        </w:rPr>
+        <w:t>لَكَ</w:t>
+      </w:r>
+      <w:r>
+        <w:rPr>
+          <w:rFonts w:ascii="Sakkal Majalla" w:hAnsi="Sakkal Majalla" w:cs="Sakkal Majalla" w:hint="cs"/>
+          <w:sz w:val="28"/>
+          <w:szCs w:val="28"/>
+          <w:rtl/>
+          <w:lang w:val="de-DE" w:bidi="ar-AE"/>
+        </w:rPr>
+        <w:t xml:space="preserve">: اليوم"؟ إنها ستنزع التوكيد عن </w:t>
+      </w:r>
+      <w:proofErr w:type="spellStart"/>
+      <w:r>
+        <w:rPr>
+          <w:rFonts w:ascii="Sakkal Majalla" w:hAnsi="Sakkal Majalla" w:cs="Sakkal Majalla" w:hint="cs"/>
+          <w:sz w:val="28"/>
+          <w:szCs w:val="28"/>
+          <w:rtl/>
+          <w:lang w:val="de-DE" w:bidi="ar-AE"/>
+        </w:rPr>
+        <w:t>رسميتها</w:t>
+      </w:r>
+      <w:proofErr w:type="spellEnd"/>
+      <w:r>
+        <w:rPr>
+          <w:rFonts w:ascii="Sakkal Majalla" w:hAnsi="Sakkal Majalla" w:cs="Sakkal Majalla" w:hint="cs"/>
+          <w:sz w:val="28"/>
+          <w:szCs w:val="28"/>
+          <w:rtl/>
+          <w:lang w:val="de-DE" w:bidi="ar-AE"/>
+        </w:rPr>
+        <w:t xml:space="preserve">، بينما الكلمات </w:t>
+      </w:r>
+      <w:r>
+        <w:rPr>
+          <w:rFonts w:ascii="Sakkal Majalla" w:hAnsi="Sakkal Majalla" w:cs="Sakkal Majalla" w:hint="cs"/>
+          <w:sz w:val="28"/>
+          <w:szCs w:val="28"/>
+          <w:rtl/>
+          <w:lang w:val="de-DE" w:bidi="ar-AE"/>
+        </w:rPr>
+        <w:t>“«الْحَقَّ</w:t>
+      </w:r>
+      <w:r>
+        <w:rPr>
+          <w:rFonts w:ascii="Sakkal Majalla" w:hAnsi="Sakkal Majalla" w:cs="Sakkal Majalla"/>
+          <w:sz w:val="28"/>
+          <w:szCs w:val="28"/>
+          <w:rtl/>
+          <w:lang w:val="de-DE" w:bidi="ar-AE"/>
+        </w:rPr>
+        <w:t xml:space="preserve"> </w:t>
+      </w:r>
+      <w:r>
+        <w:rPr>
+          <w:rFonts w:ascii="Sakkal Majalla" w:hAnsi="Sakkal Majalla" w:cs="Sakkal Majalla" w:hint="cs"/>
+          <w:sz w:val="28"/>
+          <w:szCs w:val="28"/>
+          <w:rtl/>
+          <w:lang w:val="de-DE" w:bidi="ar-AE"/>
+        </w:rPr>
+        <w:t>أَقُولُ</w:t>
+      </w:r>
+      <w:r>
+        <w:rPr>
+          <w:rFonts w:ascii="Sakkal Majalla" w:hAnsi="Sakkal Majalla" w:cs="Sakkal Majalla"/>
+          <w:sz w:val="28"/>
+          <w:szCs w:val="28"/>
+          <w:rtl/>
+          <w:lang w:val="de-DE" w:bidi="ar-AE"/>
+        </w:rPr>
+        <w:t xml:space="preserve"> </w:t>
+      </w:r>
+      <w:r>
+        <w:rPr>
+          <w:rFonts w:ascii="Sakkal Majalla" w:hAnsi="Sakkal Majalla" w:cs="Sakkal Majalla" w:hint="cs"/>
+          <w:sz w:val="28"/>
+          <w:szCs w:val="28"/>
+          <w:rtl/>
+          <w:lang w:val="de-DE" w:bidi="ar-AE"/>
+        </w:rPr>
+        <w:t>لَكَ</w:t>
+      </w:r>
+      <w:r>
+        <w:rPr>
+          <w:rFonts w:ascii="Sakkal Majalla" w:hAnsi="Sakkal Majalla" w:cs="Sakkal Majalla"/>
+          <w:sz w:val="28"/>
+          <w:szCs w:val="28"/>
+          <w:rtl/>
+          <w:lang w:val="de-DE" w:bidi="ar-AE"/>
+        </w:rPr>
+        <w:t xml:space="preserve">: </w:t>
+      </w:r>
+      <w:r>
+        <w:rPr>
+          <w:rFonts w:ascii="Sakkal Majalla" w:hAnsi="Sakkal Majalla" w:cs="Sakkal Majalla" w:hint="cs"/>
+          <w:sz w:val="28"/>
+          <w:szCs w:val="28"/>
+          <w:rtl/>
+          <w:lang w:val="de-DE" w:bidi="ar-AE"/>
+        </w:rPr>
+        <w:t>إِنَّكَ</w:t>
+      </w:r>
+      <w:r>
+        <w:rPr>
+          <w:rFonts w:ascii="Sakkal Majalla" w:hAnsi="Sakkal Majalla" w:cs="Sakkal Majalla"/>
+          <w:sz w:val="28"/>
+          <w:szCs w:val="28"/>
+          <w:rtl/>
+          <w:lang w:val="de-DE" w:bidi="ar-AE"/>
+        </w:rPr>
+        <w:t xml:space="preserve"> </w:t>
+      </w:r>
+      <w:r>
+        <w:rPr>
+          <w:rFonts w:ascii="Sakkal Majalla" w:hAnsi="Sakkal Majalla" w:cs="Sakkal Majalla" w:hint="cs"/>
+          <w:sz w:val="28"/>
+          <w:szCs w:val="28"/>
+          <w:rtl/>
+          <w:lang w:val="de-DE" w:bidi="ar-AE"/>
+        </w:rPr>
+        <w:t>الْيَوْمَ</w:t>
+      </w:r>
+      <w:r>
+        <w:rPr>
+          <w:rFonts w:ascii="Sakkal Majalla" w:hAnsi="Sakkal Majalla" w:cs="Sakkal Majalla"/>
+          <w:sz w:val="28"/>
+          <w:szCs w:val="28"/>
+          <w:rtl/>
+          <w:lang w:val="de-DE" w:bidi="ar-AE"/>
+        </w:rPr>
+        <w:t xml:space="preserve"> </w:t>
+      </w:r>
+      <w:r>
+        <w:rPr>
+          <w:rFonts w:ascii="Sakkal Majalla" w:hAnsi="Sakkal Majalla" w:cs="Sakkal Majalla" w:hint="cs"/>
+          <w:sz w:val="28"/>
+          <w:szCs w:val="28"/>
+          <w:rtl/>
+          <w:lang w:val="de-DE" w:bidi="ar-AE"/>
+        </w:rPr>
+        <w:t>تَكُونُ</w:t>
+      </w:r>
+      <w:r>
+        <w:rPr>
+          <w:rFonts w:ascii="Sakkal Majalla" w:hAnsi="Sakkal Majalla" w:cs="Sakkal Majalla"/>
+          <w:sz w:val="28"/>
+          <w:szCs w:val="28"/>
+          <w:rtl/>
+          <w:lang w:val="de-DE" w:bidi="ar-AE"/>
+        </w:rPr>
+        <w:t xml:space="preserve"> </w:t>
+      </w:r>
+      <w:r>
+        <w:rPr>
+          <w:rFonts w:ascii="Sakkal Majalla" w:hAnsi="Sakkal Majalla" w:cs="Sakkal Majalla" w:hint="cs"/>
+          <w:sz w:val="28"/>
+          <w:szCs w:val="28"/>
+          <w:rtl/>
+          <w:lang w:val="de-DE" w:bidi="ar-AE"/>
+        </w:rPr>
+        <w:t>مَعِي</w:t>
+      </w:r>
+      <w:r>
+        <w:rPr>
+          <w:rFonts w:ascii="Sakkal Majalla" w:hAnsi="Sakkal Majalla" w:cs="Sakkal Majalla"/>
+          <w:sz w:val="28"/>
+          <w:szCs w:val="28"/>
+          <w:rtl/>
+          <w:lang w:val="de-DE" w:bidi="ar-AE"/>
+        </w:rPr>
+        <w:t xml:space="preserve"> </w:t>
+      </w:r>
+      <w:r>
+        <w:rPr>
+          <w:rFonts w:ascii="Sakkal Majalla" w:hAnsi="Sakkal Majalla" w:cs="Sakkal Majalla" w:hint="cs"/>
+          <w:sz w:val="28"/>
+          <w:szCs w:val="28"/>
+          <w:rtl/>
+          <w:lang w:val="de-DE" w:bidi="ar-AE"/>
+        </w:rPr>
+        <w:t>فِي</w:t>
+      </w:r>
+      <w:r>
+        <w:rPr>
+          <w:rFonts w:ascii="Sakkal Majalla" w:hAnsi="Sakkal Majalla" w:cs="Sakkal Majalla"/>
+          <w:sz w:val="28"/>
+          <w:szCs w:val="28"/>
+          <w:rtl/>
+          <w:lang w:val="de-DE" w:bidi="ar-AE"/>
+        </w:rPr>
+        <w:t xml:space="preserve"> </w:t>
+      </w:r>
+      <w:r>
+        <w:rPr>
+          <w:rFonts w:ascii="Sakkal Majalla" w:hAnsi="Sakkal Majalla" w:cs="Sakkal Majalla" w:hint="cs"/>
+          <w:sz w:val="28"/>
+          <w:szCs w:val="28"/>
+          <w:rtl/>
+          <w:lang w:val="de-DE" w:bidi="ar-AE"/>
+        </w:rPr>
+        <w:t>الْفِرْدَوْسِ</w:t>
+      </w:r>
+      <w:r>
+        <w:rPr>
+          <w:rFonts w:ascii="Sakkal Majalla" w:hAnsi="Sakkal Majalla" w:cs="Sakkal Majalla" w:hint="eastAsia"/>
+          <w:sz w:val="28"/>
+          <w:szCs w:val="28"/>
+          <w:rtl/>
+          <w:lang w:val="de-DE" w:bidi="ar-AE"/>
+        </w:rPr>
+        <w:t>»</w:t>
+      </w:r>
+      <w:r>
+        <w:rPr>
+          <w:rFonts w:ascii="Sakkal Majalla" w:hAnsi="Sakkal Majalla" w:cs="Sakkal Majalla"/>
+          <w:sz w:val="28"/>
+          <w:szCs w:val="28"/>
+          <w:rtl/>
+          <w:lang w:val="de-DE" w:bidi="ar-AE"/>
+        </w:rPr>
+        <w:t>.</w:t>
+      </w:r>
+      <w:r>
+        <w:rPr>
+          <w:rFonts w:ascii="Sakkal Majalla" w:hAnsi="Sakkal Majalla" w:cs="Sakkal Majalla" w:hint="cs"/>
+          <w:sz w:val="28"/>
+          <w:szCs w:val="28"/>
+          <w:rtl/>
+          <w:lang w:val="de-DE" w:bidi="ar-AE"/>
+        </w:rPr>
+        <w:t>"</w:t>
+      </w:r>
+      <w:r>
+        <w:rPr>
+          <w:rFonts w:ascii="Sakkal Majalla" w:hAnsi="Sakkal Majalla" w:cs="Sakkal Majalla" w:hint="cs"/>
+          <w:sz w:val="28"/>
+          <w:szCs w:val="28"/>
+          <w:rtl/>
+          <w:lang w:val="de-DE" w:bidi="ar-AE"/>
+        </w:rPr>
+        <w:t xml:space="preserve"> يفوق رجاء اللص ويُعلن لنا أفراحًا مختلفة عن الأرضية تنتظرنا عندما نفارق من هذا العالم لنكون مع الرب.</w:t>
+      </w:r>
+    </w:p>
+    <w:p>
+      <w:pPr>
+        <w:jc w:val="both"/>
+        <w:rPr>
+          <w:rFonts w:ascii="Sakkal Majalla" w:hAnsi="Sakkal Majalla" w:cs="Sakkal Majalla"/>
+          <w:sz w:val="28"/>
+          <w:szCs w:val="28"/>
+          <w:rtl/>
+          <w:lang w:val="de-DE" w:bidi="ar-AE"/>
+        </w:rPr>
+      </w:pPr>
+      <w:r>
+        <w:rPr>
+          <w:rFonts w:ascii="Sakkal Majalla" w:hAnsi="Sakkal Majalla" w:cs="Sakkal Majalla" w:hint="cs"/>
+          <w:sz w:val="28"/>
+          <w:szCs w:val="28"/>
+          <w:rtl/>
+          <w:lang w:val="de-DE" w:bidi="ar-AE"/>
+        </w:rPr>
+        <w:t>بسبب</w:t>
+      </w:r>
+      <w:r>
+        <w:rPr>
+          <w:rFonts w:ascii="Sakkal Majalla" w:hAnsi="Sakkal Majalla" w:cs="Sakkal Majalla"/>
+          <w:sz w:val="28"/>
+          <w:szCs w:val="28"/>
+          <w:rtl/>
+          <w:lang w:val="de-DE" w:bidi="ar-AE"/>
+        </w:rPr>
+        <w:t xml:space="preserve"> </w:t>
+      </w:r>
+      <w:r>
+        <w:rPr>
+          <w:rFonts w:ascii="Sakkal Majalla" w:hAnsi="Sakkal Majalla" w:cs="Sakkal Majalla" w:hint="cs"/>
+          <w:sz w:val="28"/>
+          <w:szCs w:val="28"/>
+          <w:rtl/>
+          <w:lang w:val="de-DE" w:bidi="ar-AE"/>
+        </w:rPr>
+        <w:t>شر</w:t>
+      </w:r>
+      <w:r>
+        <w:rPr>
+          <w:rFonts w:ascii="Sakkal Majalla" w:hAnsi="Sakkal Majalla" w:cs="Sakkal Majalla"/>
+          <w:sz w:val="28"/>
+          <w:szCs w:val="28"/>
+          <w:rtl/>
+          <w:lang w:val="de-DE" w:bidi="ar-AE"/>
+        </w:rPr>
+        <w:t xml:space="preserve"> </w:t>
+      </w:r>
+      <w:r>
+        <w:rPr>
+          <w:rFonts w:ascii="Sakkal Majalla" w:hAnsi="Sakkal Majalla" w:cs="Sakkal Majalla" w:hint="cs"/>
+          <w:sz w:val="28"/>
+          <w:szCs w:val="28"/>
+          <w:rtl/>
+          <w:lang w:val="de-DE" w:bidi="ar-AE"/>
+        </w:rPr>
+        <w:t>اليهود،</w:t>
+      </w:r>
+      <w:r>
+        <w:rPr>
+          <w:rFonts w:ascii="Sakkal Majalla" w:hAnsi="Sakkal Majalla" w:cs="Sakkal Majalla"/>
+          <w:sz w:val="28"/>
+          <w:szCs w:val="28"/>
+          <w:rtl/>
+          <w:lang w:val="de-DE" w:bidi="ar-AE"/>
+        </w:rPr>
+        <w:t xml:space="preserve"> </w:t>
+      </w:r>
+      <w:r>
+        <w:rPr>
+          <w:rFonts w:ascii="Sakkal Majalla" w:hAnsi="Sakkal Majalla" w:cs="Sakkal Majalla" w:hint="cs"/>
+          <w:sz w:val="28"/>
+          <w:szCs w:val="28"/>
+          <w:rtl/>
+          <w:lang w:val="de-DE" w:bidi="ar-AE"/>
+        </w:rPr>
+        <w:t>تحقق</w:t>
+      </w:r>
+      <w:r>
+        <w:rPr>
+          <w:rFonts w:ascii="Sakkal Majalla" w:hAnsi="Sakkal Majalla" w:cs="Sakkal Majalla"/>
+          <w:sz w:val="28"/>
+          <w:szCs w:val="28"/>
+          <w:rtl/>
+          <w:lang w:val="de-DE" w:bidi="ar-AE"/>
+        </w:rPr>
+        <w:t xml:space="preserve"> </w:t>
+      </w:r>
+      <w:r>
+        <w:rPr>
+          <w:rFonts w:ascii="Sakkal Majalla" w:hAnsi="Sakkal Majalla" w:cs="Sakkal Majalla" w:hint="cs"/>
+          <w:sz w:val="28"/>
+          <w:szCs w:val="28"/>
+          <w:rtl/>
+          <w:lang w:val="de-DE" w:bidi="ar-AE"/>
+        </w:rPr>
+        <w:t>وعد</w:t>
+      </w:r>
+      <w:r>
+        <w:rPr>
+          <w:rFonts w:ascii="Sakkal Majalla" w:hAnsi="Sakkal Majalla" w:cs="Sakkal Majalla"/>
+          <w:sz w:val="28"/>
+          <w:szCs w:val="28"/>
+          <w:rtl/>
+          <w:lang w:val="de-DE" w:bidi="ar-AE"/>
+        </w:rPr>
+        <w:t xml:space="preserve"> </w:t>
+      </w:r>
+      <w:r>
+        <w:rPr>
+          <w:rFonts w:ascii="Sakkal Majalla" w:hAnsi="Sakkal Majalla" w:cs="Sakkal Majalla" w:hint="cs"/>
+          <w:sz w:val="28"/>
+          <w:szCs w:val="28"/>
+          <w:rtl/>
+          <w:lang w:val="de-DE" w:bidi="ar-AE"/>
+        </w:rPr>
+        <w:t>اللص</w:t>
+      </w:r>
+      <w:r>
+        <w:rPr>
+          <w:rFonts w:ascii="Sakkal Majalla" w:hAnsi="Sakkal Majalla" w:cs="Sakkal Majalla"/>
+          <w:sz w:val="28"/>
+          <w:szCs w:val="28"/>
+          <w:rtl/>
+          <w:lang w:val="de-DE" w:bidi="ar-AE"/>
+        </w:rPr>
+        <w:t xml:space="preserve"> </w:t>
+      </w:r>
+      <w:r>
+        <w:rPr>
+          <w:rFonts w:ascii="Sakkal Majalla" w:hAnsi="Sakkal Majalla" w:cs="Sakkal Majalla" w:hint="cs"/>
+          <w:sz w:val="28"/>
+          <w:szCs w:val="28"/>
+          <w:rtl/>
+          <w:lang w:val="de-DE" w:bidi="ar-AE"/>
+        </w:rPr>
+        <w:t>من</w:t>
+      </w:r>
+      <w:r>
+        <w:rPr>
+          <w:rFonts w:ascii="Sakkal Majalla" w:hAnsi="Sakkal Majalla" w:cs="Sakkal Majalla"/>
+          <w:sz w:val="28"/>
+          <w:szCs w:val="28"/>
+          <w:rtl/>
+          <w:lang w:val="de-DE" w:bidi="ar-AE"/>
+        </w:rPr>
+        <w:t xml:space="preserve"> </w:t>
+      </w:r>
+      <w:r>
+        <w:rPr>
+          <w:rFonts w:ascii="Sakkal Majalla" w:hAnsi="Sakkal Majalla" w:cs="Sakkal Majalla" w:hint="cs"/>
+          <w:sz w:val="28"/>
+          <w:szCs w:val="28"/>
+          <w:rtl/>
+          <w:lang w:val="de-DE" w:bidi="ar-AE"/>
+        </w:rPr>
+        <w:t>خلال</w:t>
+      </w:r>
+      <w:r>
+        <w:rPr>
+          <w:rFonts w:ascii="Sakkal Majalla" w:hAnsi="Sakkal Majalla" w:cs="Sakkal Majalla"/>
+          <w:sz w:val="28"/>
+          <w:szCs w:val="28"/>
+          <w:rtl/>
+          <w:lang w:val="de-DE" w:bidi="ar-AE"/>
+        </w:rPr>
+        <w:t xml:space="preserve"> </w:t>
+      </w:r>
+      <w:r>
+        <w:rPr>
+          <w:rFonts w:ascii="Sakkal Majalla" w:hAnsi="Sakkal Majalla" w:cs="Sakkal Majalla" w:hint="cs"/>
+          <w:sz w:val="28"/>
+          <w:szCs w:val="28"/>
+          <w:rtl/>
+          <w:lang w:val="de-DE" w:bidi="ar-AE"/>
+        </w:rPr>
+        <w:t>كسر</w:t>
+      </w:r>
+      <w:r>
+        <w:rPr>
+          <w:rFonts w:ascii="Sakkal Majalla" w:hAnsi="Sakkal Majalla" w:cs="Sakkal Majalla"/>
+          <w:sz w:val="28"/>
+          <w:szCs w:val="28"/>
+          <w:rtl/>
+          <w:lang w:val="de-DE" w:bidi="ar-AE"/>
+        </w:rPr>
+        <w:t xml:space="preserve"> </w:t>
+      </w:r>
+      <w:r>
+        <w:rPr>
+          <w:rFonts w:ascii="Sakkal Majalla" w:hAnsi="Sakkal Majalla" w:cs="Sakkal Majalla" w:hint="cs"/>
+          <w:sz w:val="28"/>
+          <w:szCs w:val="28"/>
+          <w:rtl/>
+          <w:lang w:val="de-DE" w:bidi="ar-AE"/>
+        </w:rPr>
+        <w:t>ساقيه</w:t>
+      </w:r>
+      <w:r>
+        <w:rPr>
+          <w:rFonts w:ascii="Sakkal Majalla" w:hAnsi="Sakkal Majalla" w:cs="Sakkal Majalla" w:hint="cs"/>
+          <w:sz w:val="28"/>
+          <w:szCs w:val="28"/>
+          <w:rtl/>
+          <w:lang w:val="de-DE" w:bidi="ar-AE"/>
+        </w:rPr>
+        <w:t xml:space="preserve">؛ فشرهم كان ايضًا الوسيلة لتتميم عمل الفداء، الذي منح اللص الحق بأن يكون مع المسيح في الفردوس. </w:t>
+      </w:r>
+      <w:r>
+        <w:rPr>
+          <w:rFonts w:ascii="Sakkal Majalla" w:hAnsi="Sakkal Majalla" w:cs="Sakkal Majalla" w:hint="cs"/>
+          <w:sz w:val="28"/>
+          <w:szCs w:val="28"/>
+          <w:rtl/>
+          <w:lang w:val="de-DE" w:bidi="ar-AE"/>
+        </w:rPr>
+        <w:t xml:space="preserve">هذا أيضًا كان منتظر </w:t>
+      </w:r>
+      <w:proofErr w:type="spellStart"/>
+      <w:r>
+        <w:rPr>
+          <w:rFonts w:ascii="Sakkal Majalla" w:hAnsi="Sakkal Majalla" w:cs="Sakkal Majalla" w:hint="cs"/>
+          <w:sz w:val="28"/>
+          <w:szCs w:val="28"/>
+          <w:rtl/>
+          <w:lang w:val="de-DE" w:bidi="ar-AE"/>
+        </w:rPr>
+        <w:t>استيفانوس</w:t>
+      </w:r>
+      <w:proofErr w:type="spellEnd"/>
+      <w:r>
+        <w:rPr>
+          <w:rFonts w:ascii="Sakkal Majalla" w:hAnsi="Sakkal Majalla" w:cs="Sakkal Majalla" w:hint="cs"/>
+          <w:sz w:val="28"/>
+          <w:szCs w:val="28"/>
+          <w:rtl/>
+          <w:lang w:val="de-DE" w:bidi="ar-AE"/>
+        </w:rPr>
+        <w:t xml:space="preserve">، حينما أنهى الموت مسيرته على الأرض. هو رأى المسيح وطلب منه، بأن يقبل (يأخذ) روحه. هل قبله المسيح؟ أم أنه فقط أنهى خدمة </w:t>
+      </w:r>
+      <w:proofErr w:type="spellStart"/>
+      <w:r>
+        <w:rPr>
+          <w:rFonts w:ascii="Sakkal Majalla" w:hAnsi="Sakkal Majalla" w:cs="Sakkal Majalla" w:hint="cs"/>
+          <w:sz w:val="28"/>
+          <w:szCs w:val="28"/>
+          <w:rtl/>
+          <w:lang w:val="de-DE" w:bidi="ar-AE"/>
+        </w:rPr>
+        <w:t>استيفانوس</w:t>
+      </w:r>
+      <w:proofErr w:type="spellEnd"/>
+      <w:r>
+        <w:rPr>
+          <w:rFonts w:ascii="Sakkal Majalla" w:hAnsi="Sakkal Majalla" w:cs="Sakkal Majalla" w:hint="cs"/>
+          <w:sz w:val="28"/>
+          <w:szCs w:val="28"/>
+          <w:rtl/>
+          <w:lang w:val="de-DE" w:bidi="ar-AE"/>
+        </w:rPr>
+        <w:t xml:space="preserve"> وفرحه وأضجعه في نومه؟</w:t>
+      </w:r>
+    </w:p>
+    <w:p>
+      <w:pPr>
+        <w:jc w:val="both"/>
+        <w:rPr>
+          <w:rFonts w:ascii="Sakkal Majalla" w:hAnsi="Sakkal Majalla" w:cs="Sakkal Majalla"/>
+          <w:sz w:val="28"/>
+          <w:szCs w:val="28"/>
+          <w:rtl/>
+          <w:lang w:val="de-DE" w:bidi="ar-AE"/>
+        </w:rPr>
+      </w:pPr>
+      <w:r>
+        <w:rPr>
+          <w:rFonts w:ascii="Sakkal Majalla" w:hAnsi="Sakkal Majalla" w:cs="Sakkal Majalla" w:hint="cs"/>
+          <w:sz w:val="28"/>
+          <w:szCs w:val="28"/>
+          <w:rtl/>
+          <w:lang w:val="de-DE" w:bidi="ar-AE"/>
+        </w:rPr>
+        <w:t>فالحالة المتوسطة ليست هي المجد؛ لأنه ينتمي لذلك "قيامة الأجساد إلى المجد". "</w:t>
+      </w:r>
+      <w:r>
+        <w:rPr>
+          <w:rFonts w:ascii="Sakkal Majalla" w:hAnsi="Sakkal Majalla" w:cs="Sakkal Majalla" w:hint="cs"/>
+          <w:sz w:val="28"/>
+          <w:szCs w:val="28"/>
+          <w:rtl/>
+          <w:lang w:val="de-DE" w:bidi="ar-AE"/>
+        </w:rPr>
+        <w:t>سَيُغَيِّرُ</w:t>
+      </w:r>
+      <w:r>
+        <w:rPr>
+          <w:rFonts w:ascii="Sakkal Majalla" w:hAnsi="Sakkal Majalla" w:cs="Sakkal Majalla"/>
+          <w:sz w:val="28"/>
+          <w:szCs w:val="28"/>
+          <w:rtl/>
+          <w:lang w:val="de-DE" w:bidi="ar-AE"/>
+        </w:rPr>
+        <w:t xml:space="preserve"> </w:t>
+      </w:r>
+      <w:r>
+        <w:rPr>
+          <w:rFonts w:ascii="Sakkal Majalla" w:hAnsi="Sakkal Majalla" w:cs="Sakkal Majalla" w:hint="cs"/>
+          <w:sz w:val="28"/>
+          <w:szCs w:val="28"/>
+          <w:rtl/>
+          <w:lang w:val="de-DE" w:bidi="ar-AE"/>
+        </w:rPr>
+        <w:t>شَكْلَ</w:t>
+      </w:r>
+      <w:r>
+        <w:rPr>
+          <w:rFonts w:ascii="Sakkal Majalla" w:hAnsi="Sakkal Majalla" w:cs="Sakkal Majalla"/>
+          <w:sz w:val="28"/>
+          <w:szCs w:val="28"/>
+          <w:rtl/>
+          <w:lang w:val="de-DE" w:bidi="ar-AE"/>
+        </w:rPr>
+        <w:t xml:space="preserve"> </w:t>
+      </w:r>
+      <w:r>
+        <w:rPr>
+          <w:rFonts w:ascii="Sakkal Majalla" w:hAnsi="Sakkal Majalla" w:cs="Sakkal Majalla" w:hint="cs"/>
+          <w:sz w:val="28"/>
+          <w:szCs w:val="28"/>
+          <w:rtl/>
+          <w:lang w:val="de-DE" w:bidi="ar-AE"/>
+        </w:rPr>
+        <w:t>جَسَدِ</w:t>
+      </w:r>
+      <w:r>
+        <w:rPr>
+          <w:rFonts w:ascii="Sakkal Majalla" w:hAnsi="Sakkal Majalla" w:cs="Sakkal Majalla"/>
+          <w:sz w:val="28"/>
+          <w:szCs w:val="28"/>
+          <w:rtl/>
+          <w:lang w:val="de-DE" w:bidi="ar-AE"/>
+        </w:rPr>
+        <w:t xml:space="preserve"> </w:t>
+      </w:r>
+      <w:r>
+        <w:rPr>
+          <w:rFonts w:ascii="Sakkal Majalla" w:hAnsi="Sakkal Majalla" w:cs="Sakkal Majalla" w:hint="cs"/>
+          <w:sz w:val="28"/>
+          <w:szCs w:val="28"/>
+          <w:rtl/>
+          <w:lang w:val="de-DE" w:bidi="ar-AE"/>
+        </w:rPr>
+        <w:t>تَوَاضُعِنَا</w:t>
+      </w:r>
+      <w:r>
+        <w:rPr>
+          <w:rFonts w:ascii="Sakkal Majalla" w:hAnsi="Sakkal Majalla" w:cs="Sakkal Majalla"/>
+          <w:sz w:val="28"/>
+          <w:szCs w:val="28"/>
+          <w:rtl/>
+          <w:lang w:val="de-DE" w:bidi="ar-AE"/>
+        </w:rPr>
+        <w:t xml:space="preserve"> </w:t>
+      </w:r>
+      <w:r>
+        <w:rPr>
+          <w:rFonts w:ascii="Sakkal Majalla" w:hAnsi="Sakkal Majalla" w:cs="Sakkal Majalla" w:hint="cs"/>
+          <w:sz w:val="28"/>
+          <w:szCs w:val="28"/>
+          <w:rtl/>
+          <w:lang w:val="de-DE" w:bidi="ar-AE"/>
+        </w:rPr>
+        <w:t>لِيَكُونَ</w:t>
+      </w:r>
+      <w:r>
+        <w:rPr>
+          <w:rFonts w:ascii="Sakkal Majalla" w:hAnsi="Sakkal Majalla" w:cs="Sakkal Majalla"/>
+          <w:sz w:val="28"/>
+          <w:szCs w:val="28"/>
+          <w:rtl/>
+          <w:lang w:val="de-DE" w:bidi="ar-AE"/>
+        </w:rPr>
+        <w:t xml:space="preserve"> </w:t>
+      </w:r>
+      <w:r>
+        <w:rPr>
+          <w:rFonts w:ascii="Sakkal Majalla" w:hAnsi="Sakkal Majalla" w:cs="Sakkal Majalla" w:hint="cs"/>
+          <w:sz w:val="28"/>
+          <w:szCs w:val="28"/>
+          <w:rtl/>
+          <w:lang w:val="de-DE" w:bidi="ar-AE"/>
+        </w:rPr>
+        <w:t>عَلَى</w:t>
+      </w:r>
+      <w:r>
+        <w:rPr>
+          <w:rFonts w:ascii="Sakkal Majalla" w:hAnsi="Sakkal Majalla" w:cs="Sakkal Majalla"/>
+          <w:sz w:val="28"/>
+          <w:szCs w:val="28"/>
+          <w:rtl/>
+          <w:lang w:val="de-DE" w:bidi="ar-AE"/>
+        </w:rPr>
+        <w:t xml:space="preserve"> </w:t>
+      </w:r>
+      <w:r>
+        <w:rPr>
+          <w:rFonts w:ascii="Sakkal Majalla" w:hAnsi="Sakkal Majalla" w:cs="Sakkal Majalla" w:hint="cs"/>
+          <w:sz w:val="28"/>
+          <w:szCs w:val="28"/>
+          <w:rtl/>
+          <w:lang w:val="de-DE" w:bidi="ar-AE"/>
+        </w:rPr>
+        <w:t>صُورَةِ</w:t>
+      </w:r>
+      <w:r>
+        <w:rPr>
+          <w:rFonts w:ascii="Sakkal Majalla" w:hAnsi="Sakkal Majalla" w:cs="Sakkal Majalla"/>
+          <w:sz w:val="28"/>
+          <w:szCs w:val="28"/>
+          <w:rtl/>
+          <w:lang w:val="de-DE" w:bidi="ar-AE"/>
+        </w:rPr>
+        <w:t xml:space="preserve"> </w:t>
+      </w:r>
+      <w:r>
+        <w:rPr>
+          <w:rFonts w:ascii="Sakkal Majalla" w:hAnsi="Sakkal Majalla" w:cs="Sakkal Majalla" w:hint="cs"/>
+          <w:sz w:val="28"/>
+          <w:szCs w:val="28"/>
+          <w:rtl/>
+          <w:lang w:val="de-DE" w:bidi="ar-AE"/>
+        </w:rPr>
+        <w:t>جَسَدِ</w:t>
+      </w:r>
+      <w:r>
+        <w:rPr>
+          <w:rFonts w:ascii="Sakkal Majalla" w:hAnsi="Sakkal Majalla" w:cs="Sakkal Majalla"/>
+          <w:sz w:val="28"/>
+          <w:szCs w:val="28"/>
+          <w:rtl/>
+          <w:lang w:val="de-DE" w:bidi="ar-AE"/>
+        </w:rPr>
+        <w:t xml:space="preserve"> </w:t>
+      </w:r>
+      <w:r>
+        <w:rPr>
+          <w:rFonts w:ascii="Sakkal Majalla" w:hAnsi="Sakkal Majalla" w:cs="Sakkal Majalla" w:hint="cs"/>
+          <w:sz w:val="28"/>
+          <w:szCs w:val="28"/>
+          <w:rtl/>
+          <w:lang w:val="de-DE" w:bidi="ar-AE"/>
+        </w:rPr>
+        <w:t>مَجْدِهِ،</w:t>
+      </w:r>
+      <w:r>
+        <w:rPr>
+          <w:rFonts w:ascii="Sakkal Majalla" w:hAnsi="Sakkal Majalla" w:cs="Sakkal Majalla" w:hint="cs"/>
+          <w:sz w:val="28"/>
+          <w:szCs w:val="28"/>
+          <w:rtl/>
+          <w:lang w:val="de-DE" w:bidi="ar-AE"/>
+        </w:rPr>
+        <w:t>" لكن في الحالة المتوسطة</w:t>
+      </w:r>
+      <w:r>
+        <w:rPr>
+          <w:rFonts w:ascii="Sakkal Majalla" w:hAnsi="Sakkal Majalla" w:cs="Sakkal Majalla" w:hint="cs"/>
+          <w:sz w:val="28"/>
+          <w:szCs w:val="28"/>
+          <w:rtl/>
+          <w:lang w:val="de-DE" w:bidi="ar-AE"/>
+        </w:rPr>
+        <w:t xml:space="preserve"> هناك</w:t>
+      </w:r>
+      <w:r>
+        <w:rPr>
+          <w:rFonts w:ascii="Sakkal Majalla" w:hAnsi="Sakkal Majalla" w:cs="Sakkal Majalla" w:hint="cs"/>
+          <w:sz w:val="28"/>
+          <w:szCs w:val="28"/>
+          <w:rtl/>
+          <w:lang w:val="de-DE" w:bidi="ar-AE"/>
+        </w:rPr>
+        <w:t xml:space="preserve"> البركة حيث لا نجاسة ولا خطية. المرء يكون مع المسيح شخصيًا، الذي هو نبع أفراح لا يُنطق بها. بولس </w:t>
+      </w:r>
+      <w:proofErr w:type="spellStart"/>
+      <w:r>
+        <w:rPr>
+          <w:rFonts w:ascii="Sakkal Majalla" w:hAnsi="Sakkal Majalla" w:cs="Sakkal Majalla" w:hint="cs"/>
+          <w:sz w:val="28"/>
+          <w:szCs w:val="28"/>
+          <w:rtl/>
+          <w:lang w:val="de-DE" w:bidi="ar-AE"/>
+        </w:rPr>
+        <w:t>واستيفانوس</w:t>
+      </w:r>
+      <w:proofErr w:type="spellEnd"/>
+      <w:r>
+        <w:rPr>
+          <w:rFonts w:ascii="Sakkal Majalla" w:hAnsi="Sakkal Majalla" w:cs="Sakkal Majalla" w:hint="cs"/>
+          <w:sz w:val="28"/>
+          <w:szCs w:val="28"/>
+          <w:rtl/>
+          <w:lang w:val="de-DE" w:bidi="ar-AE"/>
+        </w:rPr>
+        <w:t xml:space="preserve"> لم يخيبا في رجائهما وثقتهما الغير متزعزعة، والوعد المُعطى للص من الرب لم يدُم من دون أن يتحقق. أنا أوجّه سؤالي لكل عقل غير متحيّز</w:t>
+      </w:r>
+      <w:r>
+        <w:rPr>
+          <w:rFonts w:ascii="Sakkal Majalla" w:hAnsi="Sakkal Majalla" w:cs="Sakkal Majalla" w:hint="cs"/>
+          <w:sz w:val="28"/>
+          <w:szCs w:val="28"/>
+          <w:rtl/>
+          <w:lang w:val="de-DE" w:bidi="ar-AE"/>
+        </w:rPr>
+        <w:t xml:space="preserve">، </w:t>
+      </w:r>
+      <w:r>
+        <w:rPr>
+          <w:rFonts w:ascii="Sakkal Majalla" w:hAnsi="Sakkal Majalla" w:cs="Sakkal Majalla" w:hint="cs"/>
+          <w:sz w:val="28"/>
+          <w:szCs w:val="28"/>
+          <w:rtl/>
+          <w:lang w:val="de-DE" w:bidi="ar-AE"/>
+        </w:rPr>
+        <w:t xml:space="preserve">إن كانت الآمال </w:t>
+      </w:r>
+      <w:r>
+        <w:rPr>
+          <w:rFonts w:ascii="Sakkal Majalla" w:hAnsi="Sakkal Majalla" w:cs="Sakkal Majalla" w:hint="cs"/>
+          <w:sz w:val="28"/>
+          <w:szCs w:val="28"/>
+          <w:rtl/>
+          <w:lang w:val="de-DE" w:bidi="ar-AE"/>
+        </w:rPr>
+        <w:lastRenderedPageBreak/>
+        <w:t xml:space="preserve">المعروضة في 2. كورنثوس 5، في فيلبي 1 وفي أعمال الرسل 7 كما وكلمات الرب الموجّهة إلى اللص هي ليست إلا نوم عميق، حالةً من اللاوعي. هل وصف الرب لحالة الرجل الغني ولعازر الفقير يجعلنا نستنتج بأن الشرير والبار موجودان في نوم ولاوعي؟ </w:t>
+      </w:r>
+      <w:r>
+        <w:rPr>
+          <w:rFonts w:ascii="Sakkal Majalla" w:hAnsi="Sakkal Majalla" w:cs="Sakkal Majalla" w:hint="cs"/>
+          <w:sz w:val="28"/>
+          <w:szCs w:val="28"/>
+          <w:rtl/>
+          <w:lang w:val="de-DE" w:bidi="ar-AE"/>
+        </w:rPr>
+        <w:t>سيعترض</w:t>
+      </w:r>
+      <w:r>
+        <w:rPr>
+          <w:rFonts w:ascii="Sakkal Majalla" w:hAnsi="Sakkal Majalla" w:cs="Sakkal Majalla"/>
+          <w:sz w:val="28"/>
+          <w:szCs w:val="28"/>
+          <w:rtl/>
+          <w:lang w:val="de-DE" w:bidi="ar-AE"/>
+        </w:rPr>
+        <w:t xml:space="preserve"> </w:t>
+      </w:r>
+      <w:r>
+        <w:rPr>
+          <w:rFonts w:ascii="Sakkal Majalla" w:hAnsi="Sakkal Majalla" w:cs="Sakkal Majalla" w:hint="cs"/>
+          <w:sz w:val="28"/>
+          <w:szCs w:val="28"/>
+          <w:rtl/>
+          <w:lang w:val="de-DE" w:bidi="ar-AE"/>
+        </w:rPr>
+        <w:t>المرء</w:t>
+      </w:r>
+      <w:r>
+        <w:rPr>
+          <w:rFonts w:ascii="Sakkal Majalla" w:hAnsi="Sakkal Majalla" w:cs="Sakkal Majalla"/>
+          <w:sz w:val="28"/>
+          <w:szCs w:val="28"/>
+          <w:rtl/>
+          <w:lang w:val="de-DE" w:bidi="ar-AE"/>
+        </w:rPr>
+        <w:t xml:space="preserve"> </w:t>
+      </w:r>
+      <w:r>
+        <w:rPr>
+          <w:rFonts w:ascii="Sakkal Majalla" w:hAnsi="Sakkal Majalla" w:cs="Sakkal Majalla" w:hint="cs"/>
+          <w:sz w:val="28"/>
+          <w:szCs w:val="28"/>
+          <w:rtl/>
+          <w:lang w:val="de-DE" w:bidi="ar-AE"/>
+        </w:rPr>
+        <w:t>على</w:t>
+      </w:r>
+      <w:r>
+        <w:rPr>
+          <w:rFonts w:ascii="Sakkal Majalla" w:hAnsi="Sakkal Majalla" w:cs="Sakkal Majalla"/>
+          <w:sz w:val="28"/>
+          <w:szCs w:val="28"/>
+          <w:rtl/>
+          <w:lang w:val="de-DE" w:bidi="ar-AE"/>
+        </w:rPr>
+        <w:t xml:space="preserve"> </w:t>
+      </w:r>
+      <w:r>
+        <w:rPr>
+          <w:rFonts w:ascii="Sakkal Majalla" w:hAnsi="Sakkal Majalla" w:cs="Sakkal Majalla" w:hint="cs"/>
+          <w:sz w:val="28"/>
+          <w:szCs w:val="28"/>
+          <w:rtl/>
+          <w:lang w:val="de-DE" w:bidi="ar-AE"/>
+        </w:rPr>
+        <w:t>أن</w:t>
+      </w:r>
+      <w:r>
+        <w:rPr>
+          <w:rFonts w:ascii="Sakkal Majalla" w:hAnsi="Sakkal Majalla" w:cs="Sakkal Majalla"/>
+          <w:sz w:val="28"/>
+          <w:szCs w:val="28"/>
+          <w:rtl/>
+          <w:lang w:val="de-DE" w:bidi="ar-AE"/>
+        </w:rPr>
+        <w:t xml:space="preserve"> </w:t>
+      </w:r>
+      <w:r>
+        <w:rPr>
+          <w:rFonts w:ascii="Sakkal Majalla" w:hAnsi="Sakkal Majalla" w:cs="Sakkal Majalla" w:hint="cs"/>
+          <w:sz w:val="28"/>
+          <w:szCs w:val="28"/>
+          <w:rtl/>
+          <w:lang w:val="de-DE" w:bidi="ar-AE"/>
+        </w:rPr>
+        <w:t>هذا</w:t>
+      </w:r>
+      <w:r>
+        <w:rPr>
+          <w:rFonts w:ascii="Sakkal Majalla" w:hAnsi="Sakkal Majalla" w:cs="Sakkal Majalla"/>
+          <w:sz w:val="28"/>
+          <w:szCs w:val="28"/>
+          <w:rtl/>
+          <w:lang w:val="de-DE" w:bidi="ar-AE"/>
+        </w:rPr>
+        <w:t xml:space="preserve"> </w:t>
+      </w:r>
+      <w:r>
+        <w:rPr>
+          <w:rFonts w:ascii="Sakkal Majalla" w:hAnsi="Sakkal Majalla" w:cs="Sakkal Majalla" w:hint="cs"/>
+          <w:sz w:val="28"/>
+          <w:szCs w:val="28"/>
+          <w:rtl/>
+          <w:lang w:val="de-DE" w:bidi="ar-AE"/>
+        </w:rPr>
+        <w:t>مجرد</w:t>
+      </w:r>
+      <w:r>
+        <w:rPr>
+          <w:rFonts w:ascii="Sakkal Majalla" w:hAnsi="Sakkal Majalla" w:cs="Sakkal Majalla"/>
+          <w:sz w:val="28"/>
+          <w:szCs w:val="28"/>
+          <w:rtl/>
+          <w:lang w:val="de-DE" w:bidi="ar-AE"/>
+        </w:rPr>
+        <w:t xml:space="preserve"> </w:t>
+      </w:r>
+      <w:r>
+        <w:rPr>
+          <w:rFonts w:ascii="Sakkal Majalla" w:hAnsi="Sakkal Majalla" w:cs="Sakkal Majalla" w:hint="cs"/>
+          <w:sz w:val="28"/>
+          <w:szCs w:val="28"/>
+          <w:rtl/>
+          <w:lang w:val="de-DE" w:bidi="ar-AE"/>
+        </w:rPr>
+        <w:t>تمثيل</w:t>
+      </w:r>
+      <w:r>
+        <w:rPr>
+          <w:rFonts w:ascii="Sakkal Majalla" w:hAnsi="Sakkal Majalla" w:cs="Sakkal Majalla"/>
+          <w:sz w:val="28"/>
+          <w:szCs w:val="28"/>
+          <w:rtl/>
+          <w:lang w:val="de-DE" w:bidi="ar-AE"/>
+        </w:rPr>
+        <w:t xml:space="preserve"> </w:t>
+      </w:r>
+      <w:r>
+        <w:rPr>
+          <w:rFonts w:ascii="Sakkal Majalla" w:hAnsi="Sakkal Majalla" w:cs="Sakkal Majalla" w:hint="cs"/>
+          <w:sz w:val="28"/>
+          <w:szCs w:val="28"/>
+          <w:rtl/>
+          <w:lang w:val="de-DE" w:bidi="ar-AE"/>
+        </w:rPr>
+        <w:t>تصويري</w:t>
+      </w:r>
+      <w:r>
+        <w:rPr>
+          <w:rFonts w:ascii="Sakkal Majalla" w:hAnsi="Sakkal Majalla" w:cs="Sakkal Majalla"/>
+          <w:sz w:val="28"/>
+          <w:szCs w:val="28"/>
+          <w:rtl/>
+          <w:lang w:val="de-DE" w:bidi="ar-AE"/>
+        </w:rPr>
+        <w:t>.</w:t>
+      </w:r>
+      <w:r>
+        <w:rPr>
+          <w:rFonts w:ascii="Sakkal Majalla" w:hAnsi="Sakkal Majalla" w:cs="Sakkal Majalla" w:hint="cs"/>
+          <w:sz w:val="28"/>
+          <w:szCs w:val="28"/>
+          <w:rtl/>
+          <w:lang w:val="de-DE" w:bidi="ar-AE"/>
+        </w:rPr>
+        <w:t xml:space="preserve"> أنا </w:t>
+      </w:r>
+      <w:r>
+        <w:rPr>
+          <w:rFonts w:ascii="Sakkal Majalla" w:hAnsi="Sakkal Majalla" w:cs="Sakkal Majalla" w:hint="cs"/>
+          <w:sz w:val="28"/>
+          <w:szCs w:val="28"/>
+          <w:rtl/>
+          <w:lang w:val="de-DE" w:bidi="ar-AE"/>
+        </w:rPr>
+        <w:t>أتفق</w:t>
+      </w:r>
+      <w:r>
+        <w:rPr>
+          <w:rFonts w:ascii="Sakkal Majalla" w:hAnsi="Sakkal Majalla" w:cs="Sakkal Majalla"/>
+          <w:sz w:val="28"/>
+          <w:szCs w:val="28"/>
+          <w:rtl/>
+          <w:lang w:val="de-DE" w:bidi="ar-AE"/>
+        </w:rPr>
+        <w:t xml:space="preserve"> </w:t>
+      </w:r>
+      <w:r>
+        <w:rPr>
+          <w:rFonts w:ascii="Sakkal Majalla" w:hAnsi="Sakkal Majalla" w:cs="Sakkal Majalla" w:hint="cs"/>
+          <w:sz w:val="28"/>
+          <w:szCs w:val="28"/>
+          <w:rtl/>
+          <w:lang w:val="de-DE" w:bidi="ar-AE"/>
+        </w:rPr>
+        <w:t>تماما</w:t>
+      </w:r>
+      <w:r>
+        <w:rPr>
+          <w:rFonts w:ascii="Sakkal Majalla" w:hAnsi="Sakkal Majalla" w:cs="Sakkal Majalla"/>
+          <w:sz w:val="28"/>
+          <w:szCs w:val="28"/>
+          <w:rtl/>
+          <w:lang w:val="de-DE" w:bidi="ar-AE"/>
+        </w:rPr>
+        <w:t xml:space="preserve"> </w:t>
+      </w:r>
+      <w:r>
+        <w:rPr>
+          <w:rFonts w:ascii="Sakkal Majalla" w:hAnsi="Sakkal Majalla" w:cs="Sakkal Majalla" w:hint="cs"/>
+          <w:sz w:val="28"/>
+          <w:szCs w:val="28"/>
+          <w:rtl/>
+          <w:lang w:val="de-DE" w:bidi="ar-AE"/>
+        </w:rPr>
+        <w:t>مع</w:t>
+      </w:r>
+      <w:r>
+        <w:rPr>
+          <w:rFonts w:ascii="Sakkal Majalla" w:hAnsi="Sakkal Majalla" w:cs="Sakkal Majalla"/>
+          <w:sz w:val="28"/>
+          <w:szCs w:val="28"/>
+          <w:rtl/>
+          <w:lang w:val="de-DE" w:bidi="ar-AE"/>
+        </w:rPr>
+        <w:t xml:space="preserve"> </w:t>
+      </w:r>
+      <w:r>
+        <w:rPr>
+          <w:rFonts w:ascii="Sakkal Majalla" w:hAnsi="Sakkal Majalla" w:cs="Sakkal Majalla" w:hint="cs"/>
+          <w:sz w:val="28"/>
+          <w:szCs w:val="28"/>
+          <w:rtl/>
+          <w:lang w:val="de-DE" w:bidi="ar-AE"/>
+        </w:rPr>
+        <w:t>هذا؛</w:t>
+      </w:r>
+      <w:r>
+        <w:rPr>
+          <w:rFonts w:ascii="Sakkal Majalla" w:hAnsi="Sakkal Majalla" w:cs="Sakkal Majalla"/>
+          <w:sz w:val="28"/>
+          <w:szCs w:val="28"/>
+          <w:rtl/>
+          <w:lang w:val="de-DE" w:bidi="ar-AE"/>
+        </w:rPr>
+        <w:t xml:space="preserve"> </w:t>
+      </w:r>
+      <w:r>
+        <w:rPr>
+          <w:rFonts w:ascii="Sakkal Majalla" w:hAnsi="Sakkal Majalla" w:cs="Sakkal Majalla" w:hint="cs"/>
+          <w:sz w:val="28"/>
+          <w:szCs w:val="28"/>
+          <w:rtl/>
+          <w:lang w:val="de-DE" w:bidi="ar-AE"/>
+        </w:rPr>
+        <w:t>ولكن</w:t>
+      </w:r>
+      <w:r>
+        <w:rPr>
+          <w:rFonts w:ascii="Sakkal Majalla" w:hAnsi="Sakkal Majalla" w:cs="Sakkal Majalla"/>
+          <w:sz w:val="28"/>
+          <w:szCs w:val="28"/>
+          <w:rtl/>
+          <w:lang w:val="de-DE" w:bidi="ar-AE"/>
+        </w:rPr>
+        <w:t xml:space="preserve"> </w:t>
+      </w:r>
+      <w:r>
+        <w:rPr>
+          <w:rFonts w:ascii="Sakkal Majalla" w:hAnsi="Sakkal Majalla" w:cs="Sakkal Majalla" w:hint="cs"/>
+          <w:sz w:val="28"/>
+          <w:szCs w:val="28"/>
+          <w:rtl/>
+          <w:lang w:val="de-DE" w:bidi="ar-AE"/>
+        </w:rPr>
+        <w:t>لا</w:t>
+      </w:r>
+      <w:r>
+        <w:rPr>
+          <w:rFonts w:ascii="Sakkal Majalla" w:hAnsi="Sakkal Majalla" w:cs="Sakkal Majalla"/>
+          <w:sz w:val="28"/>
+          <w:szCs w:val="28"/>
+          <w:rtl/>
+          <w:lang w:val="de-DE" w:bidi="ar-AE"/>
+        </w:rPr>
+        <w:t xml:space="preserve"> </w:t>
+      </w:r>
+      <w:r>
+        <w:rPr>
+          <w:rFonts w:ascii="Sakkal Majalla" w:hAnsi="Sakkal Majalla" w:cs="Sakkal Majalla" w:hint="cs"/>
+          <w:sz w:val="28"/>
+          <w:szCs w:val="28"/>
+          <w:rtl/>
+          <w:lang w:val="de-DE" w:bidi="ar-AE"/>
+        </w:rPr>
+        <w:t>يمكن</w:t>
+      </w:r>
+      <w:r>
+        <w:rPr>
+          <w:rFonts w:ascii="Sakkal Majalla" w:hAnsi="Sakkal Majalla" w:cs="Sakkal Majalla"/>
+          <w:sz w:val="28"/>
+          <w:szCs w:val="28"/>
+          <w:rtl/>
+          <w:lang w:val="de-DE" w:bidi="ar-AE"/>
+        </w:rPr>
+        <w:t xml:space="preserve"> </w:t>
+      </w:r>
+      <w:r>
+        <w:rPr>
+          <w:rFonts w:ascii="Sakkal Majalla" w:hAnsi="Sakkal Majalla" w:cs="Sakkal Majalla" w:hint="cs"/>
+          <w:sz w:val="28"/>
+          <w:szCs w:val="28"/>
+          <w:rtl/>
+          <w:lang w:val="de-DE" w:bidi="ar-AE"/>
+        </w:rPr>
+        <w:t>أن</w:t>
+      </w:r>
+      <w:r>
+        <w:rPr>
+          <w:rFonts w:ascii="Sakkal Majalla" w:hAnsi="Sakkal Majalla" w:cs="Sakkal Majalla"/>
+          <w:sz w:val="28"/>
+          <w:szCs w:val="28"/>
+          <w:rtl/>
+          <w:lang w:val="de-DE" w:bidi="ar-AE"/>
+        </w:rPr>
+        <w:t xml:space="preserve"> </w:t>
+      </w:r>
+      <w:r>
+        <w:rPr>
+          <w:rFonts w:ascii="Sakkal Majalla" w:hAnsi="Sakkal Majalla" w:cs="Sakkal Majalla" w:hint="cs"/>
+          <w:sz w:val="28"/>
+          <w:szCs w:val="28"/>
+          <w:rtl/>
+          <w:lang w:val="de-DE" w:bidi="ar-AE"/>
+        </w:rPr>
+        <w:t>يكون</w:t>
+      </w:r>
+      <w:r>
+        <w:rPr>
+          <w:rFonts w:ascii="Sakkal Majalla" w:hAnsi="Sakkal Majalla" w:cs="Sakkal Majalla"/>
+          <w:sz w:val="28"/>
+          <w:szCs w:val="28"/>
+          <w:rtl/>
+          <w:lang w:val="de-DE" w:bidi="ar-AE"/>
+        </w:rPr>
+        <w:t xml:space="preserve"> </w:t>
+      </w:r>
+      <w:r>
+        <w:rPr>
+          <w:rFonts w:ascii="Sakkal Majalla" w:hAnsi="Sakkal Majalla" w:cs="Sakkal Majalla" w:hint="cs"/>
+          <w:sz w:val="28"/>
+          <w:szCs w:val="28"/>
+          <w:rtl/>
+          <w:lang w:val="de-DE" w:bidi="ar-AE"/>
+        </w:rPr>
+        <w:t>عرضًا زائفًا، يعرض لعيوننا رجالاً نائمين بلا وعي.</w:t>
+      </w:r>
+    </w:p>
+    <w:p>
+      <w:pPr>
+        <w:jc w:val="both"/>
+        <w:rPr>
+          <w:rFonts w:ascii="Sakkal Majalla" w:hAnsi="Sakkal Majalla" w:cs="Sakkal Majalla"/>
+          <w:sz w:val="28"/>
+          <w:szCs w:val="28"/>
+          <w:rtl/>
+          <w:lang w:val="de-DE" w:bidi="ar-AE"/>
+        </w:rPr>
+      </w:pPr>
+      <w:r>
+        <w:rPr>
+          <w:rFonts w:ascii="Sakkal Majalla" w:hAnsi="Sakkal Majalla" w:cs="Sakkal Majalla" w:hint="cs"/>
+          <w:sz w:val="28"/>
+          <w:szCs w:val="28"/>
+          <w:rtl/>
+          <w:lang w:val="de-DE" w:bidi="ar-AE"/>
+        </w:rPr>
+        <w:t xml:space="preserve">إضافة لذلك تقدم لنا 2. كورنثوس 5: 6 </w:t>
+      </w:r>
+      <w:r>
+        <w:rPr>
+          <w:rFonts w:ascii="Sakkal Majalla" w:hAnsi="Sakkal Majalla" w:cs="Sakkal Majalla"/>
+          <w:sz w:val="28"/>
+          <w:szCs w:val="28"/>
+          <w:rtl/>
+          <w:lang w:val="de-DE" w:bidi="ar-AE"/>
+        </w:rPr>
+        <w:t>–</w:t>
+      </w:r>
+      <w:r>
+        <w:rPr>
+          <w:rFonts w:ascii="Sakkal Majalla" w:hAnsi="Sakkal Majalla" w:cs="Sakkal Majalla" w:hint="cs"/>
+          <w:sz w:val="28"/>
+          <w:szCs w:val="28"/>
+          <w:rtl/>
+          <w:lang w:val="de-DE" w:bidi="ar-AE"/>
+        </w:rPr>
+        <w:t xml:space="preserve"> 8 حالة سعيدة مع المسيح، الدخول، حالما يموت المرء: هذا الموضع يُشير بشكل لا لبس فيه إلى الموت؛ </w:t>
+      </w:r>
+      <w:r>
+        <w:rPr>
+          <w:rFonts w:ascii="Sakkal Majalla" w:hAnsi="Sakkal Majalla" w:cs="Sakkal Majalla" w:hint="cs"/>
+          <w:sz w:val="28"/>
+          <w:szCs w:val="28"/>
+          <w:rtl/>
+          <w:lang w:val="de-DE" w:bidi="ar-AE"/>
+        </w:rPr>
+        <w:t>لأن الرسول كان يائسًا من الحياة (2. كورنثوس 1). "</w:t>
+      </w:r>
+      <w:r>
+        <w:rPr>
+          <w:rFonts w:hint="cs"/>
+          <w:rtl/>
+        </w:rPr>
+        <w:t xml:space="preserve"> </w:t>
+      </w:r>
+      <w:r>
+        <w:rPr>
+          <w:rFonts w:ascii="Sakkal Majalla" w:hAnsi="Sakkal Majalla" w:cs="Sakkal Majalla" w:hint="cs"/>
+          <w:sz w:val="28"/>
+          <w:szCs w:val="28"/>
+          <w:rtl/>
+          <w:lang w:val="de-DE" w:bidi="ar-AE"/>
+        </w:rPr>
+        <w:t>نَتَغَرَّبَ</w:t>
+      </w:r>
+      <w:r>
+        <w:rPr>
+          <w:rFonts w:ascii="Sakkal Majalla" w:hAnsi="Sakkal Majalla" w:cs="Sakkal Majalla"/>
+          <w:sz w:val="28"/>
+          <w:szCs w:val="28"/>
+          <w:rtl/>
+          <w:lang w:val="de-DE" w:bidi="ar-AE"/>
+        </w:rPr>
+        <w:t xml:space="preserve"> </w:t>
+      </w:r>
+      <w:r>
+        <w:rPr>
+          <w:rFonts w:ascii="Sakkal Majalla" w:hAnsi="Sakkal Majalla" w:cs="Sakkal Majalla" w:hint="cs"/>
+          <w:sz w:val="28"/>
+          <w:szCs w:val="28"/>
+          <w:rtl/>
+          <w:lang w:val="de-DE" w:bidi="ar-AE"/>
+        </w:rPr>
+        <w:t>عَنِ</w:t>
+      </w:r>
+      <w:r>
+        <w:rPr>
+          <w:rFonts w:ascii="Sakkal Majalla" w:hAnsi="Sakkal Majalla" w:cs="Sakkal Majalla"/>
+          <w:sz w:val="28"/>
+          <w:szCs w:val="28"/>
+          <w:rtl/>
+          <w:lang w:val="de-DE" w:bidi="ar-AE"/>
+        </w:rPr>
+        <w:t xml:space="preserve"> </w:t>
+      </w:r>
+      <w:r>
+        <w:rPr>
+          <w:rFonts w:ascii="Sakkal Majalla" w:hAnsi="Sakkal Majalla" w:cs="Sakkal Majalla" w:hint="cs"/>
+          <w:sz w:val="28"/>
+          <w:szCs w:val="28"/>
+          <w:rtl/>
+          <w:lang w:val="de-DE" w:bidi="ar-AE"/>
+        </w:rPr>
+        <w:t>الْجَسَدِ</w:t>
+      </w:r>
+      <w:r>
+        <w:rPr>
+          <w:rFonts w:ascii="Sakkal Majalla" w:hAnsi="Sakkal Majalla" w:cs="Sakkal Majalla"/>
+          <w:sz w:val="28"/>
+          <w:szCs w:val="28"/>
+          <w:rtl/>
+          <w:lang w:val="de-DE" w:bidi="ar-AE"/>
+        </w:rPr>
+        <w:t xml:space="preserve"> </w:t>
+      </w:r>
+      <w:r>
+        <w:rPr>
+          <w:rFonts w:ascii="Sakkal Majalla" w:hAnsi="Sakkal Majalla" w:cs="Sakkal Majalla" w:hint="cs"/>
+          <w:sz w:val="28"/>
+          <w:szCs w:val="28"/>
+          <w:rtl/>
+          <w:lang w:val="de-DE" w:bidi="ar-AE"/>
+        </w:rPr>
+        <w:t>وَنَسْتَوْطِنَ</w:t>
+      </w:r>
+      <w:r>
+        <w:rPr>
+          <w:rFonts w:ascii="Sakkal Majalla" w:hAnsi="Sakkal Majalla" w:cs="Sakkal Majalla"/>
+          <w:sz w:val="28"/>
+          <w:szCs w:val="28"/>
+          <w:rtl/>
+          <w:lang w:val="de-DE" w:bidi="ar-AE"/>
+        </w:rPr>
+        <w:t xml:space="preserve"> </w:t>
+      </w:r>
+      <w:r>
+        <w:rPr>
+          <w:rFonts w:ascii="Sakkal Majalla" w:hAnsi="Sakkal Majalla" w:cs="Sakkal Majalla" w:hint="cs"/>
+          <w:sz w:val="28"/>
+          <w:szCs w:val="28"/>
+          <w:rtl/>
+          <w:lang w:val="de-DE" w:bidi="ar-AE"/>
+        </w:rPr>
+        <w:t>عِنْدَ</w:t>
+      </w:r>
+      <w:r>
+        <w:rPr>
+          <w:rFonts w:ascii="Sakkal Majalla" w:hAnsi="Sakkal Majalla" w:cs="Sakkal Majalla"/>
+          <w:sz w:val="28"/>
+          <w:szCs w:val="28"/>
+          <w:rtl/>
+          <w:lang w:val="de-DE" w:bidi="ar-AE"/>
+        </w:rPr>
+        <w:t xml:space="preserve"> </w:t>
+      </w:r>
+      <w:r>
+        <w:rPr>
+          <w:rFonts w:ascii="Sakkal Majalla" w:hAnsi="Sakkal Majalla" w:cs="Sakkal Majalla" w:hint="cs"/>
+          <w:sz w:val="28"/>
+          <w:szCs w:val="28"/>
+          <w:rtl/>
+          <w:lang w:val="de-DE" w:bidi="ar-AE"/>
+        </w:rPr>
+        <w:t>الرَّبِّ</w:t>
+      </w:r>
+      <w:r>
+        <w:rPr>
+          <w:rFonts w:ascii="Sakkal Majalla" w:hAnsi="Sakkal Majalla" w:cs="Sakkal Majalla"/>
+          <w:sz w:val="28"/>
+          <w:szCs w:val="28"/>
+          <w:rtl/>
+          <w:lang w:val="de-DE" w:bidi="ar-AE"/>
+        </w:rPr>
+        <w:t>.</w:t>
+      </w:r>
+      <w:r>
+        <w:rPr>
+          <w:rFonts w:ascii="Sakkal Majalla" w:hAnsi="Sakkal Majalla" w:cs="Sakkal Majalla" w:hint="cs"/>
+          <w:sz w:val="28"/>
+          <w:szCs w:val="28"/>
+          <w:rtl/>
+          <w:lang w:val="de-DE" w:bidi="ar-AE"/>
+        </w:rPr>
+        <w:t>"، إن هذا لا يُشير إلى القيامة؛ وإنما الكلام هنا بالحري عن ترك الجسد؛ فالمرء يتجرّد (أو يخلع جسده). كذلك في الموضع الذي يتكلم فيه الرسول عن انطلاقه، ليكون مع المسيح، لا يتعلق الموضوع بالقيامة أو بتغير الأجساد، وإنما بالموت؛ لأنه يقول: "الموت هو ربح" (فيلبي 1: 21).</w:t>
+      </w:r>
+    </w:p>
+    <w:p>
+      <w:pPr>
+        <w:jc w:val="both"/>
+        <w:rPr>
+          <w:rFonts w:ascii="Sakkal Majalla" w:hAnsi="Sakkal Majalla" w:cs="Sakkal Majalla"/>
+          <w:sz w:val="28"/>
+          <w:szCs w:val="28"/>
+          <w:rtl/>
+          <w:lang w:val="de-DE" w:bidi="ar-AE"/>
+        </w:rPr>
+      </w:pPr>
+      <w:r>
+        <w:rPr>
+          <w:rFonts w:ascii="Sakkal Majalla" w:hAnsi="Sakkal Majalla" w:cs="Sakkal Majalla" w:hint="cs"/>
+          <w:sz w:val="28"/>
+          <w:szCs w:val="28"/>
+          <w:rtl/>
+          <w:lang w:val="de-DE" w:bidi="ar-AE"/>
+        </w:rPr>
+        <w:t>نحن لا يمكننا أن نصف الصورة التي يتمتع بها الروح بالمسيح؛ لكن هذا لا يشكل أي مشكلة. عن روحي يتمتع بالمسيح بالرغم من كل العوائق التي يطرحها أمامه الإناء الخزفي البائس، الذي هو فيه: نحن نفرح حتى وإن كنا لا نراه شخصيًا بفرح لا ينطق به ومجيد. الآن نفسي تتمتع، وليس جسدي، بالمسيح روحانيًا وسط عوائق</w:t>
+      </w:r>
+      <w:r>
+        <w:rPr>
+          <w:rFonts w:ascii="Sakkal Majalla" w:hAnsi="Sakkal Majalla" w:cs="Sakkal Majalla" w:hint="cs"/>
+          <w:sz w:val="28"/>
+          <w:szCs w:val="28"/>
+          <w:rtl/>
+          <w:lang w:val="de-DE" w:bidi="ar-AE"/>
+        </w:rPr>
+        <w:t xml:space="preserve"> الإناء الخزفي بتغرب عن الرب؛ ولاحقًا ستتمتع به من دون عائق الإناء الخزفي وهي مستوطنة عند الرب. المؤمن يستطيع أن يكون مطمئنًا تمامًا، بأنه سيستوطن عند الرب عند تركه هذا الجسد، وعندها سيكون الفرح بحضور الرب من نصيبه</w:t>
+      </w:r>
+      <w:r>
+        <w:rPr>
+          <w:rFonts w:hint="cs"/>
+          <w:rtl/>
+        </w:rPr>
+        <w:t xml:space="preserve"> </w:t>
+      </w:r>
+      <w:r>
+        <w:rPr>
+          <w:rFonts w:ascii="Sakkal Majalla" w:hAnsi="Sakkal Majalla" w:cs="Sakkal Majalla" w:hint="cs"/>
+          <w:sz w:val="28"/>
+          <w:szCs w:val="28"/>
+          <w:rtl/>
+          <w:lang w:val="de-DE" w:bidi="ar-AE"/>
+        </w:rPr>
+        <w:t>لا</w:t>
+      </w:r>
+      <w:r>
+        <w:rPr>
+          <w:rFonts w:ascii="Sakkal Majalla" w:hAnsi="Sakkal Majalla" w:cs="Sakkal Majalla"/>
+          <w:sz w:val="28"/>
+          <w:szCs w:val="28"/>
+          <w:rtl/>
+          <w:lang w:val="de-DE" w:bidi="ar-AE"/>
+        </w:rPr>
+        <w:t xml:space="preserve"> </w:t>
+      </w:r>
+      <w:r>
+        <w:rPr>
+          <w:rFonts w:ascii="Sakkal Majalla" w:hAnsi="Sakkal Majalla" w:cs="Sakkal Majalla" w:hint="cs"/>
+          <w:sz w:val="28"/>
+          <w:szCs w:val="28"/>
+          <w:rtl/>
+          <w:lang w:val="de-DE" w:bidi="ar-AE"/>
+        </w:rPr>
+        <w:t>أحد</w:t>
+      </w:r>
+      <w:r>
+        <w:rPr>
+          <w:rFonts w:ascii="Sakkal Majalla" w:hAnsi="Sakkal Majalla" w:cs="Sakkal Majalla"/>
+          <w:sz w:val="28"/>
+          <w:szCs w:val="28"/>
+          <w:rtl/>
+          <w:lang w:val="de-DE" w:bidi="ar-AE"/>
+        </w:rPr>
+        <w:t xml:space="preserve"> </w:t>
+      </w:r>
+      <w:r>
+        <w:rPr>
+          <w:rFonts w:ascii="Sakkal Majalla" w:hAnsi="Sakkal Majalla" w:cs="Sakkal Majalla" w:hint="cs"/>
+          <w:sz w:val="28"/>
+          <w:szCs w:val="28"/>
+          <w:rtl/>
+          <w:lang w:val="de-DE" w:bidi="ar-AE"/>
+        </w:rPr>
+        <w:t>يستطيع</w:t>
+      </w:r>
+      <w:r>
+        <w:rPr>
+          <w:rFonts w:ascii="Sakkal Majalla" w:hAnsi="Sakkal Majalla" w:cs="Sakkal Majalla" w:hint="cs"/>
+          <w:sz w:val="28"/>
+          <w:szCs w:val="28"/>
+          <w:rtl/>
+          <w:lang w:val="de-DE" w:bidi="ar-AE"/>
+        </w:rPr>
+        <w:t xml:space="preserve"> أن يكون مصرًا أكثر مني </w:t>
+      </w:r>
+      <w:r>
+        <w:rPr>
+          <w:rFonts w:ascii="Sakkal Majalla" w:hAnsi="Sakkal Majalla" w:cs="Sakkal Majalla" w:hint="cs"/>
+          <w:sz w:val="28"/>
+          <w:szCs w:val="28"/>
+          <w:rtl/>
+          <w:lang w:val="de-DE" w:bidi="ar-AE"/>
+        </w:rPr>
+        <w:t>على</w:t>
+      </w:r>
+      <w:r>
+        <w:rPr>
+          <w:rFonts w:ascii="Sakkal Majalla" w:hAnsi="Sakkal Majalla" w:cs="Sakkal Majalla"/>
+          <w:sz w:val="28"/>
+          <w:szCs w:val="28"/>
+          <w:rtl/>
+          <w:lang w:val="de-DE" w:bidi="ar-AE"/>
+        </w:rPr>
+        <w:t xml:space="preserve"> </w:t>
+      </w:r>
+      <w:r>
+        <w:rPr>
+          <w:rFonts w:ascii="Sakkal Majalla" w:hAnsi="Sakkal Majalla" w:cs="Sakkal Majalla" w:hint="cs"/>
+          <w:sz w:val="28"/>
+          <w:szCs w:val="28"/>
+          <w:rtl/>
+          <w:lang w:val="de-DE" w:bidi="ar-AE"/>
+        </w:rPr>
+        <w:t>مجيء الرب الثاني</w:t>
+      </w:r>
+      <w:r>
+        <w:rPr>
+          <w:rFonts w:ascii="Sakkal Majalla" w:hAnsi="Sakkal Majalla" w:cs="Sakkal Majalla"/>
+          <w:sz w:val="28"/>
+          <w:szCs w:val="28"/>
+          <w:rtl/>
+          <w:lang w:val="de-DE" w:bidi="ar-AE"/>
+        </w:rPr>
+        <w:t xml:space="preserve"> </w:t>
+      </w:r>
+      <w:r>
+        <w:rPr>
+          <w:rFonts w:ascii="Sakkal Majalla" w:hAnsi="Sakkal Majalla" w:cs="Sakkal Majalla" w:hint="cs"/>
+          <w:sz w:val="28"/>
+          <w:szCs w:val="28"/>
+          <w:rtl/>
+          <w:lang w:val="de-DE" w:bidi="ar-AE"/>
+        </w:rPr>
+        <w:t xml:space="preserve">وانتظاره كما وعلى </w:t>
+      </w:r>
+      <w:r>
+        <w:rPr>
+          <w:rFonts w:ascii="Sakkal Majalla" w:hAnsi="Sakkal Majalla" w:cs="Sakkal Majalla" w:hint="cs"/>
+          <w:sz w:val="28"/>
+          <w:szCs w:val="28"/>
+          <w:rtl/>
+          <w:lang w:val="de-DE" w:bidi="ar-AE"/>
+        </w:rPr>
+        <w:t>أهمية</w:t>
+      </w:r>
+      <w:r>
+        <w:rPr>
+          <w:rFonts w:ascii="Sakkal Majalla" w:hAnsi="Sakkal Majalla" w:cs="Sakkal Majalla"/>
+          <w:sz w:val="28"/>
+          <w:szCs w:val="28"/>
+          <w:rtl/>
+          <w:lang w:val="de-DE" w:bidi="ar-AE"/>
+        </w:rPr>
+        <w:t xml:space="preserve"> </w:t>
+      </w:r>
+      <w:r>
+        <w:rPr>
+          <w:rFonts w:ascii="Sakkal Majalla" w:hAnsi="Sakkal Majalla" w:cs="Sakkal Majalla" w:hint="cs"/>
+          <w:sz w:val="28"/>
+          <w:szCs w:val="28"/>
+          <w:rtl/>
+          <w:lang w:val="de-DE" w:bidi="ar-AE"/>
+        </w:rPr>
+        <w:t>قيام</w:t>
+      </w:r>
+      <w:r>
+        <w:rPr>
+          <w:rFonts w:ascii="Sakkal Majalla" w:hAnsi="Sakkal Majalla" w:cs="Sakkal Majalla" w:hint="cs"/>
+          <w:sz w:val="28"/>
+          <w:szCs w:val="28"/>
+          <w:rtl/>
+          <w:lang w:val="de-DE" w:bidi="ar-AE"/>
+        </w:rPr>
+        <w:t>ت</w:t>
+      </w:r>
+      <w:r>
+        <w:rPr>
+          <w:rFonts w:ascii="Sakkal Majalla" w:hAnsi="Sakkal Majalla" w:cs="Sakkal Majalla" w:hint="cs"/>
+          <w:sz w:val="28"/>
+          <w:szCs w:val="28"/>
+          <w:rtl/>
+          <w:lang w:val="de-DE" w:bidi="ar-AE"/>
+        </w:rPr>
+        <w:t>نا</w:t>
+      </w:r>
+      <w:r>
+        <w:rPr>
+          <w:rFonts w:ascii="Sakkal Majalla" w:hAnsi="Sakkal Majalla" w:cs="Sakkal Majalla" w:hint="cs"/>
+          <w:sz w:val="28"/>
+          <w:szCs w:val="28"/>
+          <w:rtl/>
+          <w:lang w:val="de-DE" w:bidi="ar-AE"/>
+        </w:rPr>
+        <w:t>، وفي كل مرة أعود من جديد على هذا الموضوع طالما سنحت لي الفرصة بين المؤمنين. ولكن لا يجوز ولا بأي ثمن أن يُساء للحق من خلال أن</w:t>
+      </w:r>
+      <w:r>
+        <w:rPr>
+          <w:rFonts w:ascii="Sakkal Majalla" w:hAnsi="Sakkal Majalla" w:cs="Sakkal Majalla" w:hint="cs"/>
+          <w:sz w:val="28"/>
+          <w:szCs w:val="28"/>
+          <w:rtl/>
+          <w:lang w:val="de-DE" w:bidi="ar-AE"/>
+        </w:rPr>
+        <w:t xml:space="preserve"> الجميع يحيون لله </w:t>
+      </w:r>
+      <w:r>
+        <w:rPr>
+          <w:rFonts w:ascii="Sakkal Majalla" w:hAnsi="Sakkal Majalla" w:cs="Sakkal Majalla"/>
+          <w:sz w:val="28"/>
+          <w:szCs w:val="28"/>
+          <w:rtl/>
+          <w:lang w:val="de-DE" w:bidi="ar-AE"/>
+        </w:rPr>
+        <w:t>–</w:t>
+      </w:r>
+      <w:r>
+        <w:rPr>
+          <w:rFonts w:ascii="Sakkal Majalla" w:hAnsi="Sakkal Majalla" w:cs="Sakkal Majalla" w:hint="cs"/>
+          <w:sz w:val="28"/>
+          <w:szCs w:val="28"/>
+          <w:rtl/>
+          <w:lang w:val="de-DE" w:bidi="ar-AE"/>
+        </w:rPr>
+        <w:t xml:space="preserve"> حتى ا</w:t>
+      </w:r>
+      <w:r>
+        <w:rPr>
+          <w:rFonts w:ascii="Sakkal Majalla" w:hAnsi="Sakkal Majalla" w:cs="Sakkal Majalla" w:hint="cs"/>
+          <w:sz w:val="28"/>
+          <w:szCs w:val="28"/>
+          <w:rtl/>
+          <w:lang w:val="de-DE" w:bidi="ar-AE"/>
+        </w:rPr>
+        <w:t>لأَرْوَاحِ</w:t>
+      </w:r>
+      <w:r>
+        <w:rPr>
+          <w:rFonts w:ascii="Sakkal Majalla" w:hAnsi="Sakkal Majalla" w:cs="Sakkal Majalla"/>
+          <w:sz w:val="28"/>
+          <w:szCs w:val="28"/>
+          <w:rtl/>
+          <w:lang w:val="de-DE" w:bidi="ar-AE"/>
+        </w:rPr>
+        <w:t xml:space="preserve"> </w:t>
+      </w:r>
+      <w:r>
+        <w:rPr>
+          <w:rFonts w:ascii="Sakkal Majalla" w:hAnsi="Sakkal Majalla" w:cs="Sakkal Majalla" w:hint="cs"/>
+          <w:sz w:val="28"/>
+          <w:szCs w:val="28"/>
+          <w:rtl/>
+          <w:lang w:val="de-DE" w:bidi="ar-AE"/>
+        </w:rPr>
+        <w:t>الَّتِي</w:t>
+      </w:r>
+      <w:r>
+        <w:rPr>
+          <w:rFonts w:ascii="Sakkal Majalla" w:hAnsi="Sakkal Majalla" w:cs="Sakkal Majalla"/>
+          <w:sz w:val="28"/>
+          <w:szCs w:val="28"/>
+          <w:rtl/>
+          <w:lang w:val="de-DE" w:bidi="ar-AE"/>
+        </w:rPr>
+        <w:t xml:space="preserve"> </w:t>
+      </w:r>
+      <w:r>
+        <w:rPr>
+          <w:rFonts w:ascii="Sakkal Majalla" w:hAnsi="Sakkal Majalla" w:cs="Sakkal Majalla" w:hint="cs"/>
+          <w:sz w:val="28"/>
+          <w:szCs w:val="28"/>
+          <w:rtl/>
+          <w:lang w:val="de-DE" w:bidi="ar-AE"/>
+        </w:rPr>
+        <w:t>فِي</w:t>
+      </w:r>
+      <w:r>
+        <w:rPr>
+          <w:rFonts w:ascii="Sakkal Majalla" w:hAnsi="Sakkal Majalla" w:cs="Sakkal Majalla"/>
+          <w:sz w:val="28"/>
+          <w:szCs w:val="28"/>
+          <w:rtl/>
+          <w:lang w:val="de-DE" w:bidi="ar-AE"/>
+        </w:rPr>
+        <w:t xml:space="preserve"> </w:t>
+      </w:r>
+      <w:r>
+        <w:rPr>
+          <w:rFonts w:ascii="Sakkal Majalla" w:hAnsi="Sakkal Majalla" w:cs="Sakkal Majalla" w:hint="cs"/>
+          <w:sz w:val="28"/>
+          <w:szCs w:val="28"/>
+          <w:rtl/>
+          <w:lang w:val="de-DE" w:bidi="ar-AE"/>
+        </w:rPr>
+        <w:t>السِّجْنِ،</w:t>
+      </w:r>
+      <w:r>
+        <w:rPr>
+          <w:rFonts w:ascii="Sakkal Majalla" w:hAnsi="Sakkal Majalla" w:cs="Sakkal Majalla" w:hint="cs"/>
+          <w:sz w:val="28"/>
+          <w:szCs w:val="28"/>
+          <w:rtl/>
+          <w:lang w:val="de-DE" w:bidi="ar-AE"/>
+        </w:rPr>
+        <w:t xml:space="preserve"> - كما ولا يجوز التقليل من قيمة الفرح المجيد، البركة </w:t>
+      </w:r>
+      <w:proofErr w:type="spellStart"/>
+      <w:r>
+        <w:rPr>
+          <w:rFonts w:ascii="Sakkal Majalla" w:hAnsi="Sakkal Majalla" w:cs="Sakkal Majalla" w:hint="cs"/>
+          <w:sz w:val="28"/>
+          <w:szCs w:val="28"/>
+          <w:rtl/>
+          <w:lang w:val="de-DE" w:bidi="ar-AE"/>
+        </w:rPr>
+        <w:t>والـ"ربح</w:t>
+      </w:r>
+      <w:proofErr w:type="spellEnd"/>
+      <w:r>
+        <w:rPr>
+          <w:rFonts w:ascii="Sakkal Majalla" w:hAnsi="Sakkal Majalla" w:cs="Sakkal Majalla" w:hint="cs"/>
+          <w:sz w:val="28"/>
+          <w:szCs w:val="28"/>
+          <w:rtl/>
+          <w:lang w:val="de-DE" w:bidi="ar-AE"/>
+        </w:rPr>
+        <w:t>" بأن نكون مع الرب عند موتنا. لأن هذه الفكرة كانت دائمًا فرح القديسين ولقد نشرت نورها السماوي على أسِرَّة عدة من المحتضرين، كما سيستمر الحال كذلك، إن تأخر الرب.</w:t>
+      </w:r>
+    </w:p>
+    <w:p>
+      <w:pPr>
+        <w:jc w:val="both"/>
+        <w:rPr>
+          <w:rFonts w:ascii="Sakkal Majalla" w:hAnsi="Sakkal Majalla" w:cs="Sakkal Majalla"/>
+          <w:sz w:val="28"/>
+          <w:szCs w:val="28"/>
+          <w:rtl/>
+          <w:lang w:val="de-DE" w:bidi="ar-AE"/>
+        </w:rPr>
+      </w:pPr>
+      <w:r>
+        <w:rPr>
+          <w:rFonts w:ascii="Sakkal Majalla" w:hAnsi="Sakkal Majalla" w:cs="Sakkal Majalla" w:hint="cs"/>
+          <w:sz w:val="28"/>
+          <w:szCs w:val="28"/>
+          <w:rtl/>
+          <w:lang w:val="de-DE" w:bidi="ar-AE"/>
+        </w:rPr>
+        <w:t xml:space="preserve">الكتاب يتكلم بوضوح وجلاء عن سعادة المسيحي عند فراقه، عن امتيازه بأنه سيكون مع المسيح؛ فإنه يرى في ذلك السبب لفرح أعظم مما يستطيع </w:t>
+      </w:r>
+      <w:r>
+        <w:rPr>
+          <w:rFonts w:ascii="Sakkal Majalla" w:hAnsi="Sakkal Majalla" w:cs="Sakkal Majalla" w:hint="cs"/>
+          <w:sz w:val="28"/>
+          <w:szCs w:val="28"/>
+          <w:rtl/>
+          <w:lang w:val="de-DE" w:bidi="ar-AE"/>
+        </w:rPr>
+        <w:t>تأمين</w:t>
+      </w:r>
+      <w:r>
+        <w:rPr>
+          <w:rFonts w:ascii="Sakkal Majalla" w:hAnsi="Sakkal Majalla" w:cs="Sakkal Majalla" w:hint="cs"/>
+          <w:sz w:val="28"/>
+          <w:szCs w:val="28"/>
+          <w:rtl/>
+          <w:lang w:val="de-DE" w:bidi="ar-AE"/>
+        </w:rPr>
+        <w:t xml:space="preserve"> أسعد خدمة على الأرض. </w:t>
+      </w:r>
+      <w:r>
+        <w:rPr>
+          <w:rFonts w:ascii="Sakkal Majalla" w:hAnsi="Sakkal Majalla" w:cs="Sakkal Majalla" w:hint="cs"/>
+          <w:sz w:val="28"/>
+          <w:szCs w:val="28"/>
+          <w:rtl/>
+          <w:lang w:val="de-DE" w:bidi="ar-AE"/>
+        </w:rPr>
+        <w:t>لكنه يتكلم عن هذه السعادة وهذا التفاضل أيضًا بتوكيد شديد عند تناوله موضوع مجيء المسيح لأخذ جميع قديسيه إليه بهدف أن يشابهوه وليكونوا معه في المجد إلى الأبد. هذه ستكون الحالة الكاملة والتامة للبركة الأبدية، من بعد تمام عرس الحمل ومن ثم سنكون كل حين مع الرب.</w:t>
+      </w:r>
+    </w:p>
+    <w:p>
+      <w:pPr>
+        <w:jc w:val="both"/>
+        <w:rPr>
+          <w:rFonts w:ascii="Sakkal Majalla" w:hAnsi="Sakkal Majalla" w:cs="Sakkal Majalla"/>
+          <w:sz w:val="28"/>
+          <w:szCs w:val="28"/>
+          <w:rtl/>
+          <w:lang w:val="de-DE" w:bidi="ar-AE"/>
+        </w:rPr>
+      </w:pPr>
+    </w:p>
+    <w:p>
+      <w:pPr>
         <w:jc w:val="center"/>
         <w:rPr>
           <w:rFonts w:ascii="Sakkal Majalla" w:hAnsi="Sakkal Majalla" w:cs="Sakkal Majalla"/>
           <w:sz w:val="28"/>
           <w:szCs w:val="28"/>
           <w:rtl/>
+          <w:lang w:val="de-DE" w:bidi="ar-AE"/>
         </w:rPr>
       </w:pPr>
       <w:r>
@@ -700,6 +8882,7 @@
           <w:sz w:val="28"/>
           <w:szCs w:val="28"/>
           <w:rtl/>
+          <w:lang w:val="de-DE" w:bidi="ar-AE"/>
         </w:rPr>
         <w:t>-</w:t>
       </w:r>
@@ -709,23 +8892,29 @@
           <w:sz w:val="28"/>
           <w:szCs w:val="28"/>
           <w:rtl/>
-        </w:rPr>
-        <w:t xml:space="preserve"> </w:t>
-      </w:r>
-      <w:r>
-        <w:rPr>
-          <w:rFonts w:ascii="Sakkal Majalla" w:hAnsi="Sakkal Majalla" w:cs="Sakkal Majalla" w:hint="cs"/>
-          <w:sz w:val="28"/>
-          <w:szCs w:val="28"/>
-          <w:rtl/>
+          <w:lang w:val="de-DE" w:bidi="ar-AE"/>
+        </w:rPr>
+        <w:t xml:space="preserve"> </w:t>
+      </w:r>
+      <w:r>
+        <w:rPr>
+          <w:rFonts w:ascii="Sakkal Majalla" w:hAnsi="Sakkal Majalla" w:cs="Sakkal Majalla" w:hint="cs"/>
+          <w:sz w:val="28"/>
+          <w:szCs w:val="28"/>
+          <w:rtl/>
+          <w:lang w:val="de-DE" w:bidi="ar-AE"/>
         </w:rPr>
         <w:t>تم -</w:t>
       </w:r>
+      <w:bookmarkStart w:id="0" w:name="_GoBack"/>
+      <w:bookmarkEnd w:id="0"/>
     </w:p>
     <w:sectPr>
       <w:pgSz w:w="11906" w:h="16838"/>
-      <w:pgMar w:top="1440" w:right="1440" w:bottom="1440" w:left="1440" w:header="708" w:footer="708" w:gutter="0"/>
+      <w:pgMar w:top="1440" w:right="1800" w:bottom="1440" w:left="1800" w:header="708" w:footer="708" w:gutter="0"/>
       <w:cols w:space="708"/>
+      <w:bidi/>
+      <w:rtlGutter/>
       <w:docGrid w:linePitch="360"/>
     </w:sectPr>
   </w:body>
@@ -735,10 +8924,10 @@
 <file path=word/numbering.xml><?xml version="1.0" encoding="utf-8"?>
 <w:numbering xmlns:wpc="http://schemas.microsoft.com/office/word/2010/wordprocessingCanvas" xmlns:cx="http://schemas.microsoft.com/office/drawing/2014/chartex" xmlns:cx1="http://schemas.microsoft.com/office/drawing/2015/9/8/chartex" xmlns:cx2="http://schemas.microsoft.com/office/drawing/2015/10/21/chartex" xmlns:cx3="http://schemas.microsoft.com/office/drawing/2016/5/9/chartex" xmlns:cx4="http://schemas.microsoft.com/office/drawing/2016/5/10/chartex" xmlns:cx5="http://schemas.microsoft.com/office/drawing/2016/5/11/chartex" xmlns:cx6="http://schemas.microsoft.com/office/drawing/2016/5/12/chartex" xmlns:cx7="http://schemas.microsoft.com/office/drawing/2016/5/13/chartex" xmlns:cx8="http://schemas.microsoft.com/office/drawing/2016/5/14/chartex" xmlns:mc="http://schemas.openxmlformats.org/markup-compatibility/2006" xmlns:aink="http://schemas.microsoft.com/office/drawing/2016/ink" xmlns:am3d="http://schemas.microsoft.com/office/drawing/2017/model3d" xmlns:o="urn:schemas-microsoft-com:office:office" xmlns:r="http://schemas.openxmlformats.org/officeDocument/2006/relationships" xmlns:m="http://schemas.openxmlformats.org/officeDocument/2006/math" xmlns:v="urn:schemas-microsoft-com:vml" xmlns:wp14="http://schemas.microsoft.com/office/word/2010/wordprocessingDrawing" xmlns:wp="http://schemas.openxmlformats.org/drawingml/2006/wordprocessingDrawing" xmlns:w10="urn:schemas-microsoft-com:office:word" xmlns:w="http://schemas.openxmlformats.org/wordprocessingml/2006/main" xmlns:w14="http://schemas.microsoft.com/office/word/2010/wordml" xmlns:w15="http://schemas.microsoft.com/office/word/2012/wordml" xmlns:w16cid="http://schemas.microsoft.com/office/word/2016/wordml/cid" xmlns:w16se="http://schemas.microsoft.com/office/word/2015/wordml/symex" xmlns:wpg="http://schemas.microsoft.com/office/word/2010/wordprocessingGroup" xmlns:wpi="http://schemas.microsoft.com/office/word/2010/wordprocessingInk" xmlns:wne="http://schemas.microsoft.com/office/word/2006/wordml" xmlns:wps="http://schemas.microsoft.com/office/word/2010/wordprocessingShape" mc:Ignorable="w14 w15 w16se w16cid wp14">
   <w:abstractNum w:abstractNumId="0" w15:restartNumberingAfterBreak="0">
-    <w:nsid w:val="46741D0E"/>
+    <w:nsid w:val="4A710375"/>
     <w:multiLevelType w:val="hybridMultilevel"/>
-    <w:tmpl w:val="02362A3A"/>
-    <w:lvl w:ilvl="0" w:tplc="148CB700">
+    <w:tmpl w:val="11A66592"/>
+    <w:lvl w:ilvl="0" w:tplc="9BC434AC">
       <w:numFmt w:val="bullet"/>
       <w:lvlText w:val="-"/>
       <w:lvlJc w:val="left"/>
@@ -860,7 +9049,7 @@
         <w:rFonts w:asciiTheme="minorHAnsi" w:eastAsiaTheme="minorHAnsi" w:hAnsiTheme="minorHAnsi" w:cstheme="minorBidi"/>
         <w:sz w:val="22"/>
         <w:szCs w:val="22"/>
-        <w:lang w:eastAsia="en-US" w:bidi="ar-SA"/>
+        <w:lang w:val="en-US" w:eastAsia="en-US" w:bidi="ar-SA"/>
       </w:rPr>
     </w:rPrDefault>
     <w:pPrDefault>
@@ -869,7 +9058,7 @@
       </w:pPr>
     </w:pPrDefault>
   </w:docDefaults>
-  <w:latentStyles w:defLockedState="0" w:defUIPriority="99" w:defSemiHidden="0" w:defUnhideWhenUsed="0" w:defQFormat="0" w:count="376">
+  <w:latentStyles w:defLockedState="0" w:defUIPriority="99" w:defSemiHidden="0" w:defUnhideWhenUsed="0" w:defQFormat="0" w:count="377">
     <w:lsdException w:name="Normal" w:uiPriority="0" w:qFormat="1"/>
     <w:lsdException w:name="heading 1" w:uiPriority="9" w:qFormat="1"/>
     <w:lsdException w:name="heading 2" w:semiHidden="1" w:uiPriority="9" w:unhideWhenUsed="1" w:qFormat="1"/>
@@ -975,7 +9164,6 @@
     <w:lsdException w:name="HTML Sample" w:semiHidden="1" w:unhideWhenUsed="1"/>
     <w:lsdException w:name="HTML Typewriter" w:semiHidden="1" w:unhideWhenUsed="1"/>
     <w:lsdException w:name="HTML Variable" w:semiHidden="1" w:unhideWhenUsed="1"/>
-    <w:lsdException w:name="Normal Table" w:semiHidden="1" w:unhideWhenUsed="1"/>
     <w:lsdException w:name="annotation subject" w:semiHidden="1" w:unhideWhenUsed="1"/>
     <w:lsdException w:name="No List" w:semiHidden="1" w:unhideWhenUsed="1"/>
     <w:lsdException w:name="Outline List 1" w:semiHidden="1" w:unhideWhenUsed="1"/>
@@ -1022,10 +9210,8 @@
     <w:lsdException w:name="Table Subtle 2" w:semiHidden="1" w:unhideWhenUsed="1"/>
     <w:lsdException w:name="Table Web 1" w:semiHidden="1" w:unhideWhenUsed="1"/>
     <w:lsdException w:name="Table Web 2" w:semiHidden="1" w:unhideWhenUsed="1"/>
-    <w:lsdException w:name="Table Web 3" w:semiHidden="1" w:unhideWhenUsed="1"/>
     <w:lsdException w:name="Balloon Text" w:semiHidden="1" w:unhideWhenUsed="1"/>
     <w:lsdException w:name="Table Grid" w:uiPriority="39"/>
-    <w:lsdException w:name="Table Theme" w:semiHidden="1" w:unhideWhenUsed="1"/>
     <w:lsdException w:name="Placeholder Text" w:semiHidden="1"/>
     <w:lsdException w:name="No Spacing" w:uiPriority="1" w:qFormat="1"/>
     <w:lsdException w:name="Light Shading" w:uiPriority="60"/>
@@ -1246,10 +9432,14 @@
     <w:lsdException w:name="Hashtag" w:semiHidden="1" w:unhideWhenUsed="1"/>
     <w:lsdException w:name="Unresolved Mention" w:semiHidden="1" w:unhideWhenUsed="1"/>
     <w:lsdException w:name="Smart Link" w:semiHidden="1" w:unhideWhenUsed="1"/>
+    <w:lsdException w:name="Smart Link Error" w:semiHidden="1" w:unhideWhenUsed="1"/>
   </w:latentStyles>
   <w:style w:type="paragraph" w:default="1" w:styleId="Normal">
     <w:name w:val="Normal"/>
     <w:qFormat/>
+    <w:pPr>
+      <w:bidi/>
+    </w:pPr>
     <w:rPr>
       <w:lang w:bidi="ar-EG"/>
     </w:rPr>
@@ -1286,7 +9476,7 @@
     <w:basedOn w:val="DefaultParagraphFont"/>
     <w:uiPriority w:val="99"/>
     <w:unhideWhenUsed/>
-    <w:rsid w:val="00BF6AF9"/>
+    <w:rsid w:val="000F44E2"/>
     <w:rPr>
       <w:color w:val="0563C1" w:themeColor="hyperlink"/>
       <w:u w:val="single"/>
@@ -1298,7 +9488,7 @@
     <w:uiPriority w:val="99"/>
     <w:semiHidden/>
     <w:unhideWhenUsed/>
-    <w:rsid w:val="00BF6AF9"/>
+    <w:rsid w:val="000F44E2"/>
     <w:rPr>
       <w:color w:val="605E5C"/>
       <w:shd w:val="clear" w:color="auto" w:fill="E1DFDD"/>
@@ -1310,7 +9500,7 @@
     <w:uiPriority w:val="99"/>
     <w:semiHidden/>
     <w:unhideWhenUsed/>
-    <w:rsid w:val="002D1FA8"/>
+    <w:rsid w:val="00B205E5"/>
     <w:rPr>
       <w:color w:val="954F72" w:themeColor="followedHyperlink"/>
       <w:u w:val="single"/>
@@ -1321,7 +9511,7 @@
     <w:basedOn w:val="Normal"/>
     <w:uiPriority w:val="34"/>
     <w:qFormat/>
-    <w:rsid w:val="00FE22A6"/>
+    <w:rsid w:val="00DF5E88"/>
     <w:pPr>
       <w:ind w:left="720"/>
       <w:contextualSpacing/>
@@ -1331,7 +9521,7 @@
 </file>
 
 <file path=word/theme/theme1.xml><?xml version="1.0" encoding="utf-8"?>
-<a:theme xmlns:a="http://schemas.openxmlformats.org/drawingml/2006/main" name="ערכת נושא Office">
+<a:theme xmlns:a="http://schemas.openxmlformats.org/drawingml/2006/main" name="Office Theme">
   <a:themeElements>
     <a:clrScheme name="Office">
       <a:dk1>
